--- a/7-技术管理/运行记录类文件/070202-运维研发报告(截止2025年10月).docx
+++ b/7-技术管理/运行记录类文件/070202-运维研发报告(截止2025年10月).docx
@@ -125,7 +125,7 @@
         <w:pStyle w:val="24"/>
         <w:bidi w:val="0"/>
       </w:pPr>
-      <w:bookmarkStart w:id="0" w:name="_Toc4335"/>
+      <w:bookmarkStart w:id="0" w:name="_Toc28873"/>
       <w:r>
         <w:rPr>
           <w:rFonts w:hint="eastAsia"/>
@@ -144,7 +144,7 @@
           <w:lang w:val="en-US"/>
         </w:rPr>
       </w:pPr>
-      <w:bookmarkStart w:id="1" w:name="_Toc6698"/>
+      <w:bookmarkStart w:id="1" w:name="_Toc28513"/>
       <w:r>
         <w:rPr>
           <w:rFonts w:hint="eastAsia"/>
@@ -1486,7 +1486,7 @@
               <w:rFonts w:hint="eastAsia" w:ascii="宋体" w:hAnsi="宋体" w:eastAsia="宋体" w:cs="宋体"/>
               <w:szCs w:val="24"/>
             </w:rPr>
-            <w:instrText xml:space="preserve"> HYPERLINK \l _Toc4335 </w:instrText>
+            <w:instrText xml:space="preserve"> HYPERLINK \l _Toc28873 </w:instrText>
           </w:r>
           <w:r>
             <w:rPr>
@@ -1509,7 +1509,7 @@
             <w:fldChar w:fldCharType="begin"/>
           </w:r>
           <w:r>
-            <w:instrText xml:space="preserve"> PAGEREF _Toc4335 \h </w:instrText>
+            <w:instrText xml:space="preserve"> PAGEREF _Toc28873 \h </w:instrText>
           </w:r>
           <w:r>
             <w:fldChar w:fldCharType="separate"/>
@@ -1547,7 +1547,7 @@
               <w:rFonts w:hint="eastAsia" w:ascii="宋体" w:hAnsi="宋体" w:eastAsia="宋体" w:cs="宋体"/>
               <w:szCs w:val="24"/>
             </w:rPr>
-            <w:instrText xml:space="preserve"> HYPERLINK \l _Toc6698 </w:instrText>
+            <w:instrText xml:space="preserve"> HYPERLINK \l _Toc28513 </w:instrText>
           </w:r>
           <w:r>
             <w:rPr>
@@ -1570,7 +1570,7 @@
             <w:fldChar w:fldCharType="begin"/>
           </w:r>
           <w:r>
-            <w:instrText xml:space="preserve"> PAGEREF _Toc6698 \h </w:instrText>
+            <w:instrText xml:space="preserve"> PAGEREF _Toc28513 \h </w:instrText>
           </w:r>
           <w:r>
             <w:fldChar w:fldCharType="separate"/>
@@ -1608,7 +1608,7 @@
               <w:rFonts w:hint="eastAsia" w:ascii="宋体" w:hAnsi="宋体" w:eastAsia="宋体" w:cs="宋体"/>
               <w:szCs w:val="24"/>
             </w:rPr>
-            <w:instrText xml:space="preserve"> HYPERLINK \l _Toc15410 </w:instrText>
+            <w:instrText xml:space="preserve"> HYPERLINK \l _Toc22221 </w:instrText>
           </w:r>
           <w:r>
             <w:rPr>
@@ -1638,7 +1638,7 @@
             <w:fldChar w:fldCharType="begin"/>
           </w:r>
           <w:r>
-            <w:instrText xml:space="preserve"> PAGEREF _Toc15410 \h </w:instrText>
+            <w:instrText xml:space="preserve"> PAGEREF _Toc22221 \h </w:instrText>
           </w:r>
           <w:r>
             <w:fldChar w:fldCharType="separate"/>
@@ -1676,7 +1676,7 @@
               <w:rFonts w:hint="eastAsia" w:ascii="宋体" w:hAnsi="宋体" w:eastAsia="宋体" w:cs="宋体"/>
               <w:szCs w:val="24"/>
             </w:rPr>
-            <w:instrText xml:space="preserve"> HYPERLINK \l _Toc31977 </w:instrText>
+            <w:instrText xml:space="preserve"> HYPERLINK \l _Toc13471 </w:instrText>
           </w:r>
           <w:r>
             <w:rPr>
@@ -1706,7 +1706,7 @@
             <w:fldChar w:fldCharType="begin"/>
           </w:r>
           <w:r>
-            <w:instrText xml:space="preserve"> PAGEREF _Toc31977 \h </w:instrText>
+            <w:instrText xml:space="preserve"> PAGEREF _Toc13471 \h </w:instrText>
           </w:r>
           <w:r>
             <w:fldChar w:fldCharType="separate"/>
@@ -1744,7 +1744,7 @@
               <w:rFonts w:hint="eastAsia" w:ascii="宋体" w:hAnsi="宋体" w:eastAsia="宋体" w:cs="宋体"/>
               <w:szCs w:val="24"/>
             </w:rPr>
-            <w:instrText xml:space="preserve"> HYPERLINK \l _Toc26255 </w:instrText>
+            <w:instrText xml:space="preserve"> HYPERLINK \l _Toc26074 </w:instrText>
           </w:r>
           <w:r>
             <w:rPr>
@@ -1774,7 +1774,7 @@
             <w:fldChar w:fldCharType="begin"/>
           </w:r>
           <w:r>
-            <w:instrText xml:space="preserve"> PAGEREF _Toc26255 \h </w:instrText>
+            <w:instrText xml:space="preserve"> PAGEREF _Toc26074 \h </w:instrText>
           </w:r>
           <w:r>
             <w:fldChar w:fldCharType="separate"/>
@@ -1812,7 +1812,7 @@
               <w:rFonts w:hint="eastAsia" w:ascii="宋体" w:hAnsi="宋体" w:eastAsia="宋体" w:cs="宋体"/>
               <w:szCs w:val="24"/>
             </w:rPr>
-            <w:instrText xml:space="preserve"> HYPERLINK \l _Toc1435 </w:instrText>
+            <w:instrText xml:space="preserve"> HYPERLINK \l _Toc7494 </w:instrText>
           </w:r>
           <w:r>
             <w:rPr>
@@ -1842,7 +1842,7 @@
             <w:fldChar w:fldCharType="begin"/>
           </w:r>
           <w:r>
-            <w:instrText xml:space="preserve"> PAGEREF _Toc1435 \h </w:instrText>
+            <w:instrText xml:space="preserve"> PAGEREF _Toc7494 \h </w:instrText>
           </w:r>
           <w:r>
             <w:fldChar w:fldCharType="separate"/>
@@ -1880,7 +1880,7 @@
               <w:rFonts w:hint="eastAsia" w:ascii="宋体" w:hAnsi="宋体" w:eastAsia="宋体" w:cs="宋体"/>
               <w:szCs w:val="24"/>
             </w:rPr>
-            <w:instrText xml:space="preserve"> HYPERLINK \l _Toc13873 </w:instrText>
+            <w:instrText xml:space="preserve"> HYPERLINK \l _Toc21532 </w:instrText>
           </w:r>
           <w:r>
             <w:rPr>
@@ -1910,7 +1910,7 @@
             <w:fldChar w:fldCharType="begin"/>
           </w:r>
           <w:r>
-            <w:instrText xml:space="preserve"> PAGEREF _Toc13873 \h </w:instrText>
+            <w:instrText xml:space="preserve"> PAGEREF _Toc21532 \h </w:instrText>
           </w:r>
           <w:r>
             <w:fldChar w:fldCharType="separate"/>
@@ -1948,7 +1948,7 @@
               <w:rFonts w:hint="eastAsia" w:ascii="宋体" w:hAnsi="宋体" w:eastAsia="宋体" w:cs="宋体"/>
               <w:szCs w:val="24"/>
             </w:rPr>
-            <w:instrText xml:space="preserve"> HYPERLINK \l _Toc22064 </w:instrText>
+            <w:instrText xml:space="preserve"> HYPERLINK \l _Toc7421 </w:instrText>
           </w:r>
           <w:r>
             <w:rPr>
@@ -1978,7 +1978,7 @@
             <w:fldChar w:fldCharType="begin"/>
           </w:r>
           <w:r>
-            <w:instrText xml:space="preserve"> PAGEREF _Toc22064 \h </w:instrText>
+            <w:instrText xml:space="preserve"> PAGEREF _Toc7421 \h </w:instrText>
           </w:r>
           <w:r>
             <w:fldChar w:fldCharType="separate"/>
@@ -2016,7 +2016,7 @@
               <w:rFonts w:hint="eastAsia" w:ascii="宋体" w:hAnsi="宋体" w:eastAsia="宋体" w:cs="宋体"/>
               <w:szCs w:val="24"/>
             </w:rPr>
-            <w:instrText xml:space="preserve"> HYPERLINK \l _Toc4126 </w:instrText>
+            <w:instrText xml:space="preserve"> HYPERLINK \l _Toc11294 </w:instrText>
           </w:r>
           <w:r>
             <w:rPr>
@@ -2046,7 +2046,7 @@
             <w:fldChar w:fldCharType="begin"/>
           </w:r>
           <w:r>
-            <w:instrText xml:space="preserve"> PAGEREF _Toc4126 \h </w:instrText>
+            <w:instrText xml:space="preserve"> PAGEREF _Toc11294 \h </w:instrText>
           </w:r>
           <w:r>
             <w:fldChar w:fldCharType="separate"/>
@@ -2084,7 +2084,7 @@
               <w:rFonts w:hint="eastAsia" w:ascii="宋体" w:hAnsi="宋体" w:eastAsia="宋体" w:cs="宋体"/>
               <w:szCs w:val="24"/>
             </w:rPr>
-            <w:instrText xml:space="preserve"> HYPERLINK \l _Toc18180 </w:instrText>
+            <w:instrText xml:space="preserve"> HYPERLINK \l _Toc27548 </w:instrText>
           </w:r>
           <w:r>
             <w:rPr>
@@ -2114,7 +2114,7 @@
             <w:fldChar w:fldCharType="begin"/>
           </w:r>
           <w:r>
-            <w:instrText xml:space="preserve"> PAGEREF _Toc18180 \h </w:instrText>
+            <w:instrText xml:space="preserve"> PAGEREF _Toc27548 \h </w:instrText>
           </w:r>
           <w:r>
             <w:fldChar w:fldCharType="separate"/>
@@ -2152,7 +2152,7 @@
               <w:rFonts w:hint="eastAsia" w:ascii="宋体" w:hAnsi="宋体" w:eastAsia="宋体" w:cs="宋体"/>
               <w:szCs w:val="24"/>
             </w:rPr>
-            <w:instrText xml:space="preserve"> HYPERLINK \l _Toc7403 </w:instrText>
+            <w:instrText xml:space="preserve"> HYPERLINK \l _Toc10221 </w:instrText>
           </w:r>
           <w:r>
             <w:rPr>
@@ -2182,7 +2182,7 @@
             <w:fldChar w:fldCharType="begin"/>
           </w:r>
           <w:r>
-            <w:instrText xml:space="preserve"> PAGEREF _Toc7403 \h </w:instrText>
+            <w:instrText xml:space="preserve"> PAGEREF _Toc10221 \h </w:instrText>
           </w:r>
           <w:r>
             <w:fldChar w:fldCharType="separate"/>
@@ -2220,7 +2220,7 @@
               <w:rFonts w:hint="eastAsia" w:ascii="宋体" w:hAnsi="宋体" w:eastAsia="宋体" w:cs="宋体"/>
               <w:szCs w:val="24"/>
             </w:rPr>
-            <w:instrText xml:space="preserve"> HYPERLINK \l _Toc29020 </w:instrText>
+            <w:instrText xml:space="preserve"> HYPERLINK \l _Toc32328 </w:instrText>
           </w:r>
           <w:r>
             <w:rPr>
@@ -2250,7 +2250,7 @@
             <w:fldChar w:fldCharType="begin"/>
           </w:r>
           <w:r>
-            <w:instrText xml:space="preserve"> PAGEREF _Toc29020 \h </w:instrText>
+            <w:instrText xml:space="preserve"> PAGEREF _Toc32328 \h </w:instrText>
           </w:r>
           <w:r>
             <w:fldChar w:fldCharType="separate"/>
@@ -2326,7 +2326,8 @@
           <w:lang w:val="en-US" w:eastAsia="zh-CN"/>
         </w:rPr>
       </w:pPr>
-      <w:bookmarkStart w:id="2" w:name="_Toc15408"/>
+      <w:bookmarkStart w:id="2" w:name="_Toc22221"/>
+      <w:bookmarkStart w:id="3" w:name="_Toc15408"/>
       <w:r>
         <w:rPr>
           <w:rFonts w:hint="eastAsia"/>
@@ -2335,6 +2336,7 @@
         <w:t>运维工具研发进度</w:t>
       </w:r>
       <w:bookmarkEnd w:id="2"/>
+      <w:bookmarkEnd w:id="3"/>
     </w:p>
     <w:p>
       <w:pPr>
@@ -2345,7 +2347,7 @@
           <w:lang w:val="en-US" w:eastAsia="zh-CN"/>
         </w:rPr>
       </w:pPr>
-      <w:bookmarkStart w:id="3" w:name="_Toc31977"/>
+      <w:bookmarkStart w:id="4" w:name="_Toc13471"/>
       <w:r>
         <w:rPr>
           <w:rFonts w:hint="eastAsia"/>
@@ -2353,7 +2355,7 @@
         </w:rPr>
         <w:t>研发进度</w:t>
       </w:r>
-      <w:bookmarkEnd w:id="3"/>
+      <w:bookmarkEnd w:id="4"/>
     </w:p>
     <w:p>
       <w:pPr>
@@ -2686,19 +2688,27 @@
           </w:tcPr>
           <w:p>
             <w:pPr>
-              <w:pStyle w:val="29"/>
-              <w:widowControl w:val="0"/>
-              <w:ind w:left="0" w:leftChars="0" w:firstLine="0" w:firstLineChars="0"/>
+              <w:keepNext w:val="0"/>
+              <w:keepLines w:val="0"/>
+              <w:pageBreakBefore w:val="0"/>
+              <w:widowControl w:val="0"/>
+              <w:numPr>
+                <w:ilvl w:val="0"/>
+                <w:numId w:val="0"/>
+              </w:numPr>
+              <w:wordWrap/>
+              <w:overflowPunct/>
+              <w:topLinePunct w:val="0"/>
+              <w:bidi w:val="0"/>
+              <w:ind w:leftChars="0"/>
               <w:rPr>
                 <w:rFonts w:hint="default"/>
-                <w:vertAlign w:val="baseline"/>
                 <w:lang w:val="en-US" w:eastAsia="zh-CN"/>
               </w:rPr>
             </w:pPr>
             <w:r>
               <w:rPr>
                 <w:rFonts w:hint="eastAsia"/>
-                <w:vertAlign w:val="baseline"/>
                 <w:lang w:val="en-US" w:eastAsia="zh-CN"/>
               </w:rPr>
               <w:t>项目规划</w:t>
@@ -2708,14 +2718,22 @@
         <w:tc>
           <w:tcPr>
             <w:tcW w:w="3417" w:type="dxa"/>
-          </w:tcPr>
-          <w:p>
-            <w:pPr>
+            <w:vAlign w:val="top"/>
+          </w:tcPr>
+          <w:p>
+            <w:pPr>
+              <w:keepNext w:val="0"/>
+              <w:keepLines w:val="0"/>
+              <w:pageBreakBefore w:val="0"/>
               <w:widowControl w:val="0"/>
               <w:numPr>
                 <w:ilvl w:val="0"/>
                 <w:numId w:val="3"/>
               </w:numPr>
+              <w:wordWrap/>
+              <w:overflowPunct/>
+              <w:topLinePunct w:val="0"/>
+              <w:bidi w:val="0"/>
               <w:ind w:left="425" w:leftChars="0" w:hanging="425" w:firstLineChars="0"/>
             </w:pPr>
             <w:r>
@@ -2724,11 +2742,18 @@
           </w:p>
           <w:p>
             <w:pPr>
+              <w:keepNext w:val="0"/>
+              <w:keepLines w:val="0"/>
+              <w:pageBreakBefore w:val="0"/>
               <w:widowControl w:val="0"/>
               <w:numPr>
                 <w:ilvl w:val="0"/>
                 <w:numId w:val="3"/>
               </w:numPr>
+              <w:wordWrap/>
+              <w:overflowPunct/>
+              <w:topLinePunct w:val="0"/>
+              <w:bidi w:val="0"/>
               <w:ind w:left="425" w:leftChars="0" w:hanging="425" w:firstLineChars="0"/>
               <w:rPr>
                 <w:rFonts w:hint="eastAsia"/>
@@ -2827,19 +2852,27 @@
           </w:tcPr>
           <w:p>
             <w:pPr>
-              <w:pStyle w:val="29"/>
-              <w:widowControl w:val="0"/>
-              <w:ind w:left="0" w:leftChars="0" w:firstLine="0" w:firstLineChars="0"/>
+              <w:keepNext w:val="0"/>
+              <w:keepLines w:val="0"/>
+              <w:pageBreakBefore w:val="0"/>
+              <w:widowControl w:val="0"/>
+              <w:numPr>
+                <w:ilvl w:val="0"/>
+                <w:numId w:val="0"/>
+              </w:numPr>
+              <w:wordWrap/>
+              <w:overflowPunct/>
+              <w:topLinePunct w:val="0"/>
+              <w:bidi w:val="0"/>
+              <w:ind w:leftChars="0"/>
               <w:rPr>
                 <w:rFonts w:hint="default"/>
-                <w:vertAlign w:val="baseline"/>
                 <w:lang w:val="en-US" w:eastAsia="zh-CN"/>
               </w:rPr>
             </w:pPr>
             <w:r>
               <w:rPr>
                 <w:rFonts w:hint="eastAsia"/>
-                <w:vertAlign w:val="baseline"/>
                 <w:lang w:val="en-US" w:eastAsia="zh-CN"/>
               </w:rPr>
               <w:t>需求分析</w:t>
@@ -2849,14 +2882,22 @@
         <w:tc>
           <w:tcPr>
             <w:tcW w:w="3417" w:type="dxa"/>
-          </w:tcPr>
-          <w:p>
-            <w:pPr>
+            <w:vAlign w:val="top"/>
+          </w:tcPr>
+          <w:p>
+            <w:pPr>
+              <w:keepNext w:val="0"/>
+              <w:keepLines w:val="0"/>
+              <w:pageBreakBefore w:val="0"/>
               <w:widowControl w:val="0"/>
               <w:numPr>
                 <w:ilvl w:val="0"/>
                 <w:numId w:val="4"/>
               </w:numPr>
+              <w:wordWrap/>
+              <w:overflowPunct/>
+              <w:topLinePunct w:val="0"/>
+              <w:bidi w:val="0"/>
               <w:ind w:left="425" w:leftChars="0" w:hanging="425" w:firstLineChars="0"/>
               <w:rPr>
                 <w:rFonts w:hint="eastAsia"/>
@@ -2955,19 +2996,27 @@
           </w:tcPr>
           <w:p>
             <w:pPr>
-              <w:pStyle w:val="29"/>
-              <w:widowControl w:val="0"/>
-              <w:ind w:left="0" w:leftChars="0" w:firstLine="0" w:firstLineChars="0"/>
+              <w:keepNext w:val="0"/>
+              <w:keepLines w:val="0"/>
+              <w:pageBreakBefore w:val="0"/>
+              <w:widowControl w:val="0"/>
+              <w:numPr>
+                <w:ilvl w:val="0"/>
+                <w:numId w:val="0"/>
+              </w:numPr>
+              <w:wordWrap/>
+              <w:overflowPunct/>
+              <w:topLinePunct w:val="0"/>
+              <w:bidi w:val="0"/>
+              <w:ind w:leftChars="0"/>
               <w:rPr>
                 <w:rFonts w:hint="default"/>
-                <w:vertAlign w:val="baseline"/>
                 <w:lang w:val="en-US" w:eastAsia="zh-CN"/>
               </w:rPr>
             </w:pPr>
             <w:r>
               <w:rPr>
                 <w:rFonts w:hint="eastAsia"/>
-                <w:vertAlign w:val="baseline"/>
                 <w:lang w:val="en-US" w:eastAsia="zh-CN"/>
               </w:rPr>
               <w:t>项目筹划、设计</w:t>
@@ -2977,14 +3026,22 @@
         <w:tc>
           <w:tcPr>
             <w:tcW w:w="3417" w:type="dxa"/>
-          </w:tcPr>
-          <w:p>
-            <w:pPr>
+            <w:vAlign w:val="top"/>
+          </w:tcPr>
+          <w:p>
+            <w:pPr>
+              <w:keepNext w:val="0"/>
+              <w:keepLines w:val="0"/>
+              <w:pageBreakBefore w:val="0"/>
               <w:widowControl w:val="0"/>
               <w:numPr>
                 <w:ilvl w:val="0"/>
                 <w:numId w:val="5"/>
               </w:numPr>
+              <w:wordWrap/>
+              <w:overflowPunct/>
+              <w:topLinePunct w:val="0"/>
+              <w:bidi w:val="0"/>
               <w:ind w:left="425" w:leftChars="0" w:hanging="425" w:firstLineChars="0"/>
             </w:pPr>
             <w:r>
@@ -2993,11 +3050,18 @@
           </w:p>
           <w:p>
             <w:pPr>
+              <w:keepNext w:val="0"/>
+              <w:keepLines w:val="0"/>
+              <w:pageBreakBefore w:val="0"/>
               <w:widowControl w:val="0"/>
               <w:numPr>
                 <w:ilvl w:val="0"/>
                 <w:numId w:val="5"/>
               </w:numPr>
+              <w:wordWrap/>
+              <w:overflowPunct/>
+              <w:topLinePunct w:val="0"/>
+              <w:bidi w:val="0"/>
               <w:ind w:left="425" w:leftChars="0" w:hanging="425" w:firstLineChars="0"/>
             </w:pPr>
             <w:r>
@@ -3006,11 +3070,18 @@
           </w:p>
           <w:p>
             <w:pPr>
+              <w:keepNext w:val="0"/>
+              <w:keepLines w:val="0"/>
+              <w:pageBreakBefore w:val="0"/>
               <w:widowControl w:val="0"/>
               <w:numPr>
                 <w:ilvl w:val="0"/>
                 <w:numId w:val="5"/>
               </w:numPr>
+              <w:wordWrap/>
+              <w:overflowPunct/>
+              <w:topLinePunct w:val="0"/>
+              <w:bidi w:val="0"/>
               <w:ind w:left="425" w:leftChars="0" w:hanging="425" w:firstLineChars="0"/>
               <w:rPr>
                 <w:rFonts w:hint="eastAsia"/>
@@ -3110,20 +3181,27 @@
           </w:tcPr>
           <w:p>
             <w:pPr>
-              <w:pStyle w:val="29"/>
-              <w:widowControl w:val="0"/>
-              <w:ind w:left="0" w:leftChars="0" w:firstLine="0" w:firstLineChars="0"/>
-              <w:jc w:val="center"/>
+              <w:keepNext w:val="0"/>
+              <w:keepLines w:val="0"/>
+              <w:pageBreakBefore w:val="0"/>
+              <w:widowControl w:val="0"/>
+              <w:numPr>
+                <w:ilvl w:val="0"/>
+                <w:numId w:val="0"/>
+              </w:numPr>
+              <w:wordWrap/>
+              <w:overflowPunct/>
+              <w:topLinePunct w:val="0"/>
+              <w:bidi w:val="0"/>
+              <w:ind w:leftChars="0"/>
               <w:rPr>
                 <w:rFonts w:hint="default"/>
-                <w:vertAlign w:val="baseline"/>
                 <w:lang w:val="en-US" w:eastAsia="zh-CN"/>
               </w:rPr>
             </w:pPr>
             <w:r>
               <w:rPr>
                 <w:rFonts w:hint="eastAsia"/>
-                <w:vertAlign w:val="baseline"/>
                 <w:lang w:val="en-US" w:eastAsia="zh-CN"/>
               </w:rPr>
               <w:t>开发、测试</w:t>
@@ -3133,14 +3211,22 @@
         <w:tc>
           <w:tcPr>
             <w:tcW w:w="3417" w:type="dxa"/>
-          </w:tcPr>
-          <w:p>
-            <w:pPr>
+            <w:vAlign w:val="top"/>
+          </w:tcPr>
+          <w:p>
+            <w:pPr>
+              <w:keepNext w:val="0"/>
+              <w:keepLines w:val="0"/>
+              <w:pageBreakBefore w:val="0"/>
               <w:widowControl w:val="0"/>
               <w:numPr>
                 <w:ilvl w:val="0"/>
                 <w:numId w:val="6"/>
               </w:numPr>
+              <w:wordWrap/>
+              <w:overflowPunct/>
+              <w:topLinePunct w:val="0"/>
+              <w:bidi w:val="0"/>
               <w:ind w:left="425" w:leftChars="0" w:hanging="425" w:firstLineChars="0"/>
               <w:rPr>
                 <w:rFonts w:hint="default"/>
@@ -3152,7 +3238,7 @@
                 <w:rFonts w:hint="eastAsia"/>
                 <w:lang w:val="en-US" w:eastAsia="zh-CN"/>
               </w:rPr>
-              <w:t>完善新建用例功能，支持导入测试用例，用例支持选择用例类型</w:t>
+              <w:t>告警规则配置与维护模块</w:t>
             </w:r>
           </w:p>
         </w:tc>
@@ -3250,12 +3336,21 @@
           </w:tcPr>
           <w:p>
             <w:pPr>
-              <w:pStyle w:val="29"/>
-              <w:widowControl w:val="0"/>
-              <w:ind w:left="0" w:leftChars="0" w:firstLine="0" w:firstLineChars="0"/>
+              <w:keepNext w:val="0"/>
+              <w:keepLines w:val="0"/>
+              <w:pageBreakBefore w:val="0"/>
+              <w:widowControl w:val="0"/>
+              <w:numPr>
+                <w:ilvl w:val="0"/>
+                <w:numId w:val="0"/>
+              </w:numPr>
+              <w:wordWrap/>
+              <w:overflowPunct/>
+              <w:topLinePunct w:val="0"/>
+              <w:bidi w:val="0"/>
+              <w:ind w:leftChars="0"/>
               <w:rPr>
                 <w:rFonts w:hint="eastAsia"/>
-                <w:vertAlign w:val="baseline"/>
                 <w:lang w:val="en-US" w:eastAsia="zh-CN"/>
               </w:rPr>
             </w:pPr>
@@ -3264,14 +3359,22 @@
         <w:tc>
           <w:tcPr>
             <w:tcW w:w="3417" w:type="dxa"/>
-          </w:tcPr>
-          <w:p>
-            <w:pPr>
+            <w:vAlign w:val="top"/>
+          </w:tcPr>
+          <w:p>
+            <w:pPr>
+              <w:keepNext w:val="0"/>
+              <w:keepLines w:val="0"/>
+              <w:pageBreakBefore w:val="0"/>
               <w:widowControl w:val="0"/>
               <w:numPr>
                 <w:ilvl w:val="0"/>
                 <w:numId w:val="6"/>
               </w:numPr>
+              <w:wordWrap/>
+              <w:overflowPunct/>
+              <w:topLinePunct w:val="0"/>
+              <w:bidi w:val="0"/>
               <w:ind w:left="425" w:leftChars="0" w:hanging="425" w:firstLineChars="0"/>
               <w:rPr>
                 <w:rFonts w:hint="default"/>
@@ -3283,7 +3386,7 @@
                 <w:rFonts w:hint="eastAsia"/>
                 <w:lang w:val="en-US" w:eastAsia="zh-CN"/>
               </w:rPr>
-              <w:t>完善执行用例功能，可将用例转为BUG</w:t>
+              <w:t>Alertmanager集成与配置中心模块</w:t>
             </w:r>
           </w:p>
         </w:tc>
@@ -3381,12 +3484,21 @@
           </w:tcPr>
           <w:p>
             <w:pPr>
-              <w:pStyle w:val="29"/>
-              <w:widowControl w:val="0"/>
-              <w:ind w:left="0" w:leftChars="0" w:firstLine="0" w:firstLineChars="0"/>
+              <w:keepNext w:val="0"/>
+              <w:keepLines w:val="0"/>
+              <w:pageBreakBefore w:val="0"/>
+              <w:widowControl w:val="0"/>
+              <w:numPr>
+                <w:ilvl w:val="0"/>
+                <w:numId w:val="0"/>
+              </w:numPr>
+              <w:wordWrap/>
+              <w:overflowPunct/>
+              <w:topLinePunct w:val="0"/>
+              <w:bidi w:val="0"/>
+              <w:ind w:leftChars="0"/>
               <w:rPr>
                 <w:rFonts w:hint="eastAsia"/>
-                <w:vertAlign w:val="baseline"/>
                 <w:lang w:val="en-US" w:eastAsia="zh-CN"/>
               </w:rPr>
             </w:pPr>
@@ -3395,14 +3507,22 @@
         <w:tc>
           <w:tcPr>
             <w:tcW w:w="3417" w:type="dxa"/>
-          </w:tcPr>
-          <w:p>
-            <w:pPr>
+            <w:vAlign w:val="top"/>
+          </w:tcPr>
+          <w:p>
+            <w:pPr>
+              <w:keepNext w:val="0"/>
+              <w:keepLines w:val="0"/>
+              <w:pageBreakBefore w:val="0"/>
               <w:widowControl w:val="0"/>
               <w:numPr>
                 <w:ilvl w:val="0"/>
                 <w:numId w:val="6"/>
               </w:numPr>
+              <w:wordWrap/>
+              <w:overflowPunct/>
+              <w:topLinePunct w:val="0"/>
+              <w:bidi w:val="0"/>
               <w:ind w:left="425" w:leftChars="0" w:hanging="425" w:firstLineChars="0"/>
               <w:rPr>
                 <w:rFonts w:hint="default"/>
@@ -3414,7 +3534,7 @@
                 <w:rFonts w:hint="eastAsia"/>
                 <w:lang w:val="en-US" w:eastAsia="zh-CN"/>
               </w:rPr>
-              <w:t>完善提交BUG模块，可批量导入BUG,同时支持导出BUG</w:t>
+              <w:t>邮件告警通道实现模块</w:t>
             </w:r>
           </w:p>
         </w:tc>
@@ -3512,12 +3632,21 @@
           </w:tcPr>
           <w:p>
             <w:pPr>
-              <w:pStyle w:val="29"/>
-              <w:widowControl w:val="0"/>
-              <w:ind w:left="0" w:leftChars="0" w:firstLine="0" w:firstLineChars="0"/>
+              <w:keepNext w:val="0"/>
+              <w:keepLines w:val="0"/>
+              <w:pageBreakBefore w:val="0"/>
+              <w:widowControl w:val="0"/>
+              <w:numPr>
+                <w:ilvl w:val="0"/>
+                <w:numId w:val="0"/>
+              </w:numPr>
+              <w:wordWrap/>
+              <w:overflowPunct/>
+              <w:topLinePunct w:val="0"/>
+              <w:bidi w:val="0"/>
+              <w:ind w:leftChars="0"/>
               <w:rPr>
                 <w:rFonts w:hint="eastAsia"/>
-                <w:vertAlign w:val="baseline"/>
                 <w:lang w:val="en-US" w:eastAsia="zh-CN"/>
               </w:rPr>
             </w:pPr>
@@ -3526,14 +3655,22 @@
         <w:tc>
           <w:tcPr>
             <w:tcW w:w="3417" w:type="dxa"/>
-          </w:tcPr>
-          <w:p>
-            <w:pPr>
+            <w:vAlign w:val="top"/>
+          </w:tcPr>
+          <w:p>
+            <w:pPr>
+              <w:keepNext w:val="0"/>
+              <w:keepLines w:val="0"/>
+              <w:pageBreakBefore w:val="0"/>
               <w:widowControl w:val="0"/>
               <w:numPr>
                 <w:ilvl w:val="0"/>
                 <w:numId w:val="6"/>
               </w:numPr>
+              <w:wordWrap/>
+              <w:overflowPunct/>
+              <w:topLinePunct w:val="0"/>
+              <w:bidi w:val="0"/>
               <w:ind w:left="425" w:leftChars="0" w:hanging="425" w:firstLineChars="0"/>
               <w:rPr>
                 <w:rFonts w:hint="default"/>
@@ -3545,7 +3682,7 @@
                 <w:rFonts w:hint="eastAsia"/>
                 <w:lang w:val="en-US" w:eastAsia="zh-CN"/>
               </w:rPr>
-              <w:t>BUG导出功能支持导出字段人工选择，</w:t>
+              <w:t>企业微信告警通道实现模块</w:t>
             </w:r>
           </w:p>
         </w:tc>
@@ -3643,12 +3780,21 @@
           </w:tcPr>
           <w:p>
             <w:pPr>
-              <w:pStyle w:val="29"/>
-              <w:widowControl w:val="0"/>
-              <w:ind w:left="0" w:leftChars="0" w:firstLine="0" w:firstLineChars="0"/>
+              <w:keepNext w:val="0"/>
+              <w:keepLines w:val="0"/>
+              <w:pageBreakBefore w:val="0"/>
+              <w:widowControl w:val="0"/>
+              <w:numPr>
+                <w:ilvl w:val="0"/>
+                <w:numId w:val="0"/>
+              </w:numPr>
+              <w:wordWrap/>
+              <w:overflowPunct/>
+              <w:topLinePunct w:val="0"/>
+              <w:bidi w:val="0"/>
+              <w:ind w:leftChars="0"/>
               <w:rPr>
                 <w:rFonts w:hint="eastAsia"/>
-                <w:vertAlign w:val="baseline"/>
                 <w:lang w:val="en-US" w:eastAsia="zh-CN"/>
               </w:rPr>
             </w:pPr>
@@ -3657,14 +3803,22 @@
         <w:tc>
           <w:tcPr>
             <w:tcW w:w="3417" w:type="dxa"/>
-          </w:tcPr>
-          <w:p>
-            <w:pPr>
+            <w:vAlign w:val="top"/>
+          </w:tcPr>
+          <w:p>
+            <w:pPr>
+              <w:keepNext w:val="0"/>
+              <w:keepLines w:val="0"/>
+              <w:pageBreakBefore w:val="0"/>
               <w:widowControl w:val="0"/>
               <w:numPr>
                 <w:ilvl w:val="0"/>
                 <w:numId w:val="6"/>
               </w:numPr>
+              <w:wordWrap/>
+              <w:overflowPunct/>
+              <w:topLinePunct w:val="0"/>
+              <w:bidi w:val="0"/>
               <w:ind w:left="425" w:leftChars="0" w:hanging="425" w:firstLineChars="0"/>
               <w:rPr>
                 <w:rFonts w:hint="default"/>
@@ -3676,7 +3830,7 @@
                 <w:rFonts w:hint="eastAsia"/>
                 <w:lang w:val="en-US" w:eastAsia="zh-CN"/>
               </w:rPr>
-              <w:t>BUG报告面板查看</w:t>
+              <w:t>告警管理平台与可视化模块</w:t>
             </w:r>
           </w:p>
         </w:tc>
@@ -3776,23 +3930,27 @@
           </w:tcPr>
           <w:p>
             <w:pPr>
-              <w:pStyle w:val="29"/>
-              <w:widowControl w:val="0"/>
-              <w:ind w:left="0" w:leftChars="0" w:firstLine="0" w:firstLineChars="0"/>
+              <w:keepNext w:val="0"/>
+              <w:keepLines w:val="0"/>
+              <w:pageBreakBefore w:val="0"/>
+              <w:widowControl w:val="0"/>
+              <w:numPr>
+                <w:ilvl w:val="0"/>
+                <w:numId w:val="0"/>
+              </w:numPr>
+              <w:wordWrap/>
+              <w:overflowPunct/>
+              <w:topLinePunct w:val="0"/>
+              <w:bidi w:val="0"/>
+              <w:ind w:leftChars="0"/>
               <w:rPr>
                 <w:rFonts w:hint="default"/>
-                <w:sz w:val="24"/>
-                <w:szCs w:val="24"/>
-                <w:vertAlign w:val="baseline"/>
                 <w:lang w:val="en-US" w:eastAsia="zh-CN"/>
               </w:rPr>
             </w:pPr>
             <w:r>
               <w:rPr>
                 <w:rFonts w:hint="eastAsia"/>
-                <w:sz w:val="24"/>
-                <w:szCs w:val="24"/>
-                <w:vertAlign w:val="baseline"/>
                 <w:lang w:val="en-US" w:eastAsia="zh-CN"/>
               </w:rPr>
               <w:t>上线试运行</w:t>
@@ -3802,14 +3960,22 @@
         <w:tc>
           <w:tcPr>
             <w:tcW w:w="3417" w:type="dxa"/>
-          </w:tcPr>
-          <w:p>
-            <w:pPr>
+            <w:vAlign w:val="top"/>
+          </w:tcPr>
+          <w:p>
+            <w:pPr>
+              <w:keepNext w:val="0"/>
+              <w:keepLines w:val="0"/>
+              <w:pageBreakBefore w:val="0"/>
               <w:widowControl w:val="0"/>
               <w:numPr>
                 <w:ilvl w:val="0"/>
                 <w:numId w:val="7"/>
               </w:numPr>
+              <w:wordWrap/>
+              <w:overflowPunct/>
+              <w:topLinePunct w:val="0"/>
+              <w:bidi w:val="0"/>
               <w:ind w:left="425" w:leftChars="0" w:hanging="425" w:firstLineChars="0"/>
               <w:rPr>
                 <w:rFonts w:hint="default"/>
@@ -3821,8 +3987,6 @@
             <w:r>
               <w:rPr>
                 <w:rFonts w:hint="eastAsia"/>
-                <w:sz w:val="24"/>
-                <w:szCs w:val="24"/>
                 <w:lang w:val="en-US" w:eastAsia="zh-CN"/>
               </w:rPr>
               <w:t>测试完成后，首先在平台运维组试运行</w:t>
@@ -3925,23 +4089,27 @@
           </w:tcPr>
           <w:p>
             <w:pPr>
-              <w:pStyle w:val="29"/>
-              <w:widowControl w:val="0"/>
-              <w:ind w:left="0" w:leftChars="0" w:firstLine="0" w:firstLineChars="0"/>
+              <w:keepNext w:val="0"/>
+              <w:keepLines w:val="0"/>
+              <w:pageBreakBefore w:val="0"/>
+              <w:widowControl w:val="0"/>
+              <w:numPr>
+                <w:ilvl w:val="0"/>
+                <w:numId w:val="0"/>
+              </w:numPr>
+              <w:wordWrap/>
+              <w:overflowPunct/>
+              <w:topLinePunct w:val="0"/>
+              <w:bidi w:val="0"/>
+              <w:ind w:leftChars="0"/>
               <w:rPr>
                 <w:rFonts w:hint="default"/>
-                <w:sz w:val="24"/>
-                <w:szCs w:val="24"/>
-                <w:vertAlign w:val="baseline"/>
                 <w:lang w:val="en-US" w:eastAsia="zh-CN"/>
               </w:rPr>
             </w:pPr>
             <w:r>
               <w:rPr>
                 <w:rFonts w:hint="eastAsia"/>
-                <w:sz w:val="24"/>
-                <w:szCs w:val="24"/>
-                <w:vertAlign w:val="baseline"/>
                 <w:lang w:val="en-US" w:eastAsia="zh-CN"/>
               </w:rPr>
               <w:t>BUG修复功能完善</w:t>
@@ -3951,14 +4119,22 @@
         <w:tc>
           <w:tcPr>
             <w:tcW w:w="3417" w:type="dxa"/>
-          </w:tcPr>
-          <w:p>
-            <w:pPr>
+            <w:vAlign w:val="top"/>
+          </w:tcPr>
+          <w:p>
+            <w:pPr>
+              <w:keepNext w:val="0"/>
+              <w:keepLines w:val="0"/>
+              <w:pageBreakBefore w:val="0"/>
               <w:widowControl w:val="0"/>
               <w:numPr>
                 <w:ilvl w:val="0"/>
                 <w:numId w:val="8"/>
               </w:numPr>
+              <w:wordWrap/>
+              <w:overflowPunct/>
+              <w:topLinePunct w:val="0"/>
+              <w:bidi w:val="0"/>
               <w:ind w:left="425" w:leftChars="0" w:hanging="425" w:firstLineChars="0"/>
               <w:rPr>
                 <w:rFonts w:hint="default"/>
@@ -3970,8 +4146,6 @@
             <w:r>
               <w:rPr>
                 <w:rFonts w:hint="eastAsia"/>
-                <w:sz w:val="24"/>
-                <w:szCs w:val="24"/>
                 <w:lang w:val="en-US" w:eastAsia="zh-CN"/>
               </w:rPr>
               <w:t>修复使用过程中发现的BUG</w:t>
@@ -4069,23 +4243,27 @@
           </w:tcPr>
           <w:p>
             <w:pPr>
-              <w:pStyle w:val="29"/>
-              <w:widowControl w:val="0"/>
-              <w:ind w:left="0" w:leftChars="0" w:firstLine="0" w:firstLineChars="0"/>
+              <w:keepNext w:val="0"/>
+              <w:keepLines w:val="0"/>
+              <w:pageBreakBefore w:val="0"/>
+              <w:widowControl w:val="0"/>
+              <w:numPr>
+                <w:ilvl w:val="0"/>
+                <w:numId w:val="0"/>
+              </w:numPr>
+              <w:wordWrap/>
+              <w:overflowPunct/>
+              <w:topLinePunct w:val="0"/>
+              <w:bidi w:val="0"/>
+              <w:ind w:leftChars="0"/>
               <w:rPr>
                 <w:rFonts w:hint="default"/>
-                <w:sz w:val="24"/>
-                <w:szCs w:val="24"/>
-                <w:vertAlign w:val="baseline"/>
                 <w:lang w:val="en-US" w:eastAsia="zh-CN"/>
               </w:rPr>
             </w:pPr>
             <w:r>
               <w:rPr>
                 <w:rFonts w:hint="eastAsia"/>
-                <w:sz w:val="24"/>
-                <w:szCs w:val="24"/>
-                <w:vertAlign w:val="baseline"/>
                 <w:lang w:val="en-US" w:eastAsia="zh-CN"/>
               </w:rPr>
               <w:t>回归测试正式上线</w:t>
@@ -4095,14 +4273,22 @@
         <w:tc>
           <w:tcPr>
             <w:tcW w:w="3417" w:type="dxa"/>
-          </w:tcPr>
-          <w:p>
-            <w:pPr>
+            <w:vAlign w:val="top"/>
+          </w:tcPr>
+          <w:p>
+            <w:pPr>
+              <w:keepNext w:val="0"/>
+              <w:keepLines w:val="0"/>
+              <w:pageBreakBefore w:val="0"/>
               <w:widowControl w:val="0"/>
               <w:numPr>
                 <w:ilvl w:val="0"/>
                 <w:numId w:val="9"/>
               </w:numPr>
+              <w:wordWrap/>
+              <w:overflowPunct/>
+              <w:topLinePunct w:val="0"/>
+              <w:bidi w:val="0"/>
               <w:ind w:left="425" w:leftChars="0" w:hanging="425" w:firstLineChars="0"/>
               <w:rPr>
                 <w:rFonts w:hint="default"/>
@@ -4114,8 +4300,6 @@
             <w:r>
               <w:rPr>
                 <w:rFonts w:hint="eastAsia"/>
-                <w:sz w:val="24"/>
-                <w:szCs w:val="24"/>
                 <w:lang w:val="en-US" w:eastAsia="zh-CN"/>
               </w:rPr>
               <w:t>BUG修复并验证后正式上线</w:t>
@@ -4192,7 +4376,7 @@
           <w:lang w:val="en-US" w:eastAsia="zh-CN"/>
         </w:rPr>
       </w:pPr>
-      <w:bookmarkStart w:id="4" w:name="_Toc26255"/>
+      <w:bookmarkStart w:id="5" w:name="_Toc26074"/>
       <w:r>
         <w:rPr>
           <w:rFonts w:hint="eastAsia"/>
@@ -4200,13 +4384,95 @@
         </w:rPr>
         <w:t>研发成果</w:t>
       </w:r>
-      <w:bookmarkEnd w:id="4"/>
+      <w:bookmarkEnd w:id="5"/>
+    </w:p>
+    <w:p>
+      <w:pPr>
+        <w:pStyle w:val="31"/>
+        <w:bidi w:val="0"/>
+        <w:rPr>
+          <w:rFonts w:hint="eastAsia"/>
+          <w:lang w:val="en-US" w:eastAsia="zh-CN"/>
+        </w:rPr>
+      </w:pPr>
+      <w:r>
+        <w:rPr>
+          <w:rFonts w:hint="eastAsia"/>
+          <w:lang w:val="en-US" w:eastAsia="zh-CN"/>
+        </w:rPr>
+        <w:t>概述</w:t>
+      </w:r>
     </w:p>
     <w:p>
       <w:pPr>
         <w:pStyle w:val="29"/>
+        <w:bidi w:val="0"/>
+      </w:pPr>
+      <w:r>
         <w:rPr>
           <w:rFonts w:hint="eastAsia"/>
+        </w:rPr>
+        <w:t>随着我公司运维业务的增多，烟台田园综合体智慧农业管理系统</w:t>
+      </w:r>
+      <w:r>
+        <w:rPr>
+          <w:rFonts w:hint="eastAsia"/>
+          <w:lang w:val="en-US" w:eastAsia="zh-CN"/>
+        </w:rPr>
+        <w:t>的</w:t>
+      </w:r>
+      <w:r>
+        <w:rPr>
+          <w:rFonts w:hint="eastAsia"/>
+        </w:rPr>
+        <w:t>运维环境变得越来越复杂，按以往的运维方式工作效率逐渐低下，而且响应速度、可靠性等都得不到保障。因此我公司自20</w:t>
+      </w:r>
+      <w:r>
+        <w:rPr>
+          <w:rFonts w:hint="eastAsia"/>
+          <w:lang w:val="en-US" w:eastAsia="zh-CN"/>
+        </w:rPr>
+        <w:t>25</w:t>
+      </w:r>
+      <w:r>
+        <w:rPr>
+          <w:rFonts w:hint="eastAsia"/>
+        </w:rPr>
+        <w:t>年</w:t>
+      </w:r>
+      <w:r>
+        <w:rPr>
+          <w:rFonts w:hint="eastAsia"/>
+          <w:lang w:val="en-US" w:eastAsia="zh-CN"/>
+        </w:rPr>
+        <w:t>1月</w:t>
+      </w:r>
+      <w:r>
+        <w:rPr>
+          <w:rFonts w:hint="eastAsia"/>
+        </w:rPr>
+        <w:t>起，在使用原有运维工具的基础上，着重加大了对新运维技研发</w:t>
+      </w:r>
+      <w:r>
+        <w:rPr>
+          <w:rFonts w:hint="eastAsia"/>
+          <w:lang w:val="en-US" w:eastAsia="zh-CN"/>
+        </w:rPr>
+        <w:t>和升级还有</w:t>
+      </w:r>
+      <w:r>
+        <w:rPr>
+          <w:rFonts w:hint="eastAsia"/>
+        </w:rPr>
+        <w:t>技术手册术完善，并且取得了一定的成果，在很大程度上提升了响应速度，覆盖了更多的运维项目，提升了工作效率，减少或避免了故障的产生。</w:t>
+      </w:r>
+    </w:p>
+    <w:p>
+      <w:pPr>
+        <w:pStyle w:val="31"/>
+        <w:bidi w:val="0"/>
+        <w:rPr>
+          <w:rFonts w:hint="default"/>
           <w:lang w:val="en-US" w:eastAsia="zh-CN"/>
         </w:rPr>
       </w:pPr>
@@ -4215,136 +4481,3271 @@
           <w:rFonts w:hint="eastAsia"/>
           <w:lang w:val="en-US" w:eastAsia="zh-CN"/>
         </w:rPr>
-        <w:t>可以通过批量导入用例，减少重复操作，提高了效率</w:t>
+        <w:t>成果说明</w:t>
       </w:r>
     </w:p>
     <w:p>
       <w:pPr>
         <w:pStyle w:val="29"/>
-        <w:rPr>
-          <w:rFonts w:hint="eastAsia"/>
+        <w:bidi w:val="0"/>
+        <w:rPr>
+          <w:rFonts w:hint="default"/>
           <w:lang w:val="en-US" w:eastAsia="zh-CN"/>
         </w:rPr>
       </w:pPr>
       <w:r>
-        <w:rPr>
-          <w:rFonts w:hint="eastAsia"/>
-          <w:lang w:val="en-US" w:eastAsia="zh-CN"/>
-        </w:rPr>
-        <w:t>如图1-1所示。</w:t>
+        <w:t>根据2025年研发规划，工具研发实现了对Prometheus+Grafana监控系统的功能扩展与升级。该系统作为一个监控仪表平台，能够帮助用户降低监控复杂度，只需提供待监控数据即可生成多种可视化仪表。截至2025年10月，已完成了邮件告警与企业微信告警功能的研发与实现。</w:t>
       </w:r>
     </w:p>
     <w:p>
       <w:pPr>
-        <w:spacing w:before="106"/>
-        <w:jc w:val="center"/>
-        <w:rPr>
-          <w:rFonts w:hint="default" w:eastAsia="宋体"/>
+        <w:pStyle w:val="31"/>
+        <w:bidi w:val="0"/>
+        <w:rPr>
+          <w:rFonts w:hint="default"/>
           <w:lang w:val="en-US" w:eastAsia="zh-CN"/>
         </w:rPr>
       </w:pPr>
       <w:r>
         <w:rPr>
-          <w:rFonts w:hint="eastAsia" w:eastAsia="宋体"/>
-          <w:lang w:val="en-US" w:eastAsia="zh-CN"/>
-        </w:rPr>
-        <w:t xml:space="preserve">图 </w:t>
-      </w:r>
-      <w:r>
-        <w:rPr>
-          <w:rFonts w:hint="eastAsia" w:eastAsia="宋体"/>
-          <w:lang w:val="en-US" w:eastAsia="zh-CN"/>
-        </w:rPr>
-        <w:fldChar w:fldCharType="begin"/>
-      </w:r>
-      <w:r>
-        <w:rPr>
-          <w:rFonts w:hint="eastAsia" w:eastAsia="宋体"/>
-          <w:lang w:val="en-US" w:eastAsia="zh-CN"/>
-        </w:rPr>
-        <w:instrText xml:space="preserve"> STYLEREF "柴_标题1" \n \* Charformat </w:instrText>
-      </w:r>
-      <w:r>
-        <w:rPr>
-          <w:rFonts w:hint="eastAsia" w:eastAsia="宋体"/>
-          <w:lang w:val="en-US" w:eastAsia="zh-CN"/>
-        </w:rPr>
-        <w:fldChar w:fldCharType="separate"/>
-      </w:r>
-      <w:r>
-        <w:rPr>
-          <w:rFonts w:hint="eastAsia" w:eastAsia="宋体"/>
-          <w:lang w:val="en-US" w:eastAsia="zh-CN"/>
-        </w:rPr>
-        <w:t>1</w:t>
-      </w:r>
-      <w:r>
-        <w:rPr>
-          <w:rFonts w:hint="eastAsia" w:eastAsia="宋体"/>
-          <w:lang w:val="en-US" w:eastAsia="zh-CN"/>
-        </w:rPr>
-        <w:fldChar w:fldCharType="end"/>
-      </w:r>
-      <w:r>
-        <w:rPr>
-          <w:rFonts w:hint="eastAsia" w:eastAsia="宋体"/>
-          <w:lang w:val="en-US" w:eastAsia="zh-CN"/>
-        </w:rPr>
-        <w:t xml:space="preserve">- </w:t>
-      </w:r>
-      <w:r>
-        <w:rPr>
-          <w:rFonts w:hint="eastAsia" w:eastAsia="宋体"/>
-          <w:lang w:val="en-US" w:eastAsia="zh-CN"/>
-        </w:rPr>
-        <w:fldChar w:fldCharType="begin"/>
-      </w:r>
-      <w:r>
-        <w:rPr>
-          <w:rFonts w:hint="eastAsia" w:eastAsia="宋体"/>
-          <w:lang w:val="en-US" w:eastAsia="zh-CN"/>
-        </w:rPr>
-        <w:instrText xml:space="preserve"> SEQ 图 \* ARABIC  \s 1 </w:instrText>
-      </w:r>
-      <w:r>
-        <w:rPr>
-          <w:rFonts w:hint="eastAsia" w:eastAsia="宋体"/>
-          <w:lang w:val="en-US" w:eastAsia="zh-CN"/>
-        </w:rPr>
-        <w:fldChar w:fldCharType="separate"/>
-      </w:r>
-      <w:r>
-        <w:rPr>
-          <w:rFonts w:hint="eastAsia" w:eastAsia="宋体"/>
-          <w:lang w:val="en-US" w:eastAsia="zh-CN"/>
-        </w:rPr>
-        <w:t>1</w:t>
-      </w:r>
-      <w:r>
-        <w:rPr>
-          <w:rFonts w:hint="eastAsia" w:eastAsia="宋体"/>
-          <w:lang w:val="en-US" w:eastAsia="zh-CN"/>
-        </w:rPr>
-        <w:fldChar w:fldCharType="end"/>
-      </w:r>
-      <w:r>
-        <w:rPr>
-          <w:rFonts w:hint="eastAsia" w:eastAsia="宋体"/>
-          <w:lang w:val="en-US" w:eastAsia="zh-CN"/>
-        </w:rPr>
-        <w:t xml:space="preserve"> 批量导入用例</w:t>
+          <w:rFonts w:hint="eastAsia"/>
+          <w:lang w:val="en-US" w:eastAsia="zh-CN"/>
+        </w:rPr>
+        <w:t>研发计划完成情况</w:t>
       </w:r>
     </w:p>
     <w:p>
       <w:pPr>
         <w:pStyle w:val="29"/>
+        <w:bidi w:val="0"/>
+        <w:rPr>
+          <w:rFonts w:hint="eastAsia"/>
+          <w:lang w:val="en-US" w:eastAsia="zh-CN"/>
+        </w:rPr>
       </w:pPr>
       <w:r>
+        <w:rPr>
+          <w:rFonts w:hint="eastAsia"/>
+          <w:lang w:val="en-US" w:eastAsia="zh-CN"/>
+        </w:rPr>
+        <w:t>截止2025年10月，按时完成研发任务，正式投入使用，研发进度完成情况如表1-2所示。</w:t>
+      </w:r>
+    </w:p>
+    <w:p>
+      <w:pPr>
+        <w:pStyle w:val="40"/>
+        <w:bidi w:val="0"/>
+        <w:ind w:left="0" w:leftChars="0" w:right="0" w:rightChars="0" w:firstLine="0" w:firstLineChars="0"/>
+        <w:jc w:val="center"/>
+        <w:rPr>
+          <w:rFonts w:hint="default"/>
+          <w:lang w:val="en-US" w:eastAsia="zh-CN"/>
+        </w:rPr>
+      </w:pPr>
+      <w:r>
+        <w:rPr>
+          <w:rFonts w:hint="eastAsia"/>
+          <w:lang w:val="en-US" w:eastAsia="zh-CN"/>
+        </w:rPr>
+        <w:t xml:space="preserve">表 </w:t>
+      </w:r>
+      <w:r>
+        <w:rPr>
+          <w:rFonts w:hint="eastAsia"/>
+          <w:lang w:val="en-US" w:eastAsia="zh-CN"/>
+        </w:rPr>
+        <w:fldChar w:fldCharType="begin"/>
+      </w:r>
+      <w:r>
+        <w:rPr>
+          <w:rFonts w:hint="eastAsia"/>
+          <w:lang w:val="en-US" w:eastAsia="zh-CN"/>
+        </w:rPr>
+        <w:instrText xml:space="preserve"> STYLEREF "柴_标题1" \n \* Charformat </w:instrText>
+      </w:r>
+      <w:r>
+        <w:rPr>
+          <w:rFonts w:hint="eastAsia"/>
+          <w:lang w:val="en-US" w:eastAsia="zh-CN"/>
+        </w:rPr>
+        <w:fldChar w:fldCharType="separate"/>
+      </w:r>
+      <w:r>
+        <w:rPr>
+          <w:rFonts w:hint="eastAsia"/>
+          <w:lang w:val="en-US" w:eastAsia="zh-CN"/>
+        </w:rPr>
+        <w:t>1</w:t>
+      </w:r>
+      <w:r>
+        <w:rPr>
+          <w:rFonts w:hint="eastAsia"/>
+          <w:lang w:val="en-US" w:eastAsia="zh-CN"/>
+        </w:rPr>
+        <w:fldChar w:fldCharType="end"/>
+      </w:r>
+      <w:r>
+        <w:rPr>
+          <w:rFonts w:hint="eastAsia"/>
+          <w:lang w:val="en-US" w:eastAsia="zh-CN"/>
+        </w:rPr>
+        <w:t xml:space="preserve">- </w:t>
+      </w:r>
+      <w:r>
+        <w:rPr>
+          <w:rFonts w:hint="eastAsia"/>
+          <w:lang w:val="en-US" w:eastAsia="zh-CN"/>
+        </w:rPr>
+        <w:fldChar w:fldCharType="begin"/>
+      </w:r>
+      <w:r>
+        <w:rPr>
+          <w:rFonts w:hint="eastAsia"/>
+          <w:lang w:val="en-US" w:eastAsia="zh-CN"/>
+        </w:rPr>
+        <w:instrText xml:space="preserve"> SEQ 表 \* ARABIC  \s 1 </w:instrText>
+      </w:r>
+      <w:r>
+        <w:rPr>
+          <w:rFonts w:hint="eastAsia"/>
+          <w:lang w:val="en-US" w:eastAsia="zh-CN"/>
+        </w:rPr>
+        <w:fldChar w:fldCharType="separate"/>
+      </w:r>
+      <w:r>
+        <w:rPr>
+          <w:rFonts w:hint="eastAsia"/>
+          <w:lang w:val="en-US" w:eastAsia="zh-CN"/>
+        </w:rPr>
+        <w:t>2</w:t>
+      </w:r>
+      <w:r>
+        <w:rPr>
+          <w:rFonts w:hint="eastAsia"/>
+          <w:lang w:val="en-US" w:eastAsia="zh-CN"/>
+        </w:rPr>
+        <w:fldChar w:fldCharType="end"/>
+      </w:r>
+      <w:r>
+        <w:rPr>
+          <w:rFonts w:hint="eastAsia"/>
+          <w:lang w:val="en-US" w:eastAsia="zh-CN"/>
+        </w:rPr>
+        <w:t xml:space="preserve"> Prometheus+Grafana 监控系统进行功能扩展进度</w:t>
+      </w:r>
+    </w:p>
+    <w:tbl>
+      <w:tblPr>
+        <w:tblStyle w:val="21"/>
+        <w:tblpPr w:leftFromText="180" w:rightFromText="180" w:vertAnchor="text" w:horzAnchor="page" w:tblpX="1787" w:tblpY="392"/>
+        <w:tblOverlap w:val="never"/>
+        <w:tblW w:w="8504" w:type="dxa"/>
+        <w:tblInd w:w="0" w:type="dxa"/>
+        <w:tblBorders>
+          <w:top w:val="single" w:color="auto" w:sz="4" w:space="0"/>
+          <w:left w:val="single" w:color="auto" w:sz="4" w:space="0"/>
+          <w:bottom w:val="single" w:color="auto" w:sz="4" w:space="0"/>
+          <w:right w:val="single" w:color="auto" w:sz="4" w:space="0"/>
+          <w:insideH w:val="single" w:color="auto" w:sz="4" w:space="0"/>
+          <w:insideV w:val="single" w:color="auto" w:sz="4" w:space="0"/>
+        </w:tblBorders>
+        <w:tblLayout w:type="fixed"/>
+        <w:tblCellMar>
+          <w:top w:w="0" w:type="dxa"/>
+          <w:left w:w="108" w:type="dxa"/>
+          <w:bottom w:w="0" w:type="dxa"/>
+          <w:right w:w="108" w:type="dxa"/>
+        </w:tblCellMar>
+      </w:tblPr>
+      <w:tblGrid>
+        <w:gridCol w:w="654"/>
+        <w:gridCol w:w="1930"/>
+        <w:gridCol w:w="3086"/>
+        <w:gridCol w:w="1585"/>
+        <w:gridCol w:w="1249"/>
+      </w:tblGrid>
+      <w:tr>
+        <w:tblPrEx>
+          <w:tblBorders>
+            <w:top w:val="single" w:color="auto" w:sz="4" w:space="0"/>
+            <w:left w:val="single" w:color="auto" w:sz="4" w:space="0"/>
+            <w:bottom w:val="single" w:color="auto" w:sz="4" w:space="0"/>
+            <w:right w:val="single" w:color="auto" w:sz="4" w:space="0"/>
+            <w:insideH w:val="single" w:color="auto" w:sz="4" w:space="0"/>
+            <w:insideV w:val="single" w:color="auto" w:sz="4" w:space="0"/>
+          </w:tblBorders>
+          <w:tblCellMar>
+            <w:top w:w="0" w:type="dxa"/>
+            <w:left w:w="108" w:type="dxa"/>
+            <w:bottom w:w="0" w:type="dxa"/>
+            <w:right w:w="108" w:type="dxa"/>
+          </w:tblCellMar>
+        </w:tblPrEx>
+        <w:tc>
+          <w:tcPr>
+            <w:tcW w:w="654" w:type="dxa"/>
+          </w:tcPr>
+          <w:p>
+            <w:pPr>
+              <w:widowControl w:val="0"/>
+              <w:rPr>
+                <w:rFonts w:hint="default"/>
+                <w:lang w:val="en-US" w:eastAsia="zh-CN"/>
+              </w:rPr>
+            </w:pPr>
+            <w:r>
+              <w:rPr>
+                <w:rFonts w:hint="eastAsia"/>
+                <w:lang w:val="en-US" w:eastAsia="zh-CN"/>
+              </w:rPr>
+              <w:t>序号</w:t>
+            </w:r>
+          </w:p>
+        </w:tc>
+        <w:tc>
+          <w:tcPr>
+            <w:tcW w:w="1930" w:type="dxa"/>
+          </w:tcPr>
+          <w:p>
+            <w:pPr>
+              <w:widowControl w:val="0"/>
+              <w:rPr>
+                <w:rFonts w:hint="eastAsia" w:ascii="宋体" w:hAnsi="宋体" w:eastAsia="宋体" w:cs="宋体"/>
+                <w:sz w:val="21"/>
+                <w:szCs w:val="21"/>
+                <w:lang w:val="en-US" w:eastAsia="zh-CN"/>
+              </w:rPr>
+            </w:pPr>
+            <w:r>
+              <w:rPr>
+                <w:rFonts w:hint="eastAsia" w:ascii="宋体" w:hAnsi="宋体" w:eastAsia="宋体" w:cs="宋体"/>
+                <w:sz w:val="21"/>
+                <w:szCs w:val="21"/>
+                <w:lang w:val="en-US" w:eastAsia="zh-CN"/>
+              </w:rPr>
+              <w:t>任务阶段</w:t>
+            </w:r>
+          </w:p>
+        </w:tc>
+        <w:tc>
+          <w:tcPr>
+            <w:tcW w:w="3086" w:type="dxa"/>
+          </w:tcPr>
+          <w:p>
+            <w:pPr>
+              <w:widowControl w:val="0"/>
+              <w:rPr>
+                <w:rFonts w:hint="eastAsia" w:ascii="宋体" w:hAnsi="宋体" w:eastAsia="宋体" w:cs="宋体"/>
+                <w:sz w:val="21"/>
+                <w:szCs w:val="21"/>
+                <w:lang w:val="en-US" w:eastAsia="zh-CN"/>
+              </w:rPr>
+            </w:pPr>
+            <w:r>
+              <w:rPr>
+                <w:rFonts w:hint="eastAsia" w:ascii="宋体" w:hAnsi="宋体" w:eastAsia="宋体" w:cs="宋体"/>
+                <w:sz w:val="21"/>
+                <w:szCs w:val="21"/>
+                <w:lang w:val="en-US" w:eastAsia="zh-CN"/>
+              </w:rPr>
+              <w:t>任务内容</w:t>
+            </w:r>
+          </w:p>
+        </w:tc>
+        <w:tc>
+          <w:tcPr>
+            <w:tcW w:w="1585" w:type="dxa"/>
+          </w:tcPr>
+          <w:p>
+            <w:pPr>
+              <w:widowControl w:val="0"/>
+              <w:rPr>
+                <w:rFonts w:hint="eastAsia" w:ascii="宋体" w:hAnsi="宋体" w:eastAsia="宋体" w:cs="宋体"/>
+                <w:sz w:val="21"/>
+                <w:szCs w:val="21"/>
+                <w:lang w:val="en-US" w:eastAsia="zh-CN"/>
+              </w:rPr>
+            </w:pPr>
+            <w:r>
+              <w:rPr>
+                <w:rFonts w:hint="eastAsia" w:ascii="宋体" w:hAnsi="宋体" w:eastAsia="宋体" w:cs="宋体"/>
+                <w:sz w:val="21"/>
+                <w:szCs w:val="21"/>
+                <w:lang w:val="en-US" w:eastAsia="zh-CN"/>
+              </w:rPr>
+              <w:t>计划时间</w:t>
+            </w:r>
+          </w:p>
+        </w:tc>
+        <w:tc>
+          <w:tcPr>
+            <w:tcW w:w="1249" w:type="dxa"/>
+          </w:tcPr>
+          <w:p>
+            <w:pPr>
+              <w:widowControl w:val="0"/>
+              <w:rPr>
+                <w:rFonts w:hint="eastAsia" w:ascii="宋体" w:hAnsi="宋体" w:eastAsia="宋体" w:cs="宋体"/>
+                <w:sz w:val="21"/>
+                <w:szCs w:val="21"/>
+                <w:lang w:val="en-US" w:eastAsia="zh-CN"/>
+              </w:rPr>
+            </w:pPr>
+            <w:r>
+              <w:rPr>
+                <w:rFonts w:hint="eastAsia" w:ascii="宋体" w:hAnsi="宋体" w:eastAsia="宋体" w:cs="宋体"/>
+                <w:sz w:val="21"/>
+                <w:szCs w:val="21"/>
+                <w:lang w:val="en-US" w:eastAsia="zh-CN"/>
+              </w:rPr>
+              <w:t>完成情况</w:t>
+            </w:r>
+          </w:p>
+        </w:tc>
+      </w:tr>
+      <w:tr>
+        <w:tblPrEx>
+          <w:tblBorders>
+            <w:top w:val="single" w:color="auto" w:sz="4" w:space="0"/>
+            <w:left w:val="single" w:color="auto" w:sz="4" w:space="0"/>
+            <w:bottom w:val="single" w:color="auto" w:sz="4" w:space="0"/>
+            <w:right w:val="single" w:color="auto" w:sz="4" w:space="0"/>
+            <w:insideH w:val="single" w:color="auto" w:sz="4" w:space="0"/>
+            <w:insideV w:val="single" w:color="auto" w:sz="4" w:space="0"/>
+          </w:tblBorders>
+          <w:tblCellMar>
+            <w:top w:w="0" w:type="dxa"/>
+            <w:left w:w="108" w:type="dxa"/>
+            <w:bottom w:w="0" w:type="dxa"/>
+            <w:right w:w="108" w:type="dxa"/>
+          </w:tblCellMar>
+        </w:tblPrEx>
+        <w:tc>
+          <w:tcPr>
+            <w:tcW w:w="654" w:type="dxa"/>
+          </w:tcPr>
+          <w:p>
+            <w:pPr>
+              <w:pStyle w:val="29"/>
+              <w:widowControl w:val="0"/>
+              <w:numPr>
+                <w:ilvl w:val="0"/>
+                <w:numId w:val="10"/>
+              </w:numPr>
+              <w:ind w:left="425" w:leftChars="0" w:hanging="425" w:firstLineChars="0"/>
+              <w:rPr>
+                <w:rFonts w:hint="eastAsia"/>
+                <w:vertAlign w:val="baseline"/>
+                <w:lang w:val="en-US" w:eastAsia="zh-CN"/>
+              </w:rPr>
+            </w:pPr>
+          </w:p>
+        </w:tc>
+        <w:tc>
+          <w:tcPr>
+            <w:tcW w:w="1930" w:type="dxa"/>
+          </w:tcPr>
+          <w:p>
+            <w:pPr>
+              <w:pStyle w:val="29"/>
+              <w:widowControl w:val="0"/>
+              <w:ind w:left="0" w:leftChars="0" w:firstLine="0" w:firstLineChars="0"/>
+              <w:rPr>
+                <w:rFonts w:hint="eastAsia" w:ascii="宋体" w:hAnsi="宋体" w:eastAsia="宋体" w:cs="宋体"/>
+                <w:sz w:val="21"/>
+                <w:szCs w:val="21"/>
+                <w:vertAlign w:val="baseline"/>
+                <w:lang w:val="en-US" w:eastAsia="zh-CN"/>
+              </w:rPr>
+            </w:pPr>
+            <w:r>
+              <w:rPr>
+                <w:rFonts w:hint="eastAsia" w:ascii="宋体" w:hAnsi="宋体" w:eastAsia="宋体" w:cs="宋体"/>
+                <w:sz w:val="21"/>
+                <w:szCs w:val="21"/>
+                <w:vertAlign w:val="baseline"/>
+                <w:lang w:val="en-US" w:eastAsia="zh-CN"/>
+              </w:rPr>
+              <w:t>项目规划</w:t>
+            </w:r>
+          </w:p>
+        </w:tc>
+        <w:tc>
+          <w:tcPr>
+            <w:tcW w:w="3086" w:type="dxa"/>
+          </w:tcPr>
+          <w:p>
+            <w:pPr>
+              <w:widowControl w:val="0"/>
+              <w:numPr>
+                <w:ilvl w:val="0"/>
+                <w:numId w:val="3"/>
+              </w:numPr>
+              <w:ind w:left="425" w:leftChars="0" w:hanging="425" w:firstLineChars="0"/>
+              <w:rPr>
+                <w:rFonts w:hint="eastAsia" w:ascii="宋体" w:hAnsi="宋体" w:eastAsia="宋体" w:cs="宋体"/>
+                <w:sz w:val="21"/>
+                <w:szCs w:val="21"/>
+              </w:rPr>
+            </w:pPr>
+            <w:r>
+              <w:rPr>
+                <w:rFonts w:hint="eastAsia" w:ascii="宋体" w:hAnsi="宋体" w:eastAsia="宋体" w:cs="宋体"/>
+                <w:sz w:val="21"/>
+                <w:szCs w:val="21"/>
+              </w:rPr>
+              <w:t>项目相关人员沟通，进行相关技术调研及预演；</w:t>
+            </w:r>
+          </w:p>
+          <w:p>
+            <w:pPr>
+              <w:widowControl w:val="0"/>
+              <w:numPr>
+                <w:ilvl w:val="0"/>
+                <w:numId w:val="3"/>
+              </w:numPr>
+              <w:ind w:left="425" w:leftChars="0" w:hanging="425" w:firstLineChars="0"/>
+              <w:rPr>
+                <w:rFonts w:hint="eastAsia" w:ascii="宋体" w:hAnsi="宋体" w:eastAsia="宋体" w:cs="宋体"/>
+                <w:sz w:val="21"/>
+                <w:szCs w:val="21"/>
+                <w:lang w:val="en-US" w:eastAsia="zh-CN"/>
+              </w:rPr>
+            </w:pPr>
+            <w:r>
+              <w:rPr>
+                <w:rFonts w:hint="eastAsia" w:ascii="宋体" w:hAnsi="宋体" w:eastAsia="宋体" w:cs="宋体"/>
+                <w:sz w:val="21"/>
+                <w:szCs w:val="21"/>
+              </w:rPr>
+              <w:t>编写项目规划</w:t>
+            </w:r>
+          </w:p>
+        </w:tc>
+        <w:tc>
+          <w:tcPr>
+            <w:tcW w:w="1585" w:type="dxa"/>
+          </w:tcPr>
+          <w:p>
+            <w:pPr>
+              <w:widowControl w:val="0"/>
+              <w:rPr>
+                <w:rFonts w:hint="eastAsia" w:ascii="宋体" w:hAnsi="宋体" w:eastAsia="宋体" w:cs="宋体"/>
+                <w:sz w:val="21"/>
+                <w:szCs w:val="21"/>
+                <w:lang w:val="en-US" w:eastAsia="zh-CN"/>
+              </w:rPr>
+            </w:pPr>
+            <w:r>
+              <w:rPr>
+                <w:rFonts w:hint="eastAsia" w:ascii="宋体" w:hAnsi="宋体" w:eastAsia="宋体" w:cs="宋体"/>
+                <w:sz w:val="21"/>
+                <w:szCs w:val="21"/>
+                <w:lang w:val="en-US" w:eastAsia="zh-CN"/>
+              </w:rPr>
+              <w:t>2025年1月</w:t>
+            </w:r>
+          </w:p>
+        </w:tc>
+        <w:tc>
+          <w:tcPr>
+            <w:tcW w:w="1249" w:type="dxa"/>
+          </w:tcPr>
+          <w:p>
+            <w:pPr>
+              <w:widowControl w:val="0"/>
+              <w:rPr>
+                <w:rFonts w:hint="eastAsia" w:ascii="宋体" w:hAnsi="宋体" w:eastAsia="宋体" w:cs="宋体"/>
+                <w:sz w:val="21"/>
+                <w:szCs w:val="21"/>
+                <w:lang w:val="en-US" w:eastAsia="zh-CN"/>
+              </w:rPr>
+            </w:pPr>
+            <w:r>
+              <w:rPr>
+                <w:rFonts w:hint="eastAsia" w:ascii="宋体" w:hAnsi="宋体" w:eastAsia="宋体" w:cs="宋体"/>
+                <w:sz w:val="21"/>
+                <w:szCs w:val="21"/>
+                <w:lang w:val="en-US" w:eastAsia="zh-CN"/>
+              </w:rPr>
+              <w:t>已完成</w:t>
+            </w:r>
+          </w:p>
+        </w:tc>
+      </w:tr>
+      <w:tr>
+        <w:tblPrEx>
+          <w:tblBorders>
+            <w:top w:val="single" w:color="auto" w:sz="4" w:space="0"/>
+            <w:left w:val="single" w:color="auto" w:sz="4" w:space="0"/>
+            <w:bottom w:val="single" w:color="auto" w:sz="4" w:space="0"/>
+            <w:right w:val="single" w:color="auto" w:sz="4" w:space="0"/>
+            <w:insideH w:val="single" w:color="auto" w:sz="4" w:space="0"/>
+            <w:insideV w:val="single" w:color="auto" w:sz="4" w:space="0"/>
+          </w:tblBorders>
+          <w:tblCellMar>
+            <w:top w:w="0" w:type="dxa"/>
+            <w:left w:w="108" w:type="dxa"/>
+            <w:bottom w:w="0" w:type="dxa"/>
+            <w:right w:w="108" w:type="dxa"/>
+          </w:tblCellMar>
+        </w:tblPrEx>
+        <w:tc>
+          <w:tcPr>
+            <w:tcW w:w="654" w:type="dxa"/>
+          </w:tcPr>
+          <w:p>
+            <w:pPr>
+              <w:pStyle w:val="29"/>
+              <w:widowControl w:val="0"/>
+              <w:numPr>
+                <w:ilvl w:val="0"/>
+                <w:numId w:val="10"/>
+              </w:numPr>
+              <w:ind w:left="425" w:leftChars="0" w:hanging="425" w:firstLineChars="0"/>
+              <w:rPr>
+                <w:rFonts w:hint="eastAsia"/>
+                <w:vertAlign w:val="baseline"/>
+                <w:lang w:val="en-US" w:eastAsia="zh-CN"/>
+              </w:rPr>
+            </w:pPr>
+          </w:p>
+        </w:tc>
+        <w:tc>
+          <w:tcPr>
+            <w:tcW w:w="1930" w:type="dxa"/>
+          </w:tcPr>
+          <w:p>
+            <w:pPr>
+              <w:pStyle w:val="29"/>
+              <w:widowControl w:val="0"/>
+              <w:ind w:left="0" w:leftChars="0" w:firstLine="0" w:firstLineChars="0"/>
+              <w:rPr>
+                <w:rFonts w:hint="eastAsia" w:ascii="宋体" w:hAnsi="宋体" w:eastAsia="宋体" w:cs="宋体"/>
+                <w:sz w:val="21"/>
+                <w:szCs w:val="21"/>
+                <w:vertAlign w:val="baseline"/>
+                <w:lang w:val="en-US" w:eastAsia="zh-CN"/>
+              </w:rPr>
+            </w:pPr>
+            <w:r>
+              <w:rPr>
+                <w:rFonts w:hint="eastAsia" w:ascii="宋体" w:hAnsi="宋体" w:eastAsia="宋体" w:cs="宋体"/>
+                <w:sz w:val="21"/>
+                <w:szCs w:val="21"/>
+                <w:vertAlign w:val="baseline"/>
+                <w:lang w:val="en-US" w:eastAsia="zh-CN"/>
+              </w:rPr>
+              <w:t>需求分析</w:t>
+            </w:r>
+          </w:p>
+        </w:tc>
+        <w:tc>
+          <w:tcPr>
+            <w:tcW w:w="3086" w:type="dxa"/>
+          </w:tcPr>
+          <w:p>
+            <w:pPr>
+              <w:widowControl w:val="0"/>
+              <w:numPr>
+                <w:ilvl w:val="0"/>
+                <w:numId w:val="4"/>
+              </w:numPr>
+              <w:ind w:left="425" w:leftChars="0" w:hanging="425" w:firstLineChars="0"/>
+              <w:rPr>
+                <w:rFonts w:hint="eastAsia" w:ascii="宋体" w:hAnsi="宋体" w:eastAsia="宋体" w:cs="宋体"/>
+                <w:sz w:val="21"/>
+                <w:szCs w:val="21"/>
+                <w:lang w:val="en-US" w:eastAsia="zh-CN"/>
+              </w:rPr>
+            </w:pPr>
+            <w:r>
+              <w:rPr>
+                <w:rFonts w:hint="eastAsia" w:ascii="宋体" w:hAnsi="宋体" w:eastAsia="宋体" w:cs="宋体"/>
+                <w:sz w:val="21"/>
+                <w:szCs w:val="21"/>
+              </w:rPr>
+              <w:t>调研用户需求及相关行业产品，形成优化需求说明</w:t>
+            </w:r>
+          </w:p>
+        </w:tc>
+        <w:tc>
+          <w:tcPr>
+            <w:tcW w:w="1585" w:type="dxa"/>
+          </w:tcPr>
+          <w:p>
+            <w:pPr>
+              <w:widowControl w:val="0"/>
+              <w:rPr>
+                <w:rFonts w:hint="eastAsia" w:ascii="宋体" w:hAnsi="宋体" w:eastAsia="宋体" w:cs="宋体"/>
+                <w:sz w:val="21"/>
+                <w:szCs w:val="21"/>
+                <w:lang w:val="en-US" w:eastAsia="zh-CN"/>
+              </w:rPr>
+            </w:pPr>
+            <w:r>
+              <w:rPr>
+                <w:rFonts w:hint="eastAsia" w:ascii="宋体" w:hAnsi="宋体" w:eastAsia="宋体" w:cs="宋体"/>
+                <w:sz w:val="21"/>
+                <w:szCs w:val="21"/>
+                <w:lang w:val="en-US" w:eastAsia="zh-CN"/>
+              </w:rPr>
+              <w:t>2025年1月</w:t>
+            </w:r>
+          </w:p>
+        </w:tc>
+        <w:tc>
+          <w:tcPr>
+            <w:tcW w:w="1249" w:type="dxa"/>
+          </w:tcPr>
+          <w:p>
+            <w:pPr>
+              <w:widowControl w:val="0"/>
+              <w:rPr>
+                <w:rFonts w:hint="eastAsia" w:ascii="宋体" w:hAnsi="宋体" w:eastAsia="宋体" w:cs="宋体"/>
+                <w:sz w:val="21"/>
+                <w:szCs w:val="21"/>
+                <w:lang w:val="en-US" w:eastAsia="zh-CN"/>
+              </w:rPr>
+            </w:pPr>
+            <w:r>
+              <w:rPr>
+                <w:rFonts w:hint="eastAsia" w:ascii="宋体" w:hAnsi="宋体" w:eastAsia="宋体" w:cs="宋体"/>
+                <w:sz w:val="21"/>
+                <w:szCs w:val="21"/>
+                <w:lang w:val="en-US" w:eastAsia="zh-CN"/>
+              </w:rPr>
+              <w:t>已完成</w:t>
+            </w:r>
+          </w:p>
+        </w:tc>
+      </w:tr>
+      <w:tr>
+        <w:tblPrEx>
+          <w:tblBorders>
+            <w:top w:val="single" w:color="auto" w:sz="4" w:space="0"/>
+            <w:left w:val="single" w:color="auto" w:sz="4" w:space="0"/>
+            <w:bottom w:val="single" w:color="auto" w:sz="4" w:space="0"/>
+            <w:right w:val="single" w:color="auto" w:sz="4" w:space="0"/>
+            <w:insideH w:val="single" w:color="auto" w:sz="4" w:space="0"/>
+            <w:insideV w:val="single" w:color="auto" w:sz="4" w:space="0"/>
+          </w:tblBorders>
+          <w:tblCellMar>
+            <w:top w:w="0" w:type="dxa"/>
+            <w:left w:w="108" w:type="dxa"/>
+            <w:bottom w:w="0" w:type="dxa"/>
+            <w:right w:w="108" w:type="dxa"/>
+          </w:tblCellMar>
+        </w:tblPrEx>
+        <w:tc>
+          <w:tcPr>
+            <w:tcW w:w="654" w:type="dxa"/>
+          </w:tcPr>
+          <w:p>
+            <w:pPr>
+              <w:pStyle w:val="29"/>
+              <w:widowControl w:val="0"/>
+              <w:numPr>
+                <w:ilvl w:val="0"/>
+                <w:numId w:val="10"/>
+              </w:numPr>
+              <w:ind w:left="425" w:leftChars="0" w:hanging="425" w:firstLineChars="0"/>
+              <w:rPr>
+                <w:rFonts w:hint="eastAsia"/>
+                <w:vertAlign w:val="baseline"/>
+                <w:lang w:val="en-US" w:eastAsia="zh-CN"/>
+              </w:rPr>
+            </w:pPr>
+          </w:p>
+        </w:tc>
+        <w:tc>
+          <w:tcPr>
+            <w:tcW w:w="1930" w:type="dxa"/>
+          </w:tcPr>
+          <w:p>
+            <w:pPr>
+              <w:pStyle w:val="29"/>
+              <w:widowControl w:val="0"/>
+              <w:ind w:left="0" w:leftChars="0" w:firstLine="0" w:firstLineChars="0"/>
+              <w:rPr>
+                <w:rFonts w:hint="eastAsia" w:ascii="宋体" w:hAnsi="宋体" w:eastAsia="宋体" w:cs="宋体"/>
+                <w:sz w:val="21"/>
+                <w:szCs w:val="21"/>
+                <w:vertAlign w:val="baseline"/>
+                <w:lang w:val="en-US" w:eastAsia="zh-CN"/>
+              </w:rPr>
+            </w:pPr>
+            <w:r>
+              <w:rPr>
+                <w:rFonts w:hint="eastAsia" w:ascii="宋体" w:hAnsi="宋体" w:eastAsia="宋体" w:cs="宋体"/>
+                <w:sz w:val="21"/>
+                <w:szCs w:val="21"/>
+                <w:vertAlign w:val="baseline"/>
+                <w:lang w:val="en-US" w:eastAsia="zh-CN"/>
+              </w:rPr>
+              <w:t>项目筹划、设计</w:t>
+            </w:r>
+          </w:p>
+        </w:tc>
+        <w:tc>
+          <w:tcPr>
+            <w:tcW w:w="3086" w:type="dxa"/>
+          </w:tcPr>
+          <w:p>
+            <w:pPr>
+              <w:widowControl w:val="0"/>
+              <w:numPr>
+                <w:ilvl w:val="0"/>
+                <w:numId w:val="5"/>
+              </w:numPr>
+              <w:ind w:left="425" w:leftChars="0" w:hanging="425" w:firstLineChars="0"/>
+              <w:rPr>
+                <w:rFonts w:hint="eastAsia" w:ascii="宋体" w:hAnsi="宋体" w:eastAsia="宋体" w:cs="宋体"/>
+                <w:sz w:val="21"/>
+                <w:szCs w:val="21"/>
+              </w:rPr>
+            </w:pPr>
+            <w:r>
+              <w:rPr>
+                <w:rFonts w:hint="eastAsia" w:ascii="宋体" w:hAnsi="宋体" w:eastAsia="宋体" w:cs="宋体"/>
+                <w:sz w:val="21"/>
+                <w:szCs w:val="21"/>
+              </w:rPr>
+              <w:t>组建小组；</w:t>
+            </w:r>
+          </w:p>
+          <w:p>
+            <w:pPr>
+              <w:widowControl w:val="0"/>
+              <w:numPr>
+                <w:ilvl w:val="0"/>
+                <w:numId w:val="5"/>
+              </w:numPr>
+              <w:ind w:left="425" w:leftChars="0" w:hanging="425" w:firstLineChars="0"/>
+              <w:rPr>
+                <w:rFonts w:hint="eastAsia" w:ascii="宋体" w:hAnsi="宋体" w:eastAsia="宋体" w:cs="宋体"/>
+                <w:sz w:val="21"/>
+                <w:szCs w:val="21"/>
+              </w:rPr>
+            </w:pPr>
+            <w:r>
+              <w:rPr>
+                <w:rFonts w:hint="eastAsia" w:ascii="宋体" w:hAnsi="宋体" w:eastAsia="宋体" w:cs="宋体"/>
+                <w:sz w:val="21"/>
+                <w:szCs w:val="21"/>
+              </w:rPr>
+              <w:t>完成系统设计方案编制；</w:t>
+            </w:r>
+          </w:p>
+          <w:p>
+            <w:pPr>
+              <w:widowControl w:val="0"/>
+              <w:numPr>
+                <w:ilvl w:val="0"/>
+                <w:numId w:val="5"/>
+              </w:numPr>
+              <w:ind w:left="425" w:leftChars="0" w:hanging="425" w:firstLineChars="0"/>
+              <w:rPr>
+                <w:rFonts w:hint="eastAsia" w:ascii="宋体" w:hAnsi="宋体" w:eastAsia="宋体" w:cs="宋体"/>
+                <w:sz w:val="21"/>
+                <w:szCs w:val="21"/>
+                <w:lang w:val="en-US" w:eastAsia="zh-CN"/>
+              </w:rPr>
+            </w:pPr>
+            <w:r>
+              <w:rPr>
+                <w:rFonts w:hint="eastAsia" w:ascii="宋体" w:hAnsi="宋体" w:eastAsia="宋体" w:cs="宋体"/>
+                <w:sz w:val="21"/>
+                <w:szCs w:val="21"/>
+              </w:rPr>
+              <w:t>规划评审，评审通过后进行立项；</w:t>
+            </w:r>
+          </w:p>
+        </w:tc>
+        <w:tc>
+          <w:tcPr>
+            <w:tcW w:w="1585" w:type="dxa"/>
+          </w:tcPr>
+          <w:p>
+            <w:pPr>
+              <w:widowControl w:val="0"/>
+              <w:rPr>
+                <w:rFonts w:hint="eastAsia" w:ascii="宋体" w:hAnsi="宋体" w:eastAsia="宋体" w:cs="宋体"/>
+                <w:sz w:val="21"/>
+                <w:szCs w:val="21"/>
+                <w:lang w:val="en-US" w:eastAsia="zh-CN"/>
+              </w:rPr>
+            </w:pPr>
+            <w:r>
+              <w:rPr>
+                <w:rFonts w:hint="eastAsia" w:ascii="宋体" w:hAnsi="宋体" w:eastAsia="宋体" w:cs="宋体"/>
+                <w:sz w:val="21"/>
+                <w:szCs w:val="21"/>
+                <w:lang w:val="en-US" w:eastAsia="zh-CN"/>
+              </w:rPr>
+              <w:t>2025年2月</w:t>
+            </w:r>
+          </w:p>
+        </w:tc>
+        <w:tc>
+          <w:tcPr>
+            <w:tcW w:w="1249" w:type="dxa"/>
+          </w:tcPr>
+          <w:p>
+            <w:pPr>
+              <w:widowControl w:val="0"/>
+              <w:rPr>
+                <w:rFonts w:hint="eastAsia" w:ascii="宋体" w:hAnsi="宋体" w:eastAsia="宋体" w:cs="宋体"/>
+                <w:sz w:val="21"/>
+                <w:szCs w:val="21"/>
+                <w:lang w:val="en-US" w:eastAsia="zh-CN"/>
+              </w:rPr>
+            </w:pPr>
+            <w:r>
+              <w:rPr>
+                <w:rFonts w:hint="eastAsia" w:ascii="宋体" w:hAnsi="宋体" w:eastAsia="宋体" w:cs="宋体"/>
+                <w:sz w:val="21"/>
+                <w:szCs w:val="21"/>
+                <w:lang w:val="en-US" w:eastAsia="zh-CN"/>
+              </w:rPr>
+              <w:t>已完成</w:t>
+            </w:r>
+          </w:p>
+        </w:tc>
+      </w:tr>
+      <w:tr>
+        <w:tblPrEx>
+          <w:tblBorders>
+            <w:top w:val="single" w:color="auto" w:sz="4" w:space="0"/>
+            <w:left w:val="single" w:color="auto" w:sz="4" w:space="0"/>
+            <w:bottom w:val="single" w:color="auto" w:sz="4" w:space="0"/>
+            <w:right w:val="single" w:color="auto" w:sz="4" w:space="0"/>
+            <w:insideH w:val="single" w:color="auto" w:sz="4" w:space="0"/>
+            <w:insideV w:val="single" w:color="auto" w:sz="4" w:space="0"/>
+          </w:tblBorders>
+          <w:tblCellMar>
+            <w:top w:w="0" w:type="dxa"/>
+            <w:left w:w="108" w:type="dxa"/>
+            <w:bottom w:w="0" w:type="dxa"/>
+            <w:right w:w="108" w:type="dxa"/>
+          </w:tblCellMar>
+        </w:tblPrEx>
+        <w:tc>
+          <w:tcPr>
+            <w:tcW w:w="654" w:type="dxa"/>
+          </w:tcPr>
+          <w:p>
+            <w:pPr>
+              <w:pStyle w:val="29"/>
+              <w:widowControl w:val="0"/>
+              <w:numPr>
+                <w:ilvl w:val="0"/>
+                <w:numId w:val="10"/>
+              </w:numPr>
+              <w:ind w:left="425" w:leftChars="0" w:hanging="425" w:firstLineChars="0"/>
+              <w:rPr>
+                <w:rFonts w:hint="eastAsia"/>
+                <w:vertAlign w:val="baseline"/>
+                <w:lang w:val="en-US" w:eastAsia="zh-CN"/>
+              </w:rPr>
+            </w:pPr>
+          </w:p>
+        </w:tc>
+        <w:tc>
+          <w:tcPr>
+            <w:tcW w:w="1930" w:type="dxa"/>
+            <w:vMerge w:val="restart"/>
+          </w:tcPr>
+          <w:p>
+            <w:pPr>
+              <w:pStyle w:val="29"/>
+              <w:widowControl w:val="0"/>
+              <w:ind w:left="0" w:leftChars="0" w:firstLine="0" w:firstLineChars="0"/>
+              <w:jc w:val="center"/>
+              <w:rPr>
+                <w:rFonts w:hint="eastAsia" w:ascii="宋体" w:hAnsi="宋体" w:eastAsia="宋体" w:cs="宋体"/>
+                <w:sz w:val="21"/>
+                <w:szCs w:val="21"/>
+                <w:vertAlign w:val="baseline"/>
+                <w:lang w:val="en-US" w:eastAsia="zh-CN"/>
+              </w:rPr>
+            </w:pPr>
+            <w:r>
+              <w:rPr>
+                <w:rFonts w:hint="eastAsia" w:ascii="宋体" w:hAnsi="宋体" w:eastAsia="宋体" w:cs="宋体"/>
+                <w:sz w:val="21"/>
+                <w:szCs w:val="21"/>
+                <w:vertAlign w:val="baseline"/>
+                <w:lang w:val="en-US" w:eastAsia="zh-CN"/>
+              </w:rPr>
+              <w:t>开发、测试</w:t>
+            </w:r>
+          </w:p>
+        </w:tc>
+        <w:tc>
+          <w:tcPr>
+            <w:tcW w:w="3086" w:type="dxa"/>
+            <w:vAlign w:val="top"/>
+          </w:tcPr>
+          <w:p>
+            <w:pPr>
+              <w:keepNext w:val="0"/>
+              <w:keepLines w:val="0"/>
+              <w:pageBreakBefore w:val="0"/>
+              <w:widowControl w:val="0"/>
+              <w:numPr>
+                <w:ilvl w:val="0"/>
+                <w:numId w:val="11"/>
+              </w:numPr>
+              <w:wordWrap/>
+              <w:overflowPunct/>
+              <w:topLinePunct w:val="0"/>
+              <w:bidi w:val="0"/>
+              <w:ind w:left="425" w:leftChars="0" w:hanging="425" w:firstLineChars="0"/>
+              <w:rPr>
+                <w:rFonts w:hint="eastAsia" w:ascii="宋体" w:hAnsi="宋体" w:eastAsia="宋体" w:cs="宋体"/>
+                <w:sz w:val="21"/>
+                <w:szCs w:val="21"/>
+                <w:lang w:val="en-US" w:eastAsia="zh-CN"/>
+              </w:rPr>
+            </w:pPr>
+            <w:r>
+              <w:rPr>
+                <w:rFonts w:hint="eastAsia" w:ascii="宋体" w:hAnsi="宋体" w:eastAsia="宋体" w:cs="宋体"/>
+                <w:sz w:val="21"/>
+                <w:szCs w:val="21"/>
+                <w:lang w:val="en-US" w:eastAsia="zh-CN"/>
+              </w:rPr>
+              <w:t>告警规则配置后台维护</w:t>
+            </w:r>
+          </w:p>
+        </w:tc>
+        <w:tc>
+          <w:tcPr>
+            <w:tcW w:w="1585" w:type="dxa"/>
+          </w:tcPr>
+          <w:p>
+            <w:pPr>
+              <w:widowControl w:val="0"/>
+              <w:rPr>
+                <w:rFonts w:hint="eastAsia" w:ascii="宋体" w:hAnsi="宋体" w:eastAsia="宋体" w:cs="宋体"/>
+                <w:sz w:val="21"/>
+                <w:szCs w:val="21"/>
+                <w:lang w:val="en-US" w:eastAsia="zh-CN"/>
+              </w:rPr>
+            </w:pPr>
+            <w:r>
+              <w:rPr>
+                <w:rFonts w:hint="eastAsia" w:ascii="宋体" w:hAnsi="宋体" w:eastAsia="宋体" w:cs="宋体"/>
+                <w:sz w:val="21"/>
+                <w:szCs w:val="21"/>
+                <w:lang w:val="en-US" w:eastAsia="zh-CN"/>
+              </w:rPr>
+              <w:t>2025年3月</w:t>
+            </w:r>
+          </w:p>
+        </w:tc>
+        <w:tc>
+          <w:tcPr>
+            <w:tcW w:w="1249" w:type="dxa"/>
+          </w:tcPr>
+          <w:p>
+            <w:pPr>
+              <w:widowControl w:val="0"/>
+              <w:rPr>
+                <w:rFonts w:hint="eastAsia" w:ascii="宋体" w:hAnsi="宋体" w:eastAsia="宋体" w:cs="宋体"/>
+                <w:sz w:val="21"/>
+                <w:szCs w:val="21"/>
+                <w:lang w:val="en-US" w:eastAsia="zh-CN"/>
+              </w:rPr>
+            </w:pPr>
+            <w:r>
+              <w:rPr>
+                <w:rFonts w:hint="eastAsia" w:ascii="宋体" w:hAnsi="宋体" w:eastAsia="宋体" w:cs="宋体"/>
+                <w:sz w:val="21"/>
+                <w:szCs w:val="21"/>
+                <w:lang w:val="en-US" w:eastAsia="zh-CN"/>
+              </w:rPr>
+              <w:t>已完成</w:t>
+            </w:r>
+          </w:p>
+        </w:tc>
+      </w:tr>
+      <w:tr>
+        <w:tblPrEx>
+          <w:tblBorders>
+            <w:top w:val="single" w:color="auto" w:sz="4" w:space="0"/>
+            <w:left w:val="single" w:color="auto" w:sz="4" w:space="0"/>
+            <w:bottom w:val="single" w:color="auto" w:sz="4" w:space="0"/>
+            <w:right w:val="single" w:color="auto" w:sz="4" w:space="0"/>
+            <w:insideH w:val="single" w:color="auto" w:sz="4" w:space="0"/>
+            <w:insideV w:val="single" w:color="auto" w:sz="4" w:space="0"/>
+          </w:tblBorders>
+          <w:tblCellMar>
+            <w:top w:w="0" w:type="dxa"/>
+            <w:left w:w="108" w:type="dxa"/>
+            <w:bottom w:w="0" w:type="dxa"/>
+            <w:right w:w="108" w:type="dxa"/>
+          </w:tblCellMar>
+        </w:tblPrEx>
+        <w:tc>
+          <w:tcPr>
+            <w:tcW w:w="654" w:type="dxa"/>
+          </w:tcPr>
+          <w:p>
+            <w:pPr>
+              <w:pStyle w:val="29"/>
+              <w:widowControl w:val="0"/>
+              <w:numPr>
+                <w:ilvl w:val="0"/>
+                <w:numId w:val="10"/>
+              </w:numPr>
+              <w:ind w:left="425" w:leftChars="0" w:hanging="425" w:firstLineChars="0"/>
+              <w:rPr>
+                <w:rFonts w:hint="eastAsia"/>
+                <w:vertAlign w:val="baseline"/>
+                <w:lang w:val="en-US" w:eastAsia="zh-CN"/>
+              </w:rPr>
+            </w:pPr>
+          </w:p>
+        </w:tc>
+        <w:tc>
+          <w:tcPr>
+            <w:tcW w:w="1930" w:type="dxa"/>
+            <w:vMerge w:val="continue"/>
+          </w:tcPr>
+          <w:p>
+            <w:pPr>
+              <w:pStyle w:val="29"/>
+              <w:widowControl w:val="0"/>
+              <w:ind w:left="0" w:leftChars="0" w:firstLine="0" w:firstLineChars="0"/>
+              <w:rPr>
+                <w:rFonts w:hint="eastAsia" w:ascii="宋体" w:hAnsi="宋体" w:eastAsia="宋体" w:cs="宋体"/>
+                <w:sz w:val="21"/>
+                <w:szCs w:val="21"/>
+                <w:vertAlign w:val="baseline"/>
+                <w:lang w:val="en-US" w:eastAsia="zh-CN"/>
+              </w:rPr>
+            </w:pPr>
+          </w:p>
+        </w:tc>
+        <w:tc>
+          <w:tcPr>
+            <w:tcW w:w="3086" w:type="dxa"/>
+            <w:vAlign w:val="top"/>
+          </w:tcPr>
+          <w:p>
+            <w:pPr>
+              <w:keepNext w:val="0"/>
+              <w:keepLines w:val="0"/>
+              <w:pageBreakBefore w:val="0"/>
+              <w:widowControl w:val="0"/>
+              <w:numPr>
+                <w:ilvl w:val="0"/>
+                <w:numId w:val="11"/>
+              </w:numPr>
+              <w:wordWrap/>
+              <w:overflowPunct/>
+              <w:topLinePunct w:val="0"/>
+              <w:bidi w:val="0"/>
+              <w:ind w:left="425" w:leftChars="0" w:hanging="425" w:firstLineChars="0"/>
+              <w:rPr>
+                <w:rFonts w:hint="eastAsia" w:ascii="宋体" w:hAnsi="宋体" w:eastAsia="宋体" w:cs="宋体"/>
+                <w:sz w:val="21"/>
+                <w:szCs w:val="21"/>
+                <w:lang w:val="en-US" w:eastAsia="zh-CN"/>
+              </w:rPr>
+            </w:pPr>
+            <w:r>
+              <w:rPr>
+                <w:rFonts w:hint="eastAsia" w:ascii="宋体" w:hAnsi="宋体" w:eastAsia="宋体" w:cs="宋体"/>
+                <w:sz w:val="21"/>
+                <w:szCs w:val="21"/>
+                <w:lang w:val="en-US" w:eastAsia="zh-CN"/>
+              </w:rPr>
+              <w:t>Alertmanager集成与配置中心模块</w:t>
+            </w:r>
+          </w:p>
+        </w:tc>
+        <w:tc>
+          <w:tcPr>
+            <w:tcW w:w="1585" w:type="dxa"/>
+          </w:tcPr>
+          <w:p>
+            <w:pPr>
+              <w:widowControl w:val="0"/>
+              <w:rPr>
+                <w:rFonts w:hint="eastAsia" w:ascii="宋体" w:hAnsi="宋体" w:eastAsia="宋体" w:cs="宋体"/>
+                <w:sz w:val="21"/>
+                <w:szCs w:val="21"/>
+                <w:lang w:val="en-US" w:eastAsia="zh-CN"/>
+              </w:rPr>
+            </w:pPr>
+            <w:r>
+              <w:rPr>
+                <w:rFonts w:hint="eastAsia" w:ascii="宋体" w:hAnsi="宋体" w:eastAsia="宋体" w:cs="宋体"/>
+                <w:sz w:val="21"/>
+                <w:szCs w:val="21"/>
+                <w:lang w:val="en-US" w:eastAsia="zh-CN"/>
+              </w:rPr>
+              <w:t>2025年4月</w:t>
+            </w:r>
+          </w:p>
+        </w:tc>
+        <w:tc>
+          <w:tcPr>
+            <w:tcW w:w="1249" w:type="dxa"/>
+          </w:tcPr>
+          <w:p>
+            <w:pPr>
+              <w:widowControl w:val="0"/>
+              <w:rPr>
+                <w:rFonts w:hint="eastAsia" w:ascii="宋体" w:hAnsi="宋体" w:eastAsia="宋体" w:cs="宋体"/>
+                <w:sz w:val="21"/>
+                <w:szCs w:val="21"/>
+                <w:lang w:val="en-US" w:eastAsia="zh-CN"/>
+              </w:rPr>
+            </w:pPr>
+            <w:r>
+              <w:rPr>
+                <w:rFonts w:hint="eastAsia" w:ascii="宋体" w:hAnsi="宋体" w:eastAsia="宋体" w:cs="宋体"/>
+                <w:sz w:val="21"/>
+                <w:szCs w:val="21"/>
+                <w:lang w:val="en-US" w:eastAsia="zh-CN"/>
+              </w:rPr>
+              <w:t>已完成</w:t>
+            </w:r>
+          </w:p>
+        </w:tc>
+      </w:tr>
+      <w:tr>
+        <w:tblPrEx>
+          <w:tblBorders>
+            <w:top w:val="single" w:color="auto" w:sz="4" w:space="0"/>
+            <w:left w:val="single" w:color="auto" w:sz="4" w:space="0"/>
+            <w:bottom w:val="single" w:color="auto" w:sz="4" w:space="0"/>
+            <w:right w:val="single" w:color="auto" w:sz="4" w:space="0"/>
+            <w:insideH w:val="single" w:color="auto" w:sz="4" w:space="0"/>
+            <w:insideV w:val="single" w:color="auto" w:sz="4" w:space="0"/>
+          </w:tblBorders>
+          <w:tblCellMar>
+            <w:top w:w="0" w:type="dxa"/>
+            <w:left w:w="108" w:type="dxa"/>
+            <w:bottom w:w="0" w:type="dxa"/>
+            <w:right w:w="108" w:type="dxa"/>
+          </w:tblCellMar>
+        </w:tblPrEx>
+        <w:tc>
+          <w:tcPr>
+            <w:tcW w:w="654" w:type="dxa"/>
+          </w:tcPr>
+          <w:p>
+            <w:pPr>
+              <w:pStyle w:val="29"/>
+              <w:widowControl w:val="0"/>
+              <w:numPr>
+                <w:ilvl w:val="0"/>
+                <w:numId w:val="10"/>
+              </w:numPr>
+              <w:ind w:left="425" w:leftChars="0" w:hanging="425" w:firstLineChars="0"/>
+              <w:rPr>
+                <w:rFonts w:hint="eastAsia"/>
+                <w:vertAlign w:val="baseline"/>
+                <w:lang w:val="en-US" w:eastAsia="zh-CN"/>
+              </w:rPr>
+            </w:pPr>
+          </w:p>
+        </w:tc>
+        <w:tc>
+          <w:tcPr>
+            <w:tcW w:w="1930" w:type="dxa"/>
+            <w:vMerge w:val="continue"/>
+          </w:tcPr>
+          <w:p>
+            <w:pPr>
+              <w:pStyle w:val="29"/>
+              <w:widowControl w:val="0"/>
+              <w:ind w:left="0" w:leftChars="0" w:firstLine="0" w:firstLineChars="0"/>
+              <w:rPr>
+                <w:rFonts w:hint="eastAsia" w:ascii="宋体" w:hAnsi="宋体" w:eastAsia="宋体" w:cs="宋体"/>
+                <w:sz w:val="21"/>
+                <w:szCs w:val="21"/>
+                <w:vertAlign w:val="baseline"/>
+                <w:lang w:val="en-US" w:eastAsia="zh-CN"/>
+              </w:rPr>
+            </w:pPr>
+          </w:p>
+        </w:tc>
+        <w:tc>
+          <w:tcPr>
+            <w:tcW w:w="3086" w:type="dxa"/>
+            <w:vAlign w:val="top"/>
+          </w:tcPr>
+          <w:p>
+            <w:pPr>
+              <w:keepNext w:val="0"/>
+              <w:keepLines w:val="0"/>
+              <w:pageBreakBefore w:val="0"/>
+              <w:widowControl w:val="0"/>
+              <w:numPr>
+                <w:ilvl w:val="0"/>
+                <w:numId w:val="11"/>
+              </w:numPr>
+              <w:wordWrap/>
+              <w:overflowPunct/>
+              <w:topLinePunct w:val="0"/>
+              <w:bidi w:val="0"/>
+              <w:ind w:left="425" w:leftChars="0" w:hanging="425" w:firstLineChars="0"/>
+              <w:rPr>
+                <w:rFonts w:hint="eastAsia" w:ascii="宋体" w:hAnsi="宋体" w:eastAsia="宋体" w:cs="宋体"/>
+                <w:sz w:val="21"/>
+                <w:szCs w:val="21"/>
+                <w:lang w:val="en-US" w:eastAsia="zh-CN"/>
+              </w:rPr>
+            </w:pPr>
+            <w:r>
+              <w:rPr>
+                <w:rFonts w:hint="eastAsia" w:ascii="宋体" w:hAnsi="宋体" w:eastAsia="宋体" w:cs="宋体"/>
+                <w:sz w:val="21"/>
+                <w:szCs w:val="21"/>
+                <w:lang w:val="en-US" w:eastAsia="zh-CN"/>
+              </w:rPr>
+              <w:t>邮件告警通道实现模块</w:t>
+            </w:r>
+          </w:p>
+        </w:tc>
+        <w:tc>
+          <w:tcPr>
+            <w:tcW w:w="1585" w:type="dxa"/>
+          </w:tcPr>
+          <w:p>
+            <w:pPr>
+              <w:widowControl w:val="0"/>
+              <w:rPr>
+                <w:rFonts w:hint="eastAsia" w:ascii="宋体" w:hAnsi="宋体" w:eastAsia="宋体" w:cs="宋体"/>
+                <w:sz w:val="21"/>
+                <w:szCs w:val="21"/>
+                <w:lang w:val="en-US" w:eastAsia="zh-CN"/>
+              </w:rPr>
+            </w:pPr>
+            <w:r>
+              <w:rPr>
+                <w:rFonts w:hint="eastAsia" w:ascii="宋体" w:hAnsi="宋体" w:eastAsia="宋体" w:cs="宋体"/>
+                <w:sz w:val="21"/>
+                <w:szCs w:val="21"/>
+                <w:lang w:val="en-US" w:eastAsia="zh-CN"/>
+              </w:rPr>
+              <w:t>2025年5月</w:t>
+            </w:r>
+          </w:p>
+        </w:tc>
+        <w:tc>
+          <w:tcPr>
+            <w:tcW w:w="1249" w:type="dxa"/>
+          </w:tcPr>
+          <w:p>
+            <w:pPr>
+              <w:widowControl w:val="0"/>
+              <w:rPr>
+                <w:rFonts w:hint="eastAsia" w:ascii="宋体" w:hAnsi="宋体" w:eastAsia="宋体" w:cs="宋体"/>
+                <w:sz w:val="21"/>
+                <w:szCs w:val="21"/>
+                <w:lang w:val="en-US" w:eastAsia="zh-CN"/>
+              </w:rPr>
+            </w:pPr>
+            <w:r>
+              <w:rPr>
+                <w:rFonts w:hint="eastAsia" w:ascii="宋体" w:hAnsi="宋体" w:eastAsia="宋体" w:cs="宋体"/>
+                <w:sz w:val="21"/>
+                <w:szCs w:val="21"/>
+                <w:lang w:val="en-US" w:eastAsia="zh-CN"/>
+              </w:rPr>
+              <w:t>已完成</w:t>
+            </w:r>
+          </w:p>
+        </w:tc>
+      </w:tr>
+      <w:tr>
+        <w:tblPrEx>
+          <w:tblBorders>
+            <w:top w:val="single" w:color="auto" w:sz="4" w:space="0"/>
+            <w:left w:val="single" w:color="auto" w:sz="4" w:space="0"/>
+            <w:bottom w:val="single" w:color="auto" w:sz="4" w:space="0"/>
+            <w:right w:val="single" w:color="auto" w:sz="4" w:space="0"/>
+            <w:insideH w:val="single" w:color="auto" w:sz="4" w:space="0"/>
+            <w:insideV w:val="single" w:color="auto" w:sz="4" w:space="0"/>
+          </w:tblBorders>
+          <w:tblCellMar>
+            <w:top w:w="0" w:type="dxa"/>
+            <w:left w:w="108" w:type="dxa"/>
+            <w:bottom w:w="0" w:type="dxa"/>
+            <w:right w:w="108" w:type="dxa"/>
+          </w:tblCellMar>
+        </w:tblPrEx>
+        <w:tc>
+          <w:tcPr>
+            <w:tcW w:w="654" w:type="dxa"/>
+          </w:tcPr>
+          <w:p>
+            <w:pPr>
+              <w:pStyle w:val="29"/>
+              <w:widowControl w:val="0"/>
+              <w:numPr>
+                <w:ilvl w:val="0"/>
+                <w:numId w:val="10"/>
+              </w:numPr>
+              <w:ind w:left="425" w:leftChars="0" w:hanging="425" w:firstLineChars="0"/>
+              <w:rPr>
+                <w:rFonts w:hint="eastAsia"/>
+                <w:vertAlign w:val="baseline"/>
+                <w:lang w:val="en-US" w:eastAsia="zh-CN"/>
+              </w:rPr>
+            </w:pPr>
+          </w:p>
+        </w:tc>
+        <w:tc>
+          <w:tcPr>
+            <w:tcW w:w="1930" w:type="dxa"/>
+            <w:vMerge w:val="continue"/>
+          </w:tcPr>
+          <w:p>
+            <w:pPr>
+              <w:pStyle w:val="29"/>
+              <w:widowControl w:val="0"/>
+              <w:ind w:left="0" w:leftChars="0" w:firstLine="0" w:firstLineChars="0"/>
+              <w:rPr>
+                <w:rFonts w:hint="eastAsia" w:ascii="宋体" w:hAnsi="宋体" w:eastAsia="宋体" w:cs="宋体"/>
+                <w:sz w:val="21"/>
+                <w:szCs w:val="21"/>
+                <w:vertAlign w:val="baseline"/>
+                <w:lang w:val="en-US" w:eastAsia="zh-CN"/>
+              </w:rPr>
+            </w:pPr>
+          </w:p>
+        </w:tc>
+        <w:tc>
+          <w:tcPr>
+            <w:tcW w:w="3086" w:type="dxa"/>
+            <w:vAlign w:val="top"/>
+          </w:tcPr>
+          <w:p>
+            <w:pPr>
+              <w:keepNext w:val="0"/>
+              <w:keepLines w:val="0"/>
+              <w:pageBreakBefore w:val="0"/>
+              <w:widowControl w:val="0"/>
+              <w:numPr>
+                <w:ilvl w:val="0"/>
+                <w:numId w:val="11"/>
+              </w:numPr>
+              <w:wordWrap/>
+              <w:overflowPunct/>
+              <w:topLinePunct w:val="0"/>
+              <w:bidi w:val="0"/>
+              <w:ind w:left="425" w:leftChars="0" w:hanging="425" w:firstLineChars="0"/>
+              <w:rPr>
+                <w:rFonts w:hint="eastAsia" w:ascii="宋体" w:hAnsi="宋体" w:eastAsia="宋体" w:cs="宋体"/>
+                <w:sz w:val="21"/>
+                <w:szCs w:val="21"/>
+                <w:lang w:val="en-US" w:eastAsia="zh-CN"/>
+              </w:rPr>
+            </w:pPr>
+            <w:r>
+              <w:rPr>
+                <w:rFonts w:hint="eastAsia" w:ascii="宋体" w:hAnsi="宋体" w:eastAsia="宋体" w:cs="宋体"/>
+                <w:sz w:val="21"/>
+                <w:szCs w:val="21"/>
+                <w:lang w:val="en-US" w:eastAsia="zh-CN"/>
+              </w:rPr>
+              <w:t>企业微信告警通道实现模块</w:t>
+            </w:r>
+          </w:p>
+        </w:tc>
+        <w:tc>
+          <w:tcPr>
+            <w:tcW w:w="1585" w:type="dxa"/>
+          </w:tcPr>
+          <w:p>
+            <w:pPr>
+              <w:widowControl w:val="0"/>
+              <w:rPr>
+                <w:rFonts w:hint="eastAsia" w:ascii="宋体" w:hAnsi="宋体" w:eastAsia="宋体" w:cs="宋体"/>
+                <w:sz w:val="21"/>
+                <w:szCs w:val="21"/>
+                <w:lang w:val="en-US" w:eastAsia="zh-CN"/>
+              </w:rPr>
+            </w:pPr>
+            <w:r>
+              <w:rPr>
+                <w:rFonts w:hint="eastAsia" w:ascii="宋体" w:hAnsi="宋体" w:eastAsia="宋体" w:cs="宋体"/>
+                <w:sz w:val="21"/>
+                <w:szCs w:val="21"/>
+                <w:lang w:val="en-US" w:eastAsia="zh-CN"/>
+              </w:rPr>
+              <w:t>2025年6月</w:t>
+            </w:r>
+          </w:p>
+        </w:tc>
+        <w:tc>
+          <w:tcPr>
+            <w:tcW w:w="1249" w:type="dxa"/>
+          </w:tcPr>
+          <w:p>
+            <w:pPr>
+              <w:widowControl w:val="0"/>
+              <w:rPr>
+                <w:rFonts w:hint="eastAsia" w:ascii="宋体" w:hAnsi="宋体" w:eastAsia="宋体" w:cs="宋体"/>
+                <w:sz w:val="21"/>
+                <w:szCs w:val="21"/>
+                <w:lang w:val="en-US" w:eastAsia="zh-CN"/>
+              </w:rPr>
+            </w:pPr>
+            <w:r>
+              <w:rPr>
+                <w:rFonts w:hint="eastAsia" w:ascii="宋体" w:hAnsi="宋体" w:eastAsia="宋体" w:cs="宋体"/>
+                <w:sz w:val="21"/>
+                <w:szCs w:val="21"/>
+                <w:lang w:val="en-US" w:eastAsia="zh-CN"/>
+              </w:rPr>
+              <w:t>已完成</w:t>
+            </w:r>
+          </w:p>
+        </w:tc>
+      </w:tr>
+      <w:tr>
+        <w:tblPrEx>
+          <w:tblBorders>
+            <w:top w:val="single" w:color="auto" w:sz="4" w:space="0"/>
+            <w:left w:val="single" w:color="auto" w:sz="4" w:space="0"/>
+            <w:bottom w:val="single" w:color="auto" w:sz="4" w:space="0"/>
+            <w:right w:val="single" w:color="auto" w:sz="4" w:space="0"/>
+            <w:insideH w:val="single" w:color="auto" w:sz="4" w:space="0"/>
+            <w:insideV w:val="single" w:color="auto" w:sz="4" w:space="0"/>
+          </w:tblBorders>
+          <w:tblCellMar>
+            <w:top w:w="0" w:type="dxa"/>
+            <w:left w:w="108" w:type="dxa"/>
+            <w:bottom w:w="0" w:type="dxa"/>
+            <w:right w:w="108" w:type="dxa"/>
+          </w:tblCellMar>
+        </w:tblPrEx>
+        <w:tc>
+          <w:tcPr>
+            <w:tcW w:w="654" w:type="dxa"/>
+          </w:tcPr>
+          <w:p>
+            <w:pPr>
+              <w:pStyle w:val="29"/>
+              <w:widowControl w:val="0"/>
+              <w:numPr>
+                <w:ilvl w:val="0"/>
+                <w:numId w:val="10"/>
+              </w:numPr>
+              <w:ind w:left="425" w:leftChars="0" w:hanging="425" w:firstLineChars="0"/>
+              <w:rPr>
+                <w:rFonts w:hint="eastAsia"/>
+                <w:vertAlign w:val="baseline"/>
+                <w:lang w:val="en-US" w:eastAsia="zh-CN"/>
+              </w:rPr>
+            </w:pPr>
+          </w:p>
+        </w:tc>
+        <w:tc>
+          <w:tcPr>
+            <w:tcW w:w="1930" w:type="dxa"/>
+            <w:vMerge w:val="continue"/>
+          </w:tcPr>
+          <w:p>
+            <w:pPr>
+              <w:pStyle w:val="29"/>
+              <w:widowControl w:val="0"/>
+              <w:ind w:left="0" w:leftChars="0" w:firstLine="0" w:firstLineChars="0"/>
+              <w:rPr>
+                <w:rFonts w:hint="eastAsia" w:ascii="宋体" w:hAnsi="宋体" w:eastAsia="宋体" w:cs="宋体"/>
+                <w:sz w:val="21"/>
+                <w:szCs w:val="21"/>
+                <w:vertAlign w:val="baseline"/>
+                <w:lang w:val="en-US" w:eastAsia="zh-CN"/>
+              </w:rPr>
+            </w:pPr>
+          </w:p>
+        </w:tc>
+        <w:tc>
+          <w:tcPr>
+            <w:tcW w:w="3086" w:type="dxa"/>
+            <w:vAlign w:val="top"/>
+          </w:tcPr>
+          <w:p>
+            <w:pPr>
+              <w:keepNext w:val="0"/>
+              <w:keepLines w:val="0"/>
+              <w:pageBreakBefore w:val="0"/>
+              <w:widowControl w:val="0"/>
+              <w:numPr>
+                <w:ilvl w:val="0"/>
+                <w:numId w:val="11"/>
+              </w:numPr>
+              <w:wordWrap/>
+              <w:overflowPunct/>
+              <w:topLinePunct w:val="0"/>
+              <w:bidi w:val="0"/>
+              <w:ind w:left="425" w:leftChars="0" w:hanging="425" w:firstLineChars="0"/>
+              <w:rPr>
+                <w:rFonts w:hint="eastAsia" w:ascii="宋体" w:hAnsi="宋体" w:eastAsia="宋体" w:cs="宋体"/>
+                <w:sz w:val="21"/>
+                <w:szCs w:val="21"/>
+                <w:lang w:val="en-US" w:eastAsia="zh-CN"/>
+              </w:rPr>
+            </w:pPr>
+            <w:r>
+              <w:rPr>
+                <w:rFonts w:hint="eastAsia" w:ascii="宋体" w:hAnsi="宋体" w:cs="宋体"/>
+                <w:sz w:val="21"/>
+                <w:szCs w:val="21"/>
+                <w:lang w:val="en-US" w:eastAsia="zh-CN"/>
+              </w:rPr>
+              <w:t>手机</w:t>
+            </w:r>
+            <w:r>
+              <w:rPr>
+                <w:rFonts w:hint="eastAsia" w:ascii="宋体" w:hAnsi="宋体" w:eastAsia="宋体" w:cs="宋体"/>
+                <w:sz w:val="21"/>
+                <w:szCs w:val="21"/>
+                <w:lang w:val="en-US" w:eastAsia="zh-CN"/>
+              </w:rPr>
+              <w:t>告警通道实现模块</w:t>
+            </w:r>
+          </w:p>
+        </w:tc>
+        <w:tc>
+          <w:tcPr>
+            <w:tcW w:w="1585" w:type="dxa"/>
+          </w:tcPr>
+          <w:p>
+            <w:pPr>
+              <w:widowControl w:val="0"/>
+              <w:rPr>
+                <w:rFonts w:hint="eastAsia" w:ascii="宋体" w:hAnsi="宋体" w:eastAsia="宋体" w:cs="宋体"/>
+                <w:sz w:val="21"/>
+                <w:szCs w:val="21"/>
+                <w:lang w:val="en-US" w:eastAsia="zh-CN"/>
+              </w:rPr>
+            </w:pPr>
+            <w:r>
+              <w:rPr>
+                <w:rFonts w:hint="eastAsia" w:ascii="宋体" w:hAnsi="宋体" w:eastAsia="宋体" w:cs="宋体"/>
+                <w:sz w:val="21"/>
+                <w:szCs w:val="21"/>
+                <w:lang w:val="en-US" w:eastAsia="zh-CN"/>
+              </w:rPr>
+              <w:t>2025年7月</w:t>
+            </w:r>
+          </w:p>
+        </w:tc>
+        <w:tc>
+          <w:tcPr>
+            <w:tcW w:w="1249" w:type="dxa"/>
+          </w:tcPr>
+          <w:p>
+            <w:pPr>
+              <w:widowControl w:val="0"/>
+              <w:rPr>
+                <w:rFonts w:hint="eastAsia" w:ascii="宋体" w:hAnsi="宋体" w:eastAsia="宋体" w:cs="宋体"/>
+                <w:sz w:val="21"/>
+                <w:szCs w:val="21"/>
+                <w:lang w:val="en-US" w:eastAsia="zh-CN"/>
+              </w:rPr>
+            </w:pPr>
+            <w:r>
+              <w:rPr>
+                <w:rFonts w:hint="eastAsia" w:ascii="宋体" w:hAnsi="宋体" w:eastAsia="宋体" w:cs="宋体"/>
+                <w:sz w:val="21"/>
+                <w:szCs w:val="21"/>
+                <w:lang w:val="en-US" w:eastAsia="zh-CN"/>
+              </w:rPr>
+              <w:t>已完成</w:t>
+            </w:r>
+          </w:p>
+        </w:tc>
+      </w:tr>
+      <w:tr>
+        <w:tblPrEx>
+          <w:tblBorders>
+            <w:top w:val="single" w:color="auto" w:sz="4" w:space="0"/>
+            <w:left w:val="single" w:color="auto" w:sz="4" w:space="0"/>
+            <w:bottom w:val="single" w:color="auto" w:sz="4" w:space="0"/>
+            <w:right w:val="single" w:color="auto" w:sz="4" w:space="0"/>
+            <w:insideH w:val="single" w:color="auto" w:sz="4" w:space="0"/>
+            <w:insideV w:val="single" w:color="auto" w:sz="4" w:space="0"/>
+          </w:tblBorders>
+          <w:tblCellMar>
+            <w:top w:w="0" w:type="dxa"/>
+            <w:left w:w="108" w:type="dxa"/>
+            <w:bottom w:w="0" w:type="dxa"/>
+            <w:right w:w="108" w:type="dxa"/>
+          </w:tblCellMar>
+        </w:tblPrEx>
+        <w:trPr>
+          <w:trHeight w:val="339" w:hRule="atLeast"/>
+        </w:trPr>
+        <w:tc>
+          <w:tcPr>
+            <w:tcW w:w="654" w:type="dxa"/>
+          </w:tcPr>
+          <w:p>
+            <w:pPr>
+              <w:pStyle w:val="29"/>
+              <w:widowControl w:val="0"/>
+              <w:numPr>
+                <w:ilvl w:val="0"/>
+                <w:numId w:val="10"/>
+              </w:numPr>
+              <w:ind w:left="425" w:leftChars="0" w:hanging="425" w:firstLineChars="0"/>
+              <w:rPr>
+                <w:rFonts w:hint="eastAsia"/>
+                <w:vertAlign w:val="baseline"/>
+                <w:lang w:val="en-US" w:eastAsia="zh-CN"/>
+              </w:rPr>
+            </w:pPr>
+          </w:p>
+        </w:tc>
+        <w:tc>
+          <w:tcPr>
+            <w:tcW w:w="1930" w:type="dxa"/>
+          </w:tcPr>
+          <w:p>
+            <w:pPr>
+              <w:pStyle w:val="29"/>
+              <w:widowControl w:val="0"/>
+              <w:ind w:left="0" w:leftChars="0" w:firstLine="0" w:firstLineChars="0"/>
+              <w:rPr>
+                <w:rFonts w:hint="eastAsia" w:ascii="宋体" w:hAnsi="宋体" w:eastAsia="宋体" w:cs="宋体"/>
+                <w:sz w:val="21"/>
+                <w:szCs w:val="21"/>
+                <w:vertAlign w:val="baseline"/>
+                <w:lang w:val="en-US" w:eastAsia="zh-CN"/>
+              </w:rPr>
+            </w:pPr>
+            <w:r>
+              <w:rPr>
+                <w:rFonts w:hint="eastAsia" w:ascii="宋体" w:hAnsi="宋体" w:eastAsia="宋体" w:cs="宋体"/>
+                <w:sz w:val="21"/>
+                <w:szCs w:val="21"/>
+                <w:vertAlign w:val="baseline"/>
+                <w:lang w:val="en-US" w:eastAsia="zh-CN"/>
+              </w:rPr>
+              <w:t>上线试运行</w:t>
+            </w:r>
+          </w:p>
+        </w:tc>
+        <w:tc>
+          <w:tcPr>
+            <w:tcW w:w="3086" w:type="dxa"/>
+          </w:tcPr>
+          <w:p>
+            <w:pPr>
+              <w:widowControl w:val="0"/>
+              <w:numPr>
+                <w:ilvl w:val="0"/>
+                <w:numId w:val="12"/>
+              </w:numPr>
+              <w:ind w:left="425" w:leftChars="0" w:hanging="425" w:firstLineChars="0"/>
+              <w:rPr>
+                <w:rFonts w:hint="eastAsia" w:ascii="宋体" w:hAnsi="宋体" w:eastAsia="宋体" w:cs="宋体"/>
+                <w:sz w:val="21"/>
+                <w:szCs w:val="21"/>
+                <w:lang w:val="en-US" w:eastAsia="zh-CN"/>
+              </w:rPr>
+            </w:pPr>
+            <w:r>
+              <w:rPr>
+                <w:rFonts w:hint="eastAsia" w:ascii="宋体" w:hAnsi="宋体" w:eastAsia="宋体" w:cs="宋体"/>
+                <w:sz w:val="21"/>
+                <w:szCs w:val="21"/>
+                <w:lang w:val="en-US" w:eastAsia="zh-CN"/>
+              </w:rPr>
+              <w:t>测试完成后，首先在平台运维组试运行</w:t>
+            </w:r>
+          </w:p>
+        </w:tc>
+        <w:tc>
+          <w:tcPr>
+            <w:tcW w:w="1585" w:type="dxa"/>
+          </w:tcPr>
+          <w:p>
+            <w:pPr>
+              <w:widowControl w:val="0"/>
+              <w:rPr>
+                <w:rFonts w:hint="eastAsia" w:ascii="宋体" w:hAnsi="宋体" w:eastAsia="宋体" w:cs="宋体"/>
+                <w:sz w:val="21"/>
+                <w:szCs w:val="21"/>
+                <w:lang w:val="en-US" w:eastAsia="zh-CN"/>
+              </w:rPr>
+            </w:pPr>
+            <w:r>
+              <w:rPr>
+                <w:rFonts w:hint="eastAsia" w:ascii="宋体" w:hAnsi="宋体" w:eastAsia="宋体" w:cs="宋体"/>
+                <w:sz w:val="21"/>
+                <w:szCs w:val="21"/>
+                <w:lang w:val="en-US" w:eastAsia="zh-CN"/>
+              </w:rPr>
+              <w:t>2025年8月</w:t>
+            </w:r>
+          </w:p>
+        </w:tc>
+        <w:tc>
+          <w:tcPr>
+            <w:tcW w:w="1249" w:type="dxa"/>
+          </w:tcPr>
+          <w:p>
+            <w:pPr>
+              <w:widowControl w:val="0"/>
+              <w:rPr>
+                <w:rFonts w:hint="eastAsia" w:ascii="宋体" w:hAnsi="宋体" w:eastAsia="宋体" w:cs="宋体"/>
+                <w:sz w:val="21"/>
+                <w:szCs w:val="21"/>
+                <w:lang w:val="en-US" w:eastAsia="zh-CN"/>
+              </w:rPr>
+            </w:pPr>
+            <w:r>
+              <w:rPr>
+                <w:rFonts w:hint="eastAsia" w:ascii="宋体" w:hAnsi="宋体" w:eastAsia="宋体" w:cs="宋体"/>
+                <w:sz w:val="21"/>
+                <w:szCs w:val="21"/>
+                <w:lang w:val="en-US" w:eastAsia="zh-CN"/>
+              </w:rPr>
+              <w:t>已完成</w:t>
+            </w:r>
+          </w:p>
+        </w:tc>
+      </w:tr>
+      <w:tr>
+        <w:tblPrEx>
+          <w:tblBorders>
+            <w:top w:val="single" w:color="auto" w:sz="4" w:space="0"/>
+            <w:left w:val="single" w:color="auto" w:sz="4" w:space="0"/>
+            <w:bottom w:val="single" w:color="auto" w:sz="4" w:space="0"/>
+            <w:right w:val="single" w:color="auto" w:sz="4" w:space="0"/>
+            <w:insideH w:val="single" w:color="auto" w:sz="4" w:space="0"/>
+            <w:insideV w:val="single" w:color="auto" w:sz="4" w:space="0"/>
+          </w:tblBorders>
+          <w:tblCellMar>
+            <w:top w:w="0" w:type="dxa"/>
+            <w:left w:w="108" w:type="dxa"/>
+            <w:bottom w:w="0" w:type="dxa"/>
+            <w:right w:w="108" w:type="dxa"/>
+          </w:tblCellMar>
+        </w:tblPrEx>
+        <w:trPr>
+          <w:trHeight w:val="275" w:hRule="atLeast"/>
+        </w:trPr>
+        <w:tc>
+          <w:tcPr>
+            <w:tcW w:w="654" w:type="dxa"/>
+          </w:tcPr>
+          <w:p>
+            <w:pPr>
+              <w:pStyle w:val="29"/>
+              <w:widowControl w:val="0"/>
+              <w:numPr>
+                <w:ilvl w:val="0"/>
+                <w:numId w:val="10"/>
+              </w:numPr>
+              <w:ind w:left="425" w:leftChars="0" w:hanging="425" w:firstLineChars="0"/>
+              <w:rPr>
+                <w:rFonts w:hint="eastAsia"/>
+                <w:vertAlign w:val="baseline"/>
+                <w:lang w:val="en-US" w:eastAsia="zh-CN"/>
+              </w:rPr>
+            </w:pPr>
+          </w:p>
+        </w:tc>
+        <w:tc>
+          <w:tcPr>
+            <w:tcW w:w="1930" w:type="dxa"/>
+          </w:tcPr>
+          <w:p>
+            <w:pPr>
+              <w:pStyle w:val="29"/>
+              <w:widowControl w:val="0"/>
+              <w:ind w:left="0" w:leftChars="0" w:firstLine="0" w:firstLineChars="0"/>
+              <w:rPr>
+                <w:rFonts w:hint="eastAsia" w:ascii="宋体" w:hAnsi="宋体" w:eastAsia="宋体" w:cs="宋体"/>
+                <w:sz w:val="21"/>
+                <w:szCs w:val="21"/>
+                <w:vertAlign w:val="baseline"/>
+                <w:lang w:val="en-US" w:eastAsia="zh-CN"/>
+              </w:rPr>
+            </w:pPr>
+            <w:r>
+              <w:rPr>
+                <w:rFonts w:hint="eastAsia" w:ascii="宋体" w:hAnsi="宋体" w:eastAsia="宋体" w:cs="宋体"/>
+                <w:sz w:val="21"/>
+                <w:szCs w:val="21"/>
+                <w:vertAlign w:val="baseline"/>
+                <w:lang w:val="en-US" w:eastAsia="zh-CN"/>
+              </w:rPr>
+              <w:t>BUG修复功能完善</w:t>
+            </w:r>
+          </w:p>
+        </w:tc>
+        <w:tc>
+          <w:tcPr>
+            <w:tcW w:w="3086" w:type="dxa"/>
+          </w:tcPr>
+          <w:p>
+            <w:pPr>
+              <w:widowControl w:val="0"/>
+              <w:numPr>
+                <w:ilvl w:val="0"/>
+                <w:numId w:val="13"/>
+              </w:numPr>
+              <w:ind w:left="425" w:leftChars="0" w:hanging="425" w:firstLineChars="0"/>
+              <w:rPr>
+                <w:rFonts w:hint="eastAsia" w:ascii="宋体" w:hAnsi="宋体" w:eastAsia="宋体" w:cs="宋体"/>
+                <w:sz w:val="21"/>
+                <w:szCs w:val="21"/>
+                <w:lang w:val="en-US" w:eastAsia="zh-CN"/>
+              </w:rPr>
+            </w:pPr>
+            <w:r>
+              <w:rPr>
+                <w:rFonts w:hint="eastAsia" w:ascii="宋体" w:hAnsi="宋体" w:eastAsia="宋体" w:cs="宋体"/>
+                <w:sz w:val="21"/>
+                <w:szCs w:val="21"/>
+                <w:lang w:val="en-US" w:eastAsia="zh-CN"/>
+              </w:rPr>
+              <w:t>修复使用过程中发现的BUG</w:t>
+            </w:r>
+          </w:p>
+        </w:tc>
+        <w:tc>
+          <w:tcPr>
+            <w:tcW w:w="1585" w:type="dxa"/>
+          </w:tcPr>
+          <w:p>
+            <w:pPr>
+              <w:widowControl w:val="0"/>
+              <w:rPr>
+                <w:rFonts w:hint="eastAsia" w:ascii="宋体" w:hAnsi="宋体" w:eastAsia="宋体" w:cs="宋体"/>
+                <w:sz w:val="21"/>
+                <w:szCs w:val="21"/>
+                <w:lang w:val="en-US" w:eastAsia="zh-CN"/>
+              </w:rPr>
+            </w:pPr>
+            <w:r>
+              <w:rPr>
+                <w:rFonts w:hint="eastAsia" w:ascii="宋体" w:hAnsi="宋体" w:eastAsia="宋体" w:cs="宋体"/>
+                <w:sz w:val="21"/>
+                <w:szCs w:val="21"/>
+                <w:lang w:val="en-US" w:eastAsia="zh-CN"/>
+              </w:rPr>
+              <w:t>2025年9月</w:t>
+            </w:r>
+          </w:p>
+        </w:tc>
+        <w:tc>
+          <w:tcPr>
+            <w:tcW w:w="1249" w:type="dxa"/>
+          </w:tcPr>
+          <w:p>
+            <w:pPr>
+              <w:widowControl w:val="0"/>
+              <w:rPr>
+                <w:rFonts w:hint="eastAsia" w:ascii="宋体" w:hAnsi="宋体" w:eastAsia="宋体" w:cs="宋体"/>
+                <w:sz w:val="21"/>
+                <w:szCs w:val="21"/>
+                <w:lang w:val="en-US" w:eastAsia="zh-CN"/>
+              </w:rPr>
+            </w:pPr>
+            <w:r>
+              <w:rPr>
+                <w:rFonts w:hint="eastAsia" w:ascii="宋体" w:hAnsi="宋体" w:eastAsia="宋体" w:cs="宋体"/>
+                <w:sz w:val="21"/>
+                <w:szCs w:val="21"/>
+                <w:lang w:val="en-US" w:eastAsia="zh-CN"/>
+              </w:rPr>
+              <w:t>已完成</w:t>
+            </w:r>
+          </w:p>
+        </w:tc>
+      </w:tr>
+      <w:tr>
+        <w:tblPrEx>
+          <w:tblBorders>
+            <w:top w:val="single" w:color="auto" w:sz="4" w:space="0"/>
+            <w:left w:val="single" w:color="auto" w:sz="4" w:space="0"/>
+            <w:bottom w:val="single" w:color="auto" w:sz="4" w:space="0"/>
+            <w:right w:val="single" w:color="auto" w:sz="4" w:space="0"/>
+            <w:insideH w:val="single" w:color="auto" w:sz="4" w:space="0"/>
+            <w:insideV w:val="single" w:color="auto" w:sz="4" w:space="0"/>
+          </w:tblBorders>
+          <w:tblCellMar>
+            <w:top w:w="0" w:type="dxa"/>
+            <w:left w:w="108" w:type="dxa"/>
+            <w:bottom w:w="0" w:type="dxa"/>
+            <w:right w:w="108" w:type="dxa"/>
+          </w:tblCellMar>
+        </w:tblPrEx>
+        <w:tc>
+          <w:tcPr>
+            <w:tcW w:w="654" w:type="dxa"/>
+          </w:tcPr>
+          <w:p>
+            <w:pPr>
+              <w:pStyle w:val="29"/>
+              <w:widowControl w:val="0"/>
+              <w:numPr>
+                <w:ilvl w:val="0"/>
+                <w:numId w:val="10"/>
+              </w:numPr>
+              <w:ind w:left="425" w:leftChars="0" w:hanging="425" w:firstLineChars="0"/>
+              <w:rPr>
+                <w:rFonts w:hint="eastAsia"/>
+                <w:sz w:val="24"/>
+                <w:szCs w:val="24"/>
+                <w:vertAlign w:val="baseline"/>
+                <w:lang w:val="en-US" w:eastAsia="zh-CN"/>
+              </w:rPr>
+            </w:pPr>
+          </w:p>
+        </w:tc>
+        <w:tc>
+          <w:tcPr>
+            <w:tcW w:w="1930" w:type="dxa"/>
+          </w:tcPr>
+          <w:p>
+            <w:pPr>
+              <w:pStyle w:val="29"/>
+              <w:widowControl w:val="0"/>
+              <w:ind w:left="0" w:leftChars="0" w:firstLine="0" w:firstLineChars="0"/>
+              <w:rPr>
+                <w:rFonts w:hint="eastAsia" w:ascii="宋体" w:hAnsi="宋体" w:eastAsia="宋体" w:cs="宋体"/>
+                <w:sz w:val="21"/>
+                <w:szCs w:val="21"/>
+                <w:vertAlign w:val="baseline"/>
+                <w:lang w:val="en-US" w:eastAsia="zh-CN"/>
+              </w:rPr>
+            </w:pPr>
+            <w:r>
+              <w:rPr>
+                <w:rFonts w:hint="eastAsia" w:ascii="宋体" w:hAnsi="宋体" w:eastAsia="宋体" w:cs="宋体"/>
+                <w:sz w:val="21"/>
+                <w:szCs w:val="21"/>
+                <w:vertAlign w:val="baseline"/>
+                <w:lang w:val="en-US" w:eastAsia="zh-CN"/>
+              </w:rPr>
+              <w:t>回归测试正式上线</w:t>
+            </w:r>
+          </w:p>
+        </w:tc>
+        <w:tc>
+          <w:tcPr>
+            <w:tcW w:w="3086" w:type="dxa"/>
+          </w:tcPr>
+          <w:p>
+            <w:pPr>
+              <w:widowControl w:val="0"/>
+              <w:numPr>
+                <w:ilvl w:val="0"/>
+                <w:numId w:val="14"/>
+              </w:numPr>
+              <w:ind w:left="425" w:leftChars="0" w:hanging="425" w:firstLineChars="0"/>
+              <w:rPr>
+                <w:rFonts w:hint="eastAsia" w:ascii="宋体" w:hAnsi="宋体" w:eastAsia="宋体" w:cs="宋体"/>
+                <w:sz w:val="21"/>
+                <w:szCs w:val="21"/>
+                <w:lang w:val="en-US" w:eastAsia="zh-CN"/>
+              </w:rPr>
+            </w:pPr>
+            <w:r>
+              <w:rPr>
+                <w:rFonts w:hint="eastAsia" w:ascii="宋体" w:hAnsi="宋体" w:eastAsia="宋体" w:cs="宋体"/>
+                <w:sz w:val="21"/>
+                <w:szCs w:val="21"/>
+                <w:lang w:val="en-US" w:eastAsia="zh-CN"/>
+              </w:rPr>
+              <w:t>BUG修复并验证后正式上线</w:t>
+            </w:r>
+          </w:p>
+        </w:tc>
+        <w:tc>
+          <w:tcPr>
+            <w:tcW w:w="1585" w:type="dxa"/>
+          </w:tcPr>
+          <w:p>
+            <w:pPr>
+              <w:widowControl w:val="0"/>
+              <w:rPr>
+                <w:rFonts w:hint="eastAsia" w:ascii="宋体" w:hAnsi="宋体" w:eastAsia="宋体" w:cs="宋体"/>
+                <w:sz w:val="21"/>
+                <w:szCs w:val="21"/>
+                <w:lang w:val="en-US" w:eastAsia="zh-CN"/>
+              </w:rPr>
+            </w:pPr>
+            <w:r>
+              <w:rPr>
+                <w:rFonts w:hint="eastAsia" w:ascii="宋体" w:hAnsi="宋体" w:eastAsia="宋体" w:cs="宋体"/>
+                <w:sz w:val="21"/>
+                <w:szCs w:val="21"/>
+                <w:lang w:val="en-US" w:eastAsia="zh-CN"/>
+              </w:rPr>
+              <w:t>2025年10月</w:t>
+            </w:r>
+          </w:p>
+        </w:tc>
+        <w:tc>
+          <w:tcPr>
+            <w:tcW w:w="1249" w:type="dxa"/>
+          </w:tcPr>
+          <w:p>
+            <w:pPr>
+              <w:widowControl w:val="0"/>
+              <w:rPr>
+                <w:rFonts w:hint="eastAsia" w:ascii="宋体" w:hAnsi="宋体" w:eastAsia="宋体" w:cs="宋体"/>
+                <w:sz w:val="21"/>
+                <w:szCs w:val="21"/>
+                <w:lang w:val="en-US" w:eastAsia="zh-CN"/>
+              </w:rPr>
+            </w:pPr>
+            <w:r>
+              <w:rPr>
+                <w:rFonts w:hint="eastAsia" w:ascii="宋体" w:hAnsi="宋体" w:eastAsia="宋体" w:cs="宋体"/>
+                <w:sz w:val="21"/>
+                <w:szCs w:val="21"/>
+                <w:lang w:val="en-US" w:eastAsia="zh-CN"/>
+              </w:rPr>
+              <w:t>已完成</w:t>
+            </w:r>
+          </w:p>
+        </w:tc>
+      </w:tr>
+    </w:tbl>
+    <w:p>
+      <w:pPr>
+        <w:pStyle w:val="30"/>
+        <w:bidi w:val="0"/>
+        <w:rPr>
+          <w:rFonts w:hint="default"/>
+          <w:lang w:val="en-US" w:eastAsia="zh-CN"/>
+        </w:rPr>
+      </w:pPr>
+      <w:bookmarkStart w:id="6" w:name="_Toc7494"/>
+      <w:r>
+        <w:rPr>
+          <w:rFonts w:hint="eastAsia"/>
+          <w:lang w:val="en-US" w:eastAsia="zh-CN"/>
+        </w:rPr>
+        <w:t>模块完成情况</w:t>
+      </w:r>
+    </w:p>
+    <w:p>
+      <w:pPr>
+        <w:pStyle w:val="31"/>
+        <w:bidi w:val="0"/>
+        <w:rPr>
+          <w:rFonts w:hint="eastAsia"/>
+          <w:lang w:val="en-US" w:eastAsia="zh-CN"/>
+        </w:rPr>
+      </w:pPr>
+      <w:r>
+        <w:rPr>
+          <w:rFonts w:hint="eastAsia"/>
+          <w:lang w:val="en-US" w:eastAsia="zh-CN"/>
+        </w:rPr>
+        <w:t>邮件告警实现</w:t>
+      </w:r>
+    </w:p>
+    <w:p>
+      <w:pPr>
+        <w:spacing w:line="360" w:lineRule="auto"/>
+        <w:ind w:firstLine="480" w:firstLineChars="200"/>
+        <w:jc w:val="both"/>
+        <w:rPr>
+          <w:rFonts w:hint="eastAsia" w:ascii="宋体" w:hAnsi="宋体" w:cs="宋体"/>
+          <w:sz w:val="24"/>
+          <w:szCs w:val="24"/>
+        </w:rPr>
+      </w:pPr>
+      <w:r>
+        <w:rPr>
+          <w:rFonts w:hint="eastAsia" w:ascii="宋体" w:hAnsi="宋体" w:cs="宋体"/>
+          <w:sz w:val="24"/>
+          <w:szCs w:val="24"/>
+        </w:rPr>
+        <w:t>须要安装 Alertmanager，这里由于邮件发送比较简单，因此这里我就直接贴配置了，其中带有 xxx 字符的参数是须要根据状况进行更改的。下面的企业微信告警同理。</w:t>
+      </w:r>
+    </w:p>
+    <w:p>
+      <w:pPr>
+        <w:spacing w:line="360" w:lineRule="auto"/>
+        <w:ind w:firstLine="480" w:firstLineChars="200"/>
+        <w:jc w:val="both"/>
+        <w:rPr>
+          <w:rFonts w:hint="eastAsia" w:ascii="宋体" w:hAnsi="宋体" w:cs="宋体"/>
+          <w:sz w:val="24"/>
+          <w:szCs w:val="24"/>
+        </w:rPr>
+      </w:pPr>
+      <w:r>
+        <w:rPr>
+          <w:rFonts w:hint="eastAsia" w:ascii="宋体" w:hAnsi="宋体" w:cs="宋体"/>
+          <w:sz w:val="24"/>
+          <w:szCs w:val="24"/>
+        </w:rPr>
+        <w:t>Alertmanagers 服务的 alertmanager.yml 的配置以下:</w:t>
+      </w:r>
+    </w:p>
+    <w:p>
+      <w:pPr>
+        <w:pStyle w:val="43"/>
+        <w:spacing w:line="360" w:lineRule="auto"/>
+        <w:ind w:firstLine="480"/>
+        <w:rPr>
+          <w:rFonts w:hint="eastAsia" w:ascii="宋体" w:hAnsi="宋体" w:cs="宋体"/>
+          <w:sz w:val="24"/>
+          <w:szCs w:val="24"/>
+        </w:rPr>
+      </w:pPr>
+      <w:r>
+        <w:rPr>
+          <w:rFonts w:ascii="Times New Roman"/>
+          <w:position w:val="0"/>
+          <w:sz w:val="20"/>
+        </w:rPr>
+        <mc:AlternateContent>
+          <mc:Choice Requires="wps">
+            <w:drawing>
+              <wp:inline distT="0" distB="0" distL="114300" distR="114300">
+                <wp:extent cx="5397500" cy="3743960"/>
+                <wp:effectExtent l="4445" t="4445" r="8255" b="15875"/>
+                <wp:docPr id="2" name="文本框 2"/>
+                <wp:cNvGraphicFramePr/>
+                <a:graphic xmlns:a="http://schemas.openxmlformats.org/drawingml/2006/main">
+                  <a:graphicData uri="http://schemas.microsoft.com/office/word/2010/wordprocessingShape">
+                    <wps:wsp>
+                      <wps:cNvSpPr txBox="1"/>
+                      <wps:spPr>
+                        <a:xfrm>
+                          <a:off x="0" y="0"/>
+                          <a:ext cx="5397500" cy="3743960"/>
+                        </a:xfrm>
+                        <a:prstGeom prst="rect">
+                          <a:avLst/>
+                        </a:prstGeom>
+                        <a:solidFill>
+                          <a:srgbClr val="F5F5F5"/>
+                        </a:solidFill>
+                        <a:ln w="9144" cap="flat" cmpd="sng">
+                          <a:solidFill>
+                            <a:srgbClr val="CCCCCC"/>
+                          </a:solidFill>
+                          <a:prstDash val="solid"/>
+                          <a:miter/>
+                          <a:headEnd type="none" w="med" len="med"/>
+                          <a:tailEnd type="none" w="med" len="med"/>
+                        </a:ln>
+                      </wps:spPr>
+                      <wps:txbx>
+                        <w:txbxContent>
+                          <w:p>
+                            <w:pPr>
+                              <w:pStyle w:val="12"/>
+                              <w:spacing w:before="174" w:line="528" w:lineRule="auto"/>
+                              <w:ind w:left="319" w:right="5952" w:hanging="231"/>
+                            </w:pPr>
+                            <w:r>
+                              <w:rPr>
+                                <w:color w:val="333333"/>
+                              </w:rPr>
+                              <w:t>global: resolve_timeout: 5m</w:t>
+                            </w:r>
+                          </w:p>
+                          <w:p>
+                            <w:pPr>
+                              <w:pStyle w:val="12"/>
+                              <w:spacing w:line="528" w:lineRule="auto"/>
+                              <w:ind w:left="319" w:right="4336"/>
+                            </w:pPr>
+                            <w:r>
+                              <w:rPr>
+                                <w:color w:val="333333"/>
+                              </w:rPr>
+                              <w:t>smtp_from: 'xxx@qq.com' smtp_smarthost: 'smtp.qq.com:465' smtp_auth_username: 'xxx@qq.com' smtp_auth_password: 'xxx' smtp_require_tls: false smtp_hello: 'qq.com'</w:t>
+                            </w:r>
+                          </w:p>
+                          <w:p>
+                            <w:pPr>
+                              <w:pStyle w:val="12"/>
+                              <w:spacing w:line="241" w:lineRule="exact"/>
+                              <w:ind w:left="88"/>
+                            </w:pPr>
+                            <w:r>
+                              <w:rPr>
+                                <w:color w:val="333333"/>
+                              </w:rPr>
+                              <w:t>route:</w:t>
+                            </w:r>
+                          </w:p>
+                          <w:p>
+                            <w:pPr>
+                              <w:pStyle w:val="12"/>
+                              <w:spacing w:line="540" w:lineRule="atLeast"/>
+                              <w:ind w:left="319" w:right="5491"/>
+                            </w:pPr>
+                            <w:r>
+                              <w:rPr>
+                                <w:color w:val="333333"/>
+                              </w:rPr>
+                              <w:t>group_by: ['alertname'] group_wait: 5s</w:t>
+                            </w:r>
+                          </w:p>
+                        </w:txbxContent>
+                      </wps:txbx>
+                      <wps:bodyPr lIns="0" tIns="0" rIns="0" bIns="0" upright="1"/>
+                    </wps:wsp>
+                  </a:graphicData>
+                </a:graphic>
+              </wp:inline>
+            </w:drawing>
+          </mc:Choice>
+          <mc:Fallback>
+            <w:pict>
+              <v:shape id="_x0000_s1026" o:spid="_x0000_s1026" o:spt="202" type="#_x0000_t202" style="height:294.8pt;width:425pt;" fillcolor="#F5F5F5" filled="t" stroked="t" coordsize="21600,21600" o:gfxdata="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">
+                <v:fill on="t" focussize="0,0"/>
+                <v:stroke weight="0.72pt" color="#CCCCCC" joinstyle="miter"/>
+                <v:imagedata o:title=""/>
+                <o:lock v:ext="edit" aspectratio="f"/>
+                <v:textbox inset="0mm,0mm,0mm,0mm">
+                  <w:txbxContent>
+                    <w:p>
+                      <w:pPr>
+                        <w:pStyle w:val="12"/>
+                        <w:spacing w:before="174" w:line="528" w:lineRule="auto"/>
+                        <w:ind w:left="319" w:right="5952" w:hanging="231"/>
+                      </w:pPr>
+                      <w:r>
+                        <w:rPr>
+                          <w:color w:val="333333"/>
+                        </w:rPr>
+                        <w:t>global: resolve_timeout: 5m</w:t>
+                      </w:r>
+                    </w:p>
+                    <w:p>
+                      <w:pPr>
+                        <w:pStyle w:val="12"/>
+                        <w:spacing w:line="528" w:lineRule="auto"/>
+                        <w:ind w:left="319" w:right="4336"/>
+                      </w:pPr>
+                      <w:r>
+                        <w:rPr>
+                          <w:color w:val="333333"/>
+                        </w:rPr>
+                        <w:t>smtp_from: 'xxx@qq.com' smtp_smarthost: 'smtp.qq.com:465' smtp_auth_username: 'xxx@qq.com' smtp_auth_password: 'xxx' smtp_require_tls: false smtp_hello: 'qq.com'</w:t>
+                      </w:r>
+                    </w:p>
+                    <w:p>
+                      <w:pPr>
+                        <w:pStyle w:val="12"/>
+                        <w:spacing w:line="241" w:lineRule="exact"/>
+                        <w:ind w:left="88"/>
+                      </w:pPr>
+                      <w:r>
+                        <w:rPr>
+                          <w:color w:val="333333"/>
+                        </w:rPr>
+                        <w:t>route:</w:t>
+                      </w:r>
+                    </w:p>
+                    <w:p>
+                      <w:pPr>
+                        <w:pStyle w:val="12"/>
+                        <w:spacing w:line="540" w:lineRule="atLeast"/>
+                        <w:ind w:left="319" w:right="5491"/>
+                      </w:pPr>
+                      <w:r>
+                        <w:rPr>
+                          <w:color w:val="333333"/>
+                        </w:rPr>
+                        <w:t>group_by: ['alertname'] group_wait: 5s</w:t>
+                      </w:r>
+                    </w:p>
+                  </w:txbxContent>
+                </v:textbox>
+                <w10:wrap type="none"/>
+                <w10:anchorlock/>
+              </v:shape>
+            </w:pict>
+          </mc:Fallback>
+        </mc:AlternateContent>
+      </w:r>
+    </w:p>
+    <w:p>
+      <w:pPr>
+        <w:pStyle w:val="43"/>
+        <w:spacing w:line="360" w:lineRule="auto"/>
+        <w:ind w:firstLine="480"/>
+        <w:rPr>
+          <w:rFonts w:hint="eastAsia" w:ascii="宋体" w:hAnsi="宋体" w:cs="宋体"/>
+          <w:sz w:val="24"/>
+          <w:szCs w:val="24"/>
+        </w:rPr>
+      </w:pPr>
+    </w:p>
+    <w:p>
+      <w:pPr>
+        <w:pStyle w:val="43"/>
+        <w:spacing w:line="360" w:lineRule="auto"/>
+        <w:ind w:firstLine="480"/>
+        <w:rPr>
+          <w:rFonts w:ascii="Times New Roman"/>
+          <w:position w:val="0"/>
+          <w:sz w:val="20"/>
+        </w:rPr>
+      </w:pPr>
+      <w:r>
+        <w:rPr>
+          <w:rFonts w:ascii="Times New Roman"/>
+          <w:position w:val="0"/>
+          <w:sz w:val="20"/>
+        </w:rPr>
+        <mc:AlternateContent>
+          <mc:Choice Requires="wps">
+            <w:drawing>
+              <wp:inline distT="0" distB="0" distL="114300" distR="114300">
+                <wp:extent cx="5397500" cy="4774565"/>
+                <wp:effectExtent l="4445" t="4445" r="8255" b="6350"/>
+                <wp:docPr id="3" name="文本框 3"/>
+                <wp:cNvGraphicFramePr/>
+                <a:graphic xmlns:a="http://schemas.openxmlformats.org/drawingml/2006/main">
+                  <a:graphicData uri="http://schemas.microsoft.com/office/word/2010/wordprocessingShape">
+                    <wps:wsp>
+                      <wps:cNvSpPr txBox="1"/>
+                      <wps:spPr>
+                        <a:xfrm>
+                          <a:off x="0" y="0"/>
+                          <a:ext cx="5397500" cy="4774565"/>
+                        </a:xfrm>
+                        <a:prstGeom prst="rect">
+                          <a:avLst/>
+                        </a:prstGeom>
+                        <a:solidFill>
+                          <a:srgbClr val="F5F5F5"/>
+                        </a:solidFill>
+                        <a:ln w="9144" cap="flat" cmpd="sng">
+                          <a:solidFill>
+                            <a:srgbClr val="CCCCCC"/>
+                          </a:solidFill>
+                          <a:prstDash val="solid"/>
+                          <a:miter/>
+                          <a:headEnd type="none" w="med" len="med"/>
+                          <a:tailEnd type="none" w="med" len="med"/>
+                        </a:ln>
+                      </wps:spPr>
+                      <wps:txbx>
+                        <w:txbxContent>
+                          <w:p>
+                            <w:pPr>
+                              <w:pStyle w:val="12"/>
+                              <w:spacing w:before="174" w:line="528" w:lineRule="auto"/>
+                              <w:ind w:left="319" w:right="5952"/>
+                            </w:pPr>
+                            <w:r>
+                              <w:rPr>
+                                <w:color w:val="333333"/>
+                              </w:rPr>
+                              <w:t>group_interval: 5s repeat_interval: 5m receiver: 'email'</w:t>
+                            </w:r>
+                          </w:p>
+                          <w:p>
+                            <w:pPr>
+                              <w:pStyle w:val="12"/>
+                              <w:spacing w:line="243" w:lineRule="exact"/>
+                              <w:ind w:left="88"/>
+                            </w:pPr>
+                            <w:r>
+                              <w:rPr>
+                                <w:color w:val="333333"/>
+                              </w:rPr>
+                              <w:t>receivers:</w:t>
+                            </w:r>
+                          </w:p>
+                          <w:p>
+                            <w:pPr>
+                              <w:pStyle w:val="12"/>
+                              <w:spacing w:before="7"/>
+                              <w:rPr>
+                                <w:rFonts w:ascii="Times New Roman"/>
+                                <w:sz w:val="25"/>
+                              </w:rPr>
+                            </w:pPr>
+                          </w:p>
+                          <w:p>
+                            <w:pPr>
+                              <w:pStyle w:val="12"/>
+                              <w:numPr>
+                                <w:ilvl w:val="0"/>
+                                <w:numId w:val="15"/>
+                              </w:numPr>
+                              <w:tabs>
+                                <w:tab w:val="left" w:pos="320"/>
+                              </w:tabs>
+                              <w:spacing w:before="0" w:after="0" w:line="528" w:lineRule="auto"/>
+                              <w:ind w:left="319" w:right="6549" w:hanging="231"/>
+                              <w:jc w:val="left"/>
+                            </w:pPr>
+                            <w:r>
+                              <w:rPr>
+                                <w:color w:val="333333"/>
+                              </w:rPr>
+                              <w:t xml:space="preserve">name: 'email' </w:t>
+                            </w:r>
+                            <w:r>
+                              <w:rPr>
+                                <w:color w:val="333333"/>
+                                <w:spacing w:val="-1"/>
+                              </w:rPr>
+                              <w:t>email_configs:</w:t>
+                            </w:r>
+                          </w:p>
+                          <w:p>
+                            <w:pPr>
+                              <w:pStyle w:val="12"/>
+                              <w:numPr>
+                                <w:ilvl w:val="1"/>
+                                <w:numId w:val="15"/>
+                              </w:numPr>
+                              <w:tabs>
+                                <w:tab w:val="left" w:pos="550"/>
+                              </w:tabs>
+                              <w:spacing w:before="0" w:after="0" w:line="528" w:lineRule="auto"/>
+                              <w:ind w:left="549" w:right="5739" w:hanging="231"/>
+                              <w:jc w:val="left"/>
+                            </w:pPr>
+                            <w:r>
+                              <w:rPr>
+                                <w:color w:val="333333"/>
+                              </w:rPr>
+                              <w:t>to: 'xxx@qq.com' send_resolved:</w:t>
+                            </w:r>
+                            <w:r>
+                              <w:rPr>
+                                <w:color w:val="333333"/>
+                                <w:spacing w:val="3"/>
+                              </w:rPr>
+                              <w:t xml:space="preserve"> </w:t>
+                            </w:r>
+                            <w:r>
+                              <w:rPr>
+                                <w:color w:val="333333"/>
+                                <w:spacing w:val="-5"/>
+                              </w:rPr>
+                              <w:t>true</w:t>
+                            </w:r>
+                          </w:p>
+                          <w:p>
+                            <w:pPr>
+                              <w:pStyle w:val="12"/>
+                              <w:spacing w:line="244" w:lineRule="exact"/>
+                              <w:ind w:left="88"/>
+                            </w:pPr>
+                            <w:r>
+                              <w:rPr>
+                                <w:color w:val="333333"/>
+                              </w:rPr>
+                              <w:t>inhibit_rules:</w:t>
+                            </w:r>
+                          </w:p>
+                          <w:p>
+                            <w:pPr>
+                              <w:pStyle w:val="12"/>
+                              <w:spacing w:before="5"/>
+                              <w:rPr>
+                                <w:rFonts w:ascii="Times New Roman"/>
+                                <w:sz w:val="25"/>
+                              </w:rPr>
+                            </w:pPr>
+                          </w:p>
+                          <w:p>
+                            <w:pPr>
+                              <w:pStyle w:val="12"/>
+                              <w:numPr>
+                                <w:ilvl w:val="1"/>
+                                <w:numId w:val="15"/>
+                              </w:numPr>
+                              <w:tabs>
+                                <w:tab w:val="left" w:pos="550"/>
+                              </w:tabs>
+                              <w:spacing w:before="0" w:after="0" w:line="528" w:lineRule="auto"/>
+                              <w:ind w:left="779" w:right="5394" w:hanging="461"/>
+                              <w:jc w:val="left"/>
+                            </w:pPr>
+                            <w:r>
+                              <w:rPr>
+                                <w:color w:val="333333"/>
+                              </w:rPr>
+                              <w:t>source_match: severity:</w:t>
+                            </w:r>
+                            <w:r>
+                              <w:rPr>
+                                <w:color w:val="333333"/>
+                                <w:spacing w:val="-15"/>
+                              </w:rPr>
+                              <w:t xml:space="preserve"> </w:t>
+                            </w:r>
+                            <w:r>
+                              <w:rPr>
+                                <w:color w:val="333333"/>
+                              </w:rPr>
+                              <w:t>'critical'</w:t>
+                            </w:r>
+                          </w:p>
+                          <w:p>
+                            <w:pPr>
+                              <w:pStyle w:val="12"/>
+                              <w:spacing w:line="528" w:lineRule="auto"/>
+                              <w:ind w:left="779" w:right="5492" w:hanging="231"/>
+                            </w:pPr>
+                            <w:r>
+                              <w:rPr>
+                                <w:color w:val="333333"/>
+                              </w:rPr>
+                              <w:t>target_match: severity: 'warning'</w:t>
+                            </w:r>
+                          </w:p>
+                          <w:p>
+                            <w:pPr>
+                              <w:pStyle w:val="12"/>
+                              <w:spacing w:line="244" w:lineRule="exact"/>
+                              <w:ind w:left="549"/>
+                            </w:pPr>
+                            <w:r>
+                              <w:rPr>
+                                <w:color w:val="333333"/>
+                              </w:rPr>
+                              <w:t>equal: ['alertname', 'dev', 'instance']</w:t>
+                            </w:r>
+                          </w:p>
+                        </w:txbxContent>
+                      </wps:txbx>
+                      <wps:bodyPr lIns="0" tIns="0" rIns="0" bIns="0" upright="1"/>
+                    </wps:wsp>
+                  </a:graphicData>
+                </a:graphic>
+              </wp:inline>
+            </w:drawing>
+          </mc:Choice>
+          <mc:Fallback>
+            <w:pict>
+              <v:shape id="_x0000_s1026" o:spid="_x0000_s1026" o:spt="202" type="#_x0000_t202" style="height:375.95pt;width:425pt;" fillcolor="#F5F5F5" filled="t" stroked="t" coordsize="21600,21600" o:gfxdata="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">
+                <v:fill on="t" focussize="0,0"/>
+                <v:stroke weight="0.72pt" color="#CCCCCC" joinstyle="miter"/>
+                <v:imagedata o:title=""/>
+                <o:lock v:ext="edit" aspectratio="f"/>
+                <v:textbox inset="0mm,0mm,0mm,0mm">
+                  <w:txbxContent>
+                    <w:p>
+                      <w:pPr>
+                        <w:pStyle w:val="12"/>
+                        <w:spacing w:before="174" w:line="528" w:lineRule="auto"/>
+                        <w:ind w:left="319" w:right="5952"/>
+                      </w:pPr>
+                      <w:r>
+                        <w:rPr>
+                          <w:color w:val="333333"/>
+                        </w:rPr>
+                        <w:t>group_interval: 5s repeat_interval: 5m receiver: 'email'</w:t>
+                      </w:r>
+                    </w:p>
+                    <w:p>
+                      <w:pPr>
+                        <w:pStyle w:val="12"/>
+                        <w:spacing w:line="243" w:lineRule="exact"/>
+                        <w:ind w:left="88"/>
+                      </w:pPr>
+                      <w:r>
+                        <w:rPr>
+                          <w:color w:val="333333"/>
+                        </w:rPr>
+                        <w:t>receivers:</w:t>
+                      </w:r>
+                    </w:p>
+                    <w:p>
+                      <w:pPr>
+                        <w:pStyle w:val="12"/>
+                        <w:spacing w:before="7"/>
+                        <w:rPr>
+                          <w:rFonts w:ascii="Times New Roman"/>
+                          <w:sz w:val="25"/>
+                        </w:rPr>
+                      </w:pPr>
+                    </w:p>
+                    <w:p>
+                      <w:pPr>
+                        <w:pStyle w:val="12"/>
+                        <w:numPr>
+                          <w:ilvl w:val="0"/>
+                          <w:numId w:val="15"/>
+                        </w:numPr>
+                        <w:tabs>
+                          <w:tab w:val="left" w:pos="320"/>
+                        </w:tabs>
+                        <w:spacing w:before="0" w:after="0" w:line="528" w:lineRule="auto"/>
+                        <w:ind w:left="319" w:right="6549" w:hanging="231"/>
+                        <w:jc w:val="left"/>
+                      </w:pPr>
+                      <w:r>
+                        <w:rPr>
+                          <w:color w:val="333333"/>
+                        </w:rPr>
+                        <w:t xml:space="preserve">name: 'email' </w:t>
+                      </w:r>
+                      <w:r>
+                        <w:rPr>
+                          <w:color w:val="333333"/>
+                          <w:spacing w:val="-1"/>
+                        </w:rPr>
+                        <w:t>email_configs:</w:t>
+                      </w:r>
+                    </w:p>
+                    <w:p>
+                      <w:pPr>
+                        <w:pStyle w:val="12"/>
+                        <w:numPr>
+                          <w:ilvl w:val="1"/>
+                          <w:numId w:val="15"/>
+                        </w:numPr>
+                        <w:tabs>
+                          <w:tab w:val="left" w:pos="550"/>
+                        </w:tabs>
+                        <w:spacing w:before="0" w:after="0" w:line="528" w:lineRule="auto"/>
+                        <w:ind w:left="549" w:right="5739" w:hanging="231"/>
+                        <w:jc w:val="left"/>
+                      </w:pPr>
+                      <w:r>
+                        <w:rPr>
+                          <w:color w:val="333333"/>
+                        </w:rPr>
+                        <w:t>to: 'xxx@qq.com' send_resolved:</w:t>
+                      </w:r>
+                      <w:r>
+                        <w:rPr>
+                          <w:color w:val="333333"/>
+                          <w:spacing w:val="3"/>
+                        </w:rPr>
+                        <w:t xml:space="preserve"> </w:t>
+                      </w:r>
+                      <w:r>
+                        <w:rPr>
+                          <w:color w:val="333333"/>
+                          <w:spacing w:val="-5"/>
+                        </w:rPr>
+                        <w:t>true</w:t>
+                      </w:r>
+                    </w:p>
+                    <w:p>
+                      <w:pPr>
+                        <w:pStyle w:val="12"/>
+                        <w:spacing w:line="244" w:lineRule="exact"/>
+                        <w:ind w:left="88"/>
+                      </w:pPr>
+                      <w:r>
+                        <w:rPr>
+                          <w:color w:val="333333"/>
+                        </w:rPr>
+                        <w:t>inhibit_rules:</w:t>
+                      </w:r>
+                    </w:p>
+                    <w:p>
+                      <w:pPr>
+                        <w:pStyle w:val="12"/>
+                        <w:spacing w:before="5"/>
+                        <w:rPr>
+                          <w:rFonts w:ascii="Times New Roman"/>
+                          <w:sz w:val="25"/>
+                        </w:rPr>
+                      </w:pPr>
+                    </w:p>
+                    <w:p>
+                      <w:pPr>
+                        <w:pStyle w:val="12"/>
+                        <w:numPr>
+                          <w:ilvl w:val="1"/>
+                          <w:numId w:val="15"/>
+                        </w:numPr>
+                        <w:tabs>
+                          <w:tab w:val="left" w:pos="550"/>
+                        </w:tabs>
+                        <w:spacing w:before="0" w:after="0" w:line="528" w:lineRule="auto"/>
+                        <w:ind w:left="779" w:right="5394" w:hanging="461"/>
+                        <w:jc w:val="left"/>
+                      </w:pPr>
+                      <w:r>
+                        <w:rPr>
+                          <w:color w:val="333333"/>
+                        </w:rPr>
+                        <w:t>source_match: severity:</w:t>
+                      </w:r>
+                      <w:r>
+                        <w:rPr>
+                          <w:color w:val="333333"/>
+                          <w:spacing w:val="-15"/>
+                        </w:rPr>
+                        <w:t xml:space="preserve"> </w:t>
+                      </w:r>
+                      <w:r>
+                        <w:rPr>
+                          <w:color w:val="333333"/>
+                        </w:rPr>
+                        <w:t>'critical'</w:t>
+                      </w:r>
+                    </w:p>
+                    <w:p>
+                      <w:pPr>
+                        <w:pStyle w:val="12"/>
+                        <w:spacing w:line="528" w:lineRule="auto"/>
+                        <w:ind w:left="779" w:right="5492" w:hanging="231"/>
+                      </w:pPr>
+                      <w:r>
+                        <w:rPr>
+                          <w:color w:val="333333"/>
+                        </w:rPr>
+                        <w:t>target_match: severity: 'warning'</w:t>
+                      </w:r>
+                    </w:p>
+                    <w:p>
+                      <w:pPr>
+                        <w:pStyle w:val="12"/>
+                        <w:spacing w:line="244" w:lineRule="exact"/>
+                        <w:ind w:left="549"/>
+                      </w:pPr>
+                      <w:r>
+                        <w:rPr>
+                          <w:color w:val="333333"/>
+                        </w:rPr>
+                        <w:t>equal: ['alertname', 'dev', 'instance']</w:t>
+                      </w:r>
+                    </w:p>
+                  </w:txbxContent>
+                </v:textbox>
+                <w10:wrap type="none"/>
+                <w10:anchorlock/>
+              </v:shape>
+            </w:pict>
+          </mc:Fallback>
+        </mc:AlternateContent>
+      </w:r>
+    </w:p>
+    <w:p>
+      <w:pPr>
+        <w:pStyle w:val="43"/>
+        <w:spacing w:line="360" w:lineRule="auto"/>
+        <w:ind w:firstLine="480"/>
+        <w:rPr>
+          <w:rFonts w:ascii="Times New Roman"/>
+          <w:position w:val="0"/>
+          <w:sz w:val="20"/>
+        </w:rPr>
+      </w:pPr>
+    </w:p>
+    <w:p>
+      <w:pPr>
+        <w:pStyle w:val="43"/>
+        <w:spacing w:line="360" w:lineRule="auto"/>
+        <w:ind w:firstLine="480"/>
+        <w:rPr>
+          <w:rFonts w:hint="eastAsia" w:ascii="宋体" w:hAnsi="宋体" w:cs="宋体"/>
+          <w:sz w:val="24"/>
+          <w:szCs w:val="24"/>
+        </w:rPr>
+      </w:pPr>
+      <w:r>
+        <w:rPr>
+          <w:rFonts w:hint="eastAsia" w:ascii="宋体" w:hAnsi="宋体" w:cs="宋体"/>
+          <w:sz w:val="24"/>
+          <w:szCs w:val="24"/>
+        </w:rPr>
+        <w:t>配置了 Prometheus.yml 以后，还须要配置告警的规则，也就是触发条件，达到条件以后就进行触发。新建一个 first_rules.yml，用于检测服务器挂掉的时候进行发送消息</w:t>
+      </w:r>
+    </w:p>
+    <w:p>
+      <w:pPr>
+        <w:pStyle w:val="43"/>
+        <w:spacing w:line="360" w:lineRule="auto"/>
+        <w:ind w:firstLine="480"/>
+        <w:rPr>
+          <w:rFonts w:hint="eastAsia" w:ascii="宋体" w:hAnsi="宋体" w:cs="宋体"/>
+          <w:sz w:val="24"/>
+          <w:szCs w:val="24"/>
+        </w:rPr>
+      </w:pPr>
+      <w:r>
+        <w:rPr>
+          <w:rFonts w:hint="eastAsia" w:ascii="宋体" w:hAnsi="宋体" w:cs="宋体"/>
+          <w:sz w:val="24"/>
+          <w:szCs w:val="24"/>
+        </w:rPr>
+        <w:t>first_rules.yml 告警配置</w:t>
+      </w:r>
+    </w:p>
+    <w:p>
+      <w:pPr>
+        <w:pStyle w:val="43"/>
+        <w:spacing w:line="360" w:lineRule="auto"/>
+        <w:ind w:firstLine="480"/>
+        <w:rPr>
+          <w:rFonts w:hint="eastAsia" w:ascii="宋体" w:hAnsi="宋体" w:cs="宋体"/>
+          <w:sz w:val="24"/>
+          <w:szCs w:val="24"/>
+        </w:rPr>
+      </w:pPr>
+      <w:r>
+        <w:rPr>
+          <w:rFonts w:hint="eastAsia" w:ascii="宋体" w:hAnsi="宋体" w:cs="宋体"/>
+          <w:sz w:val="24"/>
+          <w:szCs w:val="24"/>
+        </w:rPr>
+        <w:t>注:job 等于的服务名称填写 Prometheus.yml 配置对应的名称，好比这里设置的 server</w:t>
+      </w:r>
+    </w:p>
+    <w:p>
+      <w:pPr>
+        <w:pStyle w:val="43"/>
+        <w:spacing w:line="360" w:lineRule="auto"/>
+        <w:ind w:firstLine="480"/>
+        <w:rPr>
+          <w:rFonts w:hint="eastAsia" w:ascii="宋体" w:hAnsi="宋体" w:cs="宋体"/>
+          <w:sz w:val="24"/>
+          <w:szCs w:val="24"/>
+        </w:rPr>
+      </w:pPr>
+      <w:r>
+        <w:rPr>
+          <w:rFonts w:hint="eastAsia" w:ascii="宋体" w:hAnsi="宋体" w:cs="宋体"/>
+          <w:sz w:val="24"/>
+          <w:szCs w:val="24"/>
+        </w:rPr>
+        <w:t>对应 Prometheus.yml 配置的 server。</w:t>
+      </w:r>
+    </w:p>
+    <w:p>
+      <w:pPr>
+        <w:pStyle w:val="12"/>
+        <w:ind w:left="116"/>
+        <w:rPr>
+          <w:rFonts w:ascii="宋体"/>
+          <w:sz w:val="20"/>
+        </w:rPr>
+      </w:pPr>
+      <w:r>
+        <w:rPr>
+          <w:rFonts w:ascii="宋体"/>
+          <w:position w:val="0"/>
+          <w:sz w:val="20"/>
+        </w:rPr>
+        <mc:AlternateContent>
+          <mc:Choice Requires="wps">
+            <w:drawing>
+              <wp:inline distT="0" distB="0" distL="114300" distR="114300">
+                <wp:extent cx="5397500" cy="3059430"/>
+                <wp:effectExtent l="4445" t="4445" r="8255" b="14605"/>
+                <wp:docPr id="4" name="文本框 4"/>
+                <wp:cNvGraphicFramePr/>
+                <a:graphic xmlns:a="http://schemas.openxmlformats.org/drawingml/2006/main">
+                  <a:graphicData uri="http://schemas.microsoft.com/office/word/2010/wordprocessingShape">
+                    <wps:wsp>
+                      <wps:cNvSpPr txBox="1"/>
+                      <wps:spPr>
+                        <a:xfrm>
+                          <a:off x="0" y="0"/>
+                          <a:ext cx="5397500" cy="3059430"/>
+                        </a:xfrm>
+                        <a:prstGeom prst="rect">
+                          <a:avLst/>
+                        </a:prstGeom>
+                        <a:solidFill>
+                          <a:srgbClr val="F5F5F5"/>
+                        </a:solidFill>
+                        <a:ln w="9144" cap="flat" cmpd="sng">
+                          <a:solidFill>
+                            <a:srgbClr val="CCCCCC"/>
+                          </a:solidFill>
+                          <a:prstDash val="solid"/>
+                          <a:miter/>
+                          <a:headEnd type="none" w="med" len="med"/>
+                          <a:tailEnd type="none" w="med" len="med"/>
+                        </a:ln>
+                      </wps:spPr>
+                      <wps:txbx>
+                        <w:txbxContent>
+                          <w:p>
+                            <w:pPr>
+                              <w:pStyle w:val="12"/>
+                              <w:spacing w:before="174"/>
+                              <w:ind w:left="88"/>
+                            </w:pPr>
+                            <w:r>
+                              <w:rPr>
+                                <w:color w:val="333333"/>
+                              </w:rPr>
+                              <w:t>groups:</w:t>
+                            </w:r>
+                          </w:p>
+                          <w:p>
+                            <w:pPr>
+                              <w:pStyle w:val="12"/>
+                              <w:spacing w:before="12"/>
+                              <w:rPr>
+                                <w:rFonts w:ascii="宋体"/>
+                                <w:b/>
+                                <w:sz w:val="22"/>
+                              </w:rPr>
+                            </w:pPr>
+                          </w:p>
+                          <w:p>
+                            <w:pPr>
+                              <w:pStyle w:val="12"/>
+                              <w:spacing w:line="528" w:lineRule="auto"/>
+                              <w:ind w:left="319" w:right="6992" w:hanging="231"/>
+                            </w:pPr>
+                            <w:r>
+                              <w:rPr>
+                                <w:color w:val="333333"/>
+                              </w:rPr>
+                              <w:t>- name: node rules:</w:t>
+                            </w:r>
+                          </w:p>
+                          <w:p>
+                            <w:pPr>
+                              <w:pStyle w:val="12"/>
+                              <w:spacing w:line="244" w:lineRule="exact"/>
+                              <w:ind w:left="319"/>
+                            </w:pPr>
+                            <w:r>
+                              <w:rPr>
+                                <w:color w:val="333333"/>
+                              </w:rPr>
+                              <w:t>- alert: server_status</w:t>
+                            </w:r>
+                          </w:p>
+                          <w:p>
+                            <w:pPr>
+                              <w:pStyle w:val="12"/>
+                              <w:spacing w:before="12"/>
+                              <w:rPr>
+                                <w:rFonts w:ascii="宋体"/>
+                                <w:b/>
+                                <w:sz w:val="22"/>
+                              </w:rPr>
+                            </w:pPr>
+                          </w:p>
+                          <w:p>
+                            <w:pPr>
+                              <w:pStyle w:val="12"/>
+                              <w:spacing w:line="528" w:lineRule="auto"/>
+                              <w:ind w:left="549" w:right="4799"/>
+                            </w:pPr>
+                            <w:r>
+                              <w:rPr>
+                                <w:color w:val="333333"/>
+                              </w:rPr>
+                              <w:t>expr: up{job="server"} == 0 for: 15s</w:t>
+                            </w:r>
+                          </w:p>
+                          <w:p>
+                            <w:pPr>
+                              <w:pStyle w:val="12"/>
+                              <w:spacing w:line="244" w:lineRule="exact"/>
+                              <w:ind w:left="549"/>
+                            </w:pPr>
+                            <w:r>
+                              <w:rPr>
+                                <w:color w:val="333333"/>
+                              </w:rPr>
+                              <w:t>annotations:</w:t>
+                            </w:r>
+                          </w:p>
+                          <w:p>
+                            <w:pPr>
+                              <w:pStyle w:val="12"/>
+                              <w:spacing w:before="48" w:line="540" w:lineRule="exact"/>
+                              <w:ind w:left="779" w:right="2921"/>
+                            </w:pPr>
+                            <w:r>
+                              <w:rPr>
+                                <w:color w:val="333333"/>
+                              </w:rPr>
+                              <w:t>summary: "</w:t>
+                            </w:r>
+                            <w:r>
+                              <w:rPr>
+                                <w:rFonts w:hint="eastAsia" w:ascii="宋体" w:eastAsia="宋体"/>
+                                <w:color w:val="333333"/>
+                              </w:rPr>
+                              <w:t>机器</w:t>
+                            </w:r>
+                            <w:r>
+                              <w:rPr>
+                                <w:color w:val="333333"/>
+                              </w:rPr>
+                              <w:t xml:space="preserve">{{ $labels.instance }} </w:t>
+                            </w:r>
+                            <w:r>
+                              <w:rPr>
+                                <w:rFonts w:hint="eastAsia" w:ascii="宋体" w:eastAsia="宋体"/>
+                                <w:color w:val="333333"/>
+                              </w:rPr>
+                              <w:t>挂了</w:t>
+                            </w:r>
+                            <w:r>
+                              <w:rPr>
+                                <w:color w:val="333333"/>
+                              </w:rPr>
+                              <w:t>" description: "</w:t>
+                            </w:r>
+                            <w:r>
+                              <w:rPr>
+                                <w:rFonts w:hint="eastAsia" w:ascii="宋体" w:eastAsia="宋体"/>
+                                <w:color w:val="333333"/>
+                              </w:rPr>
+                              <w:t>报告</w:t>
+                            </w:r>
+                            <w:r>
+                              <w:rPr>
+                                <w:color w:val="333333"/>
+                              </w:rPr>
+                              <w:t>.</w:t>
+                            </w:r>
+                            <w:r>
+                              <w:rPr>
+                                <w:rFonts w:hint="eastAsia" w:ascii="宋体" w:eastAsia="宋体"/>
+                                <w:color w:val="333333"/>
+                              </w:rPr>
+                              <w:t>请当即查看</w:t>
+                            </w:r>
+                            <w:r>
+                              <w:rPr>
+                                <w:color w:val="333333"/>
+                              </w:rPr>
+                              <w:t>!"</w:t>
+                            </w:r>
+                          </w:p>
+                        </w:txbxContent>
+                      </wps:txbx>
+                      <wps:bodyPr lIns="0" tIns="0" rIns="0" bIns="0" upright="1"/>
+                    </wps:wsp>
+                  </a:graphicData>
+                </a:graphic>
+              </wp:inline>
+            </w:drawing>
+          </mc:Choice>
+          <mc:Fallback>
+            <w:pict>
+              <v:shape id="_x0000_s1026" o:spid="_x0000_s1026" o:spt="202" type="#_x0000_t202" style="height:240.9pt;width:425pt;" fillcolor="#F5F5F5" filled="t" stroked="t" coordsize="21600,21600" o:gfxdata="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">
+                <v:fill on="t" focussize="0,0"/>
+                <v:stroke weight="0.72pt" color="#CCCCCC" joinstyle="miter"/>
+                <v:imagedata o:title=""/>
+                <o:lock v:ext="edit" aspectratio="f"/>
+                <v:textbox inset="0mm,0mm,0mm,0mm">
+                  <w:txbxContent>
+                    <w:p>
+                      <w:pPr>
+                        <w:pStyle w:val="12"/>
+                        <w:spacing w:before="174"/>
+                        <w:ind w:left="88"/>
+                      </w:pPr>
+                      <w:r>
+                        <w:rPr>
+                          <w:color w:val="333333"/>
+                        </w:rPr>
+                        <w:t>groups:</w:t>
+                      </w:r>
+                    </w:p>
+                    <w:p>
+                      <w:pPr>
+                        <w:pStyle w:val="12"/>
+                        <w:spacing w:before="12"/>
+                        <w:rPr>
+                          <w:rFonts w:ascii="宋体"/>
+                          <w:b/>
+                          <w:sz w:val="22"/>
+                        </w:rPr>
+                      </w:pPr>
+                    </w:p>
+                    <w:p>
+                      <w:pPr>
+                        <w:pStyle w:val="12"/>
+                        <w:spacing w:line="528" w:lineRule="auto"/>
+                        <w:ind w:left="319" w:right="6992" w:hanging="231"/>
+                      </w:pPr>
+                      <w:r>
+                        <w:rPr>
+                          <w:color w:val="333333"/>
+                        </w:rPr>
+                        <w:t>- name: node rules:</w:t>
+                      </w:r>
+                    </w:p>
+                    <w:p>
+                      <w:pPr>
+                        <w:pStyle w:val="12"/>
+                        <w:spacing w:line="244" w:lineRule="exact"/>
+                        <w:ind w:left="319"/>
+                      </w:pPr>
+                      <w:r>
+                        <w:rPr>
+                          <w:color w:val="333333"/>
+                        </w:rPr>
+                        <w:t>- alert: server_status</w:t>
+                      </w:r>
+                    </w:p>
+                    <w:p>
+                      <w:pPr>
+                        <w:pStyle w:val="12"/>
+                        <w:spacing w:before="12"/>
+                        <w:rPr>
+                          <w:rFonts w:ascii="宋体"/>
+                          <w:b/>
+                          <w:sz w:val="22"/>
+                        </w:rPr>
+                      </w:pPr>
+                    </w:p>
+                    <w:p>
+                      <w:pPr>
+                        <w:pStyle w:val="12"/>
+                        <w:spacing w:line="528" w:lineRule="auto"/>
+                        <w:ind w:left="549" w:right="4799"/>
+                      </w:pPr>
+                      <w:r>
+                        <w:rPr>
+                          <w:color w:val="333333"/>
+                        </w:rPr>
+                        <w:t>expr: up{job="server"} == 0 for: 15s</w:t>
+                      </w:r>
+                    </w:p>
+                    <w:p>
+                      <w:pPr>
+                        <w:pStyle w:val="12"/>
+                        <w:spacing w:line="244" w:lineRule="exact"/>
+                        <w:ind w:left="549"/>
+                      </w:pPr>
+                      <w:r>
+                        <w:rPr>
+                          <w:color w:val="333333"/>
+                        </w:rPr>
+                        <w:t>annotations:</w:t>
+                      </w:r>
+                    </w:p>
+                    <w:p>
+                      <w:pPr>
+                        <w:pStyle w:val="12"/>
+                        <w:spacing w:before="48" w:line="540" w:lineRule="exact"/>
+                        <w:ind w:left="779" w:right="2921"/>
+                      </w:pPr>
+                      <w:r>
+                        <w:rPr>
+                          <w:color w:val="333333"/>
+                        </w:rPr>
+                        <w:t>summary: "</w:t>
+                      </w:r>
+                      <w:r>
+                        <w:rPr>
+                          <w:rFonts w:hint="eastAsia" w:ascii="宋体" w:eastAsia="宋体"/>
+                          <w:color w:val="333333"/>
+                        </w:rPr>
+                        <w:t>机器</w:t>
+                      </w:r>
+                      <w:r>
+                        <w:rPr>
+                          <w:color w:val="333333"/>
+                        </w:rPr>
+                        <w:t xml:space="preserve">{{ $labels.instance }} </w:t>
+                      </w:r>
+                      <w:r>
+                        <w:rPr>
+                          <w:rFonts w:hint="eastAsia" w:ascii="宋体" w:eastAsia="宋体"/>
+                          <w:color w:val="333333"/>
+                        </w:rPr>
+                        <w:t>挂了</w:t>
+                      </w:r>
+                      <w:r>
+                        <w:rPr>
+                          <w:color w:val="333333"/>
+                        </w:rPr>
+                        <w:t>" description: "</w:t>
+                      </w:r>
+                      <w:r>
+                        <w:rPr>
+                          <w:rFonts w:hint="eastAsia" w:ascii="宋体" w:eastAsia="宋体"/>
+                          <w:color w:val="333333"/>
+                        </w:rPr>
+                        <w:t>报告</w:t>
+                      </w:r>
+                      <w:r>
+                        <w:rPr>
+                          <w:color w:val="333333"/>
+                        </w:rPr>
+                        <w:t>.</w:t>
+                      </w:r>
+                      <w:r>
+                        <w:rPr>
+                          <w:rFonts w:hint="eastAsia" w:ascii="宋体" w:eastAsia="宋体"/>
+                          <w:color w:val="333333"/>
+                        </w:rPr>
+                        <w:t>请当即查看</w:t>
+                      </w:r>
+                      <w:r>
+                        <w:rPr>
+                          <w:color w:val="333333"/>
+                        </w:rPr>
+                        <w:t>!"</w:t>
+                      </w:r>
+                    </w:p>
+                  </w:txbxContent>
+                </v:textbox>
+                <w10:wrap type="none"/>
+                <w10:anchorlock/>
+              </v:shape>
+            </w:pict>
+          </mc:Fallback>
+        </mc:AlternateContent>
+      </w:r>
+    </w:p>
+    <w:p>
+      <w:pPr>
+        <w:pStyle w:val="12"/>
+        <w:spacing w:before="8"/>
+        <w:rPr>
+          <w:rFonts w:ascii="宋体"/>
+          <w:b/>
+          <w:sz w:val="9"/>
+        </w:rPr>
+      </w:pPr>
+    </w:p>
+    <w:p>
+      <w:pPr>
+        <w:pStyle w:val="43"/>
+        <w:spacing w:line="360" w:lineRule="auto"/>
+        <w:ind w:firstLine="480"/>
+        <w:rPr>
+          <w:rFonts w:hint="eastAsia" w:ascii="宋体" w:hAnsi="宋体" w:cs="宋体"/>
+          <w:sz w:val="24"/>
+          <w:szCs w:val="24"/>
+        </w:rPr>
+      </w:pPr>
+      <w:r>
         <w:drawing>
-          <wp:inline distT="0" distB="0" distL="114300" distR="114300">
-            <wp:extent cx="5266690" cy="2823845"/>
-            <wp:effectExtent l="0" t="0" r="6350" b="10795"/>
-            <wp:docPr id="4" name="图片 3"/>
+          <wp:anchor distT="0" distB="0" distL="0" distR="0" simplePos="0" relativeHeight="251660288" behindDoc="0" locked="0" layoutInCell="1" allowOverlap="1">
+            <wp:simplePos x="0" y="0"/>
+            <wp:positionH relativeFrom="page">
+              <wp:posOffset>1202055</wp:posOffset>
+            </wp:positionH>
+            <wp:positionV relativeFrom="paragraph">
+              <wp:posOffset>727075</wp:posOffset>
+            </wp:positionV>
+            <wp:extent cx="5267325" cy="2028825"/>
+            <wp:effectExtent l="0" t="0" r="5715" b="13335"/>
+            <wp:wrapTopAndBottom/>
+            <wp:docPr id="61" name="image31.jpeg"/>
             <wp:cNvGraphicFramePr>
               <a:graphicFrameLocks xmlns:a="http://schemas.openxmlformats.org/drawingml/2006/main" noChangeAspect="1"/>
             </wp:cNvGraphicFramePr>
@@ -4352,13 +7753,13 @@
               <a:graphicData uri="http://schemas.openxmlformats.org/drawingml/2006/picture">
                 <pic:pic xmlns:pic="http://schemas.openxmlformats.org/drawingml/2006/picture">
                   <pic:nvPicPr>
-                    <pic:cNvPr id="4" name="图片 3"/>
+                    <pic:cNvPr id="61" name="image31.jpeg"/>
                     <pic:cNvPicPr>
                       <a:picLocks noChangeAspect="1"/>
                     </pic:cNvPicPr>
                   </pic:nvPicPr>
                   <pic:blipFill>
-                    <a:blip r:embed="rId7"/>
+                    <a:blip r:embed="rId7" cstate="print"/>
                     <a:stretch>
                       <a:fillRect/>
                     </a:stretch>
@@ -4366,7 +7767,362 @@
                   <pic:spPr>
                     <a:xfrm>
                       <a:off x="0" y="0"/>
-                      <a:ext cx="5266690" cy="2823845"/>
+                      <a:ext cx="5267325" cy="2028825"/>
+                    </a:xfrm>
+                    <a:prstGeom prst="rect">
+                      <a:avLst/>
+                    </a:prstGeom>
+                  </pic:spPr>
+                </pic:pic>
+              </a:graphicData>
+            </a:graphic>
+          </wp:anchor>
+        </w:drawing>
+      </w:r>
+      <w:r>
+        <w:rPr>
+          <w:rFonts w:hint="eastAsia" w:ascii="宋体" w:hAnsi="宋体" w:cs="宋体"/>
+          <w:sz w:val="24"/>
+          <w:szCs w:val="24"/>
+        </w:rPr>
+        <w:t>依次启动 prometheus、altermanagers、node_server 服务，查看告警，而后中止 node_export 服务，等待一段时间在查看。</w:t>
+      </w:r>
+    </w:p>
+    <w:p>
+      <w:pPr>
+        <w:pStyle w:val="12"/>
+        <w:ind w:left="220"/>
+        <w:rPr>
+          <w:rFonts w:ascii="宋体"/>
+          <w:sz w:val="20"/>
+        </w:rPr>
+      </w:pPr>
+    </w:p>
+    <w:p>
+      <w:pPr>
+        <w:pStyle w:val="29"/>
+        <w:rPr>
+          <w:rFonts w:hint="eastAsia"/>
+          <w:lang w:val="en-US" w:eastAsia="zh-CN"/>
+        </w:rPr>
+      </w:pPr>
+      <w:r>
+        <w:rPr>
+          <w:rFonts w:ascii="宋体"/>
+          <w:sz w:val="20"/>
+        </w:rPr>
+        <w:drawing>
+          <wp:inline distT="0" distB="0" distL="0" distR="0">
+            <wp:extent cx="5276850" cy="4942840"/>
+            <wp:effectExtent l="0" t="0" r="11430" b="10160"/>
+            <wp:docPr id="59" name="image30.png"/>
+            <wp:cNvGraphicFramePr>
+              <a:graphicFrameLocks xmlns:a="http://schemas.openxmlformats.org/drawingml/2006/main" noChangeAspect="1"/>
+            </wp:cNvGraphicFramePr>
+            <a:graphic xmlns:a="http://schemas.openxmlformats.org/drawingml/2006/main">
+              <a:graphicData uri="http://schemas.openxmlformats.org/drawingml/2006/picture">
+                <pic:pic xmlns:pic="http://schemas.openxmlformats.org/drawingml/2006/picture">
+                  <pic:nvPicPr>
+                    <pic:cNvPr id="59" name="image30.png"/>
+                    <pic:cNvPicPr>
+                      <a:picLocks noChangeAspect="1"/>
+                    </pic:cNvPicPr>
+                  </pic:nvPicPr>
+                  <pic:blipFill>
+                    <a:blip r:embed="rId8" cstate="print"/>
+                    <a:srcRect b="11746"/>
+                    <a:stretch>
+                      <a:fillRect/>
+                    </a:stretch>
+                  </pic:blipFill>
+                  <pic:spPr>
+                    <a:xfrm>
+                      <a:off x="0" y="0"/>
+                      <a:ext cx="5276850" cy="4942840"/>
+                    </a:xfrm>
+                    <a:prstGeom prst="rect">
+                      <a:avLst/>
+                    </a:prstGeom>
+                  </pic:spPr>
+                </pic:pic>
+              </a:graphicData>
+            </a:graphic>
+          </wp:inline>
+        </w:drawing>
+      </w:r>
+    </w:p>
+    <w:p>
+      <w:pPr>
+        <w:pStyle w:val="31"/>
+        <w:bidi w:val="0"/>
+        <w:rPr>
+          <w:rFonts w:hint="eastAsia"/>
+          <w:lang w:val="en-US" w:eastAsia="zh-CN"/>
+        </w:rPr>
+      </w:pPr>
+      <w:r>
+        <w:rPr>
+          <w:rFonts w:hint="eastAsia"/>
+          <w:lang w:val="en-US" w:eastAsia="zh-CN"/>
+        </w:rPr>
+        <w:t>企业微信告警实现</w:t>
+      </w:r>
+    </w:p>
+    <w:p>
+      <w:pPr>
+        <w:widowControl/>
+        <w:adjustRightInd w:val="0"/>
+        <w:snapToGrid w:val="0"/>
+        <w:spacing w:line="360" w:lineRule="auto"/>
+        <w:ind w:firstLine="460" w:firstLineChars="200"/>
+        <w:rPr>
+          <w:rFonts w:hint="eastAsia" w:ascii="宋体" w:hAnsi="宋体" w:cs="宋体"/>
+          <w:sz w:val="23"/>
+          <w:szCs w:val="23"/>
+        </w:rPr>
+      </w:pPr>
+      <w:r>
+        <w:rPr>
+          <w:rFonts w:hint="eastAsia" w:ascii="宋体" w:hAnsi="宋体" w:cs="宋体"/>
+          <w:sz w:val="23"/>
+          <w:szCs w:val="23"/>
+        </w:rPr>
+        <w:t>和上面的示例操做基本一致，主要是配置的区别。</w:t>
+      </w:r>
+    </w:p>
+    <w:p>
+      <w:pPr>
+        <w:widowControl/>
+        <w:adjustRightInd w:val="0"/>
+        <w:snapToGrid w:val="0"/>
+        <w:spacing w:line="360" w:lineRule="auto"/>
+        <w:ind w:firstLine="460" w:firstLineChars="200"/>
+        <w:rPr>
+          <w:rFonts w:hint="eastAsia" w:ascii="宋体" w:hAnsi="宋体" w:cs="宋体"/>
+          <w:sz w:val="23"/>
+          <w:szCs w:val="23"/>
+        </w:rPr>
+      </w:pPr>
+      <w:r>
+        <w:rPr>
+          <w:rFonts w:hint="eastAsia" w:ascii="宋体" w:hAnsi="宋体" w:cs="宋体"/>
+          <w:sz w:val="23"/>
+          <w:szCs w:val="23"/>
+        </w:rPr>
+        <w:t>在企业微信中建立一个应用，并获得 secret、corp_id 和 agent_id 配置。</w:t>
+      </w:r>
+    </w:p>
+    <w:p>
+      <w:pPr>
+        <w:pStyle w:val="29"/>
+        <w:rPr>
+          <w:rFonts w:hint="eastAsia"/>
+          <w:lang w:val="en-US" w:eastAsia="zh-CN"/>
+        </w:rPr>
+      </w:pPr>
+      <w:r>
+        <w:drawing>
+          <wp:inline distT="0" distB="0" distL="0" distR="0">
+            <wp:extent cx="5276215" cy="3165475"/>
+            <wp:effectExtent l="0" t="0" r="12065" b="4445"/>
+            <wp:docPr id="63" name="image32.jpeg"/>
+            <wp:cNvGraphicFramePr>
+              <a:graphicFrameLocks xmlns:a="http://schemas.openxmlformats.org/drawingml/2006/main" noChangeAspect="1"/>
+            </wp:cNvGraphicFramePr>
+            <a:graphic xmlns:a="http://schemas.openxmlformats.org/drawingml/2006/main">
+              <a:graphicData uri="http://schemas.openxmlformats.org/drawingml/2006/picture">
+                <pic:pic xmlns:pic="http://schemas.openxmlformats.org/drawingml/2006/picture">
+                  <pic:nvPicPr>
+                    <pic:cNvPr id="63" name="image32.jpeg"/>
+                    <pic:cNvPicPr>
+                      <a:picLocks noChangeAspect="1"/>
+                    </pic:cNvPicPr>
+                  </pic:nvPicPr>
+                  <pic:blipFill>
+                    <a:blip r:embed="rId9" cstate="print"/>
+                    <a:srcRect b="12313"/>
+                    <a:stretch>
+                      <a:fillRect/>
+                    </a:stretch>
+                  </pic:blipFill>
+                  <pic:spPr>
+                    <a:xfrm>
+                      <a:off x="0" y="0"/>
+                      <a:ext cx="5276849" cy="3165475"/>
+                    </a:xfrm>
+                    <a:prstGeom prst="rect">
+                      <a:avLst/>
+                    </a:prstGeom>
+                  </pic:spPr>
+                </pic:pic>
+              </a:graphicData>
+            </a:graphic>
+          </wp:inline>
+        </w:drawing>
+      </w:r>
+      <w:r>
+        <w:rPr>
+          <w:rFonts w:ascii="宋体"/>
+          <w:sz w:val="20"/>
+        </w:rPr>
+        <mc:AlternateContent>
+          <mc:Choice Requires="wpg">
+            <w:drawing>
+              <wp:inline distT="0" distB="0" distL="114300" distR="114300">
+                <wp:extent cx="5581650" cy="6896100"/>
+                <wp:effectExtent l="0" t="0" r="11430" b="7620"/>
+                <wp:docPr id="7" name="组合 7"/>
+                <wp:cNvGraphicFramePr/>
+                <a:graphic xmlns:a="http://schemas.openxmlformats.org/drawingml/2006/main">
+                  <a:graphicData uri="http://schemas.microsoft.com/office/word/2010/wordprocessingGroup">
+                    <wpg:wgp>
+                      <wpg:cNvGrpSpPr/>
+                      <wpg:grpSpPr>
+                        <a:xfrm>
+                          <a:off x="0" y="0"/>
+                          <a:ext cx="5581650" cy="6896100"/>
+                          <a:chOff x="0" y="0"/>
+                          <a:chExt cx="8790" cy="10860"/>
+                        </a:xfrm>
+                      </wpg:grpSpPr>
+                      <pic:pic xmlns:pic="http://schemas.openxmlformats.org/drawingml/2006/picture">
+                        <pic:nvPicPr>
+                          <pic:cNvPr id="5" name="图片 6" descr="C:\Users\asus\Desktop\图片15.png图片15"/>
+                          <pic:cNvPicPr>
+                            <a:picLocks noChangeAspect="1"/>
+                          </pic:cNvPicPr>
+                        </pic:nvPicPr>
+                        <pic:blipFill>
+                          <a:blip r:embed="rId10"/>
+                          <a:stretch>
+                            <a:fillRect/>
+                          </a:stretch>
+                        </pic:blipFill>
+                        <pic:spPr>
+                          <a:xfrm>
+                            <a:off x="480" y="0"/>
+                            <a:ext cx="8310" cy="6075"/>
+                          </a:xfrm>
+                          <a:prstGeom prst="rect">
+                            <a:avLst/>
+                          </a:prstGeom>
+                          <a:noFill/>
+                          <a:ln>
+                            <a:noFill/>
+                          </a:ln>
+                        </pic:spPr>
+                      </pic:pic>
+                      <pic:pic xmlns:pic="http://schemas.openxmlformats.org/drawingml/2006/picture">
+                        <pic:nvPicPr>
+                          <pic:cNvPr id="6" name="图片 7" descr="C:\Users\asus\Desktop\图片16.png图片16"/>
+                          <pic:cNvPicPr>
+                            <a:picLocks noChangeAspect="1"/>
+                          </pic:cNvPicPr>
+                        </pic:nvPicPr>
+                        <pic:blipFill>
+                          <a:blip r:embed="rId11"/>
+                          <a:stretch>
+                            <a:fillRect/>
+                          </a:stretch>
+                        </pic:blipFill>
+                        <pic:spPr>
+                          <a:xfrm>
+                            <a:off x="0" y="6090"/>
+                            <a:ext cx="8295" cy="4770"/>
+                          </a:xfrm>
+                          <a:prstGeom prst="rect">
+                            <a:avLst/>
+                          </a:prstGeom>
+                          <a:noFill/>
+                          <a:ln>
+                            <a:noFill/>
+                          </a:ln>
+                        </pic:spPr>
+                      </pic:pic>
+                    </wpg:wgp>
+                  </a:graphicData>
+                </a:graphic>
+              </wp:inline>
+            </w:drawing>
+          </mc:Choice>
+          <mc:Fallback>
+            <w:pict>
+              <v:group id="_x0000_s1026" o:spid="_x0000_s1026" o:spt="203" style="height:543pt;width:439.5pt;" coordsize="8790,10860" o:gfxdata="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">
+                <o:lock v:ext="edit" aspectratio="f"/>
+                <v:shape id="图片 6" o:spid="_x0000_s1026" o:spt="75" alt="C:\Users\asus\Desktop\图片15.png图片15" type="#_x0000_t75" style="position:absolute;left:480;top:0;height:6075;width:8310;" filled="f" o:preferrelative="t" stroked="f" coordsize="21600,21600" o:gfxdata="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">
+                  <v:fill on="f" focussize="0,0"/>
+                  <v:stroke on="f"/>
+                  <v:imagedata r:id="rId10" o:title="图片15"/>
+                  <o:lock v:ext="edit" aspectratio="t"/>
+                </v:shape>
+                <v:shape id="图片 7" o:spid="_x0000_s1026" o:spt="75" alt="C:\Users\asus\Desktop\图片16.png图片16" type="#_x0000_t75" style="position:absolute;left:0;top:6090;height:4770;width:8295;" filled="f" o:preferrelative="t" stroked="f" coordsize="21600,21600" o:gfxdata="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">
+                  <v:fill on="f" focussize="0,0"/>
+                  <v:stroke on="f"/>
+                  <v:imagedata r:id="rId11" o:title="图片16"/>
+                  <o:lock v:ext="edit" aspectratio="t"/>
+                </v:shape>
+                <w10:wrap type="none"/>
+                <w10:anchorlock/>
+              </v:group>
+            </w:pict>
+          </mc:Fallback>
+        </mc:AlternateContent>
+      </w:r>
+    </w:p>
+    <w:p>
+      <w:pPr>
+        <w:pStyle w:val="31"/>
+        <w:bidi w:val="0"/>
+        <w:rPr>
+          <w:rFonts w:hint="default"/>
+          <w:lang w:val="en-US" w:eastAsia="zh-CN"/>
+        </w:rPr>
+      </w:pPr>
+      <w:r>
+        <w:rPr>
+          <w:rFonts w:hint="eastAsia"/>
+          <w:lang w:val="en-US" w:eastAsia="zh-CN"/>
+        </w:rPr>
+        <w:t>手机告警实现</w:t>
+      </w:r>
+    </w:p>
+    <w:p>
+      <w:pPr>
+        <w:pStyle w:val="29"/>
+        <w:rPr>
+          <w:rFonts w:hint="default"/>
+          <w:lang w:val="en-US" w:eastAsia="zh-CN"/>
+        </w:rPr>
+      </w:pPr>
+      <w:bookmarkStart w:id="7" w:name="_Toc32286"/>
+      <w:r>
+        <w:drawing>
+          <wp:inline distT="0" distB="0" distL="114300" distR="114300">
+            <wp:extent cx="4180205" cy="6057265"/>
+            <wp:effectExtent l="0" t="0" r="10795" b="8255"/>
+            <wp:docPr id="25" name="图片 1"/>
+            <wp:cNvGraphicFramePr>
+              <a:graphicFrameLocks xmlns:a="http://schemas.openxmlformats.org/drawingml/2006/main" noChangeAspect="1"/>
+            </wp:cNvGraphicFramePr>
+            <a:graphic xmlns:a="http://schemas.openxmlformats.org/drawingml/2006/main">
+              <a:graphicData uri="http://schemas.openxmlformats.org/drawingml/2006/picture">
+                <pic:pic xmlns:pic="http://schemas.openxmlformats.org/drawingml/2006/picture">
+                  <pic:nvPicPr>
+                    <pic:cNvPr id="25" name="图片 1"/>
+                    <pic:cNvPicPr>
+                      <a:picLocks noChangeAspect="1"/>
+                    </pic:cNvPicPr>
+                  </pic:nvPicPr>
+                  <pic:blipFill>
+                    <a:blip r:embed="rId12"/>
+                    <a:stretch>
+                      <a:fillRect/>
+                    </a:stretch>
+                  </pic:blipFill>
+                  <pic:spPr>
+                    <a:xfrm>
+                      <a:off x="0" y="0"/>
+                      <a:ext cx="4180205" cy="6057265"/>
                     </a:xfrm>
                     <a:prstGeom prst="rect">
                       <a:avLst/>
@@ -4382,1212 +8138,9 @@
           </wp:inline>
         </w:drawing>
       </w:r>
-    </w:p>
-    <w:p>
-      <w:pPr>
-        <w:pStyle w:val="29"/>
-        <w:rPr>
-          <w:rFonts w:hint="eastAsia"/>
-          <w:lang w:val="en-US" w:eastAsia="zh-CN"/>
-        </w:rPr>
-      </w:pPr>
-      <w:r>
-        <w:rPr>
-          <w:rFonts w:hint="eastAsia"/>
-          <w:lang w:val="en-US" w:eastAsia="zh-CN"/>
-        </w:rPr>
-        <w:t>添加用例的时候，支持上维护用例类型功能，更好的区分用例所属模块，如图1-2所示。</w:t>
-      </w:r>
-    </w:p>
-    <w:p>
-      <w:pPr>
-        <w:spacing w:before="106"/>
-        <w:jc w:val="center"/>
-        <w:rPr>
-          <w:rFonts w:hint="default" w:eastAsia="宋体"/>
-          <w:lang w:val="en-US" w:eastAsia="zh-CN"/>
-        </w:rPr>
-      </w:pPr>
-      <w:r>
-        <w:rPr>
-          <w:rFonts w:hint="eastAsia" w:eastAsia="宋体"/>
-          <w:lang w:val="en-US" w:eastAsia="zh-CN"/>
-        </w:rPr>
-        <w:t xml:space="preserve">图 </w:t>
-      </w:r>
-      <w:r>
-        <w:rPr>
-          <w:rFonts w:hint="eastAsia" w:eastAsia="宋体"/>
-          <w:lang w:val="en-US" w:eastAsia="zh-CN"/>
-        </w:rPr>
-        <w:fldChar w:fldCharType="begin"/>
-      </w:r>
-      <w:r>
-        <w:rPr>
-          <w:rFonts w:hint="eastAsia" w:eastAsia="宋体"/>
-          <w:lang w:val="en-US" w:eastAsia="zh-CN"/>
-        </w:rPr>
-        <w:instrText xml:space="preserve"> STYLEREF "柴_标题1" \n \* Charformat </w:instrText>
-      </w:r>
-      <w:r>
-        <w:rPr>
-          <w:rFonts w:hint="eastAsia" w:eastAsia="宋体"/>
-          <w:lang w:val="en-US" w:eastAsia="zh-CN"/>
-        </w:rPr>
-        <w:fldChar w:fldCharType="separate"/>
-      </w:r>
-      <w:r>
-        <w:rPr>
-          <w:rFonts w:hint="eastAsia" w:eastAsia="宋体"/>
-          <w:lang w:val="en-US" w:eastAsia="zh-CN"/>
-        </w:rPr>
-        <w:t>1</w:t>
-      </w:r>
-      <w:r>
-        <w:rPr>
-          <w:rFonts w:hint="eastAsia" w:eastAsia="宋体"/>
-          <w:lang w:val="en-US" w:eastAsia="zh-CN"/>
-        </w:rPr>
-        <w:fldChar w:fldCharType="end"/>
-      </w:r>
-      <w:r>
-        <w:rPr>
-          <w:rFonts w:hint="eastAsia" w:eastAsia="宋体"/>
-          <w:lang w:val="en-US" w:eastAsia="zh-CN"/>
-        </w:rPr>
-        <w:t xml:space="preserve">- </w:t>
-      </w:r>
-      <w:r>
-        <w:rPr>
-          <w:rFonts w:hint="eastAsia" w:eastAsia="宋体"/>
-          <w:lang w:val="en-US" w:eastAsia="zh-CN"/>
-        </w:rPr>
-        <w:fldChar w:fldCharType="begin"/>
-      </w:r>
-      <w:r>
-        <w:rPr>
-          <w:rFonts w:hint="eastAsia" w:eastAsia="宋体"/>
-          <w:lang w:val="en-US" w:eastAsia="zh-CN"/>
-        </w:rPr>
-        <w:instrText xml:space="preserve"> SEQ 表 \* ARABIC  \s 1 </w:instrText>
-      </w:r>
-      <w:r>
-        <w:rPr>
-          <w:rFonts w:hint="eastAsia" w:eastAsia="宋体"/>
-          <w:lang w:val="en-US" w:eastAsia="zh-CN"/>
-        </w:rPr>
-        <w:fldChar w:fldCharType="separate"/>
-      </w:r>
-      <w:r>
-        <w:rPr>
-          <w:rFonts w:hint="eastAsia" w:eastAsia="宋体"/>
-          <w:lang w:val="en-US" w:eastAsia="zh-CN"/>
-        </w:rPr>
-        <w:t>2</w:t>
-      </w:r>
-      <w:r>
-        <w:rPr>
-          <w:rFonts w:hint="eastAsia" w:eastAsia="宋体"/>
-          <w:lang w:val="en-US" w:eastAsia="zh-CN"/>
-        </w:rPr>
-        <w:fldChar w:fldCharType="end"/>
-      </w:r>
-      <w:r>
-        <w:rPr>
-          <w:rFonts w:hint="eastAsia" w:eastAsia="宋体"/>
-          <w:lang w:val="en-US" w:eastAsia="zh-CN"/>
-        </w:rPr>
-        <w:t xml:space="preserve"> 用例选择类型</w:t>
-      </w:r>
-    </w:p>
-    <w:p>
-      <w:pPr>
-        <w:pStyle w:val="29"/>
-        <w:rPr>
-          <w:rFonts w:hint="eastAsia"/>
-          <w:lang w:val="en-US" w:eastAsia="zh-CN"/>
-        </w:rPr>
-      </w:pPr>
-    </w:p>
-    <w:p>
-      <w:pPr>
-        <w:pStyle w:val="29"/>
-        <w:ind w:left="0" w:leftChars="0" w:firstLine="0" w:firstLineChars="0"/>
-      </w:pPr>
-      <w:r>
-        <w:drawing>
-          <wp:inline distT="0" distB="0" distL="114300" distR="114300">
-            <wp:extent cx="5269230" cy="2664460"/>
-            <wp:effectExtent l="0" t="0" r="3810" b="2540"/>
-            <wp:docPr id="3" name="图片 2"/>
-            <wp:cNvGraphicFramePr>
-              <a:graphicFrameLocks xmlns:a="http://schemas.openxmlformats.org/drawingml/2006/main" noChangeAspect="1"/>
-            </wp:cNvGraphicFramePr>
-            <a:graphic xmlns:a="http://schemas.openxmlformats.org/drawingml/2006/main">
-              <a:graphicData uri="http://schemas.openxmlformats.org/drawingml/2006/picture">
-                <pic:pic xmlns:pic="http://schemas.openxmlformats.org/drawingml/2006/picture">
-                  <pic:nvPicPr>
-                    <pic:cNvPr id="3" name="图片 2"/>
-                    <pic:cNvPicPr>
-                      <a:picLocks noChangeAspect="1"/>
-                    </pic:cNvPicPr>
-                  </pic:nvPicPr>
-                  <pic:blipFill>
-                    <a:blip r:embed="rId8"/>
-                    <a:stretch>
-                      <a:fillRect/>
-                    </a:stretch>
-                  </pic:blipFill>
-                  <pic:spPr>
-                    <a:xfrm>
-                      <a:off x="0" y="0"/>
-                      <a:ext cx="5269230" cy="2664460"/>
-                    </a:xfrm>
-                    <a:prstGeom prst="rect">
-                      <a:avLst/>
-                    </a:prstGeom>
-                    <a:noFill/>
-                    <a:ln>
-                      <a:noFill/>
-                    </a:ln>
-                  </pic:spPr>
-                </pic:pic>
-              </a:graphicData>
-            </a:graphic>
-          </wp:inline>
-        </w:drawing>
-      </w:r>
-    </w:p>
-    <w:p>
-      <w:pPr>
-        <w:rPr>
-          <w:rFonts w:hint="eastAsia"/>
-          <w:lang w:val="en-US" w:eastAsia="zh-CN"/>
-        </w:rPr>
-      </w:pPr>
-      <w:r>
-        <w:rPr>
-          <w:rFonts w:hint="eastAsia"/>
-          <w:lang w:val="en-US" w:eastAsia="zh-CN"/>
-        </w:rPr>
-        <w:br w:type="page"/>
-      </w:r>
-    </w:p>
-    <w:p>
-      <w:pPr>
-        <w:pStyle w:val="29"/>
-        <w:ind w:left="0" w:leftChars="0" w:firstLine="0" w:firstLineChars="0"/>
-        <w:rPr>
-          <w:rFonts w:hint="eastAsia"/>
-          <w:lang w:val="en-US" w:eastAsia="zh-CN"/>
-        </w:rPr>
-      </w:pPr>
-      <w:r>
-        <w:rPr>
-          <w:rFonts w:hint="eastAsia"/>
-          <w:lang w:val="en-US" w:eastAsia="zh-CN"/>
-        </w:rPr>
-        <w:t>测试用例转BUG功能，如图1-3、图1-4所示。</w:t>
-      </w:r>
-    </w:p>
-    <w:p>
-      <w:pPr>
-        <w:spacing w:before="106"/>
-        <w:jc w:val="center"/>
-        <w:rPr>
-          <w:rFonts w:hint="eastAsia" w:eastAsia="宋体"/>
-          <w:lang w:val="en-US" w:eastAsia="zh-CN"/>
-        </w:rPr>
-      </w:pPr>
-      <w:r>
-        <w:rPr>
-          <w:rFonts w:hint="eastAsia" w:eastAsia="宋体"/>
-          <w:lang w:val="en-US" w:eastAsia="zh-CN"/>
-        </w:rPr>
-        <w:t xml:space="preserve">图 </w:t>
-      </w:r>
-      <w:r>
-        <w:rPr>
-          <w:rFonts w:hint="eastAsia" w:eastAsia="宋体"/>
-          <w:lang w:val="en-US" w:eastAsia="zh-CN"/>
-        </w:rPr>
-        <w:fldChar w:fldCharType="begin"/>
-      </w:r>
-      <w:r>
-        <w:rPr>
-          <w:rFonts w:hint="eastAsia" w:eastAsia="宋体"/>
-          <w:lang w:val="en-US" w:eastAsia="zh-CN"/>
-        </w:rPr>
-        <w:instrText xml:space="preserve"> STYLEREF "柴_标题1" \n \* Charformat </w:instrText>
-      </w:r>
-      <w:r>
-        <w:rPr>
-          <w:rFonts w:hint="eastAsia" w:eastAsia="宋体"/>
-          <w:lang w:val="en-US" w:eastAsia="zh-CN"/>
-        </w:rPr>
-        <w:fldChar w:fldCharType="separate"/>
-      </w:r>
-      <w:r>
-        <w:rPr>
-          <w:rFonts w:hint="eastAsia" w:eastAsia="宋体"/>
-          <w:lang w:val="en-US" w:eastAsia="zh-CN"/>
-        </w:rPr>
-        <w:t>1</w:t>
-      </w:r>
-      <w:r>
-        <w:rPr>
-          <w:rFonts w:hint="eastAsia" w:eastAsia="宋体"/>
-          <w:lang w:val="en-US" w:eastAsia="zh-CN"/>
-        </w:rPr>
-        <w:fldChar w:fldCharType="end"/>
-      </w:r>
-      <w:r>
-        <w:rPr>
-          <w:rFonts w:hint="eastAsia" w:eastAsia="宋体"/>
-          <w:lang w:val="en-US" w:eastAsia="zh-CN"/>
-        </w:rPr>
-        <w:t xml:space="preserve">- </w:t>
-      </w:r>
-      <w:r>
-        <w:rPr>
-          <w:rFonts w:hint="eastAsia" w:eastAsia="宋体"/>
-          <w:lang w:val="en-US" w:eastAsia="zh-CN"/>
-        </w:rPr>
-        <w:fldChar w:fldCharType="begin"/>
-      </w:r>
-      <w:r>
-        <w:rPr>
-          <w:rFonts w:hint="eastAsia" w:eastAsia="宋体"/>
-          <w:lang w:val="en-US" w:eastAsia="zh-CN"/>
-        </w:rPr>
-        <w:instrText xml:space="preserve"> SEQ 表 \* ARABIC  \s 1 </w:instrText>
-      </w:r>
-      <w:r>
-        <w:rPr>
-          <w:rFonts w:hint="eastAsia" w:eastAsia="宋体"/>
-          <w:lang w:val="en-US" w:eastAsia="zh-CN"/>
-        </w:rPr>
-        <w:fldChar w:fldCharType="separate"/>
-      </w:r>
-      <w:r>
-        <w:rPr>
-          <w:rFonts w:hint="eastAsia" w:eastAsia="宋体"/>
-          <w:lang w:val="en-US" w:eastAsia="zh-CN"/>
-        </w:rPr>
-        <w:t>3</w:t>
-      </w:r>
-      <w:r>
-        <w:rPr>
-          <w:rFonts w:hint="eastAsia" w:eastAsia="宋体"/>
-          <w:lang w:val="en-US" w:eastAsia="zh-CN"/>
-        </w:rPr>
-        <w:fldChar w:fldCharType="end"/>
-      </w:r>
-      <w:r>
-        <w:rPr>
-          <w:rFonts w:hint="eastAsia" w:eastAsia="宋体"/>
-          <w:lang w:val="en-US" w:eastAsia="zh-CN"/>
-        </w:rPr>
-        <w:t xml:space="preserve"> 用例转BUG</w:t>
-      </w:r>
-    </w:p>
-    <w:p>
-      <w:pPr>
-        <w:spacing w:before="106"/>
-        <w:jc w:val="center"/>
-      </w:pPr>
-      <w:r>
-        <w:drawing>
-          <wp:inline distT="0" distB="0" distL="114300" distR="114300">
-            <wp:extent cx="5274310" cy="2907030"/>
-            <wp:effectExtent l="0" t="0" r="13970" b="3810"/>
-            <wp:docPr id="5" name="图片 4"/>
-            <wp:cNvGraphicFramePr>
-              <a:graphicFrameLocks xmlns:a="http://schemas.openxmlformats.org/drawingml/2006/main" noChangeAspect="1"/>
-            </wp:cNvGraphicFramePr>
-            <a:graphic xmlns:a="http://schemas.openxmlformats.org/drawingml/2006/main">
-              <a:graphicData uri="http://schemas.openxmlformats.org/drawingml/2006/picture">
-                <pic:pic xmlns:pic="http://schemas.openxmlformats.org/drawingml/2006/picture">
-                  <pic:nvPicPr>
-                    <pic:cNvPr id="5" name="图片 4"/>
-                    <pic:cNvPicPr>
-                      <a:picLocks noChangeAspect="1"/>
-                    </pic:cNvPicPr>
-                  </pic:nvPicPr>
-                  <pic:blipFill>
-                    <a:blip r:embed="rId9"/>
-                    <a:stretch>
-                      <a:fillRect/>
-                    </a:stretch>
-                  </pic:blipFill>
-                  <pic:spPr>
-                    <a:xfrm>
-                      <a:off x="0" y="0"/>
-                      <a:ext cx="5274310" cy="2907030"/>
-                    </a:xfrm>
-                    <a:prstGeom prst="rect">
-                      <a:avLst/>
-                    </a:prstGeom>
-                    <a:noFill/>
-                    <a:ln>
-                      <a:noFill/>
-                    </a:ln>
-                  </pic:spPr>
-                </pic:pic>
-              </a:graphicData>
-            </a:graphic>
-          </wp:inline>
-        </w:drawing>
-      </w:r>
-    </w:p>
-    <w:p>
-      <w:pPr>
-        <w:spacing w:before="106"/>
-        <w:jc w:val="center"/>
-        <w:rPr>
-          <w:rFonts w:hint="default" w:eastAsia="宋体"/>
-          <w:lang w:val="en-US" w:eastAsia="zh-CN"/>
-        </w:rPr>
-      </w:pPr>
-      <w:r>
-        <w:rPr>
-          <w:rFonts w:hint="eastAsia" w:eastAsia="宋体"/>
-          <w:lang w:val="en-US" w:eastAsia="zh-CN"/>
-        </w:rPr>
-        <w:t xml:space="preserve">图 </w:t>
-      </w:r>
-      <w:r>
-        <w:rPr>
-          <w:rFonts w:hint="eastAsia" w:eastAsia="宋体"/>
-          <w:lang w:val="en-US" w:eastAsia="zh-CN"/>
-        </w:rPr>
-        <w:fldChar w:fldCharType="begin"/>
-      </w:r>
-      <w:r>
-        <w:rPr>
-          <w:rFonts w:hint="eastAsia" w:eastAsia="宋体"/>
-          <w:lang w:val="en-US" w:eastAsia="zh-CN"/>
-        </w:rPr>
-        <w:instrText xml:space="preserve"> STYLEREF "柴_标题1" \n \* Charformat </w:instrText>
-      </w:r>
-      <w:r>
-        <w:rPr>
-          <w:rFonts w:hint="eastAsia" w:eastAsia="宋体"/>
-          <w:lang w:val="en-US" w:eastAsia="zh-CN"/>
-        </w:rPr>
-        <w:fldChar w:fldCharType="separate"/>
-      </w:r>
-      <w:r>
-        <w:rPr>
-          <w:rFonts w:hint="eastAsia" w:eastAsia="宋体"/>
-          <w:lang w:val="en-US" w:eastAsia="zh-CN"/>
-        </w:rPr>
-        <w:t>1</w:t>
-      </w:r>
-      <w:r>
-        <w:rPr>
-          <w:rFonts w:hint="eastAsia" w:eastAsia="宋体"/>
-          <w:lang w:val="en-US" w:eastAsia="zh-CN"/>
-        </w:rPr>
-        <w:fldChar w:fldCharType="end"/>
-      </w:r>
-      <w:r>
-        <w:rPr>
-          <w:rFonts w:hint="eastAsia" w:eastAsia="宋体"/>
-          <w:lang w:val="en-US" w:eastAsia="zh-CN"/>
-        </w:rPr>
-        <w:t>-</w:t>
-      </w:r>
-      <w:r>
-        <w:rPr>
-          <w:rFonts w:hint="eastAsia" w:eastAsia="宋体"/>
-          <w:lang w:val="en-US" w:eastAsia="zh-CN"/>
-        </w:rPr>
-        <w:fldChar w:fldCharType="begin"/>
-      </w:r>
-      <w:r>
-        <w:rPr>
-          <w:rFonts w:hint="eastAsia" w:eastAsia="宋体"/>
-          <w:lang w:val="en-US" w:eastAsia="zh-CN"/>
-        </w:rPr>
-        <w:instrText xml:space="preserve"> SEQ 表 \* ARABIC  \s 1 </w:instrText>
-      </w:r>
-      <w:r>
-        <w:rPr>
-          <w:rFonts w:hint="eastAsia" w:eastAsia="宋体"/>
-          <w:lang w:val="en-US" w:eastAsia="zh-CN"/>
-        </w:rPr>
-        <w:fldChar w:fldCharType="separate"/>
-      </w:r>
-      <w:r>
-        <w:rPr>
-          <w:rFonts w:hint="eastAsia" w:eastAsia="宋体"/>
-          <w:lang w:val="en-US" w:eastAsia="zh-CN"/>
-        </w:rPr>
-        <w:t>4</w:t>
-      </w:r>
-      <w:r>
-        <w:rPr>
-          <w:rFonts w:hint="eastAsia" w:eastAsia="宋体"/>
-          <w:lang w:val="en-US" w:eastAsia="zh-CN"/>
-        </w:rPr>
-        <w:fldChar w:fldCharType="end"/>
-      </w:r>
-      <w:r>
-        <w:rPr>
-          <w:rFonts w:hint="eastAsia" w:eastAsia="宋体"/>
-          <w:lang w:val="en-US" w:eastAsia="zh-CN"/>
-        </w:rPr>
-        <w:t xml:space="preserve"> 用例转BUG列表</w:t>
-      </w:r>
-    </w:p>
-    <w:p>
-      <w:pPr>
-        <w:spacing w:before="106"/>
-        <w:jc w:val="center"/>
-      </w:pPr>
-    </w:p>
-    <w:p>
-      <w:pPr>
-        <w:pStyle w:val="29"/>
-        <w:ind w:left="0" w:leftChars="0" w:firstLine="0" w:firstLineChars="0"/>
-      </w:pPr>
-      <w:r>
-        <w:drawing>
-          <wp:inline distT="0" distB="0" distL="114300" distR="114300">
-            <wp:extent cx="5264150" cy="1876425"/>
-            <wp:effectExtent l="0" t="0" r="8890" b="13335"/>
-            <wp:docPr id="6" name="图片 5"/>
-            <wp:cNvGraphicFramePr>
-              <a:graphicFrameLocks xmlns:a="http://schemas.openxmlformats.org/drawingml/2006/main" noChangeAspect="1"/>
-            </wp:cNvGraphicFramePr>
-            <a:graphic xmlns:a="http://schemas.openxmlformats.org/drawingml/2006/main">
-              <a:graphicData uri="http://schemas.openxmlformats.org/drawingml/2006/picture">
-                <pic:pic xmlns:pic="http://schemas.openxmlformats.org/drawingml/2006/picture">
-                  <pic:nvPicPr>
-                    <pic:cNvPr id="6" name="图片 5"/>
-                    <pic:cNvPicPr>
-                      <a:picLocks noChangeAspect="1"/>
-                    </pic:cNvPicPr>
-                  </pic:nvPicPr>
-                  <pic:blipFill>
-                    <a:blip r:embed="rId10"/>
-                    <a:stretch>
-                      <a:fillRect/>
-                    </a:stretch>
-                  </pic:blipFill>
-                  <pic:spPr>
-                    <a:xfrm>
-                      <a:off x="0" y="0"/>
-                      <a:ext cx="5264150" cy="1876425"/>
-                    </a:xfrm>
-                    <a:prstGeom prst="rect">
-                      <a:avLst/>
-                    </a:prstGeom>
-                    <a:noFill/>
-                    <a:ln>
-                      <a:noFill/>
-                    </a:ln>
-                  </pic:spPr>
-                </pic:pic>
-              </a:graphicData>
-            </a:graphic>
-          </wp:inline>
-        </w:drawing>
-      </w:r>
-    </w:p>
-    <w:p>
-      <w:pPr>
-        <w:pStyle w:val="29"/>
-        <w:ind w:left="0" w:leftChars="0" w:firstLine="0" w:firstLineChars="0"/>
-        <w:rPr>
-          <w:rFonts w:hint="default"/>
-          <w:lang w:val="en-US" w:eastAsia="zh-CN"/>
-        </w:rPr>
-      </w:pPr>
-      <w:r>
-        <w:rPr>
-          <w:rFonts w:hint="eastAsia"/>
-          <w:lang w:val="en-US" w:eastAsia="zh-CN"/>
-        </w:rPr>
-        <w:t>批量导入BUG，如图1-5所示，批量导出BUG如图1-6所示。</w:t>
-      </w:r>
-    </w:p>
-    <w:p>
-      <w:pPr>
-        <w:spacing w:before="106"/>
-        <w:jc w:val="center"/>
-        <w:rPr>
-          <w:rFonts w:hint="default" w:eastAsia="宋体"/>
-          <w:lang w:val="en-US" w:eastAsia="zh-CN"/>
-        </w:rPr>
-      </w:pPr>
-      <w:r>
-        <w:rPr>
-          <w:rFonts w:hint="eastAsia" w:eastAsia="宋体"/>
-          <w:lang w:val="en-US" w:eastAsia="zh-CN"/>
-        </w:rPr>
-        <w:t>图</w:t>
-      </w:r>
-      <w:r>
-        <w:rPr>
-          <w:rFonts w:hint="eastAsia" w:eastAsia="宋体"/>
-          <w:lang w:val="en-US" w:eastAsia="zh-CN"/>
-        </w:rPr>
-        <w:fldChar w:fldCharType="begin"/>
-      </w:r>
-      <w:r>
-        <w:rPr>
-          <w:rFonts w:hint="eastAsia" w:eastAsia="宋体"/>
-          <w:lang w:val="en-US" w:eastAsia="zh-CN"/>
-        </w:rPr>
-        <w:instrText xml:space="preserve"> STYLEREF "柴_标题1" \n \* Charformat </w:instrText>
-      </w:r>
-      <w:r>
-        <w:rPr>
-          <w:rFonts w:hint="eastAsia" w:eastAsia="宋体"/>
-          <w:lang w:val="en-US" w:eastAsia="zh-CN"/>
-        </w:rPr>
-        <w:fldChar w:fldCharType="separate"/>
-      </w:r>
-      <w:r>
-        <w:rPr>
-          <w:rFonts w:hint="eastAsia" w:eastAsia="宋体"/>
-          <w:lang w:val="en-US" w:eastAsia="zh-CN"/>
-        </w:rPr>
-        <w:t>1</w:t>
-      </w:r>
-      <w:r>
-        <w:rPr>
-          <w:rFonts w:hint="eastAsia" w:eastAsia="宋体"/>
-          <w:lang w:val="en-US" w:eastAsia="zh-CN"/>
-        </w:rPr>
-        <w:fldChar w:fldCharType="end"/>
-      </w:r>
-      <w:r>
-        <w:rPr>
-          <w:rFonts w:hint="eastAsia" w:eastAsia="宋体"/>
-          <w:lang w:val="en-US" w:eastAsia="zh-CN"/>
-        </w:rPr>
-        <w:t>-</w:t>
-      </w:r>
-      <w:r>
-        <w:rPr>
-          <w:rFonts w:hint="eastAsia" w:eastAsia="宋体"/>
-          <w:lang w:val="en-US" w:eastAsia="zh-CN"/>
-        </w:rPr>
-        <w:fldChar w:fldCharType="begin"/>
-      </w:r>
-      <w:r>
-        <w:rPr>
-          <w:rFonts w:hint="eastAsia" w:eastAsia="宋体"/>
-          <w:lang w:val="en-US" w:eastAsia="zh-CN"/>
-        </w:rPr>
-        <w:instrText xml:space="preserve"> SEQ 表 \* ARABIC  \s 1 </w:instrText>
-      </w:r>
-      <w:r>
-        <w:rPr>
-          <w:rFonts w:hint="eastAsia" w:eastAsia="宋体"/>
-          <w:lang w:val="en-US" w:eastAsia="zh-CN"/>
-        </w:rPr>
-        <w:fldChar w:fldCharType="separate"/>
-      </w:r>
-      <w:r>
-        <w:rPr>
-          <w:rFonts w:hint="eastAsia" w:eastAsia="宋体"/>
-          <w:lang w:val="en-US" w:eastAsia="zh-CN"/>
-        </w:rPr>
-        <w:t>5</w:t>
-      </w:r>
-      <w:r>
-        <w:rPr>
-          <w:rFonts w:hint="eastAsia" w:eastAsia="宋体"/>
-          <w:lang w:val="en-US" w:eastAsia="zh-CN"/>
-        </w:rPr>
-        <w:fldChar w:fldCharType="end"/>
-      </w:r>
-      <w:r>
-        <w:rPr>
-          <w:rFonts w:hint="eastAsia" w:eastAsia="宋体"/>
-          <w:lang w:val="en-US" w:eastAsia="zh-CN"/>
-        </w:rPr>
-        <w:t xml:space="preserve">  批量导入BUG</w:t>
-      </w:r>
-    </w:p>
-    <w:p>
-      <w:pPr>
-        <w:pStyle w:val="29"/>
-        <w:ind w:left="0" w:leftChars="0" w:firstLine="0" w:firstLineChars="0"/>
-        <w:rPr>
-          <w:rFonts w:hint="default"/>
-          <w:lang w:val="en-US" w:eastAsia="zh-CN"/>
-        </w:rPr>
-      </w:pPr>
-    </w:p>
-    <w:p>
-      <w:pPr>
-        <w:pStyle w:val="29"/>
-        <w:ind w:left="0" w:leftChars="0" w:firstLine="0" w:firstLineChars="0"/>
-      </w:pPr>
-      <w:r>
-        <w:drawing>
-          <wp:inline distT="0" distB="0" distL="114300" distR="114300">
-            <wp:extent cx="4832350" cy="1945640"/>
-            <wp:effectExtent l="0" t="0" r="13970" b="5080"/>
-            <wp:docPr id="7" name="图片 6"/>
-            <wp:cNvGraphicFramePr>
-              <a:graphicFrameLocks xmlns:a="http://schemas.openxmlformats.org/drawingml/2006/main" noChangeAspect="1"/>
-            </wp:cNvGraphicFramePr>
-            <a:graphic xmlns:a="http://schemas.openxmlformats.org/drawingml/2006/main">
-              <a:graphicData uri="http://schemas.openxmlformats.org/drawingml/2006/picture">
-                <pic:pic xmlns:pic="http://schemas.openxmlformats.org/drawingml/2006/picture">
-                  <pic:nvPicPr>
-                    <pic:cNvPr id="7" name="图片 6"/>
-                    <pic:cNvPicPr>
-                      <a:picLocks noChangeAspect="1"/>
-                    </pic:cNvPicPr>
-                  </pic:nvPicPr>
-                  <pic:blipFill>
-                    <a:blip r:embed="rId11"/>
-                    <a:stretch>
-                      <a:fillRect/>
-                    </a:stretch>
-                  </pic:blipFill>
-                  <pic:spPr>
-                    <a:xfrm>
-                      <a:off x="0" y="0"/>
-                      <a:ext cx="4832350" cy="1945640"/>
-                    </a:xfrm>
-                    <a:prstGeom prst="rect">
-                      <a:avLst/>
-                    </a:prstGeom>
-                    <a:noFill/>
-                    <a:ln>
-                      <a:noFill/>
-                    </a:ln>
-                  </pic:spPr>
-                </pic:pic>
-              </a:graphicData>
-            </a:graphic>
-          </wp:inline>
-        </w:drawing>
-      </w:r>
-    </w:p>
-    <w:p>
-      <w:r>
-        <w:br w:type="page"/>
-      </w:r>
-    </w:p>
-    <w:p>
-      <w:pPr>
-        <w:spacing w:before="106"/>
-        <w:jc w:val="center"/>
-        <w:rPr>
-          <w:rFonts w:hint="default" w:eastAsia="宋体"/>
-          <w:lang w:val="en-US" w:eastAsia="zh-CN"/>
-        </w:rPr>
-      </w:pPr>
-      <w:r>
-        <w:rPr>
-          <w:rFonts w:hint="eastAsia" w:eastAsia="宋体"/>
-          <w:lang w:val="en-US" w:eastAsia="zh-CN"/>
-        </w:rPr>
-        <w:t xml:space="preserve">图 </w:t>
-      </w:r>
-      <w:r>
-        <w:rPr>
-          <w:rFonts w:hint="eastAsia" w:eastAsia="宋体"/>
-          <w:lang w:val="en-US" w:eastAsia="zh-CN"/>
-        </w:rPr>
-        <w:fldChar w:fldCharType="begin"/>
-      </w:r>
-      <w:r>
-        <w:rPr>
-          <w:rFonts w:hint="eastAsia" w:eastAsia="宋体"/>
-          <w:lang w:val="en-US" w:eastAsia="zh-CN"/>
-        </w:rPr>
-        <w:instrText xml:space="preserve"> STYLEREF "柴_标题1" \n \* Charformat </w:instrText>
-      </w:r>
-      <w:r>
-        <w:rPr>
-          <w:rFonts w:hint="eastAsia" w:eastAsia="宋体"/>
-          <w:lang w:val="en-US" w:eastAsia="zh-CN"/>
-        </w:rPr>
-        <w:fldChar w:fldCharType="separate"/>
-      </w:r>
-      <w:r>
-        <w:rPr>
-          <w:rFonts w:hint="eastAsia" w:eastAsia="宋体"/>
-          <w:lang w:val="en-US" w:eastAsia="zh-CN"/>
-        </w:rPr>
-        <w:t>1</w:t>
-      </w:r>
-      <w:r>
-        <w:rPr>
-          <w:rFonts w:hint="eastAsia" w:eastAsia="宋体"/>
-          <w:lang w:val="en-US" w:eastAsia="zh-CN"/>
-        </w:rPr>
-        <w:fldChar w:fldCharType="end"/>
-      </w:r>
-      <w:r>
-        <w:rPr>
-          <w:rFonts w:hint="eastAsia" w:eastAsia="宋体"/>
-          <w:lang w:val="en-US" w:eastAsia="zh-CN"/>
-        </w:rPr>
-        <w:t>-</w:t>
-      </w:r>
-      <w:r>
-        <w:rPr>
-          <w:rFonts w:hint="eastAsia" w:eastAsia="宋体"/>
-          <w:lang w:val="en-US" w:eastAsia="zh-CN"/>
-        </w:rPr>
-        <w:fldChar w:fldCharType="begin"/>
-      </w:r>
-      <w:r>
-        <w:rPr>
-          <w:rFonts w:hint="eastAsia" w:eastAsia="宋体"/>
-          <w:lang w:val="en-US" w:eastAsia="zh-CN"/>
-        </w:rPr>
-        <w:instrText xml:space="preserve"> SEQ 表 \* ARABIC  \s 1 </w:instrText>
-      </w:r>
-      <w:r>
-        <w:rPr>
-          <w:rFonts w:hint="eastAsia" w:eastAsia="宋体"/>
-          <w:lang w:val="en-US" w:eastAsia="zh-CN"/>
-        </w:rPr>
-        <w:fldChar w:fldCharType="separate"/>
-      </w:r>
-      <w:r>
-        <w:rPr>
-          <w:rFonts w:hint="eastAsia" w:eastAsia="宋体"/>
-          <w:lang w:val="en-US" w:eastAsia="zh-CN"/>
-        </w:rPr>
-        <w:t>6</w:t>
-      </w:r>
-      <w:r>
-        <w:rPr>
-          <w:rFonts w:hint="eastAsia" w:eastAsia="宋体"/>
-          <w:lang w:val="en-US" w:eastAsia="zh-CN"/>
-        </w:rPr>
-        <w:fldChar w:fldCharType="end"/>
-      </w:r>
-      <w:r>
-        <w:rPr>
-          <w:rFonts w:hint="eastAsia" w:eastAsia="宋体"/>
-          <w:lang w:val="en-US" w:eastAsia="zh-CN"/>
-        </w:rPr>
-        <w:t xml:space="preserve"> 批量导出BUG</w:t>
-      </w:r>
-    </w:p>
-    <w:p>
-      <w:pPr>
-        <w:pStyle w:val="29"/>
-        <w:ind w:left="0" w:leftChars="0" w:firstLine="0" w:firstLineChars="0"/>
-      </w:pPr>
-      <w:r>
-        <w:drawing>
-          <wp:inline distT="0" distB="0" distL="114300" distR="114300">
-            <wp:extent cx="5269865" cy="2724150"/>
-            <wp:effectExtent l="0" t="0" r="3175" b="3810"/>
-            <wp:docPr id="8" name="图片 7"/>
-            <wp:cNvGraphicFramePr>
-              <a:graphicFrameLocks xmlns:a="http://schemas.openxmlformats.org/drawingml/2006/main" noChangeAspect="1"/>
-            </wp:cNvGraphicFramePr>
-            <a:graphic xmlns:a="http://schemas.openxmlformats.org/drawingml/2006/main">
-              <a:graphicData uri="http://schemas.openxmlformats.org/drawingml/2006/picture">
-                <pic:pic xmlns:pic="http://schemas.openxmlformats.org/drawingml/2006/picture">
-                  <pic:nvPicPr>
-                    <pic:cNvPr id="8" name="图片 7"/>
-                    <pic:cNvPicPr>
-                      <a:picLocks noChangeAspect="1"/>
-                    </pic:cNvPicPr>
-                  </pic:nvPicPr>
-                  <pic:blipFill>
-                    <a:blip r:embed="rId12"/>
-                    <a:stretch>
-                      <a:fillRect/>
-                    </a:stretch>
-                  </pic:blipFill>
-                  <pic:spPr>
-                    <a:xfrm>
-                      <a:off x="0" y="0"/>
-                      <a:ext cx="5269865" cy="2724150"/>
-                    </a:xfrm>
-                    <a:prstGeom prst="rect">
-                      <a:avLst/>
-                    </a:prstGeom>
-                    <a:noFill/>
-                    <a:ln>
-                      <a:noFill/>
-                    </a:ln>
-                  </pic:spPr>
-                </pic:pic>
-              </a:graphicData>
-            </a:graphic>
-          </wp:inline>
-        </w:drawing>
-      </w:r>
-    </w:p>
-    <w:p>
-      <w:pPr>
-        <w:pStyle w:val="29"/>
-        <w:ind w:left="0" w:leftChars="0" w:firstLine="0" w:firstLineChars="0"/>
-        <w:rPr>
-          <w:rFonts w:hint="eastAsia"/>
-          <w:lang w:val="en-US" w:eastAsia="zh-CN"/>
-        </w:rPr>
-      </w:pPr>
-      <w:r>
-        <w:rPr>
-          <w:rFonts w:hint="eastAsia"/>
-          <w:lang w:val="en-US" w:eastAsia="zh-CN"/>
-        </w:rPr>
-        <w:t>导出BUG，可以根据运维实际需要，选择导出字段，如图1-7所示。</w:t>
-      </w:r>
-    </w:p>
-    <w:p>
-      <w:pPr>
-        <w:spacing w:before="106"/>
-        <w:jc w:val="center"/>
-        <w:rPr>
-          <w:rFonts w:hint="eastAsia" w:eastAsia="宋体"/>
-          <w:lang w:val="en-US" w:eastAsia="zh-CN"/>
-        </w:rPr>
-      </w:pPr>
-      <w:r>
-        <w:rPr>
-          <w:rFonts w:hint="eastAsia" w:eastAsia="宋体"/>
-          <w:lang w:val="en-US" w:eastAsia="zh-CN"/>
-        </w:rPr>
-        <w:t xml:space="preserve">图 </w:t>
-      </w:r>
-      <w:r>
-        <w:rPr>
-          <w:rFonts w:hint="eastAsia" w:eastAsia="宋体"/>
-          <w:lang w:val="en-US" w:eastAsia="zh-CN"/>
-        </w:rPr>
-        <w:fldChar w:fldCharType="begin"/>
-      </w:r>
-      <w:r>
-        <w:rPr>
-          <w:rFonts w:hint="eastAsia" w:eastAsia="宋体"/>
-          <w:lang w:val="en-US" w:eastAsia="zh-CN"/>
-        </w:rPr>
-        <w:instrText xml:space="preserve"> STYLEREF "柴_标题1" \n \* Charformat </w:instrText>
-      </w:r>
-      <w:r>
-        <w:rPr>
-          <w:rFonts w:hint="eastAsia" w:eastAsia="宋体"/>
-          <w:lang w:val="en-US" w:eastAsia="zh-CN"/>
-        </w:rPr>
-        <w:fldChar w:fldCharType="separate"/>
-      </w:r>
-      <w:r>
-        <w:rPr>
-          <w:rFonts w:hint="eastAsia" w:eastAsia="宋体"/>
-          <w:lang w:val="en-US" w:eastAsia="zh-CN"/>
-        </w:rPr>
-        <w:t>1</w:t>
-      </w:r>
-      <w:r>
-        <w:rPr>
-          <w:rFonts w:hint="eastAsia" w:eastAsia="宋体"/>
-          <w:lang w:val="en-US" w:eastAsia="zh-CN"/>
-        </w:rPr>
-        <w:fldChar w:fldCharType="end"/>
-      </w:r>
-      <w:r>
-        <w:rPr>
-          <w:rFonts w:hint="eastAsia" w:eastAsia="宋体"/>
-          <w:lang w:val="en-US" w:eastAsia="zh-CN"/>
-        </w:rPr>
-        <w:t>-</w:t>
-      </w:r>
-      <w:r>
-        <w:rPr>
-          <w:rFonts w:hint="eastAsia" w:eastAsia="宋体"/>
-          <w:lang w:val="en-US" w:eastAsia="zh-CN"/>
-        </w:rPr>
-        <w:fldChar w:fldCharType="begin"/>
-      </w:r>
-      <w:r>
-        <w:rPr>
-          <w:rFonts w:hint="eastAsia" w:eastAsia="宋体"/>
-          <w:lang w:val="en-US" w:eastAsia="zh-CN"/>
-        </w:rPr>
-        <w:instrText xml:space="preserve"> SEQ 表 \* ARABIC  \s 1 </w:instrText>
-      </w:r>
-      <w:r>
-        <w:rPr>
-          <w:rFonts w:hint="eastAsia" w:eastAsia="宋体"/>
-          <w:lang w:val="en-US" w:eastAsia="zh-CN"/>
-        </w:rPr>
-        <w:fldChar w:fldCharType="separate"/>
-      </w:r>
-      <w:r>
-        <w:rPr>
-          <w:rFonts w:hint="eastAsia" w:eastAsia="宋体"/>
-          <w:lang w:val="en-US" w:eastAsia="zh-CN"/>
-        </w:rPr>
-        <w:t>7</w:t>
-      </w:r>
-      <w:r>
-        <w:rPr>
-          <w:rFonts w:hint="eastAsia" w:eastAsia="宋体"/>
-          <w:lang w:val="en-US" w:eastAsia="zh-CN"/>
-        </w:rPr>
-        <w:fldChar w:fldCharType="end"/>
-      </w:r>
-      <w:r>
-        <w:rPr>
-          <w:rFonts w:hint="eastAsia" w:eastAsia="宋体"/>
-          <w:lang w:val="en-US" w:eastAsia="zh-CN"/>
-        </w:rPr>
-        <w:t xml:space="preserve"> 设置导出字段</w:t>
-      </w:r>
-    </w:p>
-    <w:p>
-      <w:pPr>
-        <w:spacing w:before="106"/>
-        <w:jc w:val="center"/>
-      </w:pPr>
-      <w:r>
-        <w:drawing>
-          <wp:inline distT="0" distB="0" distL="114300" distR="114300">
-            <wp:extent cx="5267960" cy="4759960"/>
-            <wp:effectExtent l="0" t="0" r="5080" b="10160"/>
-            <wp:docPr id="9" name="图片 8"/>
-            <wp:cNvGraphicFramePr>
-              <a:graphicFrameLocks xmlns:a="http://schemas.openxmlformats.org/drawingml/2006/main" noChangeAspect="1"/>
-            </wp:cNvGraphicFramePr>
-            <a:graphic xmlns:a="http://schemas.openxmlformats.org/drawingml/2006/main">
-              <a:graphicData uri="http://schemas.openxmlformats.org/drawingml/2006/picture">
-                <pic:pic xmlns:pic="http://schemas.openxmlformats.org/drawingml/2006/picture">
-                  <pic:nvPicPr>
-                    <pic:cNvPr id="9" name="图片 8"/>
-                    <pic:cNvPicPr>
-                      <a:picLocks noChangeAspect="1"/>
-                    </pic:cNvPicPr>
-                  </pic:nvPicPr>
-                  <pic:blipFill>
-                    <a:blip r:embed="rId13"/>
-                    <a:stretch>
-                      <a:fillRect/>
-                    </a:stretch>
-                  </pic:blipFill>
-                  <pic:spPr>
-                    <a:xfrm>
-                      <a:off x="0" y="0"/>
-                      <a:ext cx="5267960" cy="4759960"/>
-                    </a:xfrm>
-                    <a:prstGeom prst="rect">
-                      <a:avLst/>
-                    </a:prstGeom>
-                    <a:noFill/>
-                    <a:ln>
-                      <a:noFill/>
-                    </a:ln>
-                  </pic:spPr>
-                </pic:pic>
-              </a:graphicData>
-            </a:graphic>
-          </wp:inline>
-        </w:drawing>
-      </w:r>
-    </w:p>
-    <w:p>
-      <w:pPr>
-        <w:rPr>
-          <w:rFonts w:hint="eastAsia"/>
-          <w:lang w:val="en-US" w:eastAsia="zh-CN"/>
-        </w:rPr>
-      </w:pPr>
-      <w:r>
-        <w:rPr>
-          <w:rFonts w:hint="eastAsia"/>
-          <w:lang w:val="en-US" w:eastAsia="zh-CN"/>
-        </w:rPr>
-        <w:br w:type="page"/>
-      </w:r>
-    </w:p>
-    <w:p>
-      <w:pPr>
-        <w:pStyle w:val="29"/>
-        <w:bidi w:val="0"/>
-        <w:rPr>
-          <w:rFonts w:hint="eastAsia"/>
-          <w:lang w:val="en-US" w:eastAsia="zh-CN"/>
-        </w:rPr>
-      </w:pPr>
-      <w:r>
-        <w:rPr>
-          <w:rFonts w:hint="eastAsia"/>
-          <w:lang w:val="en-US" w:eastAsia="zh-CN"/>
-        </w:rPr>
-        <w:t>报表查看功能，如图1-8所示。</w:t>
-      </w:r>
-    </w:p>
-    <w:p>
-      <w:pPr>
-        <w:spacing w:before="106"/>
-        <w:jc w:val="center"/>
-        <w:rPr>
-          <w:rFonts w:hint="eastAsia" w:eastAsia="宋体"/>
-          <w:lang w:val="en-US" w:eastAsia="zh-CN"/>
-        </w:rPr>
-      </w:pPr>
-      <w:r>
-        <w:rPr>
-          <w:rFonts w:hint="eastAsia" w:eastAsia="宋体"/>
-          <w:lang w:val="en-US" w:eastAsia="zh-CN"/>
-        </w:rPr>
-        <w:t xml:space="preserve">图 </w:t>
-      </w:r>
-      <w:r>
-        <w:rPr>
-          <w:rFonts w:hint="eastAsia" w:eastAsia="宋体"/>
-          <w:lang w:val="en-US" w:eastAsia="zh-CN"/>
-        </w:rPr>
-        <w:fldChar w:fldCharType="begin"/>
-      </w:r>
-      <w:r>
-        <w:rPr>
-          <w:rFonts w:hint="eastAsia" w:eastAsia="宋体"/>
-          <w:lang w:val="en-US" w:eastAsia="zh-CN"/>
-        </w:rPr>
-        <w:instrText xml:space="preserve"> STYLEREF "柴_标题1" \n \* Charformat </w:instrText>
-      </w:r>
-      <w:r>
-        <w:rPr>
-          <w:rFonts w:hint="eastAsia" w:eastAsia="宋体"/>
-          <w:lang w:val="en-US" w:eastAsia="zh-CN"/>
-        </w:rPr>
-        <w:fldChar w:fldCharType="separate"/>
-      </w:r>
-      <w:r>
-        <w:rPr>
-          <w:rFonts w:hint="eastAsia" w:eastAsia="宋体"/>
-          <w:lang w:val="en-US" w:eastAsia="zh-CN"/>
-        </w:rPr>
-        <w:t>1</w:t>
-      </w:r>
-      <w:r>
-        <w:rPr>
-          <w:rFonts w:hint="eastAsia" w:eastAsia="宋体"/>
-          <w:lang w:val="en-US" w:eastAsia="zh-CN"/>
-        </w:rPr>
-        <w:fldChar w:fldCharType="end"/>
-      </w:r>
-      <w:r>
-        <w:rPr>
-          <w:rFonts w:hint="eastAsia" w:eastAsia="宋体"/>
-          <w:lang w:val="en-US" w:eastAsia="zh-CN"/>
-        </w:rPr>
-        <w:t>-</w:t>
-      </w:r>
-      <w:r>
-        <w:rPr>
-          <w:rFonts w:hint="eastAsia" w:eastAsia="宋体"/>
-          <w:lang w:val="en-US" w:eastAsia="zh-CN"/>
-        </w:rPr>
-        <w:fldChar w:fldCharType="begin"/>
-      </w:r>
-      <w:r>
-        <w:rPr>
-          <w:rFonts w:hint="eastAsia" w:eastAsia="宋体"/>
-          <w:lang w:val="en-US" w:eastAsia="zh-CN"/>
-        </w:rPr>
-        <w:instrText xml:space="preserve"> SEQ 表 \* ARABIC  \s 1 </w:instrText>
-      </w:r>
-      <w:r>
-        <w:rPr>
-          <w:rFonts w:hint="eastAsia" w:eastAsia="宋体"/>
-          <w:lang w:val="en-US" w:eastAsia="zh-CN"/>
-        </w:rPr>
-        <w:fldChar w:fldCharType="separate"/>
-      </w:r>
-      <w:r>
-        <w:rPr>
-          <w:rFonts w:hint="eastAsia" w:eastAsia="宋体"/>
-          <w:lang w:val="en-US" w:eastAsia="zh-CN"/>
-        </w:rPr>
-        <w:t>8</w:t>
-      </w:r>
-      <w:r>
-        <w:rPr>
-          <w:rFonts w:hint="eastAsia" w:eastAsia="宋体"/>
-          <w:lang w:val="en-US" w:eastAsia="zh-CN"/>
-        </w:rPr>
-        <w:fldChar w:fldCharType="end"/>
-      </w:r>
-      <w:r>
-        <w:rPr>
-          <w:rFonts w:hint="eastAsia" w:eastAsia="宋体"/>
-          <w:lang w:val="en-US" w:eastAsia="zh-CN"/>
-        </w:rPr>
-        <w:t xml:space="preserve"> 设置导出字段</w:t>
-      </w:r>
-    </w:p>
-    <w:p>
-      <w:pPr>
-        <w:pStyle w:val="29"/>
-        <w:bidi w:val="0"/>
-        <w:ind w:left="0" w:leftChars="0" w:firstLine="0" w:firstLineChars="0"/>
-      </w:pPr>
-      <w:r>
-        <w:drawing>
-          <wp:inline distT="0" distB="0" distL="114300" distR="114300">
-            <wp:extent cx="5266055" cy="3110230"/>
-            <wp:effectExtent l="0" t="0" r="6985" b="13970"/>
-            <wp:docPr id="10" name="图片 9"/>
-            <wp:cNvGraphicFramePr>
-              <a:graphicFrameLocks xmlns:a="http://schemas.openxmlformats.org/drawingml/2006/main" noChangeAspect="1"/>
-            </wp:cNvGraphicFramePr>
-            <a:graphic xmlns:a="http://schemas.openxmlformats.org/drawingml/2006/main">
-              <a:graphicData uri="http://schemas.openxmlformats.org/drawingml/2006/picture">
-                <pic:pic xmlns:pic="http://schemas.openxmlformats.org/drawingml/2006/picture">
-                  <pic:nvPicPr>
-                    <pic:cNvPr id="10" name="图片 9"/>
-                    <pic:cNvPicPr>
-                      <a:picLocks noChangeAspect="1"/>
-                    </pic:cNvPicPr>
-                  </pic:nvPicPr>
-                  <pic:blipFill>
-                    <a:blip r:embed="rId14"/>
-                    <a:stretch>
-                      <a:fillRect/>
-                    </a:stretch>
-                  </pic:blipFill>
-                  <pic:spPr>
-                    <a:xfrm>
-                      <a:off x="0" y="0"/>
-                      <a:ext cx="5266055" cy="3110230"/>
-                    </a:xfrm>
-                    <a:prstGeom prst="rect">
-                      <a:avLst/>
-                    </a:prstGeom>
-                    <a:noFill/>
-                    <a:ln>
-                      <a:noFill/>
-                    </a:ln>
-                  </pic:spPr>
-                </pic:pic>
-              </a:graphicData>
-            </a:graphic>
-          </wp:inline>
-        </w:drawing>
-      </w:r>
-    </w:p>
-    <w:p>
-      <w:pPr>
-        <w:pStyle w:val="29"/>
-        <w:bidi w:val="0"/>
-        <w:ind w:left="0" w:leftChars="0" w:firstLine="0" w:firstLineChars="0"/>
-        <w:rPr>
-          <w:rFonts w:hint="default"/>
-          <w:lang w:val="en-US" w:eastAsia="zh-CN"/>
-        </w:rPr>
-      </w:pPr>
+      <w:bookmarkEnd w:id="7"/>
+      <w:bookmarkStart w:id="14" w:name="_GoBack"/>
+      <w:bookmarkEnd w:id="14"/>
     </w:p>
     <w:p>
       <w:pPr>
@@ -5598,15 +8151,14 @@
           <w:lang w:val="en-US" w:eastAsia="zh-CN"/>
         </w:rPr>
       </w:pPr>
-      <w:bookmarkStart w:id="5" w:name="_Toc1435"/>
       <w:r>
         <w:rPr>
           <w:rFonts w:hint="eastAsia"/>
           <w:lang w:val="en-US" w:eastAsia="zh-CN"/>
         </w:rPr>
-        <w:t>研发现状</w:t>
-      </w:r>
-      <w:bookmarkEnd w:id="5"/>
+        <w:t>应用现状</w:t>
+      </w:r>
+      <w:bookmarkEnd w:id="6"/>
     </w:p>
     <w:p>
       <w:pPr>
@@ -5621,27 +8173,7 @@
           <w:rFonts w:hint="eastAsia"/>
           <w:lang w:val="en-US" w:eastAsia="zh-CN"/>
         </w:rPr>
-        <w:t>按照研发计划，目前运维研发进展正常，禅道项目管理系统，已经在平台运维组事先开展试运行，截止目前系统运行良好，平台运维组根据实际使用情况提出需要改进的问题和使用过程中发现的BUG，由研发组进行改进。</w:t>
-      </w:r>
-    </w:p>
-    <w:p>
-      <w:pPr>
-        <w:tabs>
-          <w:tab w:val="left" w:pos="6585"/>
-        </w:tabs>
-        <w:bidi w:val="0"/>
-        <w:jc w:val="left"/>
-        <w:rPr>
-          <w:rFonts w:hint="eastAsia"/>
-          <w:lang w:val="en-US" w:eastAsia="zh-CN"/>
-        </w:rPr>
-      </w:pPr>
-      <w:r>
-        <w:rPr>
-          <w:rFonts w:hint="eastAsia"/>
-          <w:lang w:val="en-US" w:eastAsia="zh-CN"/>
-        </w:rPr>
-        <w:tab/>
+        <w:t>按照研发计划，目前运维研发进度完成，已经正式上线运行。截止目前系统运行良好。</w:t>
       </w:r>
     </w:p>
     <w:p>
@@ -5653,7 +8185,7 @@
           <w:lang w:val="en-US" w:eastAsia="zh-CN"/>
         </w:rPr>
       </w:pPr>
-      <w:bookmarkStart w:id="6" w:name="_Toc13873"/>
+      <w:bookmarkStart w:id="8" w:name="_Toc21532"/>
       <w:r>
         <w:rPr>
           <w:rFonts w:hint="eastAsia"/>
@@ -5661,7 +8193,7 @@
         </w:rPr>
         <w:t>运维手册研发进度</w:t>
       </w:r>
-      <w:bookmarkEnd w:id="6"/>
+      <w:bookmarkEnd w:id="8"/>
     </w:p>
     <w:p>
       <w:pPr>
@@ -5672,7 +8204,7 @@
           <w:lang w:val="en-US" w:eastAsia="zh-CN"/>
         </w:rPr>
       </w:pPr>
-      <w:bookmarkStart w:id="7" w:name="_Toc22064"/>
+      <w:bookmarkStart w:id="9" w:name="_Toc7421"/>
       <w:r>
         <w:rPr>
           <w:rFonts w:hint="eastAsia"/>
@@ -5680,7 +8212,7 @@
         </w:rPr>
         <w:t>研发进度</w:t>
       </w:r>
-      <w:bookmarkEnd w:id="7"/>
+      <w:bookmarkEnd w:id="9"/>
     </w:p>
     <w:p>
       <w:pPr>
@@ -5893,7 +8425,8 @@
           <w:p>
             <w:pPr>
               <w:spacing w:before="90" w:line="222" w:lineRule="auto"/>
-              <w:ind w:left="552"/>
+              <w:ind w:left="0" w:leftChars="0" w:right="0" w:rightChars="0" w:firstLine="0" w:firstLineChars="0"/>
+              <w:jc w:val="center"/>
               <w:rPr>
                 <w:rFonts w:hint="default" w:ascii="宋体" w:hAnsi="宋体" w:eastAsia="宋体" w:cs="宋体"/>
                 <w:sz w:val="22"/>
@@ -5921,7 +8454,8 @@
           <w:p>
             <w:pPr>
               <w:spacing w:before="90" w:line="220" w:lineRule="auto"/>
-              <w:ind w:left="251"/>
+              <w:ind w:left="0" w:leftChars="0" w:right="0" w:rightChars="0" w:firstLine="0" w:firstLineChars="0"/>
+              <w:jc w:val="center"/>
               <w:rPr>
                 <w:rFonts w:hint="default" w:ascii="宋体" w:hAnsi="宋体" w:eastAsia="宋体" w:cs="宋体"/>
                 <w:sz w:val="22"/>
@@ -5949,7 +8483,8 @@
           <w:p>
             <w:pPr>
               <w:spacing w:before="90" w:line="220" w:lineRule="auto"/>
-              <w:ind w:left="251"/>
+              <w:ind w:left="0" w:leftChars="0" w:right="0" w:rightChars="0" w:firstLine="0" w:firstLineChars="0"/>
+              <w:jc w:val="center"/>
               <w:rPr>
                 <w:rFonts w:hint="default" w:ascii="宋体" w:hAnsi="宋体" w:eastAsia="宋体" w:cs="宋体"/>
                 <w:spacing w:val="-3"/>
@@ -6000,7 +8535,7 @@
             <w:pPr>
               <w:numPr>
                 <w:ilvl w:val="0"/>
-                <w:numId w:val="10"/>
+                <w:numId w:val="16"/>
               </w:numPr>
               <w:spacing w:before="89" w:line="242" w:lineRule="auto"/>
               <w:ind w:left="425" w:leftChars="0" w:hanging="425" w:firstLineChars="0"/>
@@ -6020,7 +8555,8 @@
           <w:p>
             <w:pPr>
               <w:spacing w:before="89" w:line="220" w:lineRule="auto"/>
-              <w:ind w:left="111"/>
+              <w:ind w:left="0" w:leftChars="0" w:right="0" w:rightChars="0" w:firstLine="0" w:firstLineChars="0"/>
+              <w:jc w:val="center"/>
               <w:rPr>
                 <w:rFonts w:hint="default" w:ascii="宋体" w:hAnsi="宋体" w:eastAsia="宋体" w:cs="宋体"/>
                 <w:sz w:val="22"/>
@@ -6047,7 +8583,8 @@
           <w:p>
             <w:pPr>
               <w:spacing w:before="90" w:line="219" w:lineRule="auto"/>
-              <w:ind w:left="113"/>
+              <w:ind w:left="0" w:leftChars="0" w:right="0" w:rightChars="0" w:firstLine="0" w:firstLineChars="0"/>
+              <w:jc w:val="center"/>
               <w:rPr>
                 <w:rFonts w:hint="default" w:ascii="宋体" w:hAnsi="宋体" w:eastAsia="宋体" w:cs="宋体"/>
                 <w:sz w:val="22"/>
@@ -6073,7 +8610,8 @@
           <w:p>
             <w:pPr>
               <w:spacing w:before="90" w:line="219" w:lineRule="auto"/>
-              <w:ind w:left="113"/>
+              <w:ind w:left="0" w:leftChars="0" w:right="0" w:rightChars="0" w:firstLine="0" w:firstLineChars="0"/>
+              <w:jc w:val="center"/>
               <w:rPr>
                 <w:rFonts w:hint="default" w:ascii="宋体" w:hAnsi="宋体" w:eastAsia="宋体" w:cs="宋体"/>
                 <w:sz w:val="22"/>
@@ -6122,7 +8660,7 @@
             <w:pPr>
               <w:numPr>
                 <w:ilvl w:val="0"/>
-                <w:numId w:val="10"/>
+                <w:numId w:val="16"/>
               </w:numPr>
               <w:spacing w:before="90" w:line="242" w:lineRule="auto"/>
               <w:ind w:left="425" w:leftChars="0" w:hanging="425" w:firstLineChars="0"/>
@@ -6142,7 +8680,8 @@
           <w:p>
             <w:pPr>
               <w:spacing w:before="91" w:line="220" w:lineRule="auto"/>
-              <w:ind w:left="110"/>
+              <w:ind w:left="0" w:leftChars="0" w:right="0" w:rightChars="0" w:firstLine="0" w:firstLineChars="0"/>
+              <w:jc w:val="center"/>
               <w:rPr>
                 <w:rFonts w:hint="default" w:ascii="宋体" w:hAnsi="宋体" w:eastAsia="宋体" w:cs="宋体"/>
                 <w:sz w:val="22"/>
@@ -6168,7 +8707,8 @@
           <w:p>
             <w:pPr>
               <w:spacing w:before="91" w:line="219" w:lineRule="auto"/>
-              <w:ind w:left="113"/>
+              <w:ind w:left="0" w:leftChars="0" w:right="0" w:rightChars="0" w:firstLine="0" w:firstLineChars="0"/>
+              <w:jc w:val="center"/>
               <w:rPr>
                 <w:rFonts w:ascii="宋体" w:hAnsi="宋体" w:eastAsia="宋体" w:cs="宋体"/>
                 <w:sz w:val="22"/>
@@ -6193,7 +8733,8 @@
           <w:p>
             <w:pPr>
               <w:spacing w:before="91" w:line="219" w:lineRule="auto"/>
-              <w:ind w:left="113"/>
+              <w:ind w:left="0" w:leftChars="0" w:right="0" w:rightChars="0" w:firstLine="0" w:firstLineChars="0"/>
+              <w:jc w:val="center"/>
               <w:rPr>
                 <w:rFonts w:hint="eastAsia" w:ascii="宋体" w:hAnsi="宋体" w:eastAsia="宋体" w:cs="宋体"/>
                 <w:sz w:val="22"/>
@@ -6242,7 +8783,7 @@
             <w:pPr>
               <w:numPr>
                 <w:ilvl w:val="0"/>
-                <w:numId w:val="10"/>
+                <w:numId w:val="16"/>
               </w:numPr>
               <w:spacing w:before="99"/>
               <w:ind w:left="425" w:leftChars="0" w:hanging="425" w:firstLineChars="0"/>
@@ -6262,7 +8803,8 @@
           <w:p>
             <w:pPr>
               <w:spacing w:before="100" w:line="219" w:lineRule="auto"/>
-              <w:ind w:left="111"/>
+              <w:ind w:left="0" w:leftChars="0" w:right="0" w:rightChars="0" w:firstLine="0" w:firstLineChars="0"/>
+              <w:jc w:val="center"/>
               <w:rPr>
                 <w:rFonts w:hint="default" w:ascii="宋体" w:hAnsi="宋体" w:eastAsia="宋体" w:cs="宋体"/>
                 <w:sz w:val="22"/>
@@ -6288,7 +8830,8 @@
           <w:p>
             <w:pPr>
               <w:spacing w:before="100" w:line="219" w:lineRule="auto"/>
-              <w:ind w:left="113"/>
+              <w:ind w:left="0" w:leftChars="0" w:right="0" w:rightChars="0" w:firstLine="0" w:firstLineChars="0"/>
+              <w:jc w:val="center"/>
               <w:rPr>
                 <w:rFonts w:ascii="宋体" w:hAnsi="宋体" w:eastAsia="宋体" w:cs="宋体"/>
                 <w:sz w:val="22"/>
@@ -6302,7 +8845,7 @@
                 <w:szCs w:val="22"/>
                 <w:lang w:val="en-US" w:eastAsia="zh-CN"/>
               </w:rPr>
-              <w:t>2025年6月</w:t>
+              <w:t>2025年9月</w:t>
             </w:r>
           </w:p>
         </w:tc>
@@ -6313,7 +8856,8 @@
           <w:p>
             <w:pPr>
               <w:spacing w:before="100" w:line="219" w:lineRule="auto"/>
-              <w:ind w:left="113"/>
+              <w:ind w:left="0" w:leftChars="0" w:right="0" w:rightChars="0" w:firstLine="0" w:firstLineChars="0"/>
+              <w:jc w:val="center"/>
               <w:rPr>
                 <w:rFonts w:hint="eastAsia" w:ascii="宋体" w:hAnsi="宋体" w:eastAsia="宋体" w:cs="宋体"/>
                 <w:sz w:val="22"/>
@@ -6366,7 +8910,7 @@
           <w:lang w:val="en-US" w:eastAsia="zh-CN"/>
         </w:rPr>
       </w:pPr>
-      <w:bookmarkStart w:id="8" w:name="_Toc4126"/>
+      <w:bookmarkStart w:id="10" w:name="_Toc11294"/>
       <w:r>
         <w:rPr>
           <w:rFonts w:hint="eastAsia"/>
@@ -6374,7 +8918,7 @@
         </w:rPr>
         <w:t>研发成果</w:t>
       </w:r>
-      <w:bookmarkEnd w:id="8"/>
+      <w:bookmarkEnd w:id="10"/>
     </w:p>
     <w:p>
       <w:pPr>
@@ -6501,7 +9045,6 @@
         <w:pStyle w:val="29"/>
         <w:bidi w:val="0"/>
       </w:pPr>
-      <w:bookmarkStart w:id="12" w:name="_GoBack"/>
       <w:r>
         <w:drawing>
           <wp:inline distT="0" distB="0" distL="114300" distR="114300">
@@ -6521,7 +9064,7 @@
                     </pic:cNvPicPr>
                   </pic:nvPicPr>
                   <pic:blipFill>
-                    <a:blip r:embed="rId15"/>
+                    <a:blip r:embed="rId13"/>
                     <a:stretch>
                       <a:fillRect/>
                     </a:stretch>
@@ -6545,7 +9088,6 @@
           </wp:inline>
         </w:drawing>
       </w:r>
-      <w:bookmarkEnd w:id="12"/>
     </w:p>
     <w:p>
       <w:pPr>
@@ -6556,7 +9098,7 @@
           <w:lang w:val="en-US" w:eastAsia="zh-CN"/>
         </w:rPr>
       </w:pPr>
-      <w:bookmarkStart w:id="9" w:name="_Toc18180"/>
+      <w:bookmarkStart w:id="11" w:name="_Toc27548"/>
       <w:r>
         <w:rPr>
           <w:rFonts w:hint="eastAsia"/>
@@ -6564,23 +9106,22 @@
         </w:rPr>
         <w:t>研发现状</w:t>
       </w:r>
-      <w:bookmarkEnd w:id="9"/>
+      <w:bookmarkEnd w:id="11"/>
     </w:p>
     <w:p>
       <w:pPr>
         <w:pStyle w:val="29"/>
-        <w:bidi w:val="0"/>
+        <w:rPr>
+          <w:rFonts w:hint="default"/>
+          <w:lang w:val="en-US" w:eastAsia="zh-CN"/>
+        </w:rPr>
+      </w:pPr>
+      <w:r>
         <w:rPr>
           <w:rFonts w:hint="eastAsia"/>
           <w:lang w:val="en-US" w:eastAsia="zh-CN"/>
         </w:rPr>
-      </w:pPr>
-      <w:r>
-        <w:rPr>
-          <w:rFonts w:hint="eastAsia"/>
-          <w:lang w:val="en-US" w:eastAsia="zh-CN"/>
-        </w:rPr>
-        <w:t>研发进度正常，按计划开展后期工作。</w:t>
+        <w:t>截止2025年10月所有技术研发成果全部完成，技术研发成果达成率为100%。</w:t>
       </w:r>
     </w:p>
     <w:p>
@@ -6592,7 +9133,7 @@
           <w:lang w:val="en-US" w:eastAsia="zh-CN"/>
         </w:rPr>
       </w:pPr>
-      <w:bookmarkStart w:id="10" w:name="_Toc7403"/>
+      <w:bookmarkStart w:id="12" w:name="_Toc10221"/>
       <w:r>
         <w:rPr>
           <w:rFonts w:hint="eastAsia"/>
@@ -6600,7 +9141,7 @@
         </w:rPr>
         <w:t>研发经费使用情况</w:t>
       </w:r>
-      <w:bookmarkEnd w:id="10"/>
+      <w:bookmarkEnd w:id="12"/>
     </w:p>
     <w:p>
       <w:pPr>
@@ -6906,7 +9447,7 @@
             <w:pPr>
               <w:numPr>
                 <w:ilvl w:val="0"/>
-                <w:numId w:val="11"/>
+                <w:numId w:val="17"/>
               </w:numPr>
               <w:spacing w:before="89" w:line="242" w:lineRule="auto"/>
               <w:ind w:left="425" w:leftChars="0" w:hanging="425" w:firstLineChars="0"/>
@@ -6994,7 +9535,7 @@
                 <w:szCs w:val="22"/>
                 <w:lang w:val="en-US" w:eastAsia="zh-CN"/>
               </w:rPr>
-              <w:t>17.2万</w:t>
+              <w:t>21万</w:t>
             </w:r>
           </w:p>
         </w:tc>
@@ -7028,7 +9569,7 @@
             <w:pPr>
               <w:numPr>
                 <w:ilvl w:val="0"/>
-                <w:numId w:val="11"/>
+                <w:numId w:val="17"/>
               </w:numPr>
               <w:spacing w:before="90" w:line="242" w:lineRule="auto"/>
               <w:ind w:left="425" w:leftChars="0" w:hanging="425" w:firstLineChars="0"/>
@@ -7149,7 +9690,7 @@
             <w:pPr>
               <w:numPr>
                 <w:ilvl w:val="0"/>
-                <w:numId w:val="11"/>
+                <w:numId w:val="17"/>
               </w:numPr>
               <w:spacing w:before="99"/>
               <w:ind w:left="425" w:leftChars="0" w:hanging="425" w:firstLineChars="0"/>
@@ -7256,7 +9797,7 @@
           <w:rFonts w:hint="eastAsia"/>
           <w:lang w:val="en-US" w:eastAsia="zh-CN"/>
         </w:rPr>
-        <w:t>截止目前，研发人员使用经费17.2万元，硬件设备使用经费4万元，手册研发2万元，总计使用23.2万元，经费使用合理。</w:t>
+        <w:t>截止目前，研发人员使用经费21万元，硬件设备使用经费4万元，手册研发2万元，总计使用27万元，经费使用合理。</w:t>
       </w:r>
     </w:p>
     <w:p>
@@ -7268,7 +9809,7 @@
           <w:lang w:val="en-US" w:eastAsia="zh-CN"/>
         </w:rPr>
       </w:pPr>
-      <w:bookmarkStart w:id="11" w:name="_Toc29020"/>
+      <w:bookmarkStart w:id="13" w:name="_Toc32328"/>
       <w:r>
         <w:rPr>
           <w:rFonts w:hint="eastAsia"/>
@@ -7276,7 +9817,7 @@
         </w:rPr>
         <w:t>新技术展望</w:t>
       </w:r>
-      <w:bookmarkEnd w:id="11"/>
+      <w:bookmarkEnd w:id="13"/>
     </w:p>
     <w:p>
       <w:pPr>
@@ -7332,7 +9873,7 @@
   <w:footnote w:type="separator" w:id="0">
     <w:p>
       <w:pPr>
-        <w:spacing w:line="240" w:lineRule="auto"/>
+        <w:spacing w:line="360" w:lineRule="auto"/>
       </w:pPr>
       <w:r>
         <w:separator/>
@@ -7342,7 +9883,7 @@
   <w:footnote w:type="continuationSeparator" w:id="1">
     <w:p>
       <w:pPr>
-        <w:spacing w:line="240" w:lineRule="auto"/>
+        <w:spacing w:line="360" w:lineRule="auto"/>
       </w:pPr>
       <w:r>
         <w:continuationSeparator/>
@@ -7380,23 +9921,6 @@
 <file path=word/numbering.xml><?xml version="1.0" encoding="utf-8"?>
 <w:numbering xmlns:wpc="http://schemas.microsoft.com/office/word/2010/wordprocessingCanvas" xmlns:mc="http://schemas.openxmlformats.org/markup-compatibility/2006" xmlns:o="urn:schemas-microsoft-com:office:office" xmlns:r="http://schemas.openxmlformats.org/officeDocument/2006/relationships" xmlns:m="http://schemas.openxmlformats.org/officeDocument/2006/math" xmlns:v="urn:schemas-microsoft-com:vml" xmlns:wp14="http://schemas.microsoft.com/office/word/2010/wordprocessingDrawing" xmlns:wp="http://schemas.openxmlformats.org/drawingml/2006/wordprocessingDrawing" xmlns:w10="urn:schemas-microsoft-com:office:word" xmlns:w="http://schemas.openxmlformats.org/wordprocessingml/2006/main" xmlns:w14="http://schemas.microsoft.com/office/word/2010/wordml" xmlns:wpg="http://schemas.microsoft.com/office/word/2010/wordprocessingGroup" xmlns:wpi="http://schemas.microsoft.com/office/word/2010/wordprocessingInk" xmlns:wne="http://schemas.microsoft.com/office/word/2006/wordml" xmlns:wps="http://schemas.microsoft.com/office/word/2010/wordprocessingShape" xmlns:wpsCustomData="http://www.wps.cn/officeDocument/2013/wpsCustomData" mc:Ignorable="w14 wp14">
   <w:abstractNum w:abstractNumId="0">
-    <w:nsid w:val="8AC55F90"/>
-    <w:multiLevelType w:val="singleLevel"/>
-    <w:tmpl w:val="8AC55F90"/>
-    <w:lvl w:ilvl="0" w:tentative="0">
-      <w:start w:val="1"/>
-      <w:numFmt w:val="decimal"/>
-      <w:lvlText w:val="%1."/>
-      <w:lvlJc w:val="left"/>
-      <w:pPr>
-        <w:ind w:left="425" w:hanging="425"/>
-      </w:pPr>
-      <w:rPr>
-        <w:rFonts w:hint="default"/>
-      </w:rPr>
-    </w:lvl>
-  </w:abstractNum>
-  <w:abstractNum w:abstractNumId="1">
     <w:nsid w:val="8BD1F4BC"/>
     <w:multiLevelType w:val="singleLevel"/>
     <w:tmpl w:val="8BD1F4BC"/>
@@ -7413,7 +9937,7 @@
       </w:rPr>
     </w:lvl>
   </w:abstractNum>
-  <w:abstractNum w:abstractNumId="2">
+  <w:abstractNum w:abstractNumId="1">
     <w:nsid w:val="8C91E336"/>
     <w:multiLevelType w:val="singleLevel"/>
     <w:tmpl w:val="8C91E336"/>
@@ -7430,14 +9954,14 @@
       </w:rPr>
     </w:lvl>
   </w:abstractNum>
-  <w:abstractNum w:abstractNumId="3">
+  <w:abstractNum w:abstractNumId="2">
     <w:nsid w:val="8E964DCE"/>
     <w:multiLevelType w:val="multilevel"/>
     <w:tmpl w:val="8E964DCE"/>
     <w:lvl w:ilvl="0" w:tentative="0">
       <w:start w:val="1"/>
       <w:numFmt w:val="decimal"/>
-      <w:pStyle w:val="2"/>
+      <w:pStyle w:val="3"/>
       <w:lvlText w:val="%1."/>
       <w:lvlJc w:val="left"/>
       <w:pPr>
@@ -7450,7 +9974,7 @@
     <w:lvl w:ilvl="1" w:tentative="0">
       <w:start w:val="1"/>
       <w:numFmt w:val="decimal"/>
-      <w:pStyle w:val="3"/>
+      <w:pStyle w:val="2"/>
       <w:lvlText w:val="%1.%2."/>
       <w:lvlJc w:val="left"/>
       <w:pPr>
@@ -7552,7 +10076,239 @@
       </w:rPr>
     </w:lvl>
   </w:abstractNum>
+  <w:abstractNum w:abstractNumId="3">
+    <w:nsid w:val="90464A84"/>
+    <w:multiLevelType w:val="singleLevel"/>
+    <w:tmpl w:val="90464A84"/>
+    <w:lvl w:ilvl="0" w:tentative="0">
+      <w:start w:val="1"/>
+      <w:numFmt w:val="decimal"/>
+      <w:lvlText w:val="%1."/>
+      <w:lvlJc w:val="left"/>
+      <w:pPr>
+        <w:ind w:left="425" w:hanging="425"/>
+      </w:pPr>
+      <w:rPr>
+        <w:rFonts w:hint="default"/>
+      </w:rPr>
+    </w:lvl>
+  </w:abstractNum>
   <w:abstractNum w:abstractNumId="4">
+    <w:nsid w:val="9FCD5EB3"/>
+    <w:multiLevelType w:val="singleLevel"/>
+    <w:tmpl w:val="9FCD5EB3"/>
+    <w:lvl w:ilvl="0" w:tentative="0">
+      <w:start w:val="1"/>
+      <w:numFmt w:val="decimal"/>
+      <w:lvlText w:val="%1."/>
+      <w:lvlJc w:val="left"/>
+      <w:pPr>
+        <w:ind w:left="425" w:hanging="425"/>
+      </w:pPr>
+      <w:rPr>
+        <w:rFonts w:hint="default"/>
+      </w:rPr>
+    </w:lvl>
+  </w:abstractNum>
+  <w:abstractNum w:abstractNumId="5">
+    <w:nsid w:val="BF205925"/>
+    <w:multiLevelType w:val="multilevel"/>
+    <w:tmpl w:val="BF205925"/>
+    <w:lvl w:ilvl="0" w:tentative="0">
+      <w:start w:val="0"/>
+      <w:numFmt w:val="bullet"/>
+      <w:lvlText w:val="-"/>
+      <w:lvlJc w:val="left"/>
+      <w:pPr>
+        <w:ind w:left="319" w:hanging="231"/>
+      </w:pPr>
+      <w:rPr>
+        <w:rFonts w:hint="default" w:ascii="Consolas" w:hAnsi="Consolas" w:eastAsia="Consolas" w:cs="Consolas"/>
+        <w:color w:val="333333"/>
+        <w:w w:val="100"/>
+        <w:sz w:val="21"/>
+        <w:szCs w:val="21"/>
+        <w:lang w:val="en-US" w:eastAsia="en-US" w:bidi="en-US"/>
+      </w:rPr>
+    </w:lvl>
+    <w:lvl w:ilvl="1" w:tentative="0">
+      <w:start w:val="0"/>
+      <w:numFmt w:val="bullet"/>
+      <w:lvlText w:val="-"/>
+      <w:lvlJc w:val="left"/>
+      <w:pPr>
+        <w:ind w:left="549" w:hanging="231"/>
+      </w:pPr>
+      <w:rPr>
+        <w:rFonts w:hint="default" w:ascii="Consolas" w:hAnsi="Consolas" w:eastAsia="Consolas" w:cs="Consolas"/>
+        <w:color w:val="333333"/>
+        <w:w w:val="100"/>
+        <w:sz w:val="21"/>
+        <w:szCs w:val="21"/>
+        <w:lang w:val="en-US" w:eastAsia="en-US" w:bidi="en-US"/>
+      </w:rPr>
+    </w:lvl>
+    <w:lvl w:ilvl="2" w:tentative="0">
+      <w:start w:val="0"/>
+      <w:numFmt w:val="bullet"/>
+      <w:lvlText w:val="•"/>
+      <w:lvlJc w:val="left"/>
+      <w:pPr>
+        <w:ind w:left="1422" w:hanging="231"/>
+      </w:pPr>
+      <w:rPr>
+        <w:rFonts w:hint="default"/>
+        <w:lang w:val="en-US" w:eastAsia="en-US" w:bidi="en-US"/>
+      </w:rPr>
+    </w:lvl>
+    <w:lvl w:ilvl="3" w:tentative="0">
+      <w:start w:val="0"/>
+      <w:numFmt w:val="bullet"/>
+      <w:lvlText w:val="•"/>
+      <w:lvlJc w:val="left"/>
+      <w:pPr>
+        <w:ind w:left="2305" w:hanging="231"/>
+      </w:pPr>
+      <w:rPr>
+        <w:rFonts w:hint="default"/>
+        <w:lang w:val="en-US" w:eastAsia="en-US" w:bidi="en-US"/>
+      </w:rPr>
+    </w:lvl>
+    <w:lvl w:ilvl="4" w:tentative="0">
+      <w:start w:val="0"/>
+      <w:numFmt w:val="bullet"/>
+      <w:lvlText w:val="•"/>
+      <w:lvlJc w:val="left"/>
+      <w:pPr>
+        <w:ind w:left="3188" w:hanging="231"/>
+      </w:pPr>
+      <w:rPr>
+        <w:rFonts w:hint="default"/>
+        <w:lang w:val="en-US" w:eastAsia="en-US" w:bidi="en-US"/>
+      </w:rPr>
+    </w:lvl>
+    <w:lvl w:ilvl="5" w:tentative="0">
+      <w:start w:val="0"/>
+      <w:numFmt w:val="bullet"/>
+      <w:lvlText w:val="•"/>
+      <w:lvlJc w:val="left"/>
+      <w:pPr>
+        <w:ind w:left="4071" w:hanging="231"/>
+      </w:pPr>
+      <w:rPr>
+        <w:rFonts w:hint="default"/>
+        <w:lang w:val="en-US" w:eastAsia="en-US" w:bidi="en-US"/>
+      </w:rPr>
+    </w:lvl>
+    <w:lvl w:ilvl="6" w:tentative="0">
+      <w:start w:val="0"/>
+      <w:numFmt w:val="bullet"/>
+      <w:lvlText w:val="•"/>
+      <w:lvlJc w:val="left"/>
+      <w:pPr>
+        <w:ind w:left="4954" w:hanging="231"/>
+      </w:pPr>
+      <w:rPr>
+        <w:rFonts w:hint="default"/>
+        <w:lang w:val="en-US" w:eastAsia="en-US" w:bidi="en-US"/>
+      </w:rPr>
+    </w:lvl>
+    <w:lvl w:ilvl="7" w:tentative="0">
+      <w:start w:val="0"/>
+      <w:numFmt w:val="bullet"/>
+      <w:lvlText w:val="•"/>
+      <w:lvlJc w:val="left"/>
+      <w:pPr>
+        <w:ind w:left="5837" w:hanging="231"/>
+      </w:pPr>
+      <w:rPr>
+        <w:rFonts w:hint="default"/>
+        <w:lang w:val="en-US" w:eastAsia="en-US" w:bidi="en-US"/>
+      </w:rPr>
+    </w:lvl>
+    <w:lvl w:ilvl="8" w:tentative="0">
+      <w:start w:val="0"/>
+      <w:numFmt w:val="bullet"/>
+      <w:lvlText w:val="•"/>
+      <w:lvlJc w:val="left"/>
+      <w:pPr>
+        <w:ind w:left="6719" w:hanging="231"/>
+      </w:pPr>
+      <w:rPr>
+        <w:rFonts w:hint="default"/>
+        <w:lang w:val="en-US" w:eastAsia="en-US" w:bidi="en-US"/>
+      </w:rPr>
+    </w:lvl>
+  </w:abstractNum>
+  <w:abstractNum w:abstractNumId="6">
+    <w:nsid w:val="C60ABAFE"/>
+    <w:multiLevelType w:val="singleLevel"/>
+    <w:tmpl w:val="C60ABAFE"/>
+    <w:lvl w:ilvl="0" w:tentative="0">
+      <w:start w:val="1"/>
+      <w:numFmt w:val="decimal"/>
+      <w:lvlText w:val="%1."/>
+      <w:lvlJc w:val="left"/>
+      <w:pPr>
+        <w:ind w:left="425" w:hanging="425"/>
+      </w:pPr>
+      <w:rPr>
+        <w:rFonts w:hint="default"/>
+      </w:rPr>
+    </w:lvl>
+  </w:abstractNum>
+  <w:abstractNum w:abstractNumId="7">
+    <w:nsid w:val="C6AADCBD"/>
+    <w:multiLevelType w:val="singleLevel"/>
+    <w:tmpl w:val="C6AADCBD"/>
+    <w:lvl w:ilvl="0" w:tentative="0">
+      <w:start w:val="1"/>
+      <w:numFmt w:val="decimal"/>
+      <w:lvlText w:val="%1."/>
+      <w:lvlJc w:val="left"/>
+      <w:pPr>
+        <w:ind w:left="425" w:hanging="425"/>
+      </w:pPr>
+      <w:rPr>
+        <w:rFonts w:hint="default"/>
+      </w:rPr>
+    </w:lvl>
+  </w:abstractNum>
+  <w:abstractNum w:abstractNumId="8">
+    <w:nsid w:val="CBF32B16"/>
+    <w:multiLevelType w:val="singleLevel"/>
+    <w:tmpl w:val="CBF32B16"/>
+    <w:lvl w:ilvl="0" w:tentative="0">
+      <w:start w:val="1"/>
+      <w:numFmt w:val="decimal"/>
+      <w:lvlText w:val="%1."/>
+      <w:lvlJc w:val="left"/>
+      <w:pPr>
+        <w:ind w:left="425" w:hanging="425"/>
+      </w:pPr>
+      <w:rPr>
+        <w:rFonts w:hint="default"/>
+      </w:rPr>
+    </w:lvl>
+  </w:abstractNum>
+  <w:abstractNum w:abstractNumId="9">
+    <w:nsid w:val="DBD18425"/>
+    <w:multiLevelType w:val="singleLevel"/>
+    <w:tmpl w:val="DBD18425"/>
+    <w:lvl w:ilvl="0" w:tentative="0">
+      <w:start w:val="1"/>
+      <w:numFmt w:val="decimal"/>
+      <w:lvlText w:val="%1."/>
+      <w:lvlJc w:val="left"/>
+      <w:pPr>
+        <w:ind w:left="425" w:hanging="425"/>
+      </w:pPr>
+      <w:rPr>
+        <w:rFonts w:hint="default"/>
+      </w:rPr>
+    </w:lvl>
+  </w:abstractNum>
+  <w:abstractNum w:abstractNumId="10">
     <w:nsid w:val="E45434A0"/>
     <w:multiLevelType w:val="singleLevel"/>
     <w:tmpl w:val="E45434A0"/>
@@ -7569,7 +10325,7 @@
       </w:rPr>
     </w:lvl>
   </w:abstractNum>
-  <w:abstractNum w:abstractNumId="5">
+  <w:abstractNum w:abstractNumId="11">
     <w:nsid w:val="E4C4C4CB"/>
     <w:multiLevelType w:val="singleLevel"/>
     <w:tmpl w:val="E4C4C4CB"/>
@@ -7586,10 +10342,10 @@
       </w:rPr>
     </w:lvl>
   </w:abstractNum>
-  <w:abstractNum w:abstractNumId="6">
-    <w:nsid w:val="F1F24204"/>
+  <w:abstractNum w:abstractNumId="12">
+    <w:nsid w:val="EE36F83C"/>
     <w:multiLevelType w:val="singleLevel"/>
-    <w:tmpl w:val="F1F24204"/>
+    <w:tmpl w:val="EE36F83C"/>
     <w:lvl w:ilvl="0" w:tentative="0">
       <w:start w:val="1"/>
       <w:numFmt w:val="decimal"/>
@@ -7603,7 +10359,7 @@
       </w:rPr>
     </w:lvl>
   </w:abstractNum>
-  <w:abstractNum w:abstractNumId="7">
+  <w:abstractNum w:abstractNumId="13">
     <w:nsid w:val="F3EBFA7E"/>
     <w:multiLevelType w:val="singleLevel"/>
     <w:tmpl w:val="F3EBFA7E"/>
@@ -7620,7 +10376,24 @@
       </w:rPr>
     </w:lvl>
   </w:abstractNum>
-  <w:abstractNum w:abstractNumId="8">
+  <w:abstractNum w:abstractNumId="14">
+    <w:nsid w:val="F915ABAB"/>
+    <w:multiLevelType w:val="singleLevel"/>
+    <w:tmpl w:val="F915ABAB"/>
+    <w:lvl w:ilvl="0" w:tentative="0">
+      <w:start w:val="1"/>
+      <w:numFmt w:val="decimal"/>
+      <w:lvlText w:val="%1."/>
+      <w:lvlJc w:val="left"/>
+      <w:pPr>
+        <w:ind w:left="425" w:hanging="425"/>
+      </w:pPr>
+      <w:rPr>
+        <w:rFonts w:hint="default"/>
+      </w:rPr>
+    </w:lvl>
+  </w:abstractNum>
+  <w:abstractNum w:abstractNumId="15">
     <w:nsid w:val="4E7994DE"/>
     <w:multiLevelType w:val="singleLevel"/>
     <w:tmpl w:val="4E7994DE"/>
@@ -7637,7 +10410,7 @@
       </w:rPr>
     </w:lvl>
   </w:abstractNum>
-  <w:abstractNum w:abstractNumId="9">
+  <w:abstractNum w:abstractNumId="16">
     <w:nsid w:val="6A28AFB9"/>
     <w:multiLevelType w:val="singleLevel"/>
     <w:tmpl w:val="6A28AFB9"/>
@@ -7654,55 +10427,56 @@
       </w:rPr>
     </w:lvl>
   </w:abstractNum>
-  <w:abstractNum w:abstractNumId="10">
-    <w:nsid w:val="6B557B81"/>
-    <w:multiLevelType w:val="singleLevel"/>
-    <w:tmpl w:val="6B557B81"/>
-    <w:lvl w:ilvl="0" w:tentative="0">
-      <w:start w:val="1"/>
-      <w:numFmt w:val="decimal"/>
-      <w:lvlText w:val="%1."/>
-      <w:lvlJc w:val="left"/>
-      <w:pPr>
-        <w:ind w:left="425" w:hanging="425"/>
-      </w:pPr>
-      <w:rPr>
-        <w:rFonts w:hint="default"/>
-      </w:rPr>
-    </w:lvl>
-  </w:abstractNum>
   <w:num w:numId="1">
+    <w:abstractNumId w:val="2"/>
+  </w:num>
+  <w:num w:numId="2">
+    <w:abstractNumId w:val="1"/>
+  </w:num>
+  <w:num w:numId="3">
+    <w:abstractNumId w:val="0"/>
+  </w:num>
+  <w:num w:numId="4">
+    <w:abstractNumId w:val="13"/>
+  </w:num>
+  <w:num w:numId="5">
+    <w:abstractNumId w:val="10"/>
+  </w:num>
+  <w:num w:numId="6">
+    <w:abstractNumId w:val="11"/>
+  </w:num>
+  <w:num w:numId="7">
+    <w:abstractNumId w:val="8"/>
+  </w:num>
+  <w:num w:numId="8">
+    <w:abstractNumId w:val="9"/>
+  </w:num>
+  <w:num w:numId="9">
+    <w:abstractNumId w:val="4"/>
+  </w:num>
+  <w:num w:numId="10">
+    <w:abstractNumId w:val="12"/>
+  </w:num>
+  <w:num w:numId="11">
+    <w:abstractNumId w:val="7"/>
+  </w:num>
+  <w:num w:numId="12">
+    <w:abstractNumId w:val="6"/>
+  </w:num>
+  <w:num w:numId="13">
+    <w:abstractNumId w:val="14"/>
+  </w:num>
+  <w:num w:numId="14">
     <w:abstractNumId w:val="3"/>
   </w:num>
-  <w:num w:numId="2">
-    <w:abstractNumId w:val="2"/>
-  </w:num>
-  <w:num w:numId="3">
-    <w:abstractNumId w:val="1"/>
-  </w:num>
-  <w:num w:numId="4">
-    <w:abstractNumId w:val="7"/>
-  </w:num>
-  <w:num w:numId="5">
-    <w:abstractNumId w:val="4"/>
-  </w:num>
-  <w:num w:numId="6">
+  <w:num w:numId="15">
     <w:abstractNumId w:val="5"/>
   </w:num>
-  <w:num w:numId="7">
-    <w:abstractNumId w:val="0"/>
+  <w:num w:numId="16">
+    <w:abstractNumId w:val="16"/>
   </w:num>
-  <w:num w:numId="8">
-    <w:abstractNumId w:val="10"/>
-  </w:num>
-  <w:num w:numId="9">
-    <w:abstractNumId w:val="6"/>
-  </w:num>
-  <w:num w:numId="10">
-    <w:abstractNumId w:val="9"/>
-  </w:num>
-  <w:num w:numId="11">
-    <w:abstractNumId w:val="8"/>
+  <w:num w:numId="17">
+    <w:abstractNumId w:val="15"/>
   </w:num>
 </w:numbering>
 </file>
@@ -7888,6 +10662,7 @@
     <w:lsdException w:unhideWhenUsed="0" w:uiPriority="63" w:semiHidden="0" w:name="Medium Shading 1 Accent 1"/>
     <w:lsdException w:unhideWhenUsed="0" w:uiPriority="64" w:semiHidden="0" w:name="Medium Shading 2 Accent 1"/>
     <w:lsdException w:unhideWhenUsed="0" w:uiPriority="65" w:semiHidden="0" w:name="Medium List 1 Accent 1"/>
+    <w:lsdException w:qFormat="1" w:unhideWhenUsed="0" w:uiPriority="34" w:semiHidden="0" w:name="List Paragraph"/>
     <w:lsdException w:unhideWhenUsed="0" w:uiPriority="66" w:semiHidden="0" w:name="Medium List 2 Accent 1"/>
     <w:lsdException w:unhideWhenUsed="0" w:uiPriority="67" w:semiHidden="0" w:name="Medium Grid 1 Accent 1"/>
     <w:lsdException w:unhideWhenUsed="0" w:uiPriority="68" w:semiHidden="0" w:name="Medium Grid 2 Accent 1"/>
@@ -7969,6 +10744,7 @@
   </w:latentStyles>
   <w:style w:type="paragraph" w:default="1" w:styleId="1">
     <w:name w:val="Normal"/>
+    <w:next w:val="2"/>
     <w:qFormat/>
     <w:uiPriority w:val="0"/>
     <w:pPr>
@@ -7977,12 +10753,12 @@
       <w:autoSpaceDN w:val="0"/>
       <w:adjustRightInd w:val="0"/>
       <w:snapToGrid w:val="0"/>
-      <w:spacing w:line="240" w:lineRule="auto"/>
+      <w:spacing w:line="360" w:lineRule="auto"/>
       <w:jc w:val="left"/>
       <w:textAlignment w:val="baseline"/>
     </w:pPr>
     <w:rPr>
-      <w:rFonts w:ascii="Arial" w:hAnsi="Arial" w:eastAsia="Arial" w:cs="Arial"/>
+      <w:rFonts w:ascii="Arial" w:hAnsi="Arial" w:eastAsia="宋体" w:cs="Arial"/>
       <w:snapToGrid w:val="0"/>
       <w:color w:val="000000"/>
       <w:kern w:val="0"/>
@@ -7991,7 +10767,7 @@
       <w:lang w:val="en-US" w:eastAsia="en-US" w:bidi="ar-SA"/>
     </w:rPr>
   </w:style>
-  <w:style w:type="paragraph" w:styleId="2">
+  <w:style w:type="paragraph" w:styleId="3">
     <w:name w:val="heading 1"/>
     <w:basedOn w:val="1"/>
     <w:next w:val="1"/>
@@ -8014,7 +10790,7 @@
       <w:sz w:val="44"/>
     </w:rPr>
   </w:style>
-  <w:style w:type="paragraph" w:styleId="3">
+  <w:style w:type="paragraph" w:styleId="2">
     <w:name w:val="heading 2"/>
     <w:basedOn w:val="1"/>
     <w:next w:val="1"/>
@@ -8283,10 +11059,10 @@
     <w:uiPriority w:val="0"/>
     <w:pPr>
       <w:pBdr>
-        <w:top w:val="none" w:color="auto" w:sz="0" w:space="0"/>
-        <w:left w:val="none" w:color="auto" w:sz="0" w:space="0"/>
-        <w:bottom w:val="none" w:color="auto" w:sz="0" w:space="0"/>
-        <w:right w:val="none" w:color="auto" w:sz="0" w:space="0"/>
+        <w:top w:val="none" w:color="auto" w:sz="0" w:space="1"/>
+        <w:left w:val="none" w:color="auto" w:sz="0" w:space="4"/>
+        <w:bottom w:val="none" w:color="auto" w:sz="0" w:space="1"/>
+        <w:right w:val="none" w:color="auto" w:sz="0" w:space="4"/>
       </w:pBdr>
       <w:tabs>
         <w:tab w:val="center" w:pos="4153"/>
@@ -8438,7 +11214,7 @@
   </w:style>
   <w:style w:type="paragraph" w:customStyle="1" w:styleId="28">
     <w:name w:val="柴_标题1"/>
-    <w:basedOn w:val="2"/>
+    <w:basedOn w:val="3"/>
     <w:next w:val="29"/>
     <w:link w:val="38"/>
     <w:qFormat/>
@@ -8454,6 +11230,7 @@
   <w:style w:type="paragraph" w:customStyle="1" w:styleId="29">
     <w:name w:val="柴_正文"/>
     <w:basedOn w:val="12"/>
+    <w:link w:val="42"/>
     <w:qFormat/>
     <w:uiPriority w:val="0"/>
     <w:pPr>
@@ -8468,7 +11245,7 @@
   </w:style>
   <w:style w:type="paragraph" w:customStyle="1" w:styleId="30">
     <w:name w:val="柴_标题2"/>
-    <w:basedOn w:val="3"/>
+    <w:basedOn w:val="2"/>
     <w:next w:val="29"/>
     <w:qFormat/>
     <w:uiPriority w:val="0"/>
@@ -8483,7 +11260,7 @@
   <w:style w:type="paragraph" w:customStyle="1" w:styleId="31">
     <w:name w:val="柴_标题3"/>
     <w:basedOn w:val="4"/>
-    <w:next w:val="1"/>
+    <w:next w:val="29"/>
     <w:qFormat/>
     <w:uiPriority w:val="0"/>
     <w:pPr>
@@ -8594,6 +11371,73 @@
       <w:rFonts w:ascii="Arial" w:hAnsi="Arial" w:eastAsia="宋体"/>
       <w:sz w:val="32"/>
     </w:rPr>
+  </w:style>
+  <w:style w:type="table" w:customStyle="1" w:styleId="39">
+    <w:name w:val="Table Normal"/>
+    <w:semiHidden/>
+    <w:unhideWhenUsed/>
+    <w:qFormat/>
+    <w:uiPriority w:val="0"/>
+    <w:tblPr>
+      <w:tblCellMar>
+        <w:top w:w="0" w:type="dxa"/>
+        <w:left w:w="0" w:type="dxa"/>
+        <w:bottom w:w="0" w:type="dxa"/>
+        <w:right w:w="0" w:type="dxa"/>
+      </w:tblCellMar>
+    </w:tblPr>
+  </w:style>
+  <w:style w:type="paragraph" w:customStyle="1" w:styleId="40">
+    <w:name w:val="柴_正文_无缩进"/>
+    <w:basedOn w:val="1"/>
+    <w:qFormat/>
+    <w:uiPriority w:val="0"/>
+    <w:pPr>
+      <w:ind w:firstLine="0" w:firstLineChars="0"/>
+    </w:pPr>
+    <w:rPr>
+      <w:rFonts w:ascii="Arial" w:hAnsi="Arial"/>
+      <w:sz w:val="24"/>
+      <w:lang w:eastAsia="zh-CN"/>
+    </w:rPr>
+  </w:style>
+  <w:style w:type="paragraph" w:customStyle="1" w:styleId="41">
+    <w:name w:val="柴_标题4"/>
+    <w:basedOn w:val="5"/>
+    <w:next w:val="1"/>
+    <w:qFormat/>
+    <w:uiPriority w:val="0"/>
+    <w:pPr>
+      <w:widowControl w:val="0"/>
+      <w:spacing w:before="160" w:line="360" w:lineRule="auto"/>
+      <w:ind w:left="981" w:leftChars="300" w:hanging="862"/>
+    </w:pPr>
+    <w:rPr>
+      <w:rFonts w:hint="eastAsia" w:ascii="Calibri" w:hAnsi="Calibri" w:eastAsia="宋体" w:cs="宋体"/>
+      <w:sz w:val="24"/>
+      <w:szCs w:val="24"/>
+      <w:lang w:eastAsia="zh-CN" w:bidi="zh-CN"/>
+    </w:rPr>
+  </w:style>
+  <w:style w:type="character" w:customStyle="1" w:styleId="42">
+    <w:name w:val="柴_正文 Char"/>
+    <w:link w:val="29"/>
+    <w:qFormat/>
+    <w:uiPriority w:val="0"/>
+    <w:rPr>
+      <w:rFonts w:ascii="Arial" w:hAnsi="Arial" w:eastAsia="宋体"/>
+      <w:sz w:val="24"/>
+      <w:lang w:eastAsia="zh-CN"/>
+    </w:rPr>
+  </w:style>
+  <w:style w:type="paragraph" w:styleId="43">
+    <w:name w:val="List Paragraph"/>
+    <w:basedOn w:val="1"/>
+    <w:qFormat/>
+    <w:uiPriority w:val="34"/>
+    <w:pPr>
+      <w:ind w:firstLine="420" w:firstLineChars="200"/>
+    </w:pPr>
   </w:style>
 </w:styles>
 </file>
@@ -8843,4 +11687,21 @@
   </a:themeElements>
   <a:objectDefaults/>
 </a:theme>
+</file>
+
+<file path=customXml/item1.xml><?xml version="1.0" encoding="utf-8"?>
+<s:customData xmlns="http://www.wps.cn/officeDocument/2013/wpsCustomData" xmlns:s="http://www.wps.cn/officeDocument/2013/wpsCustomData">
+  <customSectProps/>
+  <customShpExts>
+    <customShpInfo spid="_x0000_s1026" textRotate="1"/>
+  </customShpExts>
+</s:customData>
+</file>
+
+<file path=customXml/itemProps1.xml><?xml version="1.0" encoding="utf-8"?>
+<ds:datastoreItem xmlns:ds="http://schemas.openxmlformats.org/officeDocument/2006/customXml" ds:itemID="{B1977F7D-205B-4081-913C-38D41E755F92}">
+  <ds:schemaRefs>
+    <ds:schemaRef ds:uri="http://www.wps.cn/officeDocument/2013/wpsCustomData"/>
+  </ds:schemaRefs>
+</ds:datastoreItem>
 </file>
--- a/7-技术管理/运行记录类文件/070202-运维研发报告(截止2025年10月).docx
+++ b/7-技术管理/运行记录类文件/070202-运维研发报告(截止2025年10月).docx
@@ -4,6 +4,14 @@
   <w:body>
     <w:p>
       <w:pPr>
+        <w:keepNext w:val="0"/>
+        <w:keepLines w:val="0"/>
+        <w:pageBreakBefore w:val="0"/>
+        <w:widowControl w:val="0"/>
+        <w:wordWrap/>
+        <w:overflowPunct/>
+        <w:topLinePunct w:val="0"/>
+        <w:bidi w:val="0"/>
         <w:spacing w:before="78" w:line="219" w:lineRule="auto"/>
         <w:ind w:left="25"/>
         <w:rPr>
@@ -123,9 +131,16 @@
     <w:p>
       <w:pPr>
         <w:pStyle w:val="24"/>
+        <w:keepNext w:val="0"/>
+        <w:keepLines w:val="0"/>
+        <w:pageBreakBefore w:val="0"/>
+        <w:widowControl w:val="0"/>
+        <w:wordWrap/>
+        <w:overflowPunct/>
+        <w:topLinePunct w:val="0"/>
         <w:bidi w:val="0"/>
       </w:pPr>
-      <w:bookmarkStart w:id="0" w:name="_Toc28873"/>
+      <w:bookmarkStart w:id="0" w:name="_Toc4097"/>
       <w:r>
         <w:rPr>
           <w:rFonts w:hint="eastAsia"/>
@@ -138,13 +153,20 @@
     <w:p>
       <w:pPr>
         <w:pStyle w:val="25"/>
+        <w:keepNext w:val="0"/>
+        <w:keepLines w:val="0"/>
+        <w:pageBreakBefore w:val="0"/>
+        <w:widowControl w:val="0"/>
+        <w:wordWrap/>
+        <w:overflowPunct/>
+        <w:topLinePunct w:val="0"/>
         <w:bidi w:val="0"/>
         <w:rPr>
           <w:rFonts w:hint="default"/>
           <w:lang w:val="en-US"/>
         </w:rPr>
       </w:pPr>
-      <w:bookmarkStart w:id="1" w:name="_Toc28513"/>
+      <w:bookmarkStart w:id="1" w:name="_Toc18185"/>
       <w:r>
         <w:rPr>
           <w:rFonts w:hint="eastAsia"/>
@@ -205,7 +227,14 @@
           </w:tcPr>
           <w:p>
             <w:pPr>
-              <w:widowControl w:val="0"/>
+              <w:keepNext w:val="0"/>
+              <w:keepLines w:val="0"/>
+              <w:pageBreakBefore w:val="0"/>
+              <w:widowControl w:val="0"/>
+              <w:wordWrap/>
+              <w:overflowPunct/>
+              <w:topLinePunct w:val="0"/>
+              <w:bidi w:val="0"/>
               <w:rPr>
                 <w:rFonts w:hint="default"/>
                 <w:vertAlign w:val="baseline"/>
@@ -260,7 +289,14 @@
           </w:tcPr>
           <w:p>
             <w:pPr>
-              <w:widowControl w:val="0"/>
+              <w:keepNext w:val="0"/>
+              <w:keepLines w:val="0"/>
+              <w:pageBreakBefore w:val="0"/>
+              <w:widowControl w:val="0"/>
+              <w:wordWrap/>
+              <w:overflowPunct/>
+              <w:topLinePunct w:val="0"/>
+              <w:bidi w:val="0"/>
               <w:rPr>
                 <w:rFonts w:hint="default"/>
                 <w:vertAlign w:val="baseline"/>
@@ -324,7 +360,14 @@
           </w:tcPr>
           <w:p>
             <w:pPr>
-              <w:widowControl w:val="0"/>
+              <w:keepNext w:val="0"/>
+              <w:keepLines w:val="0"/>
+              <w:pageBreakBefore w:val="0"/>
+              <w:widowControl w:val="0"/>
+              <w:wordWrap/>
+              <w:overflowPunct/>
+              <w:topLinePunct w:val="0"/>
+              <w:bidi w:val="0"/>
               <w:rPr>
                 <w:rFonts w:hint="eastAsia" w:ascii="Arial" w:hAnsi="Arial" w:eastAsia="Arial" w:cs="Arial"/>
                 <w:snapToGrid w:val="0"/>
@@ -387,7 +430,14 @@
           </w:tcPr>
           <w:p>
             <w:pPr>
-              <w:widowControl w:val="0"/>
+              <w:keepNext w:val="0"/>
+              <w:keepLines w:val="0"/>
+              <w:pageBreakBefore w:val="0"/>
+              <w:widowControl w:val="0"/>
+              <w:wordWrap/>
+              <w:overflowPunct/>
+              <w:topLinePunct w:val="0"/>
+              <w:bidi w:val="0"/>
               <w:rPr>
                 <w:rFonts w:hint="default" w:ascii="Arial" w:hAnsi="Arial" w:eastAsia="Arial" w:cs="Arial"/>
                 <w:snapToGrid w:val="0"/>
@@ -455,7 +505,14 @@
           </w:tcPr>
           <w:p>
             <w:pPr>
-              <w:widowControl w:val="0"/>
+              <w:keepNext w:val="0"/>
+              <w:keepLines w:val="0"/>
+              <w:pageBreakBefore w:val="0"/>
+              <w:widowControl w:val="0"/>
+              <w:wordWrap/>
+              <w:overflowPunct/>
+              <w:topLinePunct w:val="0"/>
+              <w:bidi w:val="0"/>
               <w:rPr>
                 <w:rFonts w:hint="eastAsia"/>
                 <w:vertAlign w:val="baseline"/>
@@ -496,7 +553,14 @@
           </w:tcPr>
           <w:p>
             <w:pPr>
-              <w:widowControl w:val="0"/>
+              <w:keepNext w:val="0"/>
+              <w:keepLines w:val="0"/>
+              <w:pageBreakBefore w:val="0"/>
+              <w:widowControl w:val="0"/>
+              <w:wordWrap/>
+              <w:overflowPunct/>
+              <w:topLinePunct w:val="0"/>
+              <w:bidi w:val="0"/>
               <w:rPr>
                 <w:rFonts w:hint="default"/>
                 <w:vertAlign w:val="baseline"/>
@@ -535,12 +599,30 @@
       </w:tr>
     </w:tbl>
     <w:p>
+      <w:pPr>
+        <w:keepNext w:val="0"/>
+        <w:keepLines w:val="0"/>
+        <w:pageBreakBefore w:val="0"/>
+        <w:widowControl w:val="0"/>
+        <w:wordWrap/>
+        <w:overflowPunct/>
+        <w:topLinePunct w:val="0"/>
+        <w:bidi w:val="0"/>
+      </w:pPr>
       <w:r>
         <w:br w:type="page"/>
       </w:r>
     </w:p>
     <w:p>
       <w:pPr>
+        <w:keepNext w:val="0"/>
+        <w:keepLines w:val="0"/>
+        <w:pageBreakBefore w:val="0"/>
+        <w:widowControl w:val="0"/>
+        <w:wordWrap/>
+        <w:overflowPunct/>
+        <w:topLinePunct w:val="0"/>
+        <w:bidi w:val="0"/>
         <w:spacing w:before="153" w:line="225" w:lineRule="auto"/>
         <w:ind w:left="3634"/>
         <w:rPr>
@@ -616,6 +698,14 @@
           </w:tcPr>
           <w:p>
             <w:pPr>
+              <w:keepNext w:val="0"/>
+              <w:keepLines w:val="0"/>
+              <w:pageBreakBefore w:val="0"/>
+              <w:widowControl w:val="0"/>
+              <w:wordWrap/>
+              <w:overflowPunct/>
+              <w:topLinePunct w:val="0"/>
+              <w:bidi w:val="0"/>
               <w:spacing w:before="176" w:line="228" w:lineRule="auto"/>
               <w:ind w:left="607"/>
               <w:rPr>
@@ -641,6 +731,14 @@
           </w:tcPr>
           <w:p>
             <w:pPr>
+              <w:keepNext w:val="0"/>
+              <w:keepLines w:val="0"/>
+              <w:pageBreakBefore w:val="0"/>
+              <w:widowControl w:val="0"/>
+              <w:wordWrap/>
+              <w:overflowPunct/>
+              <w:topLinePunct w:val="0"/>
+              <w:bidi w:val="0"/>
               <w:spacing w:before="175" w:line="227" w:lineRule="auto"/>
               <w:ind w:left="253"/>
               <w:rPr>
@@ -666,6 +764,14 @@
           </w:tcPr>
           <w:p>
             <w:pPr>
+              <w:keepNext w:val="0"/>
+              <w:keepLines w:val="0"/>
+              <w:pageBreakBefore w:val="0"/>
+              <w:widowControl w:val="0"/>
+              <w:wordWrap/>
+              <w:overflowPunct/>
+              <w:topLinePunct w:val="0"/>
+              <w:bidi w:val="0"/>
               <w:spacing w:before="175" w:line="228" w:lineRule="auto"/>
               <w:ind w:left="730"/>
               <w:rPr>
@@ -691,6 +797,14 @@
           </w:tcPr>
           <w:p>
             <w:pPr>
+              <w:keepNext w:val="0"/>
+              <w:keepLines w:val="0"/>
+              <w:pageBreakBefore w:val="0"/>
+              <w:widowControl w:val="0"/>
+              <w:wordWrap/>
+              <w:overflowPunct/>
+              <w:topLinePunct w:val="0"/>
+              <w:bidi w:val="0"/>
               <w:spacing w:before="175" w:line="228" w:lineRule="auto"/>
               <w:ind w:left="310"/>
               <w:rPr>
@@ -716,6 +830,14 @@
           </w:tcPr>
           <w:p>
             <w:pPr>
+              <w:keepNext w:val="0"/>
+              <w:keepLines w:val="0"/>
+              <w:pageBreakBefore w:val="0"/>
+              <w:widowControl w:val="0"/>
+              <w:wordWrap/>
+              <w:overflowPunct/>
+              <w:topLinePunct w:val="0"/>
+              <w:bidi w:val="0"/>
               <w:spacing w:before="175" w:line="228" w:lineRule="auto"/>
               <w:ind w:left="310"/>
               <w:rPr>
@@ -744,6 +866,14 @@
           </w:tcPr>
           <w:p>
             <w:pPr>
+              <w:keepNext w:val="0"/>
+              <w:keepLines w:val="0"/>
+              <w:pageBreakBefore w:val="0"/>
+              <w:widowControl w:val="0"/>
+              <w:wordWrap/>
+              <w:overflowPunct/>
+              <w:topLinePunct w:val="0"/>
+              <w:bidi w:val="0"/>
               <w:spacing w:before="176" w:line="229" w:lineRule="auto"/>
               <w:ind w:left="311"/>
               <w:rPr>
@@ -790,6 +920,14 @@
           </w:tcPr>
           <w:p>
             <w:pPr>
+              <w:keepNext w:val="0"/>
+              <w:keepLines w:val="0"/>
+              <w:pageBreakBefore w:val="0"/>
+              <w:widowControl w:val="0"/>
+              <w:wordWrap/>
+              <w:overflowPunct/>
+              <w:topLinePunct w:val="0"/>
+              <w:bidi w:val="0"/>
               <w:spacing w:before="173" w:line="267" w:lineRule="exact"/>
               <w:ind w:left="260"/>
               <w:rPr>
@@ -828,6 +966,14 @@
           </w:tcPr>
           <w:p>
             <w:pPr>
+              <w:keepNext w:val="0"/>
+              <w:keepLines w:val="0"/>
+              <w:pageBreakBefore w:val="0"/>
+              <w:widowControl w:val="0"/>
+              <w:wordWrap/>
+              <w:overflowPunct/>
+              <w:topLinePunct w:val="0"/>
+              <w:bidi w:val="0"/>
               <w:spacing w:before="173" w:line="267" w:lineRule="exact"/>
               <w:ind w:left="248"/>
               <w:rPr>
@@ -854,6 +1000,14 @@
           </w:tcPr>
           <w:p>
             <w:pPr>
+              <w:keepNext w:val="0"/>
+              <w:keepLines w:val="0"/>
+              <w:pageBreakBefore w:val="0"/>
+              <w:widowControl w:val="0"/>
+              <w:wordWrap/>
+              <w:overflowPunct/>
+              <w:topLinePunct w:val="0"/>
+              <w:bidi w:val="0"/>
               <w:spacing w:before="172" w:line="228" w:lineRule="auto"/>
               <w:ind w:left="114"/>
               <w:jc w:val="center"/>
@@ -880,6 +1034,14 @@
           </w:tcPr>
           <w:p>
             <w:pPr>
+              <w:keepNext w:val="0"/>
+              <w:keepLines w:val="0"/>
+              <w:pageBreakBefore w:val="0"/>
+              <w:widowControl w:val="0"/>
+              <w:wordWrap/>
+              <w:overflowPunct/>
+              <w:topLinePunct w:val="0"/>
+              <w:bidi w:val="0"/>
               <w:spacing w:before="172" w:line="228" w:lineRule="auto"/>
               <w:ind w:left="313"/>
               <w:rPr>
@@ -919,6 +1081,14 @@
           </w:tcPr>
           <w:p>
             <w:pPr>
+              <w:keepNext w:val="0"/>
+              <w:keepLines w:val="0"/>
+              <w:pageBreakBefore w:val="0"/>
+              <w:widowControl w:val="0"/>
+              <w:wordWrap/>
+              <w:overflowPunct/>
+              <w:topLinePunct w:val="0"/>
+              <w:bidi w:val="0"/>
               <w:spacing w:before="172" w:line="228" w:lineRule="auto"/>
               <w:ind w:left="313"/>
               <w:rPr>
@@ -958,6 +1128,14 @@
           </w:tcPr>
           <w:p>
             <w:pPr>
+              <w:keepNext w:val="0"/>
+              <w:keepLines w:val="0"/>
+              <w:pageBreakBefore w:val="0"/>
+              <w:widowControl w:val="0"/>
+              <w:wordWrap/>
+              <w:overflowPunct/>
+              <w:topLinePunct w:val="0"/>
+              <w:bidi w:val="0"/>
               <w:spacing w:before="173" w:line="229" w:lineRule="auto"/>
               <w:ind w:left="314"/>
               <w:rPr>
@@ -1006,6 +1184,14 @@
           <w:p>
             <w:pPr>
               <w:pStyle w:val="27"/>
+              <w:keepNext w:val="0"/>
+              <w:keepLines w:val="0"/>
+              <w:pageBreakBefore w:val="0"/>
+              <w:widowControl w:val="0"/>
+              <w:wordWrap/>
+              <w:overflowPunct/>
+              <w:topLinePunct w:val="0"/>
+              <w:bidi w:val="0"/>
             </w:pPr>
           </w:p>
         </w:tc>
@@ -1016,6 +1202,14 @@
           <w:p>
             <w:pPr>
               <w:pStyle w:val="27"/>
+              <w:keepNext w:val="0"/>
+              <w:keepLines w:val="0"/>
+              <w:pageBreakBefore w:val="0"/>
+              <w:widowControl w:val="0"/>
+              <w:wordWrap/>
+              <w:overflowPunct/>
+              <w:topLinePunct w:val="0"/>
+              <w:bidi w:val="0"/>
             </w:pPr>
           </w:p>
         </w:tc>
@@ -1026,6 +1220,14 @@
           <w:p>
             <w:pPr>
               <w:pStyle w:val="27"/>
+              <w:keepNext w:val="0"/>
+              <w:keepLines w:val="0"/>
+              <w:pageBreakBefore w:val="0"/>
+              <w:widowControl w:val="0"/>
+              <w:wordWrap/>
+              <w:overflowPunct/>
+              <w:topLinePunct w:val="0"/>
+              <w:bidi w:val="0"/>
             </w:pPr>
           </w:p>
         </w:tc>
@@ -1035,6 +1237,14 @@
           </w:tcPr>
           <w:p>
             <w:pPr>
+              <w:keepNext w:val="0"/>
+              <w:keepLines w:val="0"/>
+              <w:pageBreakBefore w:val="0"/>
+              <w:widowControl w:val="0"/>
+              <w:wordWrap/>
+              <w:overflowPunct/>
+              <w:topLinePunct w:val="0"/>
+              <w:bidi w:val="0"/>
               <w:spacing w:before="172" w:line="228" w:lineRule="auto"/>
               <w:ind w:left="313"/>
             </w:pPr>
@@ -1046,6 +1256,14 @@
           </w:tcPr>
           <w:p>
             <w:pPr>
+              <w:keepNext w:val="0"/>
+              <w:keepLines w:val="0"/>
+              <w:pageBreakBefore w:val="0"/>
+              <w:widowControl w:val="0"/>
+              <w:wordWrap/>
+              <w:overflowPunct/>
+              <w:topLinePunct w:val="0"/>
+              <w:bidi w:val="0"/>
               <w:spacing w:before="172" w:line="228" w:lineRule="auto"/>
               <w:ind w:left="313"/>
             </w:pPr>
@@ -1058,6 +1276,14 @@
           <w:p>
             <w:pPr>
               <w:pStyle w:val="27"/>
+              <w:keepNext w:val="0"/>
+              <w:keepLines w:val="0"/>
+              <w:pageBreakBefore w:val="0"/>
+              <w:widowControl w:val="0"/>
+              <w:wordWrap/>
+              <w:overflowPunct/>
+              <w:topLinePunct w:val="0"/>
+              <w:bidi w:val="0"/>
             </w:pPr>
           </w:p>
         </w:tc>
@@ -1089,6 +1315,14 @@
           <w:p>
             <w:pPr>
               <w:pStyle w:val="27"/>
+              <w:keepNext w:val="0"/>
+              <w:keepLines w:val="0"/>
+              <w:pageBreakBefore w:val="0"/>
+              <w:widowControl w:val="0"/>
+              <w:wordWrap/>
+              <w:overflowPunct/>
+              <w:topLinePunct w:val="0"/>
+              <w:bidi w:val="0"/>
             </w:pPr>
           </w:p>
         </w:tc>
@@ -1099,6 +1333,14 @@
           <w:p>
             <w:pPr>
               <w:pStyle w:val="27"/>
+              <w:keepNext w:val="0"/>
+              <w:keepLines w:val="0"/>
+              <w:pageBreakBefore w:val="0"/>
+              <w:widowControl w:val="0"/>
+              <w:wordWrap/>
+              <w:overflowPunct/>
+              <w:topLinePunct w:val="0"/>
+              <w:bidi w:val="0"/>
             </w:pPr>
           </w:p>
         </w:tc>
@@ -1109,6 +1351,14 @@
           <w:p>
             <w:pPr>
               <w:pStyle w:val="27"/>
+              <w:keepNext w:val="0"/>
+              <w:keepLines w:val="0"/>
+              <w:pageBreakBefore w:val="0"/>
+              <w:widowControl w:val="0"/>
+              <w:wordWrap/>
+              <w:overflowPunct/>
+              <w:topLinePunct w:val="0"/>
+              <w:bidi w:val="0"/>
             </w:pPr>
           </w:p>
         </w:tc>
@@ -1118,6 +1368,14 @@
           </w:tcPr>
           <w:p>
             <w:pPr>
+              <w:keepNext w:val="0"/>
+              <w:keepLines w:val="0"/>
+              <w:pageBreakBefore w:val="0"/>
+              <w:widowControl w:val="0"/>
+              <w:wordWrap/>
+              <w:overflowPunct/>
+              <w:topLinePunct w:val="0"/>
+              <w:bidi w:val="0"/>
               <w:spacing w:before="173" w:line="229" w:lineRule="auto"/>
               <w:ind w:left="314"/>
             </w:pPr>
@@ -1129,6 +1387,14 @@
           </w:tcPr>
           <w:p>
             <w:pPr>
+              <w:keepNext w:val="0"/>
+              <w:keepLines w:val="0"/>
+              <w:pageBreakBefore w:val="0"/>
+              <w:widowControl w:val="0"/>
+              <w:wordWrap/>
+              <w:overflowPunct/>
+              <w:topLinePunct w:val="0"/>
+              <w:bidi w:val="0"/>
               <w:spacing w:before="173" w:line="229" w:lineRule="auto"/>
               <w:ind w:left="314"/>
             </w:pPr>
@@ -1141,6 +1407,14 @@
           <w:p>
             <w:pPr>
               <w:pStyle w:val="27"/>
+              <w:keepNext w:val="0"/>
+              <w:keepLines w:val="0"/>
+              <w:pageBreakBefore w:val="0"/>
+              <w:widowControl w:val="0"/>
+              <w:wordWrap/>
+              <w:overflowPunct/>
+              <w:topLinePunct w:val="0"/>
+              <w:bidi w:val="0"/>
             </w:pPr>
           </w:p>
         </w:tc>
@@ -1172,6 +1446,14 @@
           <w:p>
             <w:pPr>
               <w:pStyle w:val="27"/>
+              <w:keepNext w:val="0"/>
+              <w:keepLines w:val="0"/>
+              <w:pageBreakBefore w:val="0"/>
+              <w:widowControl w:val="0"/>
+              <w:wordWrap/>
+              <w:overflowPunct/>
+              <w:topLinePunct w:val="0"/>
+              <w:bidi w:val="0"/>
             </w:pPr>
           </w:p>
         </w:tc>
@@ -1182,6 +1464,14 @@
           <w:p>
             <w:pPr>
               <w:pStyle w:val="27"/>
+              <w:keepNext w:val="0"/>
+              <w:keepLines w:val="0"/>
+              <w:pageBreakBefore w:val="0"/>
+              <w:widowControl w:val="0"/>
+              <w:wordWrap/>
+              <w:overflowPunct/>
+              <w:topLinePunct w:val="0"/>
+              <w:bidi w:val="0"/>
             </w:pPr>
           </w:p>
         </w:tc>
@@ -1192,6 +1482,14 @@
           <w:p>
             <w:pPr>
               <w:pStyle w:val="27"/>
+              <w:keepNext w:val="0"/>
+              <w:keepLines w:val="0"/>
+              <w:pageBreakBefore w:val="0"/>
+              <w:widowControl w:val="0"/>
+              <w:wordWrap/>
+              <w:overflowPunct/>
+              <w:topLinePunct w:val="0"/>
+              <w:bidi w:val="0"/>
             </w:pPr>
           </w:p>
         </w:tc>
@@ -1202,6 +1500,14 @@
           <w:p>
             <w:pPr>
               <w:pStyle w:val="27"/>
+              <w:keepNext w:val="0"/>
+              <w:keepLines w:val="0"/>
+              <w:pageBreakBefore w:val="0"/>
+              <w:widowControl w:val="0"/>
+              <w:wordWrap/>
+              <w:overflowPunct/>
+              <w:topLinePunct w:val="0"/>
+              <w:bidi w:val="0"/>
             </w:pPr>
           </w:p>
         </w:tc>
@@ -1212,6 +1518,14 @@
           <w:p>
             <w:pPr>
               <w:pStyle w:val="27"/>
+              <w:keepNext w:val="0"/>
+              <w:keepLines w:val="0"/>
+              <w:pageBreakBefore w:val="0"/>
+              <w:widowControl w:val="0"/>
+              <w:wordWrap/>
+              <w:overflowPunct/>
+              <w:topLinePunct w:val="0"/>
+              <w:bidi w:val="0"/>
             </w:pPr>
           </w:p>
         </w:tc>
@@ -1222,6 +1536,14 @@
           <w:p>
             <w:pPr>
               <w:pStyle w:val="27"/>
+              <w:keepNext w:val="0"/>
+              <w:keepLines w:val="0"/>
+              <w:pageBreakBefore w:val="0"/>
+              <w:widowControl w:val="0"/>
+              <w:wordWrap/>
+              <w:overflowPunct/>
+              <w:topLinePunct w:val="0"/>
+              <w:bidi w:val="0"/>
             </w:pPr>
           </w:p>
         </w:tc>
@@ -1253,6 +1575,14 @@
           <w:p>
             <w:pPr>
               <w:pStyle w:val="27"/>
+              <w:keepNext w:val="0"/>
+              <w:keepLines w:val="0"/>
+              <w:pageBreakBefore w:val="0"/>
+              <w:widowControl w:val="0"/>
+              <w:wordWrap/>
+              <w:overflowPunct/>
+              <w:topLinePunct w:val="0"/>
+              <w:bidi w:val="0"/>
             </w:pPr>
           </w:p>
         </w:tc>
@@ -1263,6 +1593,14 @@
           <w:p>
             <w:pPr>
               <w:pStyle w:val="27"/>
+              <w:keepNext w:val="0"/>
+              <w:keepLines w:val="0"/>
+              <w:pageBreakBefore w:val="0"/>
+              <w:widowControl w:val="0"/>
+              <w:wordWrap/>
+              <w:overflowPunct/>
+              <w:topLinePunct w:val="0"/>
+              <w:bidi w:val="0"/>
             </w:pPr>
           </w:p>
         </w:tc>
@@ -1273,6 +1611,14 @@
           <w:p>
             <w:pPr>
               <w:pStyle w:val="27"/>
+              <w:keepNext w:val="0"/>
+              <w:keepLines w:val="0"/>
+              <w:pageBreakBefore w:val="0"/>
+              <w:widowControl w:val="0"/>
+              <w:wordWrap/>
+              <w:overflowPunct/>
+              <w:topLinePunct w:val="0"/>
+              <w:bidi w:val="0"/>
             </w:pPr>
           </w:p>
         </w:tc>
@@ -1283,6 +1629,14 @@
           <w:p>
             <w:pPr>
               <w:pStyle w:val="27"/>
+              <w:keepNext w:val="0"/>
+              <w:keepLines w:val="0"/>
+              <w:pageBreakBefore w:val="0"/>
+              <w:widowControl w:val="0"/>
+              <w:wordWrap/>
+              <w:overflowPunct/>
+              <w:topLinePunct w:val="0"/>
+              <w:bidi w:val="0"/>
             </w:pPr>
           </w:p>
         </w:tc>
@@ -1293,6 +1647,14 @@
           <w:p>
             <w:pPr>
               <w:pStyle w:val="27"/>
+              <w:keepNext w:val="0"/>
+              <w:keepLines w:val="0"/>
+              <w:pageBreakBefore w:val="0"/>
+              <w:widowControl w:val="0"/>
+              <w:wordWrap/>
+              <w:overflowPunct/>
+              <w:topLinePunct w:val="0"/>
+              <w:bidi w:val="0"/>
             </w:pPr>
           </w:p>
         </w:tc>
@@ -1303,6 +1665,14 @@
           <w:p>
             <w:pPr>
               <w:pStyle w:val="27"/>
+              <w:keepNext w:val="0"/>
+              <w:keepLines w:val="0"/>
+              <w:pageBreakBefore w:val="0"/>
+              <w:widowControl w:val="0"/>
+              <w:wordWrap/>
+              <w:overflowPunct/>
+              <w:topLinePunct w:val="0"/>
+              <w:bidi w:val="0"/>
             </w:pPr>
           </w:p>
         </w:tc>
@@ -1334,6 +1704,14 @@
           <w:p>
             <w:pPr>
               <w:pStyle w:val="27"/>
+              <w:keepNext w:val="0"/>
+              <w:keepLines w:val="0"/>
+              <w:pageBreakBefore w:val="0"/>
+              <w:widowControl w:val="0"/>
+              <w:wordWrap/>
+              <w:overflowPunct/>
+              <w:topLinePunct w:val="0"/>
+              <w:bidi w:val="0"/>
             </w:pPr>
           </w:p>
         </w:tc>
@@ -1344,6 +1722,14 @@
           <w:p>
             <w:pPr>
               <w:pStyle w:val="27"/>
+              <w:keepNext w:val="0"/>
+              <w:keepLines w:val="0"/>
+              <w:pageBreakBefore w:val="0"/>
+              <w:widowControl w:val="0"/>
+              <w:wordWrap/>
+              <w:overflowPunct/>
+              <w:topLinePunct w:val="0"/>
+              <w:bidi w:val="0"/>
             </w:pPr>
           </w:p>
         </w:tc>
@@ -1354,6 +1740,14 @@
           <w:p>
             <w:pPr>
               <w:pStyle w:val="27"/>
+              <w:keepNext w:val="0"/>
+              <w:keepLines w:val="0"/>
+              <w:pageBreakBefore w:val="0"/>
+              <w:widowControl w:val="0"/>
+              <w:wordWrap/>
+              <w:overflowPunct/>
+              <w:topLinePunct w:val="0"/>
+              <w:bidi w:val="0"/>
             </w:pPr>
           </w:p>
         </w:tc>
@@ -1364,6 +1758,14 @@
           <w:p>
             <w:pPr>
               <w:pStyle w:val="27"/>
+              <w:keepNext w:val="0"/>
+              <w:keepLines w:val="0"/>
+              <w:pageBreakBefore w:val="0"/>
+              <w:widowControl w:val="0"/>
+              <w:wordWrap/>
+              <w:overflowPunct/>
+              <w:topLinePunct w:val="0"/>
+              <w:bidi w:val="0"/>
             </w:pPr>
           </w:p>
         </w:tc>
@@ -1374,6 +1776,14 @@
           <w:p>
             <w:pPr>
               <w:pStyle w:val="27"/>
+              <w:keepNext w:val="0"/>
+              <w:keepLines w:val="0"/>
+              <w:pageBreakBefore w:val="0"/>
+              <w:widowControl w:val="0"/>
+              <w:wordWrap/>
+              <w:overflowPunct/>
+              <w:topLinePunct w:val="0"/>
+              <w:bidi w:val="0"/>
             </w:pPr>
           </w:p>
         </w:tc>
@@ -1384,12 +1794,30 @@
           <w:p>
             <w:pPr>
               <w:pStyle w:val="27"/>
+              <w:keepNext w:val="0"/>
+              <w:keepLines w:val="0"/>
+              <w:pageBreakBefore w:val="0"/>
+              <w:widowControl w:val="0"/>
+              <w:wordWrap/>
+              <w:overflowPunct/>
+              <w:topLinePunct w:val="0"/>
+              <w:bidi w:val="0"/>
             </w:pPr>
           </w:p>
         </w:tc>
       </w:tr>
     </w:tbl>
     <w:p>
+      <w:pPr>
+        <w:keepNext w:val="0"/>
+        <w:keepLines w:val="0"/>
+        <w:pageBreakBefore w:val="0"/>
+        <w:widowControl w:val="0"/>
+        <w:wordWrap/>
+        <w:overflowPunct/>
+        <w:topLinePunct w:val="0"/>
+        <w:bidi w:val="0"/>
+      </w:pPr>
       <w:r>
         <w:br w:type="page"/>
       </w:r>
@@ -1425,6 +1853,14 @@
       <w:sdtContent>
         <w:p>
           <w:pPr>
+            <w:keepNext w:val="0"/>
+            <w:keepLines w:val="0"/>
+            <w:pageBreakBefore w:val="0"/>
+            <w:widowControl w:val="0"/>
+            <w:wordWrap/>
+            <w:overflowPunct/>
+            <w:topLinePunct w:val="0"/>
+            <w:bidi w:val="0"/>
             <w:spacing w:before="0" w:beforeLines="0" w:after="0" w:afterLines="0" w:line="240" w:lineRule="auto"/>
             <w:ind w:left="0" w:leftChars="0" w:right="0" w:rightChars="0" w:firstLine="0" w:firstLineChars="0"/>
             <w:jc w:val="center"/>
@@ -1446,9 +1882,17 @@
         <w:p>
           <w:pPr>
             <w:pStyle w:val="16"/>
+            <w:keepNext w:val="0"/>
+            <w:keepLines w:val="0"/>
+            <w:pageBreakBefore w:val="0"/>
+            <w:widowControl w:val="0"/>
             <w:tabs>
               <w:tab w:val="right" w:leader="dot" w:pos="8306"/>
             </w:tabs>
+            <w:wordWrap/>
+            <w:overflowPunct/>
+            <w:topLinePunct w:val="0"/>
+            <w:bidi w:val="0"/>
           </w:pPr>
           <w:r>
             <w:rPr>
@@ -1486,7 +1930,7 @@
               <w:rFonts w:hint="eastAsia" w:ascii="宋体" w:hAnsi="宋体" w:eastAsia="宋体" w:cs="宋体"/>
               <w:szCs w:val="24"/>
             </w:rPr>
-            <w:instrText xml:space="preserve"> HYPERLINK \l _Toc28873 </w:instrText>
+            <w:instrText xml:space="preserve"> HYPERLINK \l _Toc4097 </w:instrText>
           </w:r>
           <w:r>
             <w:rPr>
@@ -1509,7 +1953,7 @@
             <w:fldChar w:fldCharType="begin"/>
           </w:r>
           <w:r>
-            <w:instrText xml:space="preserve"> PAGEREF _Toc28873 \h </w:instrText>
+            <w:instrText xml:space="preserve"> PAGEREF _Toc4097 \h </w:instrText>
           </w:r>
           <w:r>
             <w:fldChar w:fldCharType="separate"/>
@@ -1531,9 +1975,17 @@
         <w:p>
           <w:pPr>
             <w:pStyle w:val="16"/>
+            <w:keepNext w:val="0"/>
+            <w:keepLines w:val="0"/>
+            <w:pageBreakBefore w:val="0"/>
+            <w:widowControl w:val="0"/>
             <w:tabs>
               <w:tab w:val="right" w:leader="dot" w:pos="8306"/>
             </w:tabs>
+            <w:wordWrap/>
+            <w:overflowPunct/>
+            <w:topLinePunct w:val="0"/>
+            <w:bidi w:val="0"/>
           </w:pPr>
           <w:r>
             <w:rPr>
@@ -1547,7 +1999,7 @@
               <w:rFonts w:hint="eastAsia" w:ascii="宋体" w:hAnsi="宋体" w:eastAsia="宋体" w:cs="宋体"/>
               <w:szCs w:val="24"/>
             </w:rPr>
-            <w:instrText xml:space="preserve"> HYPERLINK \l _Toc28513 </w:instrText>
+            <w:instrText xml:space="preserve"> HYPERLINK \l _Toc18185 </w:instrText>
           </w:r>
           <w:r>
             <w:rPr>
@@ -1570,7 +2022,7 @@
             <w:fldChar w:fldCharType="begin"/>
           </w:r>
           <w:r>
-            <w:instrText xml:space="preserve"> PAGEREF _Toc28513 \h </w:instrText>
+            <w:instrText xml:space="preserve"> PAGEREF _Toc18185 \h </w:instrText>
           </w:r>
           <w:r>
             <w:fldChar w:fldCharType="separate"/>
@@ -1592,9 +2044,17 @@
         <w:p>
           <w:pPr>
             <w:pStyle w:val="16"/>
+            <w:keepNext w:val="0"/>
+            <w:keepLines w:val="0"/>
+            <w:pageBreakBefore w:val="0"/>
+            <w:widowControl w:val="0"/>
             <w:tabs>
               <w:tab w:val="right" w:leader="dot" w:pos="8306"/>
             </w:tabs>
+            <w:wordWrap/>
+            <w:overflowPunct/>
+            <w:topLinePunct w:val="0"/>
+            <w:bidi w:val="0"/>
           </w:pPr>
           <w:r>
             <w:rPr>
@@ -1608,7 +2068,7 @@
               <w:rFonts w:hint="eastAsia" w:ascii="宋体" w:hAnsi="宋体" w:eastAsia="宋体" w:cs="宋体"/>
               <w:szCs w:val="24"/>
             </w:rPr>
-            <w:instrText xml:space="preserve"> HYPERLINK \l _Toc22221 </w:instrText>
+            <w:instrText xml:space="preserve"> HYPERLINK \l _Toc31278 </w:instrText>
           </w:r>
           <w:r>
             <w:rPr>
@@ -1638,7 +2098,7 @@
             <w:fldChar w:fldCharType="begin"/>
           </w:r>
           <w:r>
-            <w:instrText xml:space="preserve"> PAGEREF _Toc22221 \h </w:instrText>
+            <w:instrText xml:space="preserve"> PAGEREF _Toc31278 \h </w:instrText>
           </w:r>
           <w:r>
             <w:fldChar w:fldCharType="separate"/>
@@ -1660,9 +2120,17 @@
         <w:p>
           <w:pPr>
             <w:pStyle w:val="17"/>
+            <w:keepNext w:val="0"/>
+            <w:keepLines w:val="0"/>
+            <w:pageBreakBefore w:val="0"/>
+            <w:widowControl w:val="0"/>
             <w:tabs>
               <w:tab w:val="right" w:leader="dot" w:pos="8306"/>
             </w:tabs>
+            <w:wordWrap/>
+            <w:overflowPunct/>
+            <w:topLinePunct w:val="0"/>
+            <w:bidi w:val="0"/>
           </w:pPr>
           <w:r>
             <w:rPr>
@@ -1676,7 +2144,7 @@
               <w:rFonts w:hint="eastAsia" w:ascii="宋体" w:hAnsi="宋体" w:eastAsia="宋体" w:cs="宋体"/>
               <w:szCs w:val="24"/>
             </w:rPr>
-            <w:instrText xml:space="preserve"> HYPERLINK \l _Toc13471 </w:instrText>
+            <w:instrText xml:space="preserve"> HYPERLINK \l _Toc27831 </w:instrText>
           </w:r>
           <w:r>
             <w:rPr>
@@ -1706,7 +2174,7 @@
             <w:fldChar w:fldCharType="begin"/>
           </w:r>
           <w:r>
-            <w:instrText xml:space="preserve"> PAGEREF _Toc13471 \h </w:instrText>
+            <w:instrText xml:space="preserve"> PAGEREF _Toc27831 \h </w:instrText>
           </w:r>
           <w:r>
             <w:fldChar w:fldCharType="separate"/>
@@ -1728,9 +2196,17 @@
         <w:p>
           <w:pPr>
             <w:pStyle w:val="17"/>
+            <w:keepNext w:val="0"/>
+            <w:keepLines w:val="0"/>
+            <w:pageBreakBefore w:val="0"/>
+            <w:widowControl w:val="0"/>
             <w:tabs>
               <w:tab w:val="right" w:leader="dot" w:pos="8306"/>
             </w:tabs>
+            <w:wordWrap/>
+            <w:overflowPunct/>
+            <w:topLinePunct w:val="0"/>
+            <w:bidi w:val="0"/>
           </w:pPr>
           <w:r>
             <w:rPr>
@@ -1744,7 +2220,7 @@
               <w:rFonts w:hint="eastAsia" w:ascii="宋体" w:hAnsi="宋体" w:eastAsia="宋体" w:cs="宋体"/>
               <w:szCs w:val="24"/>
             </w:rPr>
-            <w:instrText xml:space="preserve"> HYPERLINK \l _Toc26074 </w:instrText>
+            <w:instrText xml:space="preserve"> HYPERLINK \l _Toc29475 </w:instrText>
           </w:r>
           <w:r>
             <w:rPr>
@@ -1774,7 +2250,7 @@
             <w:fldChar w:fldCharType="begin"/>
           </w:r>
           <w:r>
-            <w:instrText xml:space="preserve"> PAGEREF _Toc26074 \h </w:instrText>
+            <w:instrText xml:space="preserve"> PAGEREF _Toc29475 \h </w:instrText>
           </w:r>
           <w:r>
             <w:fldChar w:fldCharType="separate"/>
@@ -1795,10 +2271,18 @@
         </w:p>
         <w:p>
           <w:pPr>
-            <w:pStyle w:val="17"/>
+            <w:pStyle w:val="13"/>
+            <w:keepNext w:val="0"/>
+            <w:keepLines w:val="0"/>
+            <w:pageBreakBefore w:val="0"/>
+            <w:widowControl w:val="0"/>
             <w:tabs>
               <w:tab w:val="right" w:leader="dot" w:pos="8306"/>
             </w:tabs>
+            <w:wordWrap/>
+            <w:overflowPunct/>
+            <w:topLinePunct w:val="0"/>
+            <w:bidi w:val="0"/>
           </w:pPr>
           <w:r>
             <w:rPr>
@@ -1812,7 +2296,7 @@
               <w:rFonts w:hint="eastAsia" w:ascii="宋体" w:hAnsi="宋体" w:eastAsia="宋体" w:cs="宋体"/>
               <w:szCs w:val="24"/>
             </w:rPr>
-            <w:instrText xml:space="preserve"> HYPERLINK \l _Toc7494 </w:instrText>
+            <w:instrText xml:space="preserve"> HYPERLINK \l _Toc32756 </w:instrText>
           </w:r>
           <w:r>
             <w:rPr>
@@ -1826,7 +2310,843 @@
               <w:rFonts w:hint="default"/>
               <w:lang w:val="en-US" w:eastAsia="zh-CN"/>
             </w:rPr>
+            <w:t xml:space="preserve">1.2.1. </w:t>
+          </w:r>
+          <w:r>
+            <w:rPr>
+              <w:rFonts w:hint="eastAsia"/>
+              <w:lang w:val="en-US" w:eastAsia="zh-CN"/>
+            </w:rPr>
+            <w:t>概述</w:t>
+          </w:r>
+          <w:r>
+            <w:tab/>
+          </w:r>
+          <w:r>
+            <w:fldChar w:fldCharType="begin"/>
+          </w:r>
+          <w:r>
+            <w:instrText xml:space="preserve"> PAGEREF _Toc32756 \h </w:instrText>
+          </w:r>
+          <w:r>
+            <w:fldChar w:fldCharType="separate"/>
+          </w:r>
+          <w:r>
+            <w:t>5</w:t>
+          </w:r>
+          <w:r>
+            <w:fldChar w:fldCharType="end"/>
+          </w:r>
+          <w:r>
+            <w:rPr>
+              <w:rFonts w:hint="eastAsia" w:ascii="宋体" w:hAnsi="宋体" w:eastAsia="宋体" w:cs="宋体"/>
+              <w:szCs w:val="24"/>
+            </w:rPr>
+            <w:fldChar w:fldCharType="end"/>
+          </w:r>
+        </w:p>
+        <w:p>
+          <w:pPr>
+            <w:pStyle w:val="13"/>
+            <w:keepNext w:val="0"/>
+            <w:keepLines w:val="0"/>
+            <w:pageBreakBefore w:val="0"/>
+            <w:widowControl w:val="0"/>
+            <w:tabs>
+              <w:tab w:val="right" w:leader="dot" w:pos="8306"/>
+            </w:tabs>
+            <w:wordWrap/>
+            <w:overflowPunct/>
+            <w:topLinePunct w:val="0"/>
+            <w:bidi w:val="0"/>
+          </w:pPr>
+          <w:r>
+            <w:rPr>
+              <w:rFonts w:hint="eastAsia" w:ascii="宋体" w:hAnsi="宋体" w:eastAsia="宋体" w:cs="宋体"/>
+              <w:szCs w:val="24"/>
+            </w:rPr>
+            <w:fldChar w:fldCharType="begin"/>
+          </w:r>
+          <w:r>
+            <w:rPr>
+              <w:rFonts w:hint="eastAsia" w:ascii="宋体" w:hAnsi="宋体" w:eastAsia="宋体" w:cs="宋体"/>
+              <w:szCs w:val="24"/>
+            </w:rPr>
+            <w:instrText xml:space="preserve"> HYPERLINK \l _Toc2738 </w:instrText>
+          </w:r>
+          <w:r>
+            <w:rPr>
+              <w:rFonts w:hint="eastAsia" w:ascii="宋体" w:hAnsi="宋体" w:eastAsia="宋体" w:cs="宋体"/>
+              <w:szCs w:val="24"/>
+            </w:rPr>
+            <w:fldChar w:fldCharType="separate"/>
+          </w:r>
+          <w:r>
+            <w:rPr>
+              <w:rFonts w:hint="default"/>
+              <w:lang w:val="en-US" w:eastAsia="zh-CN"/>
+            </w:rPr>
+            <w:t xml:space="preserve">1.2.2. </w:t>
+          </w:r>
+          <w:r>
+            <w:rPr>
+              <w:rFonts w:hint="eastAsia"/>
+              <w:lang w:val="en-US" w:eastAsia="zh-CN"/>
+            </w:rPr>
+            <w:t>成果说明</w:t>
+          </w:r>
+          <w:r>
+            <w:tab/>
+          </w:r>
+          <w:r>
+            <w:fldChar w:fldCharType="begin"/>
+          </w:r>
+          <w:r>
+            <w:instrText xml:space="preserve"> PAGEREF _Toc2738 \h </w:instrText>
+          </w:r>
+          <w:r>
+            <w:fldChar w:fldCharType="separate"/>
+          </w:r>
+          <w:r>
+            <w:t>5</w:t>
+          </w:r>
+          <w:r>
+            <w:fldChar w:fldCharType="end"/>
+          </w:r>
+          <w:r>
+            <w:rPr>
+              <w:rFonts w:hint="eastAsia" w:ascii="宋体" w:hAnsi="宋体" w:eastAsia="宋体" w:cs="宋体"/>
+              <w:szCs w:val="24"/>
+            </w:rPr>
+            <w:fldChar w:fldCharType="end"/>
+          </w:r>
+        </w:p>
+        <w:p>
+          <w:pPr>
+            <w:pStyle w:val="13"/>
+            <w:keepNext w:val="0"/>
+            <w:keepLines w:val="0"/>
+            <w:pageBreakBefore w:val="0"/>
+            <w:widowControl w:val="0"/>
+            <w:tabs>
+              <w:tab w:val="right" w:leader="dot" w:pos="8306"/>
+            </w:tabs>
+            <w:wordWrap/>
+            <w:overflowPunct/>
+            <w:topLinePunct w:val="0"/>
+            <w:bidi w:val="0"/>
+          </w:pPr>
+          <w:r>
+            <w:rPr>
+              <w:rFonts w:hint="eastAsia" w:ascii="宋体" w:hAnsi="宋体" w:eastAsia="宋体" w:cs="宋体"/>
+              <w:szCs w:val="24"/>
+            </w:rPr>
+            <w:fldChar w:fldCharType="begin"/>
+          </w:r>
+          <w:r>
+            <w:rPr>
+              <w:rFonts w:hint="eastAsia" w:ascii="宋体" w:hAnsi="宋体" w:eastAsia="宋体" w:cs="宋体"/>
+              <w:szCs w:val="24"/>
+            </w:rPr>
+            <w:instrText xml:space="preserve"> HYPERLINK \l _Toc25242 </w:instrText>
+          </w:r>
+          <w:r>
+            <w:rPr>
+              <w:rFonts w:hint="eastAsia" w:ascii="宋体" w:hAnsi="宋体" w:eastAsia="宋体" w:cs="宋体"/>
+              <w:szCs w:val="24"/>
+            </w:rPr>
+            <w:fldChar w:fldCharType="separate"/>
+          </w:r>
+          <w:r>
+            <w:rPr>
+              <w:rFonts w:hint="default"/>
+              <w:lang w:val="en-US" w:eastAsia="zh-CN"/>
+            </w:rPr>
+            <w:t xml:space="preserve">1.2.3. </w:t>
+          </w:r>
+          <w:r>
+            <w:rPr>
+              <w:rFonts w:hint="eastAsia"/>
+              <w:lang w:val="en-US" w:eastAsia="zh-CN"/>
+            </w:rPr>
+            <w:t>研发计划完成情况</w:t>
+          </w:r>
+          <w:r>
+            <w:tab/>
+          </w:r>
+          <w:r>
+            <w:fldChar w:fldCharType="begin"/>
+          </w:r>
+          <w:r>
+            <w:instrText xml:space="preserve"> PAGEREF _Toc25242 \h </w:instrText>
+          </w:r>
+          <w:r>
+            <w:fldChar w:fldCharType="separate"/>
+          </w:r>
+          <w:r>
+            <w:t>5</w:t>
+          </w:r>
+          <w:r>
+            <w:fldChar w:fldCharType="end"/>
+          </w:r>
+          <w:r>
+            <w:rPr>
+              <w:rFonts w:hint="eastAsia" w:ascii="宋体" w:hAnsi="宋体" w:eastAsia="宋体" w:cs="宋体"/>
+              <w:szCs w:val="24"/>
+            </w:rPr>
+            <w:fldChar w:fldCharType="end"/>
+          </w:r>
+        </w:p>
+        <w:p>
+          <w:pPr>
+            <w:pStyle w:val="17"/>
+            <w:keepNext w:val="0"/>
+            <w:keepLines w:val="0"/>
+            <w:pageBreakBefore w:val="0"/>
+            <w:widowControl w:val="0"/>
+            <w:tabs>
+              <w:tab w:val="right" w:leader="dot" w:pos="8306"/>
+            </w:tabs>
+            <w:wordWrap/>
+            <w:overflowPunct/>
+            <w:topLinePunct w:val="0"/>
+            <w:bidi w:val="0"/>
+          </w:pPr>
+          <w:r>
+            <w:rPr>
+              <w:rFonts w:hint="eastAsia" w:ascii="宋体" w:hAnsi="宋体" w:eastAsia="宋体" w:cs="宋体"/>
+              <w:szCs w:val="24"/>
+            </w:rPr>
+            <w:fldChar w:fldCharType="begin"/>
+          </w:r>
+          <w:r>
+            <w:rPr>
+              <w:rFonts w:hint="eastAsia" w:ascii="宋体" w:hAnsi="宋体" w:eastAsia="宋体" w:cs="宋体"/>
+              <w:szCs w:val="24"/>
+            </w:rPr>
+            <w:instrText xml:space="preserve"> HYPERLINK \l _Toc3947 </w:instrText>
+          </w:r>
+          <w:r>
+            <w:rPr>
+              <w:rFonts w:hint="eastAsia" w:ascii="宋体" w:hAnsi="宋体" w:eastAsia="宋体" w:cs="宋体"/>
+              <w:szCs w:val="24"/>
+            </w:rPr>
+            <w:fldChar w:fldCharType="separate"/>
+          </w:r>
+          <w:r>
+            <w:rPr>
+              <w:rFonts w:hint="default"/>
+              <w:lang w:val="en-US" w:eastAsia="zh-CN"/>
+            </w:rPr>
             <w:t xml:space="preserve">1.3. </w:t>
+          </w:r>
+          <w:r>
+            <w:rPr>
+              <w:rFonts w:hint="eastAsia"/>
+              <w:lang w:val="en-US" w:eastAsia="zh-CN"/>
+            </w:rPr>
+            <w:t>模块完成情况</w:t>
+          </w:r>
+          <w:r>
+            <w:tab/>
+          </w:r>
+          <w:r>
+            <w:fldChar w:fldCharType="begin"/>
+          </w:r>
+          <w:r>
+            <w:instrText xml:space="preserve"> PAGEREF _Toc3947 \h </w:instrText>
+          </w:r>
+          <w:r>
+            <w:fldChar w:fldCharType="separate"/>
+          </w:r>
+          <w:r>
+            <w:t>6</w:t>
+          </w:r>
+          <w:r>
+            <w:fldChar w:fldCharType="end"/>
+          </w:r>
+          <w:r>
+            <w:rPr>
+              <w:rFonts w:hint="eastAsia" w:ascii="宋体" w:hAnsi="宋体" w:eastAsia="宋体" w:cs="宋体"/>
+              <w:szCs w:val="24"/>
+            </w:rPr>
+            <w:fldChar w:fldCharType="end"/>
+          </w:r>
+        </w:p>
+        <w:p>
+          <w:pPr>
+            <w:pStyle w:val="13"/>
+            <w:keepNext w:val="0"/>
+            <w:keepLines w:val="0"/>
+            <w:pageBreakBefore w:val="0"/>
+            <w:widowControl w:val="0"/>
+            <w:tabs>
+              <w:tab w:val="right" w:leader="dot" w:pos="8306"/>
+            </w:tabs>
+            <w:wordWrap/>
+            <w:overflowPunct/>
+            <w:topLinePunct w:val="0"/>
+            <w:bidi w:val="0"/>
+          </w:pPr>
+          <w:r>
+            <w:rPr>
+              <w:rFonts w:hint="eastAsia" w:ascii="宋体" w:hAnsi="宋体" w:eastAsia="宋体" w:cs="宋体"/>
+              <w:szCs w:val="24"/>
+            </w:rPr>
+            <w:fldChar w:fldCharType="begin"/>
+          </w:r>
+          <w:r>
+            <w:rPr>
+              <w:rFonts w:hint="eastAsia" w:ascii="宋体" w:hAnsi="宋体" w:eastAsia="宋体" w:cs="宋体"/>
+              <w:szCs w:val="24"/>
+            </w:rPr>
+            <w:instrText xml:space="preserve"> HYPERLINK \l _Toc21644 </w:instrText>
+          </w:r>
+          <w:r>
+            <w:rPr>
+              <w:rFonts w:hint="eastAsia" w:ascii="宋体" w:hAnsi="宋体" w:eastAsia="宋体" w:cs="宋体"/>
+              <w:szCs w:val="24"/>
+            </w:rPr>
+            <w:fldChar w:fldCharType="separate"/>
+          </w:r>
+          <w:r>
+            <w:rPr>
+              <w:rFonts w:hint="default"/>
+              <w:lang w:val="en-US" w:eastAsia="zh-CN"/>
+            </w:rPr>
+            <w:t xml:space="preserve">1.3.1. </w:t>
+          </w:r>
+          <w:r>
+            <w:rPr>
+              <w:rFonts w:hint="eastAsia"/>
+              <w:lang w:val="en-US" w:eastAsia="zh-CN"/>
+            </w:rPr>
+            <w:t>邮件告警实现</w:t>
+          </w:r>
+          <w:r>
+            <w:tab/>
+          </w:r>
+          <w:r>
+            <w:fldChar w:fldCharType="begin"/>
+          </w:r>
+          <w:r>
+            <w:instrText xml:space="preserve"> PAGEREF _Toc21644 \h </w:instrText>
+          </w:r>
+          <w:r>
+            <w:fldChar w:fldCharType="separate"/>
+          </w:r>
+          <w:r>
+            <w:t>6</w:t>
+          </w:r>
+          <w:r>
+            <w:fldChar w:fldCharType="end"/>
+          </w:r>
+          <w:r>
+            <w:rPr>
+              <w:rFonts w:hint="eastAsia" w:ascii="宋体" w:hAnsi="宋体" w:eastAsia="宋体" w:cs="宋体"/>
+              <w:szCs w:val="24"/>
+            </w:rPr>
+            <w:fldChar w:fldCharType="end"/>
+          </w:r>
+        </w:p>
+        <w:p>
+          <w:pPr>
+            <w:pStyle w:val="13"/>
+            <w:keepNext w:val="0"/>
+            <w:keepLines w:val="0"/>
+            <w:pageBreakBefore w:val="0"/>
+            <w:widowControl w:val="0"/>
+            <w:tabs>
+              <w:tab w:val="right" w:leader="dot" w:pos="8306"/>
+            </w:tabs>
+            <w:wordWrap/>
+            <w:overflowPunct/>
+            <w:topLinePunct w:val="0"/>
+            <w:bidi w:val="0"/>
+          </w:pPr>
+          <w:r>
+            <w:rPr>
+              <w:rFonts w:hint="eastAsia" w:ascii="宋体" w:hAnsi="宋体" w:eastAsia="宋体" w:cs="宋体"/>
+              <w:szCs w:val="24"/>
+            </w:rPr>
+            <w:fldChar w:fldCharType="begin"/>
+          </w:r>
+          <w:r>
+            <w:rPr>
+              <w:rFonts w:hint="eastAsia" w:ascii="宋体" w:hAnsi="宋体" w:eastAsia="宋体" w:cs="宋体"/>
+              <w:szCs w:val="24"/>
+            </w:rPr>
+            <w:instrText xml:space="preserve"> HYPERLINK \l _Toc9943 </w:instrText>
+          </w:r>
+          <w:r>
+            <w:rPr>
+              <w:rFonts w:hint="eastAsia" w:ascii="宋体" w:hAnsi="宋体" w:eastAsia="宋体" w:cs="宋体"/>
+              <w:szCs w:val="24"/>
+            </w:rPr>
+            <w:fldChar w:fldCharType="separate"/>
+          </w:r>
+          <w:r>
+            <w:rPr>
+              <w:rFonts w:hint="default"/>
+              <w:lang w:val="en-US" w:eastAsia="zh-CN"/>
+            </w:rPr>
+            <w:t xml:space="preserve">1.3.2. </w:t>
+          </w:r>
+          <w:r>
+            <w:rPr>
+              <w:rFonts w:hint="eastAsia"/>
+              <w:lang w:val="en-US" w:eastAsia="zh-CN"/>
+            </w:rPr>
+            <w:t>企业微信告警实现</w:t>
+          </w:r>
+          <w:r>
+            <w:tab/>
+          </w:r>
+          <w:r>
+            <w:fldChar w:fldCharType="begin"/>
+          </w:r>
+          <w:r>
+            <w:instrText xml:space="preserve"> PAGEREF _Toc9943 \h </w:instrText>
+          </w:r>
+          <w:r>
+            <w:fldChar w:fldCharType="separate"/>
+          </w:r>
+          <w:r>
+            <w:t>10</w:t>
+          </w:r>
+          <w:r>
+            <w:fldChar w:fldCharType="end"/>
+          </w:r>
+          <w:r>
+            <w:rPr>
+              <w:rFonts w:hint="eastAsia" w:ascii="宋体" w:hAnsi="宋体" w:eastAsia="宋体" w:cs="宋体"/>
+              <w:szCs w:val="24"/>
+            </w:rPr>
+            <w:fldChar w:fldCharType="end"/>
+          </w:r>
+        </w:p>
+        <w:p>
+          <w:pPr>
+            <w:pStyle w:val="13"/>
+            <w:keepNext w:val="0"/>
+            <w:keepLines w:val="0"/>
+            <w:pageBreakBefore w:val="0"/>
+            <w:widowControl w:val="0"/>
+            <w:tabs>
+              <w:tab w:val="right" w:leader="dot" w:pos="8306"/>
+            </w:tabs>
+            <w:wordWrap/>
+            <w:overflowPunct/>
+            <w:topLinePunct w:val="0"/>
+            <w:bidi w:val="0"/>
+          </w:pPr>
+          <w:r>
+            <w:rPr>
+              <w:rFonts w:hint="eastAsia" w:ascii="宋体" w:hAnsi="宋体" w:eastAsia="宋体" w:cs="宋体"/>
+              <w:szCs w:val="24"/>
+            </w:rPr>
+            <w:fldChar w:fldCharType="begin"/>
+          </w:r>
+          <w:r>
+            <w:rPr>
+              <w:rFonts w:hint="eastAsia" w:ascii="宋体" w:hAnsi="宋体" w:eastAsia="宋体" w:cs="宋体"/>
+              <w:szCs w:val="24"/>
+            </w:rPr>
+            <w:instrText xml:space="preserve"> HYPERLINK \l _Toc32160 </w:instrText>
+          </w:r>
+          <w:r>
+            <w:rPr>
+              <w:rFonts w:hint="eastAsia" w:ascii="宋体" w:hAnsi="宋体" w:eastAsia="宋体" w:cs="宋体"/>
+              <w:szCs w:val="24"/>
+            </w:rPr>
+            <w:fldChar w:fldCharType="separate"/>
+          </w:r>
+          <w:r>
+            <w:rPr>
+              <w:rFonts w:hint="default"/>
+              <w:lang w:val="en-US" w:eastAsia="zh-CN"/>
+            </w:rPr>
+            <w:t xml:space="preserve">1.3.3. </w:t>
+          </w:r>
+          <w:r>
+            <w:rPr>
+              <w:rFonts w:hint="eastAsia"/>
+              <w:lang w:val="en-US" w:eastAsia="zh-CN"/>
+            </w:rPr>
+            <w:t>手机告警实现</w:t>
+          </w:r>
+          <w:r>
+            <w:tab/>
+          </w:r>
+          <w:r>
+            <w:fldChar w:fldCharType="begin"/>
+          </w:r>
+          <w:r>
+            <w:instrText xml:space="preserve"> PAGEREF _Toc32160 \h </w:instrText>
+          </w:r>
+          <w:r>
+            <w:fldChar w:fldCharType="separate"/>
+          </w:r>
+          <w:r>
+            <w:t>13</w:t>
+          </w:r>
+          <w:r>
+            <w:fldChar w:fldCharType="end"/>
+          </w:r>
+          <w:r>
+            <w:rPr>
+              <w:rFonts w:hint="eastAsia" w:ascii="宋体" w:hAnsi="宋体" w:eastAsia="宋体" w:cs="宋体"/>
+              <w:szCs w:val="24"/>
+            </w:rPr>
+            <w:fldChar w:fldCharType="end"/>
+          </w:r>
+        </w:p>
+        <w:p>
+          <w:pPr>
+            <w:pStyle w:val="17"/>
+            <w:keepNext w:val="0"/>
+            <w:keepLines w:val="0"/>
+            <w:pageBreakBefore w:val="0"/>
+            <w:widowControl w:val="0"/>
+            <w:tabs>
+              <w:tab w:val="right" w:leader="dot" w:pos="8306"/>
+            </w:tabs>
+            <w:wordWrap/>
+            <w:overflowPunct/>
+            <w:topLinePunct w:val="0"/>
+            <w:bidi w:val="0"/>
+          </w:pPr>
+          <w:r>
+            <w:rPr>
+              <w:rFonts w:hint="eastAsia" w:ascii="宋体" w:hAnsi="宋体" w:eastAsia="宋体" w:cs="宋体"/>
+              <w:szCs w:val="24"/>
+            </w:rPr>
+            <w:fldChar w:fldCharType="begin"/>
+          </w:r>
+          <w:r>
+            <w:rPr>
+              <w:rFonts w:hint="eastAsia" w:ascii="宋体" w:hAnsi="宋体" w:eastAsia="宋体" w:cs="宋体"/>
+              <w:szCs w:val="24"/>
+            </w:rPr>
+            <w:instrText xml:space="preserve"> HYPERLINK \l _Toc14392 </w:instrText>
+          </w:r>
+          <w:r>
+            <w:rPr>
+              <w:rFonts w:hint="eastAsia" w:ascii="宋体" w:hAnsi="宋体" w:eastAsia="宋体" w:cs="宋体"/>
+              <w:szCs w:val="24"/>
+            </w:rPr>
+            <w:fldChar w:fldCharType="separate"/>
+          </w:r>
+          <w:r>
+            <w:rPr>
+              <w:rFonts w:hint="default"/>
+              <w:lang w:val="en-US" w:eastAsia="zh-CN"/>
+            </w:rPr>
+            <w:t xml:space="preserve">1.4. </w:t>
+          </w:r>
+          <w:r>
+            <w:rPr>
+              <w:rFonts w:hint="eastAsia"/>
+              <w:lang w:val="en-US" w:eastAsia="zh-CN"/>
+            </w:rPr>
+            <w:t>应用现状</w:t>
+          </w:r>
+          <w:r>
+            <w:tab/>
+          </w:r>
+          <w:r>
+            <w:fldChar w:fldCharType="begin"/>
+          </w:r>
+          <w:r>
+            <w:instrText xml:space="preserve"> PAGEREF _Toc14392 \h </w:instrText>
+          </w:r>
+          <w:r>
+            <w:fldChar w:fldCharType="separate"/>
+          </w:r>
+          <w:r>
+            <w:t>13</w:t>
+          </w:r>
+          <w:r>
+            <w:fldChar w:fldCharType="end"/>
+          </w:r>
+          <w:r>
+            <w:rPr>
+              <w:rFonts w:hint="eastAsia" w:ascii="宋体" w:hAnsi="宋体" w:eastAsia="宋体" w:cs="宋体"/>
+              <w:szCs w:val="24"/>
+            </w:rPr>
+            <w:fldChar w:fldCharType="end"/>
+          </w:r>
+        </w:p>
+        <w:p>
+          <w:pPr>
+            <w:pStyle w:val="16"/>
+            <w:keepNext w:val="0"/>
+            <w:keepLines w:val="0"/>
+            <w:pageBreakBefore w:val="0"/>
+            <w:widowControl w:val="0"/>
+            <w:tabs>
+              <w:tab w:val="right" w:leader="dot" w:pos="8306"/>
+            </w:tabs>
+            <w:wordWrap/>
+            <w:overflowPunct/>
+            <w:topLinePunct w:val="0"/>
+            <w:bidi w:val="0"/>
+          </w:pPr>
+          <w:r>
+            <w:rPr>
+              <w:rFonts w:hint="eastAsia" w:ascii="宋体" w:hAnsi="宋体" w:eastAsia="宋体" w:cs="宋体"/>
+              <w:szCs w:val="24"/>
+            </w:rPr>
+            <w:fldChar w:fldCharType="begin"/>
+          </w:r>
+          <w:r>
+            <w:rPr>
+              <w:rFonts w:hint="eastAsia" w:ascii="宋体" w:hAnsi="宋体" w:eastAsia="宋体" w:cs="宋体"/>
+              <w:szCs w:val="24"/>
+            </w:rPr>
+            <w:instrText xml:space="preserve"> HYPERLINK \l _Toc5061 </w:instrText>
+          </w:r>
+          <w:r>
+            <w:rPr>
+              <w:rFonts w:hint="eastAsia" w:ascii="宋体" w:hAnsi="宋体" w:eastAsia="宋体" w:cs="宋体"/>
+              <w:szCs w:val="24"/>
+            </w:rPr>
+            <w:fldChar w:fldCharType="separate"/>
+          </w:r>
+          <w:r>
+            <w:rPr>
+              <w:rFonts w:hint="default"/>
+              <w:lang w:val="en-US" w:eastAsia="zh-CN"/>
+            </w:rPr>
+            <w:t xml:space="preserve">2. </w:t>
+          </w:r>
+          <w:r>
+            <w:rPr>
+              <w:rFonts w:hint="eastAsia"/>
+              <w:lang w:val="en-US" w:eastAsia="zh-CN"/>
+            </w:rPr>
+            <w:t>运维手册研发进度</w:t>
+          </w:r>
+          <w:r>
+            <w:tab/>
+          </w:r>
+          <w:r>
+            <w:fldChar w:fldCharType="begin"/>
+          </w:r>
+          <w:r>
+            <w:instrText xml:space="preserve"> PAGEREF _Toc5061 \h </w:instrText>
+          </w:r>
+          <w:r>
+            <w:fldChar w:fldCharType="separate"/>
+          </w:r>
+          <w:r>
+            <w:t>14</w:t>
+          </w:r>
+          <w:r>
+            <w:fldChar w:fldCharType="end"/>
+          </w:r>
+          <w:r>
+            <w:rPr>
+              <w:rFonts w:hint="eastAsia" w:ascii="宋体" w:hAnsi="宋体" w:eastAsia="宋体" w:cs="宋体"/>
+              <w:szCs w:val="24"/>
+            </w:rPr>
+            <w:fldChar w:fldCharType="end"/>
+          </w:r>
+        </w:p>
+        <w:p>
+          <w:pPr>
+            <w:pStyle w:val="17"/>
+            <w:keepNext w:val="0"/>
+            <w:keepLines w:val="0"/>
+            <w:pageBreakBefore w:val="0"/>
+            <w:widowControl w:val="0"/>
+            <w:tabs>
+              <w:tab w:val="right" w:leader="dot" w:pos="8306"/>
+            </w:tabs>
+            <w:wordWrap/>
+            <w:overflowPunct/>
+            <w:topLinePunct w:val="0"/>
+            <w:bidi w:val="0"/>
+          </w:pPr>
+          <w:r>
+            <w:rPr>
+              <w:rFonts w:hint="eastAsia" w:ascii="宋体" w:hAnsi="宋体" w:eastAsia="宋体" w:cs="宋体"/>
+              <w:szCs w:val="24"/>
+            </w:rPr>
+            <w:fldChar w:fldCharType="begin"/>
+          </w:r>
+          <w:r>
+            <w:rPr>
+              <w:rFonts w:hint="eastAsia" w:ascii="宋体" w:hAnsi="宋体" w:eastAsia="宋体" w:cs="宋体"/>
+              <w:szCs w:val="24"/>
+            </w:rPr>
+            <w:instrText xml:space="preserve"> HYPERLINK \l _Toc18067 </w:instrText>
+          </w:r>
+          <w:r>
+            <w:rPr>
+              <w:rFonts w:hint="eastAsia" w:ascii="宋体" w:hAnsi="宋体" w:eastAsia="宋体" w:cs="宋体"/>
+              <w:szCs w:val="24"/>
+            </w:rPr>
+            <w:fldChar w:fldCharType="separate"/>
+          </w:r>
+          <w:r>
+            <w:rPr>
+              <w:rFonts w:hint="default"/>
+              <w:lang w:val="en-US" w:eastAsia="zh-CN"/>
+            </w:rPr>
+            <w:t xml:space="preserve">2.1. </w:t>
+          </w:r>
+          <w:r>
+            <w:rPr>
+              <w:rFonts w:hint="eastAsia"/>
+              <w:lang w:val="en-US" w:eastAsia="zh-CN"/>
+            </w:rPr>
+            <w:t>研发进度</w:t>
+          </w:r>
+          <w:r>
+            <w:tab/>
+          </w:r>
+          <w:r>
+            <w:fldChar w:fldCharType="begin"/>
+          </w:r>
+          <w:r>
+            <w:instrText xml:space="preserve"> PAGEREF _Toc18067 \h </w:instrText>
+          </w:r>
+          <w:r>
+            <w:fldChar w:fldCharType="separate"/>
+          </w:r>
+          <w:r>
+            <w:t>14</w:t>
+          </w:r>
+          <w:r>
+            <w:fldChar w:fldCharType="end"/>
+          </w:r>
+          <w:r>
+            <w:rPr>
+              <w:rFonts w:hint="eastAsia" w:ascii="宋体" w:hAnsi="宋体" w:eastAsia="宋体" w:cs="宋体"/>
+              <w:szCs w:val="24"/>
+            </w:rPr>
+            <w:fldChar w:fldCharType="end"/>
+          </w:r>
+        </w:p>
+        <w:p>
+          <w:pPr>
+            <w:pStyle w:val="17"/>
+            <w:keepNext w:val="0"/>
+            <w:keepLines w:val="0"/>
+            <w:pageBreakBefore w:val="0"/>
+            <w:widowControl w:val="0"/>
+            <w:tabs>
+              <w:tab w:val="right" w:leader="dot" w:pos="8306"/>
+            </w:tabs>
+            <w:wordWrap/>
+            <w:overflowPunct/>
+            <w:topLinePunct w:val="0"/>
+            <w:bidi w:val="0"/>
+          </w:pPr>
+          <w:r>
+            <w:rPr>
+              <w:rFonts w:hint="eastAsia" w:ascii="宋体" w:hAnsi="宋体" w:eastAsia="宋体" w:cs="宋体"/>
+              <w:szCs w:val="24"/>
+            </w:rPr>
+            <w:fldChar w:fldCharType="begin"/>
+          </w:r>
+          <w:r>
+            <w:rPr>
+              <w:rFonts w:hint="eastAsia" w:ascii="宋体" w:hAnsi="宋体" w:eastAsia="宋体" w:cs="宋体"/>
+              <w:szCs w:val="24"/>
+            </w:rPr>
+            <w:instrText xml:space="preserve"> HYPERLINK \l _Toc26486 </w:instrText>
+          </w:r>
+          <w:r>
+            <w:rPr>
+              <w:rFonts w:hint="eastAsia" w:ascii="宋体" w:hAnsi="宋体" w:eastAsia="宋体" w:cs="宋体"/>
+              <w:szCs w:val="24"/>
+            </w:rPr>
+            <w:fldChar w:fldCharType="separate"/>
+          </w:r>
+          <w:r>
+            <w:rPr>
+              <w:rFonts w:hint="default"/>
+              <w:lang w:val="en-US" w:eastAsia="zh-CN"/>
+            </w:rPr>
+            <w:t xml:space="preserve">2.2. </w:t>
+          </w:r>
+          <w:r>
+            <w:rPr>
+              <w:rFonts w:hint="eastAsia"/>
+              <w:lang w:val="en-US" w:eastAsia="zh-CN"/>
+            </w:rPr>
+            <w:t>研发成果</w:t>
+          </w:r>
+          <w:r>
+            <w:tab/>
+          </w:r>
+          <w:r>
+            <w:fldChar w:fldCharType="begin"/>
+          </w:r>
+          <w:r>
+            <w:instrText xml:space="preserve"> PAGEREF _Toc26486 \h </w:instrText>
+          </w:r>
+          <w:r>
+            <w:fldChar w:fldCharType="separate"/>
+          </w:r>
+          <w:r>
+            <w:t>14</w:t>
+          </w:r>
+          <w:r>
+            <w:fldChar w:fldCharType="end"/>
+          </w:r>
+          <w:r>
+            <w:rPr>
+              <w:rFonts w:hint="eastAsia" w:ascii="宋体" w:hAnsi="宋体" w:eastAsia="宋体" w:cs="宋体"/>
+              <w:szCs w:val="24"/>
+            </w:rPr>
+            <w:fldChar w:fldCharType="end"/>
+          </w:r>
+        </w:p>
+        <w:p>
+          <w:pPr>
+            <w:pStyle w:val="17"/>
+            <w:keepNext w:val="0"/>
+            <w:keepLines w:val="0"/>
+            <w:pageBreakBefore w:val="0"/>
+            <w:widowControl w:val="0"/>
+            <w:tabs>
+              <w:tab w:val="right" w:leader="dot" w:pos="8306"/>
+            </w:tabs>
+            <w:wordWrap/>
+            <w:overflowPunct/>
+            <w:topLinePunct w:val="0"/>
+            <w:bidi w:val="0"/>
+          </w:pPr>
+          <w:r>
+            <w:rPr>
+              <w:rFonts w:hint="eastAsia" w:ascii="宋体" w:hAnsi="宋体" w:eastAsia="宋体" w:cs="宋体"/>
+              <w:szCs w:val="24"/>
+            </w:rPr>
+            <w:fldChar w:fldCharType="begin"/>
+          </w:r>
+          <w:r>
+            <w:rPr>
+              <w:rFonts w:hint="eastAsia" w:ascii="宋体" w:hAnsi="宋体" w:eastAsia="宋体" w:cs="宋体"/>
+              <w:szCs w:val="24"/>
+            </w:rPr>
+            <w:instrText xml:space="preserve"> HYPERLINK \l _Toc31704 </w:instrText>
+          </w:r>
+          <w:r>
+            <w:rPr>
+              <w:rFonts w:hint="eastAsia" w:ascii="宋体" w:hAnsi="宋体" w:eastAsia="宋体" w:cs="宋体"/>
+              <w:szCs w:val="24"/>
+            </w:rPr>
+            <w:fldChar w:fldCharType="separate"/>
+          </w:r>
+          <w:r>
+            <w:rPr>
+              <w:rFonts w:hint="default"/>
+              <w:lang w:val="en-US" w:eastAsia="zh-CN"/>
+            </w:rPr>
+            <w:t xml:space="preserve">2.3. </w:t>
           </w:r>
           <w:r>
             <w:rPr>
@@ -1842,13 +3162,13 @@
             <w:fldChar w:fldCharType="begin"/>
           </w:r>
           <w:r>
-            <w:instrText xml:space="preserve"> PAGEREF _Toc7494 \h </w:instrText>
+            <w:instrText xml:space="preserve"> PAGEREF _Toc31704 \h </w:instrText>
           </w:r>
           <w:r>
             <w:fldChar w:fldCharType="separate"/>
           </w:r>
           <w:r>
-            <w:t>8</w:t>
+            <w:t>14</w:t>
           </w:r>
           <w:r>
             <w:fldChar w:fldCharType="end"/>
@@ -1864,9 +3184,17 @@
         <w:p>
           <w:pPr>
             <w:pStyle w:val="16"/>
+            <w:keepNext w:val="0"/>
+            <w:keepLines w:val="0"/>
+            <w:pageBreakBefore w:val="0"/>
+            <w:widowControl w:val="0"/>
             <w:tabs>
               <w:tab w:val="right" w:leader="dot" w:pos="8306"/>
             </w:tabs>
+            <w:wordWrap/>
+            <w:overflowPunct/>
+            <w:topLinePunct w:val="0"/>
+            <w:bidi w:val="0"/>
           </w:pPr>
           <w:r>
             <w:rPr>
@@ -1880,7 +3208,7 @@
               <w:rFonts w:hint="eastAsia" w:ascii="宋体" w:hAnsi="宋体" w:eastAsia="宋体" w:cs="宋体"/>
               <w:szCs w:val="24"/>
             </w:rPr>
-            <w:instrText xml:space="preserve"> HYPERLINK \l _Toc21532 </w:instrText>
+            <w:instrText xml:space="preserve"> HYPERLINK \l _Toc12478 </w:instrText>
           </w:r>
           <w:r>
             <w:rPr>
@@ -1894,14 +3222,14 @@
               <w:rFonts w:hint="default"/>
               <w:lang w:val="en-US" w:eastAsia="zh-CN"/>
             </w:rPr>
-            <w:t xml:space="preserve">2. </w:t>
+            <w:t xml:space="preserve">3. </w:t>
           </w:r>
           <w:r>
             <w:rPr>
               <w:rFonts w:hint="eastAsia"/>
               <w:lang w:val="en-US" w:eastAsia="zh-CN"/>
             </w:rPr>
-            <w:t>运维手册研发进度</w:t>
+            <w:t>研发经费使用情况</w:t>
           </w:r>
           <w:r>
             <w:tab/>
@@ -1910,13 +3238,13 @@
             <w:fldChar w:fldCharType="begin"/>
           </w:r>
           <w:r>
-            <w:instrText xml:space="preserve"> PAGEREF _Toc21532 \h </w:instrText>
+            <w:instrText xml:space="preserve"> PAGEREF _Toc12478 \h </w:instrText>
           </w:r>
           <w:r>
             <w:fldChar w:fldCharType="separate"/>
           </w:r>
           <w:r>
-            <w:t>8</w:t>
+            <w:t>14</w:t>
           </w:r>
           <w:r>
             <w:fldChar w:fldCharType="end"/>
@@ -1931,10 +3259,18 @@
         </w:p>
         <w:p>
           <w:pPr>
-            <w:pStyle w:val="17"/>
+            <w:pStyle w:val="16"/>
+            <w:keepNext w:val="0"/>
+            <w:keepLines w:val="0"/>
+            <w:pageBreakBefore w:val="0"/>
+            <w:widowControl w:val="0"/>
             <w:tabs>
               <w:tab w:val="right" w:leader="dot" w:pos="8306"/>
             </w:tabs>
+            <w:wordWrap/>
+            <w:overflowPunct/>
+            <w:topLinePunct w:val="0"/>
+            <w:bidi w:val="0"/>
           </w:pPr>
           <w:r>
             <w:rPr>
@@ -1948,7 +3284,7 @@
               <w:rFonts w:hint="eastAsia" w:ascii="宋体" w:hAnsi="宋体" w:eastAsia="宋体" w:cs="宋体"/>
               <w:szCs w:val="24"/>
             </w:rPr>
-            <w:instrText xml:space="preserve"> HYPERLINK \l _Toc7421 </w:instrText>
+            <w:instrText xml:space="preserve"> HYPERLINK \l _Toc30297 </w:instrText>
           </w:r>
           <w:r>
             <w:rPr>
@@ -1962,14 +3298,14 @@
               <w:rFonts w:hint="default"/>
               <w:lang w:val="en-US" w:eastAsia="zh-CN"/>
             </w:rPr>
-            <w:t xml:space="preserve">2.1. </w:t>
+            <w:t xml:space="preserve">4. </w:t>
           </w:r>
           <w:r>
             <w:rPr>
               <w:rFonts w:hint="eastAsia"/>
               <w:lang w:val="en-US" w:eastAsia="zh-CN"/>
             </w:rPr>
-            <w:t>研发进度</w:t>
+            <w:t>新技术展望</w:t>
           </w:r>
           <w:r>
             <w:tab/>
@@ -1978,13 +3314,13 @@
             <w:fldChar w:fldCharType="begin"/>
           </w:r>
           <w:r>
-            <w:instrText xml:space="preserve"> PAGEREF _Toc7421 \h </w:instrText>
+            <w:instrText xml:space="preserve"> PAGEREF _Toc30297 \h </w:instrText>
           </w:r>
           <w:r>
             <w:fldChar w:fldCharType="separate"/>
           </w:r>
           <w:r>
-            <w:t>8</w:t>
+            <w:t>15</w:t>
           </w:r>
           <w:r>
             <w:fldChar w:fldCharType="end"/>
@@ -1999,278 +3335,13 @@
         </w:p>
         <w:p>
           <w:pPr>
-            <w:pStyle w:val="17"/>
-            <w:tabs>
-              <w:tab w:val="right" w:leader="dot" w:pos="8306"/>
-            </w:tabs>
-          </w:pPr>
-          <w:r>
-            <w:rPr>
-              <w:rFonts w:hint="eastAsia" w:ascii="宋体" w:hAnsi="宋体" w:eastAsia="宋体" w:cs="宋体"/>
-              <w:szCs w:val="24"/>
-            </w:rPr>
-            <w:fldChar w:fldCharType="begin"/>
-          </w:r>
-          <w:r>
-            <w:rPr>
-              <w:rFonts w:hint="eastAsia" w:ascii="宋体" w:hAnsi="宋体" w:eastAsia="宋体" w:cs="宋体"/>
-              <w:szCs w:val="24"/>
-            </w:rPr>
-            <w:instrText xml:space="preserve"> HYPERLINK \l _Toc11294 </w:instrText>
-          </w:r>
-          <w:r>
-            <w:rPr>
-              <w:rFonts w:hint="eastAsia" w:ascii="宋体" w:hAnsi="宋体" w:eastAsia="宋体" w:cs="宋体"/>
-              <w:szCs w:val="24"/>
-            </w:rPr>
-            <w:fldChar w:fldCharType="separate"/>
-          </w:r>
-          <w:r>
-            <w:rPr>
-              <w:rFonts w:hint="default"/>
-              <w:lang w:val="en-US" w:eastAsia="zh-CN"/>
-            </w:rPr>
-            <w:t xml:space="preserve">2.2. </w:t>
-          </w:r>
-          <w:r>
-            <w:rPr>
-              <w:rFonts w:hint="eastAsia"/>
-              <w:lang w:val="en-US" w:eastAsia="zh-CN"/>
-            </w:rPr>
-            <w:t>研发成果</w:t>
-          </w:r>
-          <w:r>
-            <w:tab/>
-          </w:r>
-          <w:r>
-            <w:fldChar w:fldCharType="begin"/>
-          </w:r>
-          <w:r>
-            <w:instrText xml:space="preserve"> PAGEREF _Toc11294 \h </w:instrText>
-          </w:r>
-          <w:r>
-            <w:fldChar w:fldCharType="separate"/>
-          </w:r>
-          <w:r>
-            <w:t>9</w:t>
-          </w:r>
-          <w:r>
-            <w:fldChar w:fldCharType="end"/>
-          </w:r>
-          <w:r>
-            <w:rPr>
-              <w:rFonts w:hint="eastAsia" w:ascii="宋体" w:hAnsi="宋体" w:eastAsia="宋体" w:cs="宋体"/>
-              <w:szCs w:val="24"/>
-            </w:rPr>
-            <w:fldChar w:fldCharType="end"/>
-          </w:r>
-        </w:p>
-        <w:p>
-          <w:pPr>
-            <w:pStyle w:val="17"/>
-            <w:tabs>
-              <w:tab w:val="right" w:leader="dot" w:pos="8306"/>
-            </w:tabs>
-          </w:pPr>
-          <w:r>
-            <w:rPr>
-              <w:rFonts w:hint="eastAsia" w:ascii="宋体" w:hAnsi="宋体" w:eastAsia="宋体" w:cs="宋体"/>
-              <w:szCs w:val="24"/>
-            </w:rPr>
-            <w:fldChar w:fldCharType="begin"/>
-          </w:r>
-          <w:r>
-            <w:rPr>
-              <w:rFonts w:hint="eastAsia" w:ascii="宋体" w:hAnsi="宋体" w:eastAsia="宋体" w:cs="宋体"/>
-              <w:szCs w:val="24"/>
-            </w:rPr>
-            <w:instrText xml:space="preserve"> HYPERLINK \l _Toc27548 </w:instrText>
-          </w:r>
-          <w:r>
-            <w:rPr>
-              <w:rFonts w:hint="eastAsia" w:ascii="宋体" w:hAnsi="宋体" w:eastAsia="宋体" w:cs="宋体"/>
-              <w:szCs w:val="24"/>
-            </w:rPr>
-            <w:fldChar w:fldCharType="separate"/>
-          </w:r>
-          <w:r>
-            <w:rPr>
-              <w:rFonts w:hint="default"/>
-              <w:lang w:val="en-US" w:eastAsia="zh-CN"/>
-            </w:rPr>
-            <w:t xml:space="preserve">2.3. </w:t>
-          </w:r>
-          <w:r>
-            <w:rPr>
-              <w:rFonts w:hint="eastAsia"/>
-              <w:lang w:val="en-US" w:eastAsia="zh-CN"/>
-            </w:rPr>
-            <w:t>研发现状</w:t>
-          </w:r>
-          <w:r>
-            <w:tab/>
-          </w:r>
-          <w:r>
-            <w:fldChar w:fldCharType="begin"/>
-          </w:r>
-          <w:r>
-            <w:instrText xml:space="preserve"> PAGEREF _Toc27548 \h </w:instrText>
-          </w:r>
-          <w:r>
-            <w:fldChar w:fldCharType="separate"/>
-          </w:r>
-          <w:r>
-            <w:t>9</w:t>
-          </w:r>
-          <w:r>
-            <w:fldChar w:fldCharType="end"/>
-          </w:r>
-          <w:r>
-            <w:rPr>
-              <w:rFonts w:hint="eastAsia" w:ascii="宋体" w:hAnsi="宋体" w:eastAsia="宋体" w:cs="宋体"/>
-              <w:szCs w:val="24"/>
-            </w:rPr>
-            <w:fldChar w:fldCharType="end"/>
-          </w:r>
-        </w:p>
-        <w:p>
-          <w:pPr>
-            <w:pStyle w:val="16"/>
-            <w:tabs>
-              <w:tab w:val="right" w:leader="dot" w:pos="8306"/>
-            </w:tabs>
-          </w:pPr>
-          <w:r>
-            <w:rPr>
-              <w:rFonts w:hint="eastAsia" w:ascii="宋体" w:hAnsi="宋体" w:eastAsia="宋体" w:cs="宋体"/>
-              <w:szCs w:val="24"/>
-            </w:rPr>
-            <w:fldChar w:fldCharType="begin"/>
-          </w:r>
-          <w:r>
-            <w:rPr>
-              <w:rFonts w:hint="eastAsia" w:ascii="宋体" w:hAnsi="宋体" w:eastAsia="宋体" w:cs="宋体"/>
-              <w:szCs w:val="24"/>
-            </w:rPr>
-            <w:instrText xml:space="preserve"> HYPERLINK \l _Toc10221 </w:instrText>
-          </w:r>
-          <w:r>
-            <w:rPr>
-              <w:rFonts w:hint="eastAsia" w:ascii="宋体" w:hAnsi="宋体" w:eastAsia="宋体" w:cs="宋体"/>
-              <w:szCs w:val="24"/>
-            </w:rPr>
-            <w:fldChar w:fldCharType="separate"/>
-          </w:r>
-          <w:r>
-            <w:rPr>
-              <w:rFonts w:hint="default"/>
-              <w:lang w:val="en-US" w:eastAsia="zh-CN"/>
-            </w:rPr>
-            <w:t xml:space="preserve">3. </w:t>
-          </w:r>
-          <w:r>
-            <w:rPr>
-              <w:rFonts w:hint="eastAsia"/>
-              <w:lang w:val="en-US" w:eastAsia="zh-CN"/>
-            </w:rPr>
-            <w:t>研发经费使用情况</w:t>
-          </w:r>
-          <w:r>
-            <w:tab/>
-          </w:r>
-          <w:r>
-            <w:fldChar w:fldCharType="begin"/>
-          </w:r>
-          <w:r>
-            <w:instrText xml:space="preserve"> PAGEREF _Toc10221 \h </w:instrText>
-          </w:r>
-          <w:r>
-            <w:fldChar w:fldCharType="separate"/>
-          </w:r>
-          <w:r>
-            <w:t>9</w:t>
-          </w:r>
-          <w:r>
-            <w:fldChar w:fldCharType="end"/>
-          </w:r>
-          <w:r>
-            <w:rPr>
-              <w:rFonts w:hint="eastAsia" w:ascii="宋体" w:hAnsi="宋体" w:eastAsia="宋体" w:cs="宋体"/>
-              <w:szCs w:val="24"/>
-            </w:rPr>
-            <w:fldChar w:fldCharType="end"/>
-          </w:r>
-        </w:p>
-        <w:p>
-          <w:pPr>
-            <w:pStyle w:val="16"/>
-            <w:tabs>
-              <w:tab w:val="right" w:leader="dot" w:pos="8306"/>
-            </w:tabs>
-          </w:pPr>
-          <w:r>
-            <w:rPr>
-              <w:rFonts w:hint="eastAsia" w:ascii="宋体" w:hAnsi="宋体" w:eastAsia="宋体" w:cs="宋体"/>
-              <w:szCs w:val="24"/>
-            </w:rPr>
-            <w:fldChar w:fldCharType="begin"/>
-          </w:r>
-          <w:r>
-            <w:rPr>
-              <w:rFonts w:hint="eastAsia" w:ascii="宋体" w:hAnsi="宋体" w:eastAsia="宋体" w:cs="宋体"/>
-              <w:szCs w:val="24"/>
-            </w:rPr>
-            <w:instrText xml:space="preserve"> HYPERLINK \l _Toc32328 </w:instrText>
-          </w:r>
-          <w:r>
-            <w:rPr>
-              <w:rFonts w:hint="eastAsia" w:ascii="宋体" w:hAnsi="宋体" w:eastAsia="宋体" w:cs="宋体"/>
-              <w:szCs w:val="24"/>
-            </w:rPr>
-            <w:fldChar w:fldCharType="separate"/>
-          </w:r>
-          <w:r>
-            <w:rPr>
-              <w:rFonts w:hint="default"/>
-              <w:lang w:val="en-US" w:eastAsia="zh-CN"/>
-            </w:rPr>
-            <w:t xml:space="preserve">4. </w:t>
-          </w:r>
-          <w:r>
-            <w:rPr>
-              <w:rFonts w:hint="eastAsia"/>
-              <w:lang w:val="en-US" w:eastAsia="zh-CN"/>
-            </w:rPr>
-            <w:t>新技术展望</w:t>
-          </w:r>
-          <w:r>
-            <w:tab/>
-          </w:r>
-          <w:r>
-            <w:fldChar w:fldCharType="begin"/>
-          </w:r>
-          <w:r>
-            <w:instrText xml:space="preserve"> PAGEREF _Toc32328 \h </w:instrText>
-          </w:r>
-          <w:r>
-            <w:fldChar w:fldCharType="separate"/>
-          </w:r>
-          <w:r>
-            <w:t>9</w:t>
-          </w:r>
-          <w:r>
-            <w:fldChar w:fldCharType="end"/>
-          </w:r>
-          <w:r>
-            <w:rPr>
-              <w:rFonts w:hint="eastAsia" w:ascii="宋体" w:hAnsi="宋体" w:eastAsia="宋体" w:cs="宋体"/>
-              <w:szCs w:val="24"/>
-            </w:rPr>
-            <w:fldChar w:fldCharType="end"/>
-          </w:r>
-        </w:p>
-        <w:p>
-          <w:pPr>
+            <w:keepNext w:val="0"/>
+            <w:keepLines w:val="0"/>
+            <w:pageBreakBefore w:val="0"/>
+            <w:widowControl w:val="0"/>
+            <w:wordWrap/>
+            <w:overflowPunct/>
+            <w:topLinePunct w:val="0"/>
             <w:bidi w:val="0"/>
             <w:rPr>
               <w:rFonts w:hint="eastAsia" w:ascii="宋体" w:hAnsi="宋体" w:eastAsia="宋体" w:cs="宋体"/>
@@ -2294,6 +3365,14 @@
     </w:sdt>
     <w:p>
       <w:pPr>
+        <w:keepNext w:val="0"/>
+        <w:keepLines w:val="0"/>
+        <w:pageBreakBefore w:val="0"/>
+        <w:widowControl w:val="0"/>
+        <w:wordWrap/>
+        <w:overflowPunct/>
+        <w:topLinePunct w:val="0"/>
+        <w:bidi w:val="0"/>
         <w:rPr>
           <w:rFonts w:ascii="Arial" w:hAnsi="Arial" w:eastAsia="Arial" w:cs="Arial"/>
           <w:snapToGrid w:val="0"/>
@@ -2320,13 +3399,20 @@
     <w:p>
       <w:pPr>
         <w:pStyle w:val="28"/>
+        <w:keepNext w:val="0"/>
+        <w:keepLines w:val="0"/>
+        <w:pageBreakBefore w:val="0"/>
+        <w:widowControl w:val="0"/>
+        <w:wordWrap/>
+        <w:overflowPunct/>
+        <w:topLinePunct w:val="0"/>
         <w:bidi w:val="0"/>
         <w:rPr>
           <w:rFonts w:hint="eastAsia"/>
           <w:lang w:val="en-US" w:eastAsia="zh-CN"/>
         </w:rPr>
       </w:pPr>
-      <w:bookmarkStart w:id="2" w:name="_Toc22221"/>
+      <w:bookmarkStart w:id="2" w:name="_Toc31278"/>
       <w:bookmarkStart w:id="3" w:name="_Toc15408"/>
       <w:r>
         <w:rPr>
@@ -2341,13 +3427,20 @@
     <w:p>
       <w:pPr>
         <w:pStyle w:val="30"/>
+        <w:keepNext w:val="0"/>
+        <w:keepLines w:val="0"/>
+        <w:pageBreakBefore w:val="0"/>
+        <w:widowControl w:val="0"/>
+        <w:wordWrap/>
+        <w:overflowPunct/>
+        <w:topLinePunct w:val="0"/>
         <w:bidi w:val="0"/>
         <w:rPr>
           <w:rFonts w:hint="eastAsia"/>
           <w:lang w:val="en-US" w:eastAsia="zh-CN"/>
         </w:rPr>
       </w:pPr>
-      <w:bookmarkStart w:id="4" w:name="_Toc13471"/>
+      <w:bookmarkStart w:id="4" w:name="_Toc27831"/>
       <w:r>
         <w:rPr>
           <w:rFonts w:hint="eastAsia"/>
@@ -2360,6 +3453,13 @@
     <w:p>
       <w:pPr>
         <w:pStyle w:val="29"/>
+        <w:keepNext w:val="0"/>
+        <w:keepLines w:val="0"/>
+        <w:pageBreakBefore w:val="0"/>
+        <w:widowControl w:val="0"/>
+        <w:wordWrap/>
+        <w:overflowPunct/>
+        <w:topLinePunct w:val="0"/>
         <w:bidi w:val="0"/>
         <w:rPr>
           <w:rFonts w:hint="eastAsia"/>
@@ -2376,6 +3476,14 @@
     </w:p>
     <w:p>
       <w:pPr>
+        <w:keepNext w:val="0"/>
+        <w:keepLines w:val="0"/>
+        <w:pageBreakBefore w:val="0"/>
+        <w:widowControl w:val="0"/>
+        <w:wordWrap/>
+        <w:overflowPunct/>
+        <w:topLinePunct w:val="0"/>
+        <w:bidi w:val="0"/>
         <w:spacing w:before="106"/>
         <w:jc w:val="center"/>
         <w:rPr>
@@ -2472,7 +3580,21 @@
           <w:rFonts w:hint="eastAsia" w:eastAsia="宋体"/>
           <w:lang w:val="en-US" w:eastAsia="zh-CN"/>
         </w:rPr>
-        <w:t xml:space="preserve"> 禅道项目管理系统升级完成情况</w:t>
+        <w:t xml:space="preserve"> </w:t>
+      </w:r>
+      <w:r>
+        <w:rPr>
+          <w:rFonts w:hint="eastAsia"/>
+          <w:lang w:val="en-US" w:eastAsia="zh-CN"/>
+        </w:rPr>
+        <w:t>Prometheus+Grafana 监控系统功能扩展</w:t>
+      </w:r>
+      <w:r>
+        <w:rPr>
+          <w:rFonts w:hint="eastAsia" w:eastAsia="宋体"/>
+          <w:lang w:val="en-US" w:eastAsia="zh-CN"/>
+        </w:rPr>
+        <w:t>进度</w:t>
       </w:r>
     </w:p>
     <w:tbl>
@@ -2527,7 +3649,14 @@
           <w:p>
             <w:pPr>
               <w:pStyle w:val="29"/>
-              <w:widowControl w:val="0"/>
+              <w:keepNext w:val="0"/>
+              <w:keepLines w:val="0"/>
+              <w:pageBreakBefore w:val="0"/>
+              <w:widowControl w:val="0"/>
+              <w:wordWrap/>
+              <w:overflowPunct/>
+              <w:topLinePunct w:val="0"/>
+              <w:bidi w:val="0"/>
               <w:ind w:left="0" w:leftChars="0" w:firstLine="0" w:firstLineChars="0"/>
               <w:rPr>
                 <w:rFonts w:hint="default"/>
@@ -2552,7 +3681,14 @@
           <w:p>
             <w:pPr>
               <w:pStyle w:val="29"/>
-              <w:widowControl w:val="0"/>
+              <w:keepNext w:val="0"/>
+              <w:keepLines w:val="0"/>
+              <w:pageBreakBefore w:val="0"/>
+              <w:widowControl w:val="0"/>
+              <w:wordWrap/>
+              <w:overflowPunct/>
+              <w:topLinePunct w:val="0"/>
+              <w:bidi w:val="0"/>
               <w:rPr>
                 <w:rFonts w:hint="default"/>
                 <w:vertAlign w:val="baseline"/>
@@ -2576,7 +3712,14 @@
           <w:p>
             <w:pPr>
               <w:pStyle w:val="29"/>
-              <w:widowControl w:val="0"/>
+              <w:keepNext w:val="0"/>
+              <w:keepLines w:val="0"/>
+              <w:pageBreakBefore w:val="0"/>
+              <w:widowControl w:val="0"/>
+              <w:wordWrap/>
+              <w:overflowPunct/>
+              <w:topLinePunct w:val="0"/>
+              <w:bidi w:val="0"/>
               <w:rPr>
                 <w:rFonts w:hint="default"/>
                 <w:vertAlign w:val="baseline"/>
@@ -2600,7 +3743,14 @@
           <w:p>
             <w:pPr>
               <w:pStyle w:val="29"/>
-              <w:widowControl w:val="0"/>
+              <w:keepNext w:val="0"/>
+              <w:keepLines w:val="0"/>
+              <w:pageBreakBefore w:val="0"/>
+              <w:widowControl w:val="0"/>
+              <w:wordWrap/>
+              <w:overflowPunct/>
+              <w:topLinePunct w:val="0"/>
+              <w:bidi w:val="0"/>
               <w:ind w:left="0" w:leftChars="0" w:firstLine="0" w:firstLineChars="0"/>
               <w:rPr>
                 <w:rFonts w:hint="default"/>
@@ -2625,7 +3775,14 @@
           <w:p>
             <w:pPr>
               <w:pStyle w:val="29"/>
-              <w:widowControl w:val="0"/>
+              <w:keepNext w:val="0"/>
+              <w:keepLines w:val="0"/>
+              <w:pageBreakBefore w:val="0"/>
+              <w:widowControl w:val="0"/>
+              <w:wordWrap/>
+              <w:overflowPunct/>
+              <w:topLinePunct w:val="0"/>
+              <w:bidi w:val="0"/>
               <w:ind w:left="0" w:leftChars="0" w:firstLine="0" w:firstLineChars="0"/>
               <w:rPr>
                 <w:rFonts w:hint="default"/>
@@ -2668,11 +3825,18 @@
           <w:p>
             <w:pPr>
               <w:pStyle w:val="29"/>
+              <w:keepNext w:val="0"/>
+              <w:keepLines w:val="0"/>
+              <w:pageBreakBefore w:val="0"/>
               <w:widowControl w:val="0"/>
               <w:numPr>
                 <w:ilvl w:val="0"/>
                 <w:numId w:val="2"/>
               </w:numPr>
+              <w:wordWrap/>
+              <w:overflowPunct/>
+              <w:topLinePunct w:val="0"/>
+              <w:bidi w:val="0"/>
               <w:ind w:left="425" w:leftChars="0" w:hanging="425" w:firstLineChars="0"/>
               <w:rPr>
                 <w:rFonts w:hint="eastAsia"/>
@@ -2771,7 +3935,14 @@
           </w:tcPr>
           <w:p>
             <w:pPr>
-              <w:widowControl w:val="0"/>
+              <w:keepNext w:val="0"/>
+              <w:keepLines w:val="0"/>
+              <w:pageBreakBefore w:val="0"/>
+              <w:widowControl w:val="0"/>
+              <w:wordWrap/>
+              <w:overflowPunct/>
+              <w:topLinePunct w:val="0"/>
+              <w:bidi w:val="0"/>
               <w:rPr>
                 <w:rFonts w:hint="default"/>
                 <w:lang w:val="en-US" w:eastAsia="zh-CN"/>
@@ -2792,7 +3963,14 @@
           </w:tcPr>
           <w:p>
             <w:pPr>
-              <w:widowControl w:val="0"/>
+              <w:keepNext w:val="0"/>
+              <w:keepLines w:val="0"/>
+              <w:pageBreakBefore w:val="0"/>
+              <w:widowControl w:val="0"/>
+              <w:wordWrap/>
+              <w:overflowPunct/>
+              <w:topLinePunct w:val="0"/>
+              <w:bidi w:val="0"/>
               <w:rPr>
                 <w:rFonts w:hint="default"/>
                 <w:lang w:val="en-US" w:eastAsia="zh-CN"/>
@@ -2832,11 +4010,18 @@
           <w:p>
             <w:pPr>
               <w:pStyle w:val="29"/>
+              <w:keepNext w:val="0"/>
+              <w:keepLines w:val="0"/>
+              <w:pageBreakBefore w:val="0"/>
               <w:widowControl w:val="0"/>
               <w:numPr>
                 <w:ilvl w:val="0"/>
                 <w:numId w:val="2"/>
               </w:numPr>
+              <w:wordWrap/>
+              <w:overflowPunct/>
+              <w:topLinePunct w:val="0"/>
+              <w:bidi w:val="0"/>
               <w:ind w:left="425" w:leftChars="0" w:hanging="425" w:firstLineChars="0"/>
               <w:rPr>
                 <w:rFonts w:hint="eastAsia"/>
@@ -2915,7 +4100,14 @@
           </w:tcPr>
           <w:p>
             <w:pPr>
-              <w:widowControl w:val="0"/>
+              <w:keepNext w:val="0"/>
+              <w:keepLines w:val="0"/>
+              <w:pageBreakBefore w:val="0"/>
+              <w:widowControl w:val="0"/>
+              <w:wordWrap/>
+              <w:overflowPunct/>
+              <w:topLinePunct w:val="0"/>
+              <w:bidi w:val="0"/>
               <w:rPr>
                 <w:rFonts w:hint="eastAsia"/>
                 <w:lang w:val="en-US" w:eastAsia="zh-CN"/>
@@ -2936,7 +4128,14 @@
           </w:tcPr>
           <w:p>
             <w:pPr>
-              <w:widowControl w:val="0"/>
+              <w:keepNext w:val="0"/>
+              <w:keepLines w:val="0"/>
+              <w:pageBreakBefore w:val="0"/>
+              <w:widowControl w:val="0"/>
+              <w:wordWrap/>
+              <w:overflowPunct/>
+              <w:topLinePunct w:val="0"/>
+              <w:bidi w:val="0"/>
               <w:rPr>
                 <w:rFonts w:hint="eastAsia"/>
                 <w:lang w:val="en-US" w:eastAsia="zh-CN"/>
@@ -2976,11 +4175,18 @@
           <w:p>
             <w:pPr>
               <w:pStyle w:val="29"/>
+              <w:keepNext w:val="0"/>
+              <w:keepLines w:val="0"/>
+              <w:pageBreakBefore w:val="0"/>
               <w:widowControl w:val="0"/>
               <w:numPr>
                 <w:ilvl w:val="0"/>
                 <w:numId w:val="2"/>
               </w:numPr>
+              <w:wordWrap/>
+              <w:overflowPunct/>
+              <w:topLinePunct w:val="0"/>
+              <w:bidi w:val="0"/>
               <w:ind w:left="425" w:leftChars="0" w:hanging="425" w:firstLineChars="0"/>
               <w:rPr>
                 <w:rFonts w:hint="eastAsia"/>
@@ -3099,7 +4305,14 @@
           </w:tcPr>
           <w:p>
             <w:pPr>
-              <w:widowControl w:val="0"/>
+              <w:keepNext w:val="0"/>
+              <w:keepLines w:val="0"/>
+              <w:pageBreakBefore w:val="0"/>
+              <w:widowControl w:val="0"/>
+              <w:wordWrap/>
+              <w:overflowPunct/>
+              <w:topLinePunct w:val="0"/>
+              <w:bidi w:val="0"/>
               <w:rPr>
                 <w:rFonts w:hint="eastAsia"/>
                 <w:lang w:val="en-US" w:eastAsia="zh-CN"/>
@@ -3120,7 +4333,14 @@
           </w:tcPr>
           <w:p>
             <w:pPr>
-              <w:widowControl w:val="0"/>
+              <w:keepNext w:val="0"/>
+              <w:keepLines w:val="0"/>
+              <w:pageBreakBefore w:val="0"/>
+              <w:widowControl w:val="0"/>
+              <w:wordWrap/>
+              <w:overflowPunct/>
+              <w:topLinePunct w:val="0"/>
+              <w:bidi w:val="0"/>
               <w:rPr>
                 <w:rFonts w:hint="eastAsia"/>
                 <w:lang w:val="en-US" w:eastAsia="zh-CN"/>
@@ -3160,11 +4380,18 @@
           <w:p>
             <w:pPr>
               <w:pStyle w:val="29"/>
+              <w:keepNext w:val="0"/>
+              <w:keepLines w:val="0"/>
+              <w:pageBreakBefore w:val="0"/>
               <w:widowControl w:val="0"/>
               <w:numPr>
                 <w:ilvl w:val="0"/>
                 <w:numId w:val="2"/>
               </w:numPr>
+              <w:wordWrap/>
+              <w:overflowPunct/>
+              <w:topLinePunct w:val="0"/>
+              <w:bidi w:val="0"/>
               <w:ind w:left="425" w:leftChars="0" w:hanging="425" w:firstLineChars="0"/>
               <w:rPr>
                 <w:rFonts w:hint="eastAsia"/>
@@ -3248,7 +4475,14 @@
           </w:tcPr>
           <w:p>
             <w:pPr>
-              <w:widowControl w:val="0"/>
+              <w:keepNext w:val="0"/>
+              <w:keepLines w:val="0"/>
+              <w:pageBreakBefore w:val="0"/>
+              <w:widowControl w:val="0"/>
+              <w:wordWrap/>
+              <w:overflowPunct/>
+              <w:topLinePunct w:val="0"/>
+              <w:bidi w:val="0"/>
               <w:rPr>
                 <w:rFonts w:hint="default"/>
                 <w:lang w:val="en-US" w:eastAsia="zh-CN"/>
@@ -3270,7 +4504,14 @@
           </w:tcPr>
           <w:p>
             <w:pPr>
-              <w:widowControl w:val="0"/>
+              <w:keepNext w:val="0"/>
+              <w:keepLines w:val="0"/>
+              <w:pageBreakBefore w:val="0"/>
+              <w:widowControl w:val="0"/>
+              <w:wordWrap/>
+              <w:overflowPunct/>
+              <w:topLinePunct w:val="0"/>
+              <w:bidi w:val="0"/>
               <w:rPr>
                 <w:rFonts w:hint="eastAsia" w:ascii="Arial" w:hAnsi="Arial" w:eastAsia="Arial" w:cs="Arial"/>
                 <w:snapToGrid w:val="0"/>
@@ -3315,11 +4556,18 @@
           <w:p>
             <w:pPr>
               <w:pStyle w:val="29"/>
+              <w:keepNext w:val="0"/>
+              <w:keepLines w:val="0"/>
+              <w:pageBreakBefore w:val="0"/>
               <w:widowControl w:val="0"/>
               <w:numPr>
                 <w:ilvl w:val="0"/>
                 <w:numId w:val="2"/>
               </w:numPr>
+              <w:wordWrap/>
+              <w:overflowPunct/>
+              <w:topLinePunct w:val="0"/>
+              <w:bidi w:val="0"/>
               <w:ind w:left="425" w:leftChars="0" w:hanging="425" w:firstLineChars="0"/>
               <w:rPr>
                 <w:rFonts w:hint="eastAsia"/>
@@ -3396,7 +4644,14 @@
           </w:tcPr>
           <w:p>
             <w:pPr>
-              <w:widowControl w:val="0"/>
+              <w:keepNext w:val="0"/>
+              <w:keepLines w:val="0"/>
+              <w:pageBreakBefore w:val="0"/>
+              <w:widowControl w:val="0"/>
+              <w:wordWrap/>
+              <w:overflowPunct/>
+              <w:topLinePunct w:val="0"/>
+              <w:bidi w:val="0"/>
               <w:rPr>
                 <w:rFonts w:hint="eastAsia"/>
                 <w:lang w:val="en-US" w:eastAsia="zh-CN"/>
@@ -3418,7 +4673,14 @@
           </w:tcPr>
           <w:p>
             <w:pPr>
-              <w:widowControl w:val="0"/>
+              <w:keepNext w:val="0"/>
+              <w:keepLines w:val="0"/>
+              <w:pageBreakBefore w:val="0"/>
+              <w:widowControl w:val="0"/>
+              <w:wordWrap/>
+              <w:overflowPunct/>
+              <w:topLinePunct w:val="0"/>
+              <w:bidi w:val="0"/>
               <w:rPr>
                 <w:rFonts w:hint="eastAsia" w:ascii="Arial" w:hAnsi="Arial" w:eastAsia="Arial" w:cs="Arial"/>
                 <w:snapToGrid w:val="0"/>
@@ -3463,11 +4725,18 @@
           <w:p>
             <w:pPr>
               <w:pStyle w:val="29"/>
+              <w:keepNext w:val="0"/>
+              <w:keepLines w:val="0"/>
+              <w:pageBreakBefore w:val="0"/>
               <w:widowControl w:val="0"/>
               <w:numPr>
                 <w:ilvl w:val="0"/>
                 <w:numId w:val="2"/>
               </w:numPr>
+              <w:wordWrap/>
+              <w:overflowPunct/>
+              <w:topLinePunct w:val="0"/>
+              <w:bidi w:val="0"/>
               <w:ind w:left="425" w:leftChars="0" w:hanging="425" w:firstLineChars="0"/>
               <w:rPr>
                 <w:rFonts w:hint="eastAsia"/>
@@ -3544,7 +4813,14 @@
           </w:tcPr>
           <w:p>
             <w:pPr>
-              <w:widowControl w:val="0"/>
+              <w:keepNext w:val="0"/>
+              <w:keepLines w:val="0"/>
+              <w:pageBreakBefore w:val="0"/>
+              <w:widowControl w:val="0"/>
+              <w:wordWrap/>
+              <w:overflowPunct/>
+              <w:topLinePunct w:val="0"/>
+              <w:bidi w:val="0"/>
               <w:rPr>
                 <w:rFonts w:hint="eastAsia"/>
                 <w:lang w:val="en-US" w:eastAsia="zh-CN"/>
@@ -3566,7 +4842,14 @@
           </w:tcPr>
           <w:p>
             <w:pPr>
-              <w:widowControl w:val="0"/>
+              <w:keepNext w:val="0"/>
+              <w:keepLines w:val="0"/>
+              <w:pageBreakBefore w:val="0"/>
+              <w:widowControl w:val="0"/>
+              <w:wordWrap/>
+              <w:overflowPunct/>
+              <w:topLinePunct w:val="0"/>
+              <w:bidi w:val="0"/>
               <w:rPr>
                 <w:rFonts w:hint="eastAsia" w:ascii="Arial" w:hAnsi="Arial" w:eastAsia="Arial" w:cs="Arial"/>
                 <w:snapToGrid w:val="0"/>
@@ -3611,11 +4894,18 @@
           <w:p>
             <w:pPr>
               <w:pStyle w:val="29"/>
+              <w:keepNext w:val="0"/>
+              <w:keepLines w:val="0"/>
+              <w:pageBreakBefore w:val="0"/>
               <w:widowControl w:val="0"/>
               <w:numPr>
                 <w:ilvl w:val="0"/>
                 <w:numId w:val="2"/>
               </w:numPr>
+              <w:wordWrap/>
+              <w:overflowPunct/>
+              <w:topLinePunct w:val="0"/>
+              <w:bidi w:val="0"/>
               <w:ind w:left="425" w:leftChars="0" w:hanging="425" w:firstLineChars="0"/>
               <w:rPr>
                 <w:rFonts w:hint="eastAsia"/>
@@ -3692,7 +4982,14 @@
           </w:tcPr>
           <w:p>
             <w:pPr>
-              <w:widowControl w:val="0"/>
+              <w:keepNext w:val="0"/>
+              <w:keepLines w:val="0"/>
+              <w:pageBreakBefore w:val="0"/>
+              <w:widowControl w:val="0"/>
+              <w:wordWrap/>
+              <w:overflowPunct/>
+              <w:topLinePunct w:val="0"/>
+              <w:bidi w:val="0"/>
               <w:rPr>
                 <w:rFonts w:hint="default"/>
                 <w:lang w:val="en-US" w:eastAsia="zh-CN"/>
@@ -3714,7 +5011,14 @@
           </w:tcPr>
           <w:p>
             <w:pPr>
-              <w:widowControl w:val="0"/>
+              <w:keepNext w:val="0"/>
+              <w:keepLines w:val="0"/>
+              <w:pageBreakBefore w:val="0"/>
+              <w:widowControl w:val="0"/>
+              <w:wordWrap/>
+              <w:overflowPunct/>
+              <w:topLinePunct w:val="0"/>
+              <w:bidi w:val="0"/>
               <w:rPr>
                 <w:rFonts w:hint="eastAsia" w:ascii="Arial" w:hAnsi="Arial" w:eastAsia="Arial" w:cs="Arial"/>
                 <w:snapToGrid w:val="0"/>
@@ -3759,11 +5063,18 @@
           <w:p>
             <w:pPr>
               <w:pStyle w:val="29"/>
+              <w:keepNext w:val="0"/>
+              <w:keepLines w:val="0"/>
+              <w:pageBreakBefore w:val="0"/>
               <w:widowControl w:val="0"/>
               <w:numPr>
                 <w:ilvl w:val="0"/>
                 <w:numId w:val="2"/>
               </w:numPr>
+              <w:wordWrap/>
+              <w:overflowPunct/>
+              <w:topLinePunct w:val="0"/>
+              <w:bidi w:val="0"/>
               <w:ind w:left="425" w:leftChars="0" w:hanging="425" w:firstLineChars="0"/>
               <w:rPr>
                 <w:rFonts w:hint="eastAsia"/>
@@ -3840,7 +5151,14 @@
           </w:tcPr>
           <w:p>
             <w:pPr>
-              <w:widowControl w:val="0"/>
+              <w:keepNext w:val="0"/>
+              <w:keepLines w:val="0"/>
+              <w:pageBreakBefore w:val="0"/>
+              <w:widowControl w:val="0"/>
+              <w:wordWrap/>
+              <w:overflowPunct/>
+              <w:topLinePunct w:val="0"/>
+              <w:bidi w:val="0"/>
               <w:rPr>
                 <w:rFonts w:hint="default"/>
                 <w:lang w:val="en-US" w:eastAsia="zh-CN"/>
@@ -3862,7 +5180,14 @@
           </w:tcPr>
           <w:p>
             <w:pPr>
-              <w:widowControl w:val="0"/>
+              <w:keepNext w:val="0"/>
+              <w:keepLines w:val="0"/>
+              <w:pageBreakBefore w:val="0"/>
+              <w:widowControl w:val="0"/>
+              <w:wordWrap/>
+              <w:overflowPunct/>
+              <w:topLinePunct w:val="0"/>
+              <w:bidi w:val="0"/>
               <w:rPr>
                 <w:rFonts w:hint="eastAsia" w:ascii="Arial" w:hAnsi="Arial" w:eastAsia="Arial" w:cs="Arial"/>
                 <w:snapToGrid w:val="0"/>
@@ -3910,11 +5235,18 @@
           <w:p>
             <w:pPr>
               <w:pStyle w:val="29"/>
+              <w:keepNext w:val="0"/>
+              <w:keepLines w:val="0"/>
+              <w:pageBreakBefore w:val="0"/>
               <w:widowControl w:val="0"/>
               <w:numPr>
                 <w:ilvl w:val="0"/>
                 <w:numId w:val="2"/>
               </w:numPr>
+              <w:wordWrap/>
+              <w:overflowPunct/>
+              <w:topLinePunct w:val="0"/>
+              <w:bidi w:val="0"/>
               <w:ind w:left="425" w:leftChars="0" w:hanging="425" w:firstLineChars="0"/>
               <w:rPr>
                 <w:rFonts w:hint="eastAsia"/>
@@ -3999,7 +5331,14 @@
           </w:tcPr>
           <w:p>
             <w:pPr>
-              <w:widowControl w:val="0"/>
+              <w:keepNext w:val="0"/>
+              <w:keepLines w:val="0"/>
+              <w:pageBreakBefore w:val="0"/>
+              <w:widowControl w:val="0"/>
+              <w:wordWrap/>
+              <w:overflowPunct/>
+              <w:topLinePunct w:val="0"/>
+              <w:bidi w:val="0"/>
               <w:rPr>
                 <w:rFonts w:hint="default"/>
                 <w:lang w:val="en-US" w:eastAsia="zh-CN"/>
@@ -4021,7 +5360,14 @@
           </w:tcPr>
           <w:p>
             <w:pPr>
-              <w:widowControl w:val="0"/>
+              <w:keepNext w:val="0"/>
+              <w:keepLines w:val="0"/>
+              <w:pageBreakBefore w:val="0"/>
+              <w:widowControl w:val="0"/>
+              <w:wordWrap/>
+              <w:overflowPunct/>
+              <w:topLinePunct w:val="0"/>
+              <w:bidi w:val="0"/>
               <w:rPr>
                 <w:rFonts w:hint="eastAsia" w:ascii="Arial" w:hAnsi="Arial" w:eastAsia="Arial" w:cs="Arial"/>
                 <w:snapToGrid w:val="0"/>
@@ -4069,11 +5415,18 @@
           <w:p>
             <w:pPr>
               <w:pStyle w:val="29"/>
+              <w:keepNext w:val="0"/>
+              <w:keepLines w:val="0"/>
+              <w:pageBreakBefore w:val="0"/>
               <w:widowControl w:val="0"/>
               <w:numPr>
                 <w:ilvl w:val="0"/>
                 <w:numId w:val="2"/>
               </w:numPr>
+              <w:wordWrap/>
+              <w:overflowPunct/>
+              <w:topLinePunct w:val="0"/>
+              <w:bidi w:val="0"/>
               <w:ind w:left="425" w:leftChars="0" w:hanging="425" w:firstLineChars="0"/>
               <w:rPr>
                 <w:rFonts w:hint="eastAsia"/>
@@ -4158,7 +5511,14 @@
           </w:tcPr>
           <w:p>
             <w:pPr>
-              <w:widowControl w:val="0"/>
+              <w:keepNext w:val="0"/>
+              <w:keepLines w:val="0"/>
+              <w:pageBreakBefore w:val="0"/>
+              <w:widowControl w:val="0"/>
+              <w:wordWrap/>
+              <w:overflowPunct/>
+              <w:topLinePunct w:val="0"/>
+              <w:bidi w:val="0"/>
               <w:rPr>
                 <w:rFonts w:hint="default"/>
                 <w:lang w:val="en-US" w:eastAsia="zh-CN"/>
@@ -4179,7 +5539,14 @@
           </w:tcPr>
           <w:p>
             <w:pPr>
-              <w:widowControl w:val="0"/>
+              <w:keepNext w:val="0"/>
+              <w:keepLines w:val="0"/>
+              <w:pageBreakBefore w:val="0"/>
+              <w:widowControl w:val="0"/>
+              <w:wordWrap/>
+              <w:overflowPunct/>
+              <w:topLinePunct w:val="0"/>
+              <w:bidi w:val="0"/>
               <w:rPr>
                 <w:rFonts w:hint="default"/>
                 <w:sz w:val="24"/>
@@ -4221,11 +5588,18 @@
           <w:p>
             <w:pPr>
               <w:pStyle w:val="29"/>
+              <w:keepNext w:val="0"/>
+              <w:keepLines w:val="0"/>
+              <w:pageBreakBefore w:val="0"/>
               <w:widowControl w:val="0"/>
               <w:numPr>
                 <w:ilvl w:val="0"/>
                 <w:numId w:val="2"/>
               </w:numPr>
+              <w:wordWrap/>
+              <w:overflowPunct/>
+              <w:topLinePunct w:val="0"/>
+              <w:bidi w:val="0"/>
               <w:ind w:left="425" w:leftChars="0" w:hanging="425" w:firstLineChars="0"/>
               <w:rPr>
                 <w:rFonts w:hint="eastAsia"/>
@@ -4312,7 +5686,14 @@
           </w:tcPr>
           <w:p>
             <w:pPr>
-              <w:widowControl w:val="0"/>
+              <w:keepNext w:val="0"/>
+              <w:keepLines w:val="0"/>
+              <w:pageBreakBefore w:val="0"/>
+              <w:widowControl w:val="0"/>
+              <w:wordWrap/>
+              <w:overflowPunct/>
+              <w:topLinePunct w:val="0"/>
+              <w:bidi w:val="0"/>
               <w:rPr>
                 <w:rFonts w:hint="default"/>
                 <w:lang w:val="en-US" w:eastAsia="zh-CN"/>
@@ -4333,7 +5714,14 @@
           </w:tcPr>
           <w:p>
             <w:pPr>
-              <w:widowControl w:val="0"/>
+              <w:keepNext w:val="0"/>
+              <w:keepLines w:val="0"/>
+              <w:pageBreakBefore w:val="0"/>
+              <w:widowControl w:val="0"/>
+              <w:wordWrap/>
+              <w:overflowPunct/>
+              <w:topLinePunct w:val="0"/>
+              <w:bidi w:val="0"/>
               <w:rPr>
                 <w:rFonts w:hint="default"/>
                 <w:sz w:val="24"/>
@@ -4354,6 +5742,14 @@
     </w:tbl>
     <w:p>
       <w:pPr>
+        <w:keepNext w:val="0"/>
+        <w:keepLines w:val="0"/>
+        <w:pageBreakBefore w:val="0"/>
+        <w:widowControl w:val="0"/>
+        <w:wordWrap/>
+        <w:overflowPunct/>
+        <w:topLinePunct w:val="0"/>
+        <w:bidi w:val="0"/>
         <w:rPr>
           <w:rFonts w:hint="default"/>
           <w:lang w:val="en-US" w:eastAsia="zh-CN"/>
@@ -4370,13 +5766,20 @@
     <w:p>
       <w:pPr>
         <w:pStyle w:val="30"/>
+        <w:keepNext w:val="0"/>
+        <w:keepLines w:val="0"/>
+        <w:pageBreakBefore w:val="0"/>
+        <w:widowControl w:val="0"/>
+        <w:wordWrap/>
+        <w:overflowPunct/>
+        <w:topLinePunct w:val="0"/>
         <w:bidi w:val="0"/>
         <w:rPr>
           <w:rFonts w:hint="default"/>
           <w:lang w:val="en-US" w:eastAsia="zh-CN"/>
         </w:rPr>
       </w:pPr>
-      <w:bookmarkStart w:id="5" w:name="_Toc26074"/>
+      <w:bookmarkStart w:id="5" w:name="_Toc29475"/>
       <w:r>
         <w:rPr>
           <w:rFonts w:hint="eastAsia"/>
@@ -4389,12 +5792,20 @@
     <w:p>
       <w:pPr>
         <w:pStyle w:val="31"/>
+        <w:keepNext w:val="0"/>
+        <w:keepLines w:val="0"/>
+        <w:pageBreakBefore w:val="0"/>
+        <w:widowControl w:val="0"/>
+        <w:wordWrap/>
+        <w:overflowPunct/>
+        <w:topLinePunct w:val="0"/>
         <w:bidi w:val="0"/>
         <w:rPr>
           <w:rFonts w:hint="eastAsia"/>
           <w:lang w:val="en-US" w:eastAsia="zh-CN"/>
         </w:rPr>
       </w:pPr>
+      <w:bookmarkStart w:id="6" w:name="_Toc32756"/>
       <w:r>
         <w:rPr>
           <w:rFonts w:hint="eastAsia"/>
@@ -4402,10 +5813,18 @@
         </w:rPr>
         <w:t>概述</w:t>
       </w:r>
+      <w:bookmarkEnd w:id="6"/>
     </w:p>
     <w:p>
       <w:pPr>
         <w:pStyle w:val="29"/>
+        <w:keepNext w:val="0"/>
+        <w:keepLines w:val="0"/>
+        <w:pageBreakBefore w:val="0"/>
+        <w:widowControl w:val="0"/>
+        <w:wordWrap/>
+        <w:overflowPunct/>
+        <w:topLinePunct w:val="0"/>
         <w:bidi w:val="0"/>
       </w:pPr>
       <w:r>
@@ -4470,12 +5889,20 @@
     <w:p>
       <w:pPr>
         <w:pStyle w:val="31"/>
+        <w:keepNext w:val="0"/>
+        <w:keepLines w:val="0"/>
+        <w:pageBreakBefore w:val="0"/>
+        <w:widowControl w:val="0"/>
+        <w:wordWrap/>
+        <w:overflowPunct/>
+        <w:topLinePunct w:val="0"/>
         <w:bidi w:val="0"/>
         <w:rPr>
           <w:rFonts w:hint="default"/>
           <w:lang w:val="en-US" w:eastAsia="zh-CN"/>
         </w:rPr>
       </w:pPr>
+      <w:bookmarkStart w:id="7" w:name="_Toc2738"/>
       <w:r>
         <w:rPr>
           <w:rFonts w:hint="eastAsia"/>
@@ -4483,10 +5910,18 @@
         </w:rPr>
         <w:t>成果说明</w:t>
       </w:r>
+      <w:bookmarkEnd w:id="7"/>
     </w:p>
     <w:p>
       <w:pPr>
         <w:pStyle w:val="29"/>
+        <w:keepNext w:val="0"/>
+        <w:keepLines w:val="0"/>
+        <w:pageBreakBefore w:val="0"/>
+        <w:widowControl w:val="0"/>
+        <w:wordWrap/>
+        <w:overflowPunct/>
+        <w:topLinePunct w:val="0"/>
         <w:bidi w:val="0"/>
         <w:rPr>
           <w:rFonts w:hint="default"/>
@@ -4494,18 +5929,46 @@
         </w:rPr>
       </w:pPr>
       <w:r>
-        <w:t>根据2025年研发规划，工具研发实现了对Prometheus+Grafana监控系统的功能扩展与升级。该系统作为一个监控仪表平台，能够帮助用户降低监控复杂度，只需提供待监控数据即可生成多种可视化仪表。截至2025年10月，已完成了邮件告警与企业微信告警功能的研发与实现。</w:t>
+        <w:t>根据2025年研发规划，工具研发实现了对Prometheus+Grafana监控系统的功能扩展与升级。该系统作为一个监控仪表平台，能够帮助用户降低监控复杂度，只需提供待监控数据即可生成多种可视化仪表。截至2025年10月，已完成了邮件告警</w:t>
+      </w:r>
+      <w:r>
+        <w:rPr>
+          <w:rFonts w:hint="eastAsia"/>
+          <w:lang w:eastAsia="zh-CN"/>
+        </w:rPr>
+        <w:t>、</w:t>
+      </w:r>
+      <w:r>
+        <w:t>企业微信告警</w:t>
+      </w:r>
+      <w:r>
+        <w:rPr>
+          <w:rFonts w:hint="eastAsia"/>
+          <w:lang w:val="en-US" w:eastAsia="zh-CN"/>
+        </w:rPr>
+        <w:t>和手机告警</w:t>
+      </w:r>
+      <w:r>
+        <w:t>功能的研发与实现。</w:t>
       </w:r>
     </w:p>
     <w:p>
       <w:pPr>
         <w:pStyle w:val="31"/>
+        <w:keepNext w:val="0"/>
+        <w:keepLines w:val="0"/>
+        <w:pageBreakBefore w:val="0"/>
+        <w:widowControl w:val="0"/>
+        <w:wordWrap/>
+        <w:overflowPunct/>
+        <w:topLinePunct w:val="0"/>
         <w:bidi w:val="0"/>
         <w:rPr>
           <w:rFonts w:hint="default"/>
           <w:lang w:val="en-US" w:eastAsia="zh-CN"/>
         </w:rPr>
       </w:pPr>
+      <w:bookmarkStart w:id="8" w:name="_Toc25242"/>
       <w:r>
         <w:rPr>
           <w:rFonts w:hint="eastAsia"/>
@@ -4513,10 +5976,18 @@
         </w:rPr>
         <w:t>研发计划完成情况</w:t>
       </w:r>
+      <w:bookmarkEnd w:id="8"/>
     </w:p>
     <w:p>
       <w:pPr>
         <w:pStyle w:val="29"/>
+        <w:keepNext w:val="0"/>
+        <w:keepLines w:val="0"/>
+        <w:pageBreakBefore w:val="0"/>
+        <w:widowControl w:val="0"/>
+        <w:wordWrap/>
+        <w:overflowPunct/>
+        <w:topLinePunct w:val="0"/>
         <w:bidi w:val="0"/>
         <w:rPr>
           <w:rFonts w:hint="eastAsia"/>
@@ -4534,6 +6005,13 @@
     <w:p>
       <w:pPr>
         <w:pStyle w:val="40"/>
+        <w:keepNext w:val="0"/>
+        <w:keepLines w:val="0"/>
+        <w:pageBreakBefore w:val="0"/>
+        <w:widowControl w:val="0"/>
+        <w:wordWrap/>
+        <w:overflowPunct/>
+        <w:topLinePunct w:val="0"/>
         <w:bidi w:val="0"/>
         <w:ind w:left="0" w:leftChars="0" w:right="0" w:rightChars="0" w:firstLine="0" w:firstLineChars="0"/>
         <w:jc w:val="center"/>
@@ -4687,7 +6165,14 @@
           </w:tcPr>
           <w:p>
             <w:pPr>
-              <w:widowControl w:val="0"/>
+              <w:keepNext w:val="0"/>
+              <w:keepLines w:val="0"/>
+              <w:pageBreakBefore w:val="0"/>
+              <w:widowControl w:val="0"/>
+              <w:wordWrap/>
+              <w:overflowPunct/>
+              <w:topLinePunct w:val="0"/>
+              <w:bidi w:val="0"/>
               <w:rPr>
                 <w:rFonts w:hint="default"/>
                 <w:lang w:val="en-US" w:eastAsia="zh-CN"/>
@@ -4708,7 +6193,14 @@
           </w:tcPr>
           <w:p>
             <w:pPr>
-              <w:widowControl w:val="0"/>
+              <w:keepNext w:val="0"/>
+              <w:keepLines w:val="0"/>
+              <w:pageBreakBefore w:val="0"/>
+              <w:widowControl w:val="0"/>
+              <w:wordWrap/>
+              <w:overflowPunct/>
+              <w:topLinePunct w:val="0"/>
+              <w:bidi w:val="0"/>
               <w:rPr>
                 <w:rFonts w:hint="eastAsia" w:ascii="宋体" w:hAnsi="宋体" w:eastAsia="宋体" w:cs="宋体"/>
                 <w:sz w:val="21"/>
@@ -4733,7 +6225,14 @@
           </w:tcPr>
           <w:p>
             <w:pPr>
-              <w:widowControl w:val="0"/>
+              <w:keepNext w:val="0"/>
+              <w:keepLines w:val="0"/>
+              <w:pageBreakBefore w:val="0"/>
+              <w:widowControl w:val="0"/>
+              <w:wordWrap/>
+              <w:overflowPunct/>
+              <w:topLinePunct w:val="0"/>
+              <w:bidi w:val="0"/>
               <w:rPr>
                 <w:rFonts w:hint="eastAsia" w:ascii="宋体" w:hAnsi="宋体" w:eastAsia="宋体" w:cs="宋体"/>
                 <w:sz w:val="21"/>
@@ -4758,7 +6257,14 @@
           </w:tcPr>
           <w:p>
             <w:pPr>
-              <w:widowControl w:val="0"/>
+              <w:keepNext w:val="0"/>
+              <w:keepLines w:val="0"/>
+              <w:pageBreakBefore w:val="0"/>
+              <w:widowControl w:val="0"/>
+              <w:wordWrap/>
+              <w:overflowPunct/>
+              <w:topLinePunct w:val="0"/>
+              <w:bidi w:val="0"/>
               <w:rPr>
                 <w:rFonts w:hint="eastAsia" w:ascii="宋体" w:hAnsi="宋体" w:eastAsia="宋体" w:cs="宋体"/>
                 <w:sz w:val="21"/>
@@ -4783,7 +6289,14 @@
           </w:tcPr>
           <w:p>
             <w:pPr>
-              <w:widowControl w:val="0"/>
+              <w:keepNext w:val="0"/>
+              <w:keepLines w:val="0"/>
+              <w:pageBreakBefore w:val="0"/>
+              <w:widowControl w:val="0"/>
+              <w:wordWrap/>
+              <w:overflowPunct/>
+              <w:topLinePunct w:val="0"/>
+              <w:bidi w:val="0"/>
               <w:rPr>
                 <w:rFonts w:hint="eastAsia" w:ascii="宋体" w:hAnsi="宋体" w:eastAsia="宋体" w:cs="宋体"/>
                 <w:sz w:val="21"/>
@@ -4827,11 +6340,18 @@
           <w:p>
             <w:pPr>
               <w:pStyle w:val="29"/>
+              <w:keepNext w:val="0"/>
+              <w:keepLines w:val="0"/>
+              <w:pageBreakBefore w:val="0"/>
               <w:widowControl w:val="0"/>
               <w:numPr>
                 <w:ilvl w:val="0"/>
                 <w:numId w:val="10"/>
               </w:numPr>
+              <w:wordWrap/>
+              <w:overflowPunct/>
+              <w:topLinePunct w:val="0"/>
+              <w:bidi w:val="0"/>
               <w:ind w:left="425" w:leftChars="0" w:hanging="425" w:firstLineChars="0"/>
               <w:rPr>
                 <w:rFonts w:hint="eastAsia"/>
@@ -4848,7 +6368,14 @@
           <w:p>
             <w:pPr>
               <w:pStyle w:val="29"/>
-              <w:widowControl w:val="0"/>
+              <w:keepNext w:val="0"/>
+              <w:keepLines w:val="0"/>
+              <w:pageBreakBefore w:val="0"/>
+              <w:widowControl w:val="0"/>
+              <w:wordWrap/>
+              <w:overflowPunct/>
+              <w:topLinePunct w:val="0"/>
+              <w:bidi w:val="0"/>
               <w:ind w:left="0" w:leftChars="0" w:firstLine="0" w:firstLineChars="0"/>
               <w:rPr>
                 <w:rFonts w:hint="eastAsia" w:ascii="宋体" w:hAnsi="宋体" w:eastAsia="宋体" w:cs="宋体"/>
@@ -4876,11 +6403,18 @@
           </w:tcPr>
           <w:p>
             <w:pPr>
+              <w:keepNext w:val="0"/>
+              <w:keepLines w:val="0"/>
+              <w:pageBreakBefore w:val="0"/>
               <w:widowControl w:val="0"/>
               <w:numPr>
                 <w:ilvl w:val="0"/>
                 <w:numId w:val="3"/>
               </w:numPr>
+              <w:wordWrap/>
+              <w:overflowPunct/>
+              <w:topLinePunct w:val="0"/>
+              <w:bidi w:val="0"/>
               <w:ind w:left="425" w:leftChars="0" w:hanging="425" w:firstLineChars="0"/>
               <w:rPr>
                 <w:rFonts w:hint="eastAsia" w:ascii="宋体" w:hAnsi="宋体" w:eastAsia="宋体" w:cs="宋体"/>
@@ -4899,11 +6433,18 @@
           </w:p>
           <w:p>
             <w:pPr>
+              <w:keepNext w:val="0"/>
+              <w:keepLines w:val="0"/>
+              <w:pageBreakBefore w:val="0"/>
               <w:widowControl w:val="0"/>
               <w:numPr>
                 <w:ilvl w:val="0"/>
                 <w:numId w:val="3"/>
               </w:numPr>
+              <w:wordWrap/>
+              <w:overflowPunct/>
+              <w:topLinePunct w:val="0"/>
+              <w:bidi w:val="0"/>
               <w:ind w:left="425" w:leftChars="0" w:hanging="425" w:firstLineChars="0"/>
               <w:rPr>
                 <w:rFonts w:hint="eastAsia" w:ascii="宋体" w:hAnsi="宋体" w:eastAsia="宋体" w:cs="宋体"/>
@@ -4928,7 +6469,14 @@
           </w:tcPr>
           <w:p>
             <w:pPr>
-              <w:widowControl w:val="0"/>
+              <w:keepNext w:val="0"/>
+              <w:keepLines w:val="0"/>
+              <w:pageBreakBefore w:val="0"/>
+              <w:widowControl w:val="0"/>
+              <w:wordWrap/>
+              <w:overflowPunct/>
+              <w:topLinePunct w:val="0"/>
+              <w:bidi w:val="0"/>
               <w:rPr>
                 <w:rFonts w:hint="eastAsia" w:ascii="宋体" w:hAnsi="宋体" w:eastAsia="宋体" w:cs="宋体"/>
                 <w:sz w:val="21"/>
@@ -4953,7 +6501,14 @@
           </w:tcPr>
           <w:p>
             <w:pPr>
-              <w:widowControl w:val="0"/>
+              <w:keepNext w:val="0"/>
+              <w:keepLines w:val="0"/>
+              <w:pageBreakBefore w:val="0"/>
+              <w:widowControl w:val="0"/>
+              <w:wordWrap/>
+              <w:overflowPunct/>
+              <w:topLinePunct w:val="0"/>
+              <w:bidi w:val="0"/>
               <w:rPr>
                 <w:rFonts w:hint="eastAsia" w:ascii="宋体" w:hAnsi="宋体" w:eastAsia="宋体" w:cs="宋体"/>
                 <w:sz w:val="21"/>
@@ -4997,11 +6552,18 @@
           <w:p>
             <w:pPr>
               <w:pStyle w:val="29"/>
+              <w:keepNext w:val="0"/>
+              <w:keepLines w:val="0"/>
+              <w:pageBreakBefore w:val="0"/>
               <w:widowControl w:val="0"/>
               <w:numPr>
                 <w:ilvl w:val="0"/>
                 <w:numId w:val="10"/>
               </w:numPr>
+              <w:wordWrap/>
+              <w:overflowPunct/>
+              <w:topLinePunct w:val="0"/>
+              <w:bidi w:val="0"/>
               <w:ind w:left="425" w:leftChars="0" w:hanging="425" w:firstLineChars="0"/>
               <w:rPr>
                 <w:rFonts w:hint="eastAsia"/>
@@ -5018,7 +6580,14 @@
           <w:p>
             <w:pPr>
               <w:pStyle w:val="29"/>
-              <w:widowControl w:val="0"/>
+              <w:keepNext w:val="0"/>
+              <w:keepLines w:val="0"/>
+              <w:pageBreakBefore w:val="0"/>
+              <w:widowControl w:val="0"/>
+              <w:wordWrap/>
+              <w:overflowPunct/>
+              <w:topLinePunct w:val="0"/>
+              <w:bidi w:val="0"/>
               <w:ind w:left="0" w:leftChars="0" w:firstLine="0" w:firstLineChars="0"/>
               <w:rPr>
                 <w:rFonts w:hint="eastAsia" w:ascii="宋体" w:hAnsi="宋体" w:eastAsia="宋体" w:cs="宋体"/>
@@ -5046,11 +6615,18 @@
           </w:tcPr>
           <w:p>
             <w:pPr>
+              <w:keepNext w:val="0"/>
+              <w:keepLines w:val="0"/>
+              <w:pageBreakBefore w:val="0"/>
               <w:widowControl w:val="0"/>
               <w:numPr>
                 <w:ilvl w:val="0"/>
                 <w:numId w:val="4"/>
               </w:numPr>
+              <w:wordWrap/>
+              <w:overflowPunct/>
+              <w:topLinePunct w:val="0"/>
+              <w:bidi w:val="0"/>
               <w:ind w:left="425" w:leftChars="0" w:hanging="425" w:firstLineChars="0"/>
               <w:rPr>
                 <w:rFonts w:hint="eastAsia" w:ascii="宋体" w:hAnsi="宋体" w:eastAsia="宋体" w:cs="宋体"/>
@@ -5075,7 +6651,14 @@
           </w:tcPr>
           <w:p>
             <w:pPr>
-              <w:widowControl w:val="0"/>
+              <w:keepNext w:val="0"/>
+              <w:keepLines w:val="0"/>
+              <w:pageBreakBefore w:val="0"/>
+              <w:widowControl w:val="0"/>
+              <w:wordWrap/>
+              <w:overflowPunct/>
+              <w:topLinePunct w:val="0"/>
+              <w:bidi w:val="0"/>
               <w:rPr>
                 <w:rFonts w:hint="eastAsia" w:ascii="宋体" w:hAnsi="宋体" w:eastAsia="宋体" w:cs="宋体"/>
                 <w:sz w:val="21"/>
@@ -5100,7 +6683,14 @@
           </w:tcPr>
           <w:p>
             <w:pPr>
-              <w:widowControl w:val="0"/>
+              <w:keepNext w:val="0"/>
+              <w:keepLines w:val="0"/>
+              <w:pageBreakBefore w:val="0"/>
+              <w:widowControl w:val="0"/>
+              <w:wordWrap/>
+              <w:overflowPunct/>
+              <w:topLinePunct w:val="0"/>
+              <w:bidi w:val="0"/>
               <w:rPr>
                 <w:rFonts w:hint="eastAsia" w:ascii="宋体" w:hAnsi="宋体" w:eastAsia="宋体" w:cs="宋体"/>
                 <w:sz w:val="21"/>
@@ -5144,11 +6734,18 @@
           <w:p>
             <w:pPr>
               <w:pStyle w:val="29"/>
+              <w:keepNext w:val="0"/>
+              <w:keepLines w:val="0"/>
+              <w:pageBreakBefore w:val="0"/>
               <w:widowControl w:val="0"/>
               <w:numPr>
                 <w:ilvl w:val="0"/>
                 <w:numId w:val="10"/>
               </w:numPr>
+              <w:wordWrap/>
+              <w:overflowPunct/>
+              <w:topLinePunct w:val="0"/>
+              <w:bidi w:val="0"/>
               <w:ind w:left="425" w:leftChars="0" w:hanging="425" w:firstLineChars="0"/>
               <w:rPr>
                 <w:rFonts w:hint="eastAsia"/>
@@ -5165,7 +6762,14 @@
           <w:p>
             <w:pPr>
               <w:pStyle w:val="29"/>
-              <w:widowControl w:val="0"/>
+              <w:keepNext w:val="0"/>
+              <w:keepLines w:val="0"/>
+              <w:pageBreakBefore w:val="0"/>
+              <w:widowControl w:val="0"/>
+              <w:wordWrap/>
+              <w:overflowPunct/>
+              <w:topLinePunct w:val="0"/>
+              <w:bidi w:val="0"/>
               <w:ind w:left="0" w:leftChars="0" w:firstLine="0" w:firstLineChars="0"/>
               <w:rPr>
                 <w:rFonts w:hint="eastAsia" w:ascii="宋体" w:hAnsi="宋体" w:eastAsia="宋体" w:cs="宋体"/>
@@ -5193,11 +6797,18 @@
           </w:tcPr>
           <w:p>
             <w:pPr>
+              <w:keepNext w:val="0"/>
+              <w:keepLines w:val="0"/>
+              <w:pageBreakBefore w:val="0"/>
               <w:widowControl w:val="0"/>
               <w:numPr>
                 <w:ilvl w:val="0"/>
                 <w:numId w:val="5"/>
               </w:numPr>
+              <w:wordWrap/>
+              <w:overflowPunct/>
+              <w:topLinePunct w:val="0"/>
+              <w:bidi w:val="0"/>
               <w:ind w:left="425" w:leftChars="0" w:hanging="425" w:firstLineChars="0"/>
               <w:rPr>
                 <w:rFonts w:hint="eastAsia" w:ascii="宋体" w:hAnsi="宋体" w:eastAsia="宋体" w:cs="宋体"/>
@@ -5216,11 +6827,18 @@
           </w:p>
           <w:p>
             <w:pPr>
+              <w:keepNext w:val="0"/>
+              <w:keepLines w:val="0"/>
+              <w:pageBreakBefore w:val="0"/>
               <w:widowControl w:val="0"/>
               <w:numPr>
                 <w:ilvl w:val="0"/>
                 <w:numId w:val="5"/>
               </w:numPr>
+              <w:wordWrap/>
+              <w:overflowPunct/>
+              <w:topLinePunct w:val="0"/>
+              <w:bidi w:val="0"/>
               <w:ind w:left="425" w:leftChars="0" w:hanging="425" w:firstLineChars="0"/>
               <w:rPr>
                 <w:rFonts w:hint="eastAsia" w:ascii="宋体" w:hAnsi="宋体" w:eastAsia="宋体" w:cs="宋体"/>
@@ -5239,11 +6857,18 @@
           </w:p>
           <w:p>
             <w:pPr>
+              <w:keepNext w:val="0"/>
+              <w:keepLines w:val="0"/>
+              <w:pageBreakBefore w:val="0"/>
               <w:widowControl w:val="0"/>
               <w:numPr>
                 <w:ilvl w:val="0"/>
                 <w:numId w:val="5"/>
               </w:numPr>
+              <w:wordWrap/>
+              <w:overflowPunct/>
+              <w:topLinePunct w:val="0"/>
+              <w:bidi w:val="0"/>
               <w:ind w:left="425" w:leftChars="0" w:hanging="425" w:firstLineChars="0"/>
               <w:rPr>
                 <w:rFonts w:hint="eastAsia" w:ascii="宋体" w:hAnsi="宋体" w:eastAsia="宋体" w:cs="宋体"/>
@@ -5268,7 +6893,14 @@
           </w:tcPr>
           <w:p>
             <w:pPr>
-              <w:widowControl w:val="0"/>
+              <w:keepNext w:val="0"/>
+              <w:keepLines w:val="0"/>
+              <w:pageBreakBefore w:val="0"/>
+              <w:widowControl w:val="0"/>
+              <w:wordWrap/>
+              <w:overflowPunct/>
+              <w:topLinePunct w:val="0"/>
+              <w:bidi w:val="0"/>
               <w:rPr>
                 <w:rFonts w:hint="eastAsia" w:ascii="宋体" w:hAnsi="宋体" w:eastAsia="宋体" w:cs="宋体"/>
                 <w:sz w:val="21"/>
@@ -5293,7 +6925,14 @@
           </w:tcPr>
           <w:p>
             <w:pPr>
-              <w:widowControl w:val="0"/>
+              <w:keepNext w:val="0"/>
+              <w:keepLines w:val="0"/>
+              <w:pageBreakBefore w:val="0"/>
+              <w:widowControl w:val="0"/>
+              <w:wordWrap/>
+              <w:overflowPunct/>
+              <w:topLinePunct w:val="0"/>
+              <w:bidi w:val="0"/>
               <w:rPr>
                 <w:rFonts w:hint="eastAsia" w:ascii="宋体" w:hAnsi="宋体" w:eastAsia="宋体" w:cs="宋体"/>
                 <w:sz w:val="21"/>
@@ -5337,11 +6976,18 @@
           <w:p>
             <w:pPr>
               <w:pStyle w:val="29"/>
+              <w:keepNext w:val="0"/>
+              <w:keepLines w:val="0"/>
+              <w:pageBreakBefore w:val="0"/>
               <w:widowControl w:val="0"/>
               <w:numPr>
                 <w:ilvl w:val="0"/>
                 <w:numId w:val="10"/>
               </w:numPr>
+              <w:wordWrap/>
+              <w:overflowPunct/>
+              <w:topLinePunct w:val="0"/>
+              <w:bidi w:val="0"/>
               <w:ind w:left="425" w:leftChars="0" w:hanging="425" w:firstLineChars="0"/>
               <w:rPr>
                 <w:rFonts w:hint="eastAsia"/>
@@ -5359,7 +7005,14 @@
           <w:p>
             <w:pPr>
               <w:pStyle w:val="29"/>
-              <w:widowControl w:val="0"/>
+              <w:keepNext w:val="0"/>
+              <w:keepLines w:val="0"/>
+              <w:pageBreakBefore w:val="0"/>
+              <w:widowControl w:val="0"/>
+              <w:wordWrap/>
+              <w:overflowPunct/>
+              <w:topLinePunct w:val="0"/>
+              <w:bidi w:val="0"/>
               <w:ind w:left="0" w:leftChars="0" w:firstLine="0" w:firstLineChars="0"/>
               <w:jc w:val="center"/>
               <w:rPr>
@@ -5426,7 +7079,14 @@
           </w:tcPr>
           <w:p>
             <w:pPr>
-              <w:widowControl w:val="0"/>
+              <w:keepNext w:val="0"/>
+              <w:keepLines w:val="0"/>
+              <w:pageBreakBefore w:val="0"/>
+              <w:widowControl w:val="0"/>
+              <w:wordWrap/>
+              <w:overflowPunct/>
+              <w:topLinePunct w:val="0"/>
+              <w:bidi w:val="0"/>
               <w:rPr>
                 <w:rFonts w:hint="eastAsia" w:ascii="宋体" w:hAnsi="宋体" w:eastAsia="宋体" w:cs="宋体"/>
                 <w:sz w:val="21"/>
@@ -5451,7 +7111,14 @@
           </w:tcPr>
           <w:p>
             <w:pPr>
-              <w:widowControl w:val="0"/>
+              <w:keepNext w:val="0"/>
+              <w:keepLines w:val="0"/>
+              <w:pageBreakBefore w:val="0"/>
+              <w:widowControl w:val="0"/>
+              <w:wordWrap/>
+              <w:overflowPunct/>
+              <w:topLinePunct w:val="0"/>
+              <w:bidi w:val="0"/>
               <w:rPr>
                 <w:rFonts w:hint="eastAsia" w:ascii="宋体" w:hAnsi="宋体" w:eastAsia="宋体" w:cs="宋体"/>
                 <w:sz w:val="21"/>
@@ -5495,11 +7162,18 @@
           <w:p>
             <w:pPr>
               <w:pStyle w:val="29"/>
+              <w:keepNext w:val="0"/>
+              <w:keepLines w:val="0"/>
+              <w:pageBreakBefore w:val="0"/>
               <w:widowControl w:val="0"/>
               <w:numPr>
                 <w:ilvl w:val="0"/>
                 <w:numId w:val="10"/>
               </w:numPr>
+              <w:wordWrap/>
+              <w:overflowPunct/>
+              <w:topLinePunct w:val="0"/>
+              <w:bidi w:val="0"/>
               <w:ind w:left="425" w:leftChars="0" w:hanging="425" w:firstLineChars="0"/>
               <w:rPr>
                 <w:rFonts w:hint="eastAsia"/>
@@ -5517,7 +7191,14 @@
           <w:p>
             <w:pPr>
               <w:pStyle w:val="29"/>
-              <w:widowControl w:val="0"/>
+              <w:keepNext w:val="0"/>
+              <w:keepLines w:val="0"/>
+              <w:pageBreakBefore w:val="0"/>
+              <w:widowControl w:val="0"/>
+              <w:wordWrap/>
+              <w:overflowPunct/>
+              <w:topLinePunct w:val="0"/>
+              <w:bidi w:val="0"/>
               <w:ind w:left="0" w:leftChars="0" w:firstLine="0" w:firstLineChars="0"/>
               <w:rPr>
                 <w:rFonts w:hint="eastAsia" w:ascii="宋体" w:hAnsi="宋体" w:eastAsia="宋体" w:cs="宋体"/>
@@ -5573,7 +7254,14 @@
           </w:tcPr>
           <w:p>
             <w:pPr>
-              <w:widowControl w:val="0"/>
+              <w:keepNext w:val="0"/>
+              <w:keepLines w:val="0"/>
+              <w:pageBreakBefore w:val="0"/>
+              <w:widowControl w:val="0"/>
+              <w:wordWrap/>
+              <w:overflowPunct/>
+              <w:topLinePunct w:val="0"/>
+              <w:bidi w:val="0"/>
               <w:rPr>
                 <w:rFonts w:hint="eastAsia" w:ascii="宋体" w:hAnsi="宋体" w:eastAsia="宋体" w:cs="宋体"/>
                 <w:sz w:val="21"/>
@@ -5598,7 +7286,14 @@
           </w:tcPr>
           <w:p>
             <w:pPr>
-              <w:widowControl w:val="0"/>
+              <w:keepNext w:val="0"/>
+              <w:keepLines w:val="0"/>
+              <w:pageBreakBefore w:val="0"/>
+              <w:widowControl w:val="0"/>
+              <w:wordWrap/>
+              <w:overflowPunct/>
+              <w:topLinePunct w:val="0"/>
+              <w:bidi w:val="0"/>
               <w:rPr>
                 <w:rFonts w:hint="eastAsia" w:ascii="宋体" w:hAnsi="宋体" w:eastAsia="宋体" w:cs="宋体"/>
                 <w:sz w:val="21"/>
@@ -5642,11 +7337,18 @@
           <w:p>
             <w:pPr>
               <w:pStyle w:val="29"/>
+              <w:keepNext w:val="0"/>
+              <w:keepLines w:val="0"/>
+              <w:pageBreakBefore w:val="0"/>
               <w:widowControl w:val="0"/>
               <w:numPr>
                 <w:ilvl w:val="0"/>
                 <w:numId w:val="10"/>
               </w:numPr>
+              <w:wordWrap/>
+              <w:overflowPunct/>
+              <w:topLinePunct w:val="0"/>
+              <w:bidi w:val="0"/>
               <w:ind w:left="425" w:leftChars="0" w:hanging="425" w:firstLineChars="0"/>
               <w:rPr>
                 <w:rFonts w:hint="eastAsia"/>
@@ -5664,7 +7366,14 @@
           <w:p>
             <w:pPr>
               <w:pStyle w:val="29"/>
-              <w:widowControl w:val="0"/>
+              <w:keepNext w:val="0"/>
+              <w:keepLines w:val="0"/>
+              <w:pageBreakBefore w:val="0"/>
+              <w:widowControl w:val="0"/>
+              <w:wordWrap/>
+              <w:overflowPunct/>
+              <w:topLinePunct w:val="0"/>
+              <w:bidi w:val="0"/>
               <w:ind w:left="0" w:leftChars="0" w:firstLine="0" w:firstLineChars="0"/>
               <w:rPr>
                 <w:rFonts w:hint="eastAsia" w:ascii="宋体" w:hAnsi="宋体" w:eastAsia="宋体" w:cs="宋体"/>
@@ -5720,7 +7429,14 @@
           </w:tcPr>
           <w:p>
             <w:pPr>
-              <w:widowControl w:val="0"/>
+              <w:keepNext w:val="0"/>
+              <w:keepLines w:val="0"/>
+              <w:pageBreakBefore w:val="0"/>
+              <w:widowControl w:val="0"/>
+              <w:wordWrap/>
+              <w:overflowPunct/>
+              <w:topLinePunct w:val="0"/>
+              <w:bidi w:val="0"/>
               <w:rPr>
                 <w:rFonts w:hint="eastAsia" w:ascii="宋体" w:hAnsi="宋体" w:eastAsia="宋体" w:cs="宋体"/>
                 <w:sz w:val="21"/>
@@ -5745,7 +7461,14 @@
           </w:tcPr>
           <w:p>
             <w:pPr>
-              <w:widowControl w:val="0"/>
+              <w:keepNext w:val="0"/>
+              <w:keepLines w:val="0"/>
+              <w:pageBreakBefore w:val="0"/>
+              <w:widowControl w:val="0"/>
+              <w:wordWrap/>
+              <w:overflowPunct/>
+              <w:topLinePunct w:val="0"/>
+              <w:bidi w:val="0"/>
               <w:rPr>
                 <w:rFonts w:hint="eastAsia" w:ascii="宋体" w:hAnsi="宋体" w:eastAsia="宋体" w:cs="宋体"/>
                 <w:sz w:val="21"/>
@@ -5789,11 +7512,18 @@
           <w:p>
             <w:pPr>
               <w:pStyle w:val="29"/>
+              <w:keepNext w:val="0"/>
+              <w:keepLines w:val="0"/>
+              <w:pageBreakBefore w:val="0"/>
               <w:widowControl w:val="0"/>
               <w:numPr>
                 <w:ilvl w:val="0"/>
                 <w:numId w:val="10"/>
               </w:numPr>
+              <w:wordWrap/>
+              <w:overflowPunct/>
+              <w:topLinePunct w:val="0"/>
+              <w:bidi w:val="0"/>
               <w:ind w:left="425" w:leftChars="0" w:hanging="425" w:firstLineChars="0"/>
               <w:rPr>
                 <w:rFonts w:hint="eastAsia"/>
@@ -5811,7 +7541,14 @@
           <w:p>
             <w:pPr>
               <w:pStyle w:val="29"/>
-              <w:widowControl w:val="0"/>
+              <w:keepNext w:val="0"/>
+              <w:keepLines w:val="0"/>
+              <w:pageBreakBefore w:val="0"/>
+              <w:widowControl w:val="0"/>
+              <w:wordWrap/>
+              <w:overflowPunct/>
+              <w:topLinePunct w:val="0"/>
+              <w:bidi w:val="0"/>
               <w:ind w:left="0" w:leftChars="0" w:firstLine="0" w:firstLineChars="0"/>
               <w:rPr>
                 <w:rFonts w:hint="eastAsia" w:ascii="宋体" w:hAnsi="宋体" w:eastAsia="宋体" w:cs="宋体"/>
@@ -5867,7 +7604,14 @@
           </w:tcPr>
           <w:p>
             <w:pPr>
-              <w:widowControl w:val="0"/>
+              <w:keepNext w:val="0"/>
+              <w:keepLines w:val="0"/>
+              <w:pageBreakBefore w:val="0"/>
+              <w:widowControl w:val="0"/>
+              <w:wordWrap/>
+              <w:overflowPunct/>
+              <w:topLinePunct w:val="0"/>
+              <w:bidi w:val="0"/>
               <w:rPr>
                 <w:rFonts w:hint="eastAsia" w:ascii="宋体" w:hAnsi="宋体" w:eastAsia="宋体" w:cs="宋体"/>
                 <w:sz w:val="21"/>
@@ -5892,7 +7636,14 @@
           </w:tcPr>
           <w:p>
             <w:pPr>
-              <w:widowControl w:val="0"/>
+              <w:keepNext w:val="0"/>
+              <w:keepLines w:val="0"/>
+              <w:pageBreakBefore w:val="0"/>
+              <w:widowControl w:val="0"/>
+              <w:wordWrap/>
+              <w:overflowPunct/>
+              <w:topLinePunct w:val="0"/>
+              <w:bidi w:val="0"/>
               <w:rPr>
                 <w:rFonts w:hint="eastAsia" w:ascii="宋体" w:hAnsi="宋体" w:eastAsia="宋体" w:cs="宋体"/>
                 <w:sz w:val="21"/>
@@ -5936,11 +7687,18 @@
           <w:p>
             <w:pPr>
               <w:pStyle w:val="29"/>
+              <w:keepNext w:val="0"/>
+              <w:keepLines w:val="0"/>
+              <w:pageBreakBefore w:val="0"/>
               <w:widowControl w:val="0"/>
               <w:numPr>
                 <w:ilvl w:val="0"/>
                 <w:numId w:val="10"/>
               </w:numPr>
+              <w:wordWrap/>
+              <w:overflowPunct/>
+              <w:topLinePunct w:val="0"/>
+              <w:bidi w:val="0"/>
               <w:ind w:left="425" w:leftChars="0" w:hanging="425" w:firstLineChars="0"/>
               <w:rPr>
                 <w:rFonts w:hint="eastAsia"/>
@@ -5958,7 +7716,14 @@
           <w:p>
             <w:pPr>
               <w:pStyle w:val="29"/>
-              <w:widowControl w:val="0"/>
+              <w:keepNext w:val="0"/>
+              <w:keepLines w:val="0"/>
+              <w:pageBreakBefore w:val="0"/>
+              <w:widowControl w:val="0"/>
+              <w:wordWrap/>
+              <w:overflowPunct/>
+              <w:topLinePunct w:val="0"/>
+              <w:bidi w:val="0"/>
               <w:ind w:left="0" w:leftChars="0" w:firstLine="0" w:firstLineChars="0"/>
               <w:rPr>
                 <w:rFonts w:hint="eastAsia" w:ascii="宋体" w:hAnsi="宋体" w:eastAsia="宋体" w:cs="宋体"/>
@@ -6023,7 +7788,14 @@
           </w:tcPr>
           <w:p>
             <w:pPr>
-              <w:widowControl w:val="0"/>
+              <w:keepNext w:val="0"/>
+              <w:keepLines w:val="0"/>
+              <w:pageBreakBefore w:val="0"/>
+              <w:widowControl w:val="0"/>
+              <w:wordWrap/>
+              <w:overflowPunct/>
+              <w:topLinePunct w:val="0"/>
+              <w:bidi w:val="0"/>
               <w:rPr>
                 <w:rFonts w:hint="eastAsia" w:ascii="宋体" w:hAnsi="宋体" w:eastAsia="宋体" w:cs="宋体"/>
                 <w:sz w:val="21"/>
@@ -6048,7 +7820,14 @@
           </w:tcPr>
           <w:p>
             <w:pPr>
-              <w:widowControl w:val="0"/>
+              <w:keepNext w:val="0"/>
+              <w:keepLines w:val="0"/>
+              <w:pageBreakBefore w:val="0"/>
+              <w:widowControl w:val="0"/>
+              <w:wordWrap/>
+              <w:overflowPunct/>
+              <w:topLinePunct w:val="0"/>
+              <w:bidi w:val="0"/>
               <w:rPr>
                 <w:rFonts w:hint="eastAsia" w:ascii="宋体" w:hAnsi="宋体" w:eastAsia="宋体" w:cs="宋体"/>
                 <w:sz w:val="21"/>
@@ -6095,11 +7874,18 @@
           <w:p>
             <w:pPr>
               <w:pStyle w:val="29"/>
+              <w:keepNext w:val="0"/>
+              <w:keepLines w:val="0"/>
+              <w:pageBreakBefore w:val="0"/>
               <w:widowControl w:val="0"/>
               <w:numPr>
                 <w:ilvl w:val="0"/>
                 <w:numId w:val="10"/>
               </w:numPr>
+              <w:wordWrap/>
+              <w:overflowPunct/>
+              <w:topLinePunct w:val="0"/>
+              <w:bidi w:val="0"/>
               <w:ind w:left="425" w:leftChars="0" w:hanging="425" w:firstLineChars="0"/>
               <w:rPr>
                 <w:rFonts w:hint="eastAsia"/>
@@ -6116,7 +7902,14 @@
           <w:p>
             <w:pPr>
               <w:pStyle w:val="29"/>
-              <w:widowControl w:val="0"/>
+              <w:keepNext w:val="0"/>
+              <w:keepLines w:val="0"/>
+              <w:pageBreakBefore w:val="0"/>
+              <w:widowControl w:val="0"/>
+              <w:wordWrap/>
+              <w:overflowPunct/>
+              <w:topLinePunct w:val="0"/>
+              <w:bidi w:val="0"/>
               <w:ind w:left="0" w:leftChars="0" w:firstLine="0" w:firstLineChars="0"/>
               <w:rPr>
                 <w:rFonts w:hint="eastAsia" w:ascii="宋体" w:hAnsi="宋体" w:eastAsia="宋体" w:cs="宋体"/>
@@ -6144,11 +7937,18 @@
           </w:tcPr>
           <w:p>
             <w:pPr>
+              <w:keepNext w:val="0"/>
+              <w:keepLines w:val="0"/>
+              <w:pageBreakBefore w:val="0"/>
               <w:widowControl w:val="0"/>
               <w:numPr>
                 <w:ilvl w:val="0"/>
                 <w:numId w:val="12"/>
               </w:numPr>
+              <w:wordWrap/>
+              <w:overflowPunct/>
+              <w:topLinePunct w:val="0"/>
+              <w:bidi w:val="0"/>
               <w:ind w:left="425" w:leftChars="0" w:hanging="425" w:firstLineChars="0"/>
               <w:rPr>
                 <w:rFonts w:hint="eastAsia" w:ascii="宋体" w:hAnsi="宋体" w:eastAsia="宋体" w:cs="宋体"/>
@@ -6174,7 +7974,14 @@
           </w:tcPr>
           <w:p>
             <w:pPr>
-              <w:widowControl w:val="0"/>
+              <w:keepNext w:val="0"/>
+              <w:keepLines w:val="0"/>
+              <w:pageBreakBefore w:val="0"/>
+              <w:widowControl w:val="0"/>
+              <w:wordWrap/>
+              <w:overflowPunct/>
+              <w:topLinePunct w:val="0"/>
+              <w:bidi w:val="0"/>
               <w:rPr>
                 <w:rFonts w:hint="eastAsia" w:ascii="宋体" w:hAnsi="宋体" w:eastAsia="宋体" w:cs="宋体"/>
                 <w:sz w:val="21"/>
@@ -6199,7 +8006,14 @@
           </w:tcPr>
           <w:p>
             <w:pPr>
-              <w:widowControl w:val="0"/>
+              <w:keepNext w:val="0"/>
+              <w:keepLines w:val="0"/>
+              <w:pageBreakBefore w:val="0"/>
+              <w:widowControl w:val="0"/>
+              <w:wordWrap/>
+              <w:overflowPunct/>
+              <w:topLinePunct w:val="0"/>
+              <w:bidi w:val="0"/>
               <w:rPr>
                 <w:rFonts w:hint="eastAsia" w:ascii="宋体" w:hAnsi="宋体" w:eastAsia="宋体" w:cs="宋体"/>
                 <w:sz w:val="21"/>
@@ -6246,11 +8060,18 @@
           <w:p>
             <w:pPr>
               <w:pStyle w:val="29"/>
+              <w:keepNext w:val="0"/>
+              <w:keepLines w:val="0"/>
+              <w:pageBreakBefore w:val="0"/>
               <w:widowControl w:val="0"/>
               <w:numPr>
                 <w:ilvl w:val="0"/>
                 <w:numId w:val="10"/>
               </w:numPr>
+              <w:wordWrap/>
+              <w:overflowPunct/>
+              <w:topLinePunct w:val="0"/>
+              <w:bidi w:val="0"/>
               <w:ind w:left="425" w:leftChars="0" w:hanging="425" w:firstLineChars="0"/>
               <w:rPr>
                 <w:rFonts w:hint="eastAsia"/>
@@ -6267,7 +8088,14 @@
           <w:p>
             <w:pPr>
               <w:pStyle w:val="29"/>
-              <w:widowControl w:val="0"/>
+              <w:keepNext w:val="0"/>
+              <w:keepLines w:val="0"/>
+              <w:pageBreakBefore w:val="0"/>
+              <w:widowControl w:val="0"/>
+              <w:wordWrap/>
+              <w:overflowPunct/>
+              <w:topLinePunct w:val="0"/>
+              <w:bidi w:val="0"/>
               <w:ind w:left="0" w:leftChars="0" w:firstLine="0" w:firstLineChars="0"/>
               <w:rPr>
                 <w:rFonts w:hint="eastAsia" w:ascii="宋体" w:hAnsi="宋体" w:eastAsia="宋体" w:cs="宋体"/>
@@ -6295,11 +8123,18 @@
           </w:tcPr>
           <w:p>
             <w:pPr>
+              <w:keepNext w:val="0"/>
+              <w:keepLines w:val="0"/>
+              <w:pageBreakBefore w:val="0"/>
               <w:widowControl w:val="0"/>
               <w:numPr>
                 <w:ilvl w:val="0"/>
                 <w:numId w:val="13"/>
               </w:numPr>
+              <w:wordWrap/>
+              <w:overflowPunct/>
+              <w:topLinePunct w:val="0"/>
+              <w:bidi w:val="0"/>
               <w:ind w:left="425" w:leftChars="0" w:hanging="425" w:firstLineChars="0"/>
               <w:rPr>
                 <w:rFonts w:hint="eastAsia" w:ascii="宋体" w:hAnsi="宋体" w:eastAsia="宋体" w:cs="宋体"/>
@@ -6325,7 +8160,14 @@
           </w:tcPr>
           <w:p>
             <w:pPr>
-              <w:widowControl w:val="0"/>
+              <w:keepNext w:val="0"/>
+              <w:keepLines w:val="0"/>
+              <w:pageBreakBefore w:val="0"/>
+              <w:widowControl w:val="0"/>
+              <w:wordWrap/>
+              <w:overflowPunct/>
+              <w:topLinePunct w:val="0"/>
+              <w:bidi w:val="0"/>
               <w:rPr>
                 <w:rFonts w:hint="eastAsia" w:ascii="宋体" w:hAnsi="宋体" w:eastAsia="宋体" w:cs="宋体"/>
                 <w:sz w:val="21"/>
@@ -6350,7 +8192,14 @@
           </w:tcPr>
           <w:p>
             <w:pPr>
-              <w:widowControl w:val="0"/>
+              <w:keepNext w:val="0"/>
+              <w:keepLines w:val="0"/>
+              <w:pageBreakBefore w:val="0"/>
+              <w:widowControl w:val="0"/>
+              <w:wordWrap/>
+              <w:overflowPunct/>
+              <w:topLinePunct w:val="0"/>
+              <w:bidi w:val="0"/>
               <w:rPr>
                 <w:rFonts w:hint="eastAsia" w:ascii="宋体" w:hAnsi="宋体" w:eastAsia="宋体" w:cs="宋体"/>
                 <w:sz w:val="21"/>
@@ -6394,11 +8243,18 @@
           <w:p>
             <w:pPr>
               <w:pStyle w:val="29"/>
+              <w:keepNext w:val="0"/>
+              <w:keepLines w:val="0"/>
+              <w:pageBreakBefore w:val="0"/>
               <w:widowControl w:val="0"/>
               <w:numPr>
                 <w:ilvl w:val="0"/>
                 <w:numId w:val="10"/>
               </w:numPr>
+              <w:wordWrap/>
+              <w:overflowPunct/>
+              <w:topLinePunct w:val="0"/>
+              <w:bidi w:val="0"/>
               <w:ind w:left="425" w:leftChars="0" w:hanging="425" w:firstLineChars="0"/>
               <w:rPr>
                 <w:rFonts w:hint="eastAsia"/>
@@ -6417,7 +8273,14 @@
           <w:p>
             <w:pPr>
               <w:pStyle w:val="29"/>
-              <w:widowControl w:val="0"/>
+              <w:keepNext w:val="0"/>
+              <w:keepLines w:val="0"/>
+              <w:pageBreakBefore w:val="0"/>
+              <w:widowControl w:val="0"/>
+              <w:wordWrap/>
+              <w:overflowPunct/>
+              <w:topLinePunct w:val="0"/>
+              <w:bidi w:val="0"/>
               <w:ind w:left="0" w:leftChars="0" w:firstLine="0" w:firstLineChars="0"/>
               <w:rPr>
                 <w:rFonts w:hint="eastAsia" w:ascii="宋体" w:hAnsi="宋体" w:eastAsia="宋体" w:cs="宋体"/>
@@ -6445,11 +8308,18 @@
           </w:tcPr>
           <w:p>
             <w:pPr>
+              <w:keepNext w:val="0"/>
+              <w:keepLines w:val="0"/>
+              <w:pageBreakBefore w:val="0"/>
               <w:widowControl w:val="0"/>
               <w:numPr>
                 <w:ilvl w:val="0"/>
                 <w:numId w:val="14"/>
               </w:numPr>
+              <w:wordWrap/>
+              <w:overflowPunct/>
+              <w:topLinePunct w:val="0"/>
+              <w:bidi w:val="0"/>
               <w:ind w:left="425" w:leftChars="0" w:hanging="425" w:firstLineChars="0"/>
               <w:rPr>
                 <w:rFonts w:hint="eastAsia" w:ascii="宋体" w:hAnsi="宋体" w:eastAsia="宋体" w:cs="宋体"/>
@@ -6475,7 +8345,14 @@
           </w:tcPr>
           <w:p>
             <w:pPr>
-              <w:widowControl w:val="0"/>
+              <w:keepNext w:val="0"/>
+              <w:keepLines w:val="0"/>
+              <w:pageBreakBefore w:val="0"/>
+              <w:widowControl w:val="0"/>
+              <w:wordWrap/>
+              <w:overflowPunct/>
+              <w:topLinePunct w:val="0"/>
+              <w:bidi w:val="0"/>
               <w:rPr>
                 <w:rFonts w:hint="eastAsia" w:ascii="宋体" w:hAnsi="宋体" w:eastAsia="宋体" w:cs="宋体"/>
                 <w:sz w:val="21"/>
@@ -6500,7 +8377,14 @@
           </w:tcPr>
           <w:p>
             <w:pPr>
-              <w:widowControl w:val="0"/>
+              <w:keepNext w:val="0"/>
+              <w:keepLines w:val="0"/>
+              <w:pageBreakBefore w:val="0"/>
+              <w:widowControl w:val="0"/>
+              <w:wordWrap/>
+              <w:overflowPunct/>
+              <w:topLinePunct w:val="0"/>
+              <w:bidi w:val="0"/>
               <w:rPr>
                 <w:rFonts w:hint="eastAsia" w:ascii="宋体" w:hAnsi="宋体" w:eastAsia="宋体" w:cs="宋体"/>
                 <w:sz w:val="21"/>
@@ -6524,13 +8408,20 @@
     <w:p>
       <w:pPr>
         <w:pStyle w:val="30"/>
+        <w:keepNext w:val="0"/>
+        <w:keepLines w:val="0"/>
+        <w:pageBreakBefore w:val="0"/>
+        <w:widowControl w:val="0"/>
+        <w:wordWrap/>
+        <w:overflowPunct/>
+        <w:topLinePunct w:val="0"/>
         <w:bidi w:val="0"/>
         <w:rPr>
           <w:rFonts w:hint="default"/>
           <w:lang w:val="en-US" w:eastAsia="zh-CN"/>
         </w:rPr>
       </w:pPr>
-      <w:bookmarkStart w:id="6" w:name="_Toc7494"/>
+      <w:bookmarkStart w:id="9" w:name="_Toc3947"/>
       <w:r>
         <w:rPr>
           <w:rFonts w:hint="eastAsia"/>
@@ -6538,16 +8429,25 @@
         </w:rPr>
         <w:t>模块完成情况</w:t>
       </w:r>
+      <w:bookmarkEnd w:id="9"/>
     </w:p>
     <w:p>
       <w:pPr>
         <w:pStyle w:val="31"/>
+        <w:keepNext w:val="0"/>
+        <w:keepLines w:val="0"/>
+        <w:pageBreakBefore w:val="0"/>
+        <w:widowControl w:val="0"/>
+        <w:wordWrap/>
+        <w:overflowPunct/>
+        <w:topLinePunct w:val="0"/>
         <w:bidi w:val="0"/>
         <w:rPr>
           <w:rFonts w:hint="eastAsia"/>
           <w:lang w:val="en-US" w:eastAsia="zh-CN"/>
         </w:rPr>
       </w:pPr>
+      <w:bookmarkStart w:id="10" w:name="_Toc21644"/>
       <w:r>
         <w:rPr>
           <w:rFonts w:hint="eastAsia"/>
@@ -6555,9 +8455,18 @@
         </w:rPr>
         <w:t>邮件告警实现</w:t>
       </w:r>
+      <w:bookmarkEnd w:id="10"/>
     </w:p>
     <w:p>
       <w:pPr>
+        <w:keepNext w:val="0"/>
+        <w:keepLines w:val="0"/>
+        <w:pageBreakBefore w:val="0"/>
+        <w:widowControl w:val="0"/>
+        <w:wordWrap/>
+        <w:overflowPunct/>
+        <w:topLinePunct w:val="0"/>
+        <w:bidi w:val="0"/>
         <w:spacing w:line="360" w:lineRule="auto"/>
         <w:ind w:firstLine="480" w:firstLineChars="200"/>
         <w:jc w:val="both"/>
@@ -6578,6 +8487,14 @@
     </w:p>
     <w:p>
       <w:pPr>
+        <w:keepNext w:val="0"/>
+        <w:keepLines w:val="0"/>
+        <w:pageBreakBefore w:val="0"/>
+        <w:widowControl w:val="0"/>
+        <w:wordWrap/>
+        <w:overflowPunct/>
+        <w:topLinePunct w:val="0"/>
+        <w:bidi w:val="0"/>
         <w:spacing w:line="360" w:lineRule="auto"/>
         <w:ind w:firstLine="480" w:firstLineChars="200"/>
         <w:jc w:val="both"/>
@@ -6599,8 +8516,15 @@
     <w:p>
       <w:pPr>
         <w:pStyle w:val="43"/>
+        <w:keepNext w:val="0"/>
+        <w:keepLines w:val="0"/>
+        <w:pageBreakBefore w:val="0"/>
+        <w:widowControl w:val="0"/>
+        <w:wordWrap/>
+        <w:overflowPunct/>
+        <w:topLinePunct w:val="0"/>
+        <w:bidi w:val="0"/>
         <w:spacing w:line="360" w:lineRule="auto"/>
-        <w:ind w:firstLine="480"/>
         <w:rPr>
           <w:rFonts w:hint="eastAsia" w:ascii="宋体" w:hAnsi="宋体" w:cs="宋体"/>
           <w:sz w:val="24"/>
@@ -6617,8 +8541,8 @@
           <mc:Choice Requires="wps">
             <w:drawing>
               <wp:inline distT="0" distB="0" distL="114300" distR="114300">
-                <wp:extent cx="5397500" cy="3743960"/>
-                <wp:effectExtent l="4445" t="4445" r="8255" b="15875"/>
+                <wp:extent cx="5397500" cy="3729355"/>
+                <wp:effectExtent l="4445" t="5080" r="8255" b="14605"/>
                 <wp:docPr id="2" name="文本框 2"/>
                 <wp:cNvGraphicFramePr/>
                 <a:graphic xmlns:a="http://schemas.openxmlformats.org/drawingml/2006/main">
@@ -6628,7 +8552,7 @@
                       <wps:spPr>
                         <a:xfrm>
                           <a:off x="0" y="0"/>
-                          <a:ext cx="5397500" cy="3743960"/>
+                          <a:ext cx="5397500" cy="3729355"/>
                         </a:xfrm>
                         <a:prstGeom prst="rect">
                           <a:avLst/>
@@ -6711,7 +8635,7 @@
           </mc:Choice>
           <mc:Fallback>
             <w:pict>
-              <v:shape id="_x0000_s1026" o:spid="_x0000_s1026" o:spt="202" type="#_x0000_t202" style="height:294.8pt;width:425pt;" fillcolor="#F5F5F5" filled="t" stroked="t" coordsize="21600,21600" o:gfxdata="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">
+              <v:shape id="_x0000_s1026" o:spid="_x0000_s1026" o:spt="202" type="#_x0000_t202" style="height:293.65pt;width:425pt;" fillcolor="#F5F5F5" filled="t" stroked="t" coordsize="21600,21600" o:gfxdata="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">
                 <v:fill on="t" focussize="0,0"/>
                 <v:stroke weight="0.72pt" color="#CCCCCC" joinstyle="miter"/>
                 <v:imagedata o:title=""/>
@@ -6783,20 +8707,15 @@
     <w:p>
       <w:pPr>
         <w:pStyle w:val="43"/>
+        <w:keepNext w:val="0"/>
+        <w:keepLines w:val="0"/>
+        <w:pageBreakBefore w:val="0"/>
+        <w:widowControl w:val="0"/>
+        <w:wordWrap/>
+        <w:overflowPunct/>
+        <w:topLinePunct w:val="0"/>
+        <w:bidi w:val="0"/>
         <w:spacing w:line="360" w:lineRule="auto"/>
-        <w:ind w:firstLine="480"/>
-        <w:rPr>
-          <w:rFonts w:hint="eastAsia" w:ascii="宋体" w:hAnsi="宋体" w:cs="宋体"/>
-          <w:sz w:val="24"/>
-          <w:szCs w:val="24"/>
-        </w:rPr>
-      </w:pPr>
-    </w:p>
-    <w:p>
-      <w:pPr>
-        <w:pStyle w:val="43"/>
-        <w:spacing w:line="360" w:lineRule="auto"/>
-        <w:ind w:firstLine="480"/>
         <w:rPr>
           <w:rFonts w:ascii="Times New Roman"/>
           <w:position w:val="0"/>
@@ -6813,8 +8732,8 @@
           <mc:Choice Requires="wps">
             <w:drawing>
               <wp:inline distT="0" distB="0" distL="114300" distR="114300">
-                <wp:extent cx="5397500" cy="4774565"/>
-                <wp:effectExtent l="4445" t="4445" r="8255" b="6350"/>
+                <wp:extent cx="5397500" cy="4926330"/>
+                <wp:effectExtent l="4445" t="4445" r="8255" b="6985"/>
                 <wp:docPr id="3" name="文本框 3"/>
                 <wp:cNvGraphicFramePr/>
                 <a:graphic xmlns:a="http://schemas.openxmlformats.org/drawingml/2006/main">
@@ -6824,7 +8743,7 @@
                       <wps:spPr>
                         <a:xfrm>
                           <a:off x="0" y="0"/>
-                          <a:ext cx="5397500" cy="4774565"/>
+                          <a:ext cx="5397500" cy="4926330"/>
                         </a:xfrm>
                         <a:prstGeom prst="rect">
                           <a:avLst/>
@@ -7037,7 +8956,7 @@
           </mc:Choice>
           <mc:Fallback>
             <w:pict>
-              <v:shape id="_x0000_s1026" o:spid="_x0000_s1026" o:spt="202" type="#_x0000_t202" style="height:375.95pt;width:425pt;" fillcolor="#F5F5F5" filled="t" stroked="t" coordsize="21600,21600" o:gfxdata="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">
+              <v:shape id="_x0000_s1026" o:spid="_x0000_s1026" o:spt="202" type="#_x0000_t202" style="height:387.9pt;width:425pt;" fillcolor="#F5F5F5" filled="t" stroked="t" coordsize="21600,21600" o:gfxdata="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">
                 <v:fill on="t" focussize="0,0"/>
                 <v:stroke weight="0.72pt" color="#CCCCCC" joinstyle="miter"/>
                 <v:imagedata o:title=""/>
@@ -7239,6 +9158,14 @@
     <w:p>
       <w:pPr>
         <w:pStyle w:val="43"/>
+        <w:keepNext w:val="0"/>
+        <w:keepLines w:val="0"/>
+        <w:pageBreakBefore w:val="0"/>
+        <w:widowControl w:val="0"/>
+        <w:wordWrap/>
+        <w:overflowPunct/>
+        <w:topLinePunct w:val="0"/>
+        <w:bidi w:val="0"/>
         <w:spacing w:line="360" w:lineRule="auto"/>
         <w:ind w:firstLine="480"/>
         <w:rPr>
@@ -7251,6 +9178,14 @@
     <w:p>
       <w:pPr>
         <w:pStyle w:val="43"/>
+        <w:keepNext w:val="0"/>
+        <w:keepLines w:val="0"/>
+        <w:pageBreakBefore w:val="0"/>
+        <w:widowControl w:val="0"/>
+        <w:wordWrap/>
+        <w:overflowPunct/>
+        <w:topLinePunct w:val="0"/>
+        <w:bidi w:val="0"/>
         <w:spacing w:line="360" w:lineRule="auto"/>
         <w:ind w:firstLine="480"/>
         <w:rPr>
@@ -7271,6 +9206,14 @@
     <w:p>
       <w:pPr>
         <w:pStyle w:val="43"/>
+        <w:keepNext w:val="0"/>
+        <w:keepLines w:val="0"/>
+        <w:pageBreakBefore w:val="0"/>
+        <w:widowControl w:val="0"/>
+        <w:wordWrap/>
+        <w:overflowPunct/>
+        <w:topLinePunct w:val="0"/>
+        <w:bidi w:val="0"/>
         <w:spacing w:line="360" w:lineRule="auto"/>
         <w:ind w:firstLine="480"/>
         <w:rPr>
@@ -7291,6 +9234,14 @@
     <w:p>
       <w:pPr>
         <w:pStyle w:val="43"/>
+        <w:keepNext w:val="0"/>
+        <w:keepLines w:val="0"/>
+        <w:pageBreakBefore w:val="0"/>
+        <w:widowControl w:val="0"/>
+        <w:wordWrap/>
+        <w:overflowPunct/>
+        <w:topLinePunct w:val="0"/>
+        <w:bidi w:val="0"/>
         <w:spacing w:line="360" w:lineRule="auto"/>
         <w:ind w:firstLine="480"/>
         <w:rPr>
@@ -7311,6 +9262,14 @@
     <w:p>
       <w:pPr>
         <w:pStyle w:val="43"/>
+        <w:keepNext w:val="0"/>
+        <w:keepLines w:val="0"/>
+        <w:pageBreakBefore w:val="0"/>
+        <w:widowControl w:val="0"/>
+        <w:wordWrap/>
+        <w:overflowPunct/>
+        <w:topLinePunct w:val="0"/>
+        <w:bidi w:val="0"/>
         <w:spacing w:line="360" w:lineRule="auto"/>
         <w:ind w:firstLine="480"/>
         <w:rPr>
@@ -7331,9 +9290,18 @@
     <w:p>
       <w:pPr>
         <w:pStyle w:val="12"/>
+        <w:keepNext w:val="0"/>
+        <w:keepLines w:val="0"/>
+        <w:pageBreakBefore w:val="0"/>
+        <w:widowControl w:val="0"/>
+        <w:wordWrap/>
+        <w:overflowPunct/>
+        <w:topLinePunct w:val="0"/>
+        <w:bidi w:val="0"/>
         <w:ind w:left="116"/>
         <w:rPr>
           <w:rFonts w:ascii="宋体"/>
+          <w:position w:val="0"/>
           <w:sz w:val="20"/>
         </w:rPr>
       </w:pPr>
@@ -7713,19 +9681,15 @@
     <w:p>
       <w:pPr>
         <w:pStyle w:val="12"/>
-        <w:spacing w:before="8"/>
-        <w:rPr>
-          <w:rFonts w:ascii="宋体"/>
-          <w:b/>
-          <w:sz w:val="9"/>
-        </w:rPr>
-      </w:pPr>
-    </w:p>
-    <w:p>
-      <w:pPr>
-        <w:pStyle w:val="43"/>
-        <w:spacing w:line="360" w:lineRule="auto"/>
-        <w:ind w:firstLine="480"/>
+        <w:keepNext w:val="0"/>
+        <w:keepLines w:val="0"/>
+        <w:pageBreakBefore w:val="0"/>
+        <w:widowControl w:val="0"/>
+        <w:wordWrap/>
+        <w:overflowPunct/>
+        <w:topLinePunct w:val="0"/>
+        <w:bidi w:val="0"/>
+        <w:ind w:left="116"/>
         <w:rPr>
           <w:rFonts w:hint="eastAsia" w:ascii="宋体" w:hAnsi="宋体" w:cs="宋体"/>
           <w:sz w:val="24"/>
@@ -7734,18 +9698,10 @@
       </w:pPr>
       <w:r>
         <w:drawing>
-          <wp:anchor distT="0" distB="0" distL="0" distR="0" simplePos="0" relativeHeight="251660288" behindDoc="0" locked="0" layoutInCell="1" allowOverlap="1">
-            <wp:simplePos x="0" y="0"/>
-            <wp:positionH relativeFrom="page">
-              <wp:posOffset>1202055</wp:posOffset>
-            </wp:positionH>
-            <wp:positionV relativeFrom="paragraph">
-              <wp:posOffset>727075</wp:posOffset>
-            </wp:positionV>
-            <wp:extent cx="5267325" cy="2028825"/>
-            <wp:effectExtent l="0" t="0" r="5715" b="13335"/>
-            <wp:wrapTopAndBottom/>
-            <wp:docPr id="61" name="image31.jpeg"/>
+          <wp:inline distT="0" distB="0" distL="114300" distR="114300">
+            <wp:extent cx="5427980" cy="1822450"/>
+            <wp:effectExtent l="0" t="0" r="12700" b="6350"/>
+            <wp:docPr id="5" name="图片 1"/>
             <wp:cNvGraphicFramePr>
               <a:graphicFrameLocks xmlns:a="http://schemas.openxmlformats.org/drawingml/2006/main" noChangeAspect="1"/>
             </wp:cNvGraphicFramePr>
@@ -7753,13 +9709,13 @@
               <a:graphicData uri="http://schemas.openxmlformats.org/drawingml/2006/picture">
                 <pic:pic xmlns:pic="http://schemas.openxmlformats.org/drawingml/2006/picture">
                   <pic:nvPicPr>
-                    <pic:cNvPr id="61" name="image31.jpeg"/>
+                    <pic:cNvPr id="5" name="图片 1"/>
                     <pic:cNvPicPr>
                       <a:picLocks noChangeAspect="1"/>
                     </pic:cNvPicPr>
                   </pic:nvPicPr>
                   <pic:blipFill>
-                    <a:blip r:embed="rId7" cstate="print"/>
+                    <a:blip r:embed="rId7"/>
                     <a:stretch>
                       <a:fillRect/>
                     </a:stretch>
@@ -7767,16 +9723,20 @@
                   <pic:spPr>
                     <a:xfrm>
                       <a:off x="0" y="0"/>
-                      <a:ext cx="5267325" cy="2028825"/>
+                      <a:ext cx="5427980" cy="1822450"/>
                     </a:xfrm>
                     <a:prstGeom prst="rect">
                       <a:avLst/>
                     </a:prstGeom>
+                    <a:noFill/>
+                    <a:ln>
+                      <a:noFill/>
+                    </a:ln>
                   </pic:spPr>
                 </pic:pic>
               </a:graphicData>
             </a:graphic>
-          </wp:anchor>
+          </wp:inline>
         </w:drawing>
       </w:r>
       <w:r>
@@ -7787,35 +9747,32 @@
         </w:rPr>
         <w:t>依次启动 prometheus、altermanagers、node_server 服务，查看告警，而后中止 node_export 服务，等待一段时间在查看。</w:t>
       </w:r>
-    </w:p>
-    <w:p>
-      <w:pPr>
-        <w:pStyle w:val="12"/>
-        <w:ind w:left="220"/>
-        <w:rPr>
-          <w:rFonts w:ascii="宋体"/>
-          <w:sz w:val="20"/>
-        </w:rPr>
-      </w:pPr>
     </w:p>
     <w:p>
       <w:pPr>
         <w:pStyle w:val="29"/>
+        <w:keepNext w:val="0"/>
+        <w:keepLines w:val="0"/>
+        <w:pageBreakBefore w:val="0"/>
+        <w:widowControl w:val="0"/>
+        <w:wordWrap/>
+        <w:overflowPunct/>
+        <w:topLinePunct w:val="0"/>
+        <w:bidi w:val="0"/>
+        <w:ind w:left="0" w:leftChars="0" w:firstLine="0" w:firstLineChars="0"/>
         <w:rPr>
           <w:rFonts w:hint="eastAsia"/>
           <w:lang w:val="en-US" w:eastAsia="zh-CN"/>
         </w:rPr>
       </w:pPr>
-      <w:r>
-        <w:rPr>
-          <w:rFonts w:ascii="宋体"/>
-          <w:sz w:val="20"/>
-        </w:rPr>
+      <w:bookmarkStart w:id="20" w:name="_GoBack"/>
+      <w:bookmarkEnd w:id="20"/>
+      <w:r>
         <w:drawing>
-          <wp:inline distT="0" distB="0" distL="0" distR="0">
-            <wp:extent cx="5276850" cy="4942840"/>
-            <wp:effectExtent l="0" t="0" r="11430" b="10160"/>
-            <wp:docPr id="59" name="image30.png"/>
+          <wp:inline distT="0" distB="0" distL="114300" distR="114300">
+            <wp:extent cx="5269230" cy="2008505"/>
+            <wp:effectExtent l="0" t="0" r="3810" b="3175"/>
+            <wp:docPr id="8" name="图片 1"/>
             <wp:cNvGraphicFramePr>
               <a:graphicFrameLocks xmlns:a="http://schemas.openxmlformats.org/drawingml/2006/main" noChangeAspect="1"/>
             </wp:cNvGraphicFramePr>
@@ -7823,14 +9780,13 @@
               <a:graphicData uri="http://schemas.openxmlformats.org/drawingml/2006/picture">
                 <pic:pic xmlns:pic="http://schemas.openxmlformats.org/drawingml/2006/picture">
                   <pic:nvPicPr>
-                    <pic:cNvPr id="59" name="image30.png"/>
+                    <pic:cNvPr id="8" name="图片 1"/>
                     <pic:cNvPicPr>
                       <a:picLocks noChangeAspect="1"/>
                     </pic:cNvPicPr>
                   </pic:nvPicPr>
                   <pic:blipFill>
-                    <a:blip r:embed="rId8" cstate="print"/>
-                    <a:srcRect b="11746"/>
+                    <a:blip r:embed="rId8"/>
                     <a:stretch>
                       <a:fillRect/>
                     </a:stretch>
@@ -7838,11 +9794,15 @@
                   <pic:spPr>
                     <a:xfrm>
                       <a:off x="0" y="0"/>
-                      <a:ext cx="5276850" cy="4942840"/>
+                      <a:ext cx="5269230" cy="2008505"/>
                     </a:xfrm>
                     <a:prstGeom prst="rect">
                       <a:avLst/>
                     </a:prstGeom>
+                    <a:noFill/>
+                    <a:ln>
+                      <a:noFill/>
+                    </a:ln>
                   </pic:spPr>
                 </pic:pic>
               </a:graphicData>
@@ -7854,12 +9814,20 @@
     <w:p>
       <w:pPr>
         <w:pStyle w:val="31"/>
+        <w:keepNext w:val="0"/>
+        <w:keepLines w:val="0"/>
+        <w:pageBreakBefore w:val="0"/>
+        <w:widowControl w:val="0"/>
+        <w:wordWrap/>
+        <w:overflowPunct/>
+        <w:topLinePunct w:val="0"/>
         <w:bidi w:val="0"/>
         <w:rPr>
           <w:rFonts w:hint="eastAsia"/>
           <w:lang w:val="en-US" w:eastAsia="zh-CN"/>
         </w:rPr>
       </w:pPr>
+      <w:bookmarkStart w:id="11" w:name="_Toc9943"/>
       <w:r>
         <w:rPr>
           <w:rFonts w:hint="eastAsia"/>
@@ -7867,10 +9835,18 @@
         </w:rPr>
         <w:t>企业微信告警实现</w:t>
       </w:r>
+      <w:bookmarkEnd w:id="11"/>
     </w:p>
     <w:p>
       <w:pPr>
-        <w:widowControl/>
+        <w:keepNext w:val="0"/>
+        <w:keepLines w:val="0"/>
+        <w:pageBreakBefore w:val="0"/>
+        <w:widowControl w:val="0"/>
+        <w:wordWrap/>
+        <w:overflowPunct/>
+        <w:topLinePunct w:val="0"/>
+        <w:bidi w:val="0"/>
         <w:adjustRightInd w:val="0"/>
         <w:snapToGrid w:val="0"/>
         <w:spacing w:line="360" w:lineRule="auto"/>
@@ -7892,7 +9868,14 @@
     </w:p>
     <w:p>
       <w:pPr>
-        <w:widowControl/>
+        <w:keepNext w:val="0"/>
+        <w:keepLines w:val="0"/>
+        <w:pageBreakBefore w:val="0"/>
+        <w:widowControl w:val="0"/>
+        <w:wordWrap/>
+        <w:overflowPunct/>
+        <w:topLinePunct w:val="0"/>
+        <w:bidi w:val="0"/>
         <w:adjustRightInd w:val="0"/>
         <w:snapToGrid w:val="0"/>
         <w:spacing w:line="360" w:lineRule="auto"/>
@@ -7915,6 +9898,16 @@
     <w:p>
       <w:pPr>
         <w:pStyle w:val="29"/>
+        <w:keepNext w:val="0"/>
+        <w:keepLines w:val="0"/>
+        <w:pageBreakBefore w:val="0"/>
+        <w:widowControl w:val="0"/>
+        <w:wordWrap/>
+        <w:overflowPunct/>
+        <w:topLinePunct w:val="0"/>
+        <w:bidi w:val="0"/>
+        <w:ind w:left="0" w:leftChars="0" w:right="0" w:rightChars="0" w:firstLine="0" w:firstLineChars="0"/>
+        <w:jc w:val="center"/>
         <w:rPr>
           <w:rFonts w:hint="eastAsia"/>
           <w:lang w:val="en-US" w:eastAsia="zh-CN"/>
@@ -7923,8 +9916,8 @@
       <w:r>
         <w:drawing>
           <wp:inline distT="0" distB="0" distL="0" distR="0">
-            <wp:extent cx="5276215" cy="3165475"/>
-            <wp:effectExtent l="0" t="0" r="12065" b="4445"/>
+            <wp:extent cx="5276215" cy="2197100"/>
+            <wp:effectExtent l="0" t="0" r="12065" b="12700"/>
             <wp:docPr id="63" name="image32.jpeg"/>
             <wp:cNvGraphicFramePr>
               <a:graphicFrameLocks xmlns:a="http://schemas.openxmlformats.org/drawingml/2006/main" noChangeAspect="1"/>
@@ -7948,7 +9941,7 @@
                   <pic:spPr>
                     <a:xfrm>
                       <a:off x="0" y="0"/>
-                      <a:ext cx="5276849" cy="3165475"/>
+                      <a:ext cx="5276849" cy="2197100"/>
                     </a:xfrm>
                     <a:prstGeom prst="rect">
                       <a:avLst/>
@@ -7962,145 +9955,13 @@
       </w:r>
       <w:r>
         <w:rPr>
-          <w:rFonts w:ascii="宋体"/>
           <w:sz w:val="20"/>
         </w:rPr>
-        <mc:AlternateContent>
-          <mc:Choice Requires="wpg">
-            <w:drawing>
-              <wp:inline distT="0" distB="0" distL="114300" distR="114300">
-                <wp:extent cx="5581650" cy="6896100"/>
-                <wp:effectExtent l="0" t="0" r="11430" b="7620"/>
-                <wp:docPr id="7" name="组合 7"/>
-                <wp:cNvGraphicFramePr/>
-                <a:graphic xmlns:a="http://schemas.openxmlformats.org/drawingml/2006/main">
-                  <a:graphicData uri="http://schemas.microsoft.com/office/word/2010/wordprocessingGroup">
-                    <wpg:wgp>
-                      <wpg:cNvGrpSpPr/>
-                      <wpg:grpSpPr>
-                        <a:xfrm>
-                          <a:off x="0" y="0"/>
-                          <a:ext cx="5581650" cy="6896100"/>
-                          <a:chOff x="0" y="0"/>
-                          <a:chExt cx="8790" cy="10860"/>
-                        </a:xfrm>
-                      </wpg:grpSpPr>
-                      <pic:pic xmlns:pic="http://schemas.openxmlformats.org/drawingml/2006/picture">
-                        <pic:nvPicPr>
-                          <pic:cNvPr id="5" name="图片 6" descr="C:\Users\asus\Desktop\图片15.png图片15"/>
-                          <pic:cNvPicPr>
-                            <a:picLocks noChangeAspect="1"/>
-                          </pic:cNvPicPr>
-                        </pic:nvPicPr>
-                        <pic:blipFill>
-                          <a:blip r:embed="rId10"/>
-                          <a:stretch>
-                            <a:fillRect/>
-                          </a:stretch>
-                        </pic:blipFill>
-                        <pic:spPr>
-                          <a:xfrm>
-                            <a:off x="480" y="0"/>
-                            <a:ext cx="8310" cy="6075"/>
-                          </a:xfrm>
-                          <a:prstGeom prst="rect">
-                            <a:avLst/>
-                          </a:prstGeom>
-                          <a:noFill/>
-                          <a:ln>
-                            <a:noFill/>
-                          </a:ln>
-                        </pic:spPr>
-                      </pic:pic>
-                      <pic:pic xmlns:pic="http://schemas.openxmlformats.org/drawingml/2006/picture">
-                        <pic:nvPicPr>
-                          <pic:cNvPr id="6" name="图片 7" descr="C:\Users\asus\Desktop\图片16.png图片16"/>
-                          <pic:cNvPicPr>
-                            <a:picLocks noChangeAspect="1"/>
-                          </pic:cNvPicPr>
-                        </pic:nvPicPr>
-                        <pic:blipFill>
-                          <a:blip r:embed="rId11"/>
-                          <a:stretch>
-                            <a:fillRect/>
-                          </a:stretch>
-                        </pic:blipFill>
-                        <pic:spPr>
-                          <a:xfrm>
-                            <a:off x="0" y="6090"/>
-                            <a:ext cx="8295" cy="4770"/>
-                          </a:xfrm>
-                          <a:prstGeom prst="rect">
-                            <a:avLst/>
-                          </a:prstGeom>
-                          <a:noFill/>
-                          <a:ln>
-                            <a:noFill/>
-                          </a:ln>
-                        </pic:spPr>
-                      </pic:pic>
-                    </wpg:wgp>
-                  </a:graphicData>
-                </a:graphic>
-              </wp:inline>
-            </w:drawing>
-          </mc:Choice>
-          <mc:Fallback>
-            <w:pict>
-              <v:group id="_x0000_s1026" o:spid="_x0000_s1026" o:spt="203" style="height:543pt;width:439.5pt;" coordsize="8790,10860" o:gfxdata="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">
-                <o:lock v:ext="edit" aspectratio="f"/>
-                <v:shape id="图片 6" o:spid="_x0000_s1026" o:spt="75" alt="C:\Users\asus\Desktop\图片15.png图片15" type="#_x0000_t75" style="position:absolute;left:480;top:0;height:6075;width:8310;" filled="f" o:preferrelative="t" stroked="f" coordsize="21600,21600" o:gfxdata="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">
-                  <v:fill on="f" focussize="0,0"/>
-                  <v:stroke on="f"/>
-                  <v:imagedata r:id="rId10" o:title="图片15"/>
-                  <o:lock v:ext="edit" aspectratio="t"/>
-                </v:shape>
-                <v:shape id="图片 7" o:spid="_x0000_s1026" o:spt="75" alt="C:\Users\asus\Desktop\图片16.png图片16" type="#_x0000_t75" style="position:absolute;left:0;top:6090;height:4770;width:8295;" filled="f" o:preferrelative="t" stroked="f" coordsize="21600,21600" o:gfxdata="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">
-                  <v:fill on="f" focussize="0,0"/>
-                  <v:stroke on="f"/>
-                  <v:imagedata r:id="rId11" o:title="图片16"/>
-                  <o:lock v:ext="edit" aspectratio="t"/>
-                </v:shape>
-                <w10:wrap type="none"/>
-                <w10:anchorlock/>
-              </v:group>
-            </w:pict>
-          </mc:Fallback>
-        </mc:AlternateContent>
-      </w:r>
-    </w:p>
-    <w:p>
-      <w:pPr>
-        <w:pStyle w:val="31"/>
-        <w:bidi w:val="0"/>
-        <w:rPr>
-          <w:rFonts w:hint="default"/>
-          <w:lang w:val="en-US" w:eastAsia="zh-CN"/>
-        </w:rPr>
-      </w:pPr>
-      <w:r>
-        <w:rPr>
-          <w:rFonts w:hint="eastAsia"/>
-          <w:lang w:val="en-US" w:eastAsia="zh-CN"/>
-        </w:rPr>
-        <w:t>手机告警实现</w:t>
-      </w:r>
-    </w:p>
-    <w:p>
-      <w:pPr>
-        <w:pStyle w:val="29"/>
-        <w:rPr>
-          <w:rFonts w:hint="default"/>
-          <w:lang w:val="en-US" w:eastAsia="zh-CN"/>
-        </w:rPr>
-      </w:pPr>
-      <w:bookmarkStart w:id="7" w:name="_Toc32286"/>
-      <w:r>
         <w:drawing>
           <wp:inline distT="0" distB="0" distL="114300" distR="114300">
-            <wp:extent cx="4180205" cy="6057265"/>
-            <wp:effectExtent l="0" t="0" r="10795" b="8255"/>
-            <wp:docPr id="25" name="图片 1"/>
+            <wp:extent cx="5267325" cy="3028950"/>
+            <wp:effectExtent l="0" t="0" r="5715" b="3810"/>
+            <wp:docPr id="6" name="图片 7" descr="C:\Users\asus\Desktop\图片16.png图片16"/>
             <wp:cNvGraphicFramePr>
               <a:graphicFrameLocks xmlns:a="http://schemas.openxmlformats.org/drawingml/2006/main" noChangeAspect="1"/>
             </wp:cNvGraphicFramePr>
@@ -8108,21 +9969,21 @@
               <a:graphicData uri="http://schemas.openxmlformats.org/drawingml/2006/picture">
                 <pic:pic xmlns:pic="http://schemas.openxmlformats.org/drawingml/2006/picture">
                   <pic:nvPicPr>
-                    <pic:cNvPr id="25" name="图片 1"/>
+                    <pic:cNvPr id="6" name="图片 7" descr="C:\Users\asus\Desktop\图片16.png图片16"/>
                     <pic:cNvPicPr>
                       <a:picLocks noChangeAspect="1"/>
                     </pic:cNvPicPr>
                   </pic:nvPicPr>
                   <pic:blipFill>
-                    <a:blip r:embed="rId12"/>
+                    <a:blip r:embed="rId10"/>
                     <a:stretch>
                       <a:fillRect/>
                     </a:stretch>
                   </pic:blipFill>
                   <pic:spPr>
                     <a:xfrm>
-                      <a:off x="0" y="0"/>
-                      <a:ext cx="4180205" cy="6057265"/>
+                      <a:off x="1143000" y="4770755"/>
+                      <a:ext cx="5267325" cy="3028950"/>
                     </a:xfrm>
                     <a:prstGeom prst="rect">
                       <a:avLst/>
@@ -8138,31 +9999,209 @@
           </wp:inline>
         </w:drawing>
       </w:r>
-      <w:bookmarkEnd w:id="7"/>
-      <w:bookmarkStart w:id="14" w:name="_GoBack"/>
+    </w:p>
+    <w:p>
+      <w:pPr>
+        <w:pStyle w:val="31"/>
+        <w:keepNext w:val="0"/>
+        <w:keepLines w:val="0"/>
+        <w:pageBreakBefore w:val="0"/>
+        <w:widowControl w:val="0"/>
+        <w:wordWrap/>
+        <w:overflowPunct/>
+        <w:topLinePunct w:val="0"/>
+        <w:bidi w:val="0"/>
+        <w:rPr>
+          <w:rFonts w:hint="default"/>
+          <w:lang w:val="en-US" w:eastAsia="zh-CN"/>
+        </w:rPr>
+      </w:pPr>
+      <w:bookmarkStart w:id="12" w:name="_Toc32160"/>
+      <w:r>
+        <w:rPr>
+          <w:rFonts w:hint="eastAsia"/>
+          <w:lang w:val="en-US" w:eastAsia="zh-CN"/>
+        </w:rPr>
+        <w:t>手机告警实现</w:t>
+      </w:r>
+      <w:bookmarkEnd w:id="12"/>
+    </w:p>
+    <w:p>
+      <w:pPr>
+        <w:pStyle w:val="29"/>
+        <w:keepNext w:val="0"/>
+        <w:keepLines w:val="0"/>
+        <w:pageBreakBefore w:val="0"/>
+        <w:widowControl w:val="0"/>
+        <w:wordWrap/>
+        <w:overflowPunct/>
+        <w:topLinePunct w:val="0"/>
+        <w:bidi w:val="0"/>
+        <w:rPr>
+          <w:rFonts w:hint="default"/>
+          <w:lang w:val="en-US" w:eastAsia="zh-CN"/>
+        </w:rPr>
+      </w:pPr>
+      <w:r>
+        <w:drawing>
+          <wp:inline distT="0" distB="0" distL="114300" distR="114300">
+            <wp:extent cx="4705350" cy="6814185"/>
+            <wp:effectExtent l="0" t="0" r="3810" b="13335"/>
+            <wp:docPr id="9" name="图片 2"/>
+            <wp:cNvGraphicFramePr>
+              <a:graphicFrameLocks xmlns:a="http://schemas.openxmlformats.org/drawingml/2006/main" noChangeAspect="1"/>
+            </wp:cNvGraphicFramePr>
+            <a:graphic xmlns:a="http://schemas.openxmlformats.org/drawingml/2006/main">
+              <a:graphicData uri="http://schemas.openxmlformats.org/drawingml/2006/picture">
+                <pic:pic xmlns:pic="http://schemas.openxmlformats.org/drawingml/2006/picture">
+                  <pic:nvPicPr>
+                    <pic:cNvPr id="9" name="图片 2"/>
+                    <pic:cNvPicPr>
+                      <a:picLocks noChangeAspect="1"/>
+                    </pic:cNvPicPr>
+                  </pic:nvPicPr>
+                  <pic:blipFill>
+                    <a:blip r:embed="rId11"/>
+                    <a:stretch>
+                      <a:fillRect/>
+                    </a:stretch>
+                  </pic:blipFill>
+                  <pic:spPr>
+                    <a:xfrm>
+                      <a:off x="0" y="0"/>
+                      <a:ext cx="4705350" cy="6814185"/>
+                    </a:xfrm>
+                    <a:prstGeom prst="rect">
+                      <a:avLst/>
+                    </a:prstGeom>
+                    <a:noFill/>
+                    <a:ln>
+                      <a:noFill/>
+                    </a:ln>
+                  </pic:spPr>
+                </pic:pic>
+              </a:graphicData>
+            </a:graphic>
+          </wp:inline>
+        </w:drawing>
+      </w:r>
+    </w:p>
+    <w:p>
+      <w:pPr>
+        <w:pStyle w:val="30"/>
+        <w:keepNext w:val="0"/>
+        <w:keepLines w:val="0"/>
+        <w:pageBreakBefore w:val="0"/>
+        <w:widowControl w:val="0"/>
+        <w:wordWrap/>
+        <w:overflowPunct/>
+        <w:topLinePunct w:val="0"/>
+        <w:bidi w:val="0"/>
+        <w:rPr>
+          <w:rFonts w:hint="default"/>
+          <w:lang w:val="en-US" w:eastAsia="zh-CN"/>
+        </w:rPr>
+      </w:pPr>
+      <w:bookmarkStart w:id="13" w:name="_Toc14392"/>
+      <w:r>
+        <w:rPr>
+          <w:rFonts w:hint="eastAsia"/>
+          <w:lang w:val="en-US" w:eastAsia="zh-CN"/>
+        </w:rPr>
+        <w:t>应用现状</w:t>
+      </w:r>
+      <w:bookmarkEnd w:id="13"/>
+    </w:p>
+    <w:p>
+      <w:pPr>
+        <w:pStyle w:val="29"/>
+        <w:keepNext w:val="0"/>
+        <w:keepLines w:val="0"/>
+        <w:pageBreakBefore w:val="0"/>
+        <w:widowControl w:val="0"/>
+        <w:wordWrap/>
+        <w:overflowPunct/>
+        <w:topLinePunct w:val="0"/>
+        <w:bidi w:val="0"/>
+        <w:rPr>
+          <w:rFonts w:hint="eastAsia"/>
+          <w:lang w:val="en-US" w:eastAsia="zh-CN"/>
+        </w:rPr>
+      </w:pPr>
+      <w:r>
+        <w:rPr>
+          <w:rFonts w:hint="eastAsia"/>
+          <w:lang w:val="en-US" w:eastAsia="zh-CN"/>
+        </w:rPr>
+        <w:t>按照研发计划，目前运维研发进度完成，已经正式上线运行。截止目前系统运行良好。</w:t>
+      </w:r>
+    </w:p>
+    <w:p>
+      <w:pPr>
+        <w:pStyle w:val="28"/>
+        <w:keepNext w:val="0"/>
+        <w:keepLines w:val="0"/>
+        <w:pageBreakBefore w:val="0"/>
+        <w:widowControl w:val="0"/>
+        <w:wordWrap/>
+        <w:overflowPunct/>
+        <w:topLinePunct w:val="0"/>
+        <w:bidi w:val="0"/>
+        <w:rPr>
+          <w:rFonts w:hint="eastAsia"/>
+          <w:lang w:val="en-US" w:eastAsia="zh-CN"/>
+        </w:rPr>
+      </w:pPr>
+      <w:bookmarkStart w:id="14" w:name="_Toc5061"/>
+      <w:r>
+        <w:rPr>
+          <w:rFonts w:hint="eastAsia"/>
+          <w:lang w:val="en-US" w:eastAsia="zh-CN"/>
+        </w:rPr>
+        <w:t>运维手册研发进度</w:t>
+      </w:r>
       <w:bookmarkEnd w:id="14"/>
     </w:p>
     <w:p>
       <w:pPr>
         <w:pStyle w:val="30"/>
+        <w:keepNext w:val="0"/>
+        <w:keepLines w:val="0"/>
+        <w:pageBreakBefore w:val="0"/>
+        <w:widowControl w:val="0"/>
+        <w:wordWrap/>
+        <w:overflowPunct/>
+        <w:topLinePunct w:val="0"/>
         <w:bidi w:val="0"/>
         <w:rPr>
-          <w:rFonts w:hint="default"/>
+          <w:rFonts w:hint="eastAsia"/>
           <w:lang w:val="en-US" w:eastAsia="zh-CN"/>
         </w:rPr>
       </w:pPr>
+      <w:bookmarkStart w:id="15" w:name="_Toc18067"/>
       <w:r>
         <w:rPr>
           <w:rFonts w:hint="eastAsia"/>
           <w:lang w:val="en-US" w:eastAsia="zh-CN"/>
         </w:rPr>
-        <w:t>应用现状</w:t>
-      </w:r>
-      <w:bookmarkEnd w:id="6"/>
+        <w:t>研发进度</w:t>
+      </w:r>
+      <w:bookmarkEnd w:id="15"/>
     </w:p>
     <w:p>
       <w:pPr>
         <w:pStyle w:val="29"/>
+        <w:keepNext w:val="0"/>
+        <w:keepLines w:val="0"/>
+        <w:pageBreakBefore w:val="0"/>
+        <w:widowControl w:val="0"/>
+        <w:tabs>
+          <w:tab w:val="left" w:pos="5565"/>
+        </w:tabs>
+        <w:wordWrap/>
+        <w:overflowPunct/>
+        <w:topLinePunct w:val="0"/>
+        <w:bidi w:val="0"/>
         <w:rPr>
           <w:rFonts w:hint="eastAsia"/>
           <w:lang w:val="en-US" w:eastAsia="zh-CN"/>
@@ -8173,76 +10212,26 @@
           <w:rFonts w:hint="eastAsia"/>
           <w:lang w:val="en-US" w:eastAsia="zh-CN"/>
         </w:rPr>
-        <w:t>按照研发计划，目前运维研发进度完成，已经正式上线运行。截止目前系统运行良好。</w:t>
+        <w:t>根据研发计划，手册研发进度如表2-1所示：</w:t>
+      </w:r>
+      <w:r>
+        <w:rPr>
+          <w:rFonts w:hint="eastAsia"/>
+          <w:lang w:val="en-US" w:eastAsia="zh-CN"/>
+        </w:rPr>
+        <w:tab/>
       </w:r>
     </w:p>
     <w:p>
       <w:pPr>
-        <w:pStyle w:val="28"/>
+        <w:keepNext w:val="0"/>
+        <w:keepLines w:val="0"/>
+        <w:pageBreakBefore w:val="0"/>
+        <w:widowControl w:val="0"/>
+        <w:wordWrap/>
+        <w:overflowPunct/>
+        <w:topLinePunct w:val="0"/>
         <w:bidi w:val="0"/>
-        <w:rPr>
-          <w:rFonts w:hint="eastAsia"/>
-          <w:lang w:val="en-US" w:eastAsia="zh-CN"/>
-        </w:rPr>
-      </w:pPr>
-      <w:bookmarkStart w:id="8" w:name="_Toc21532"/>
-      <w:r>
-        <w:rPr>
-          <w:rFonts w:hint="eastAsia"/>
-          <w:lang w:val="en-US" w:eastAsia="zh-CN"/>
-        </w:rPr>
-        <w:t>运维手册研发进度</w:t>
-      </w:r>
-      <w:bookmarkEnd w:id="8"/>
-    </w:p>
-    <w:p>
-      <w:pPr>
-        <w:pStyle w:val="30"/>
-        <w:bidi w:val="0"/>
-        <w:rPr>
-          <w:rFonts w:hint="eastAsia"/>
-          <w:lang w:val="en-US" w:eastAsia="zh-CN"/>
-        </w:rPr>
-      </w:pPr>
-      <w:bookmarkStart w:id="9" w:name="_Toc7421"/>
-      <w:r>
-        <w:rPr>
-          <w:rFonts w:hint="eastAsia"/>
-          <w:lang w:val="en-US" w:eastAsia="zh-CN"/>
-        </w:rPr>
-        <w:t>研发进度</w:t>
-      </w:r>
-      <w:bookmarkEnd w:id="9"/>
-    </w:p>
-    <w:p>
-      <w:pPr>
-        <w:pStyle w:val="29"/>
-        <w:tabs>
-          <w:tab w:val="left" w:pos="5565"/>
-        </w:tabs>
-        <w:bidi w:val="0"/>
-        <w:rPr>
-          <w:rFonts w:hint="eastAsia"/>
-          <w:lang w:val="en-US" w:eastAsia="zh-CN"/>
-        </w:rPr>
-      </w:pPr>
-      <w:r>
-        <w:rPr>
-          <w:rFonts w:hint="eastAsia"/>
-          <w:lang w:val="en-US" w:eastAsia="zh-CN"/>
-        </w:rPr>
-        <w:t>根据研发计划，手册研发进度如表2-1所示：</w:t>
-      </w:r>
-      <w:r>
-        <w:rPr>
-          <w:rFonts w:hint="eastAsia"/>
-          <w:lang w:val="en-US" w:eastAsia="zh-CN"/>
-        </w:rPr>
-        <w:tab/>
-      </w:r>
-    </w:p>
-    <w:p>
-      <w:pPr>
         <w:spacing w:before="106"/>
         <w:jc w:val="center"/>
         <w:rPr>
@@ -8397,6 +10386,14 @@
           </w:tcPr>
           <w:p>
             <w:pPr>
+              <w:keepNext w:val="0"/>
+              <w:keepLines w:val="0"/>
+              <w:pageBreakBefore w:val="0"/>
+              <w:widowControl w:val="0"/>
+              <w:wordWrap/>
+              <w:overflowPunct/>
+              <w:topLinePunct w:val="0"/>
+              <w:bidi w:val="0"/>
               <w:spacing w:before="90" w:line="222" w:lineRule="auto"/>
               <w:ind w:left="192"/>
               <w:rPr>
@@ -8424,6 +10421,14 @@
           </w:tcPr>
           <w:p>
             <w:pPr>
+              <w:keepNext w:val="0"/>
+              <w:keepLines w:val="0"/>
+              <w:pageBreakBefore w:val="0"/>
+              <w:widowControl w:val="0"/>
+              <w:wordWrap/>
+              <w:overflowPunct/>
+              <w:topLinePunct w:val="0"/>
+              <w:bidi w:val="0"/>
               <w:spacing w:before="90" w:line="222" w:lineRule="auto"/>
               <w:ind w:left="0" w:leftChars="0" w:right="0" w:rightChars="0" w:firstLine="0" w:firstLineChars="0"/>
               <w:jc w:val="center"/>
@@ -8453,6 +10458,14 @@
           </w:tcPr>
           <w:p>
             <w:pPr>
+              <w:keepNext w:val="0"/>
+              <w:keepLines w:val="0"/>
+              <w:pageBreakBefore w:val="0"/>
+              <w:widowControl w:val="0"/>
+              <w:wordWrap/>
+              <w:overflowPunct/>
+              <w:topLinePunct w:val="0"/>
+              <w:bidi w:val="0"/>
               <w:spacing w:before="90" w:line="220" w:lineRule="auto"/>
               <w:ind w:left="0" w:leftChars="0" w:right="0" w:rightChars="0" w:firstLine="0" w:firstLineChars="0"/>
               <w:jc w:val="center"/>
@@ -8482,6 +10495,14 @@
           </w:tcPr>
           <w:p>
             <w:pPr>
+              <w:keepNext w:val="0"/>
+              <w:keepLines w:val="0"/>
+              <w:pageBreakBefore w:val="0"/>
+              <w:widowControl w:val="0"/>
+              <w:wordWrap/>
+              <w:overflowPunct/>
+              <w:topLinePunct w:val="0"/>
+              <w:bidi w:val="0"/>
               <w:spacing w:before="90" w:line="220" w:lineRule="auto"/>
               <w:ind w:left="0" w:leftChars="0" w:right="0" w:rightChars="0" w:firstLine="0" w:firstLineChars="0"/>
               <w:jc w:val="center"/>
@@ -8533,10 +10554,18 @@
           </w:tcPr>
           <w:p>
             <w:pPr>
+              <w:keepNext w:val="0"/>
+              <w:keepLines w:val="0"/>
+              <w:pageBreakBefore w:val="0"/>
+              <w:widowControl w:val="0"/>
               <w:numPr>
                 <w:ilvl w:val="0"/>
                 <w:numId w:val="16"/>
               </w:numPr>
+              <w:wordWrap/>
+              <w:overflowPunct/>
+              <w:topLinePunct w:val="0"/>
+              <w:bidi w:val="0"/>
               <w:spacing w:before="89" w:line="242" w:lineRule="auto"/>
               <w:ind w:left="425" w:leftChars="0" w:hanging="425" w:firstLineChars="0"/>
               <w:jc w:val="center"/>
@@ -8554,6 +10583,14 @@
           </w:tcPr>
           <w:p>
             <w:pPr>
+              <w:keepNext w:val="0"/>
+              <w:keepLines w:val="0"/>
+              <w:pageBreakBefore w:val="0"/>
+              <w:widowControl w:val="0"/>
+              <w:wordWrap/>
+              <w:overflowPunct/>
+              <w:topLinePunct w:val="0"/>
+              <w:bidi w:val="0"/>
               <w:spacing w:before="89" w:line="220" w:lineRule="auto"/>
               <w:ind w:left="0" w:leftChars="0" w:right="0" w:rightChars="0" w:firstLine="0" w:firstLineChars="0"/>
               <w:jc w:val="center"/>
@@ -8582,6 +10619,14 @@
           </w:tcPr>
           <w:p>
             <w:pPr>
+              <w:keepNext w:val="0"/>
+              <w:keepLines w:val="0"/>
+              <w:pageBreakBefore w:val="0"/>
+              <w:widowControl w:val="0"/>
+              <w:wordWrap/>
+              <w:overflowPunct/>
+              <w:topLinePunct w:val="0"/>
+              <w:bidi w:val="0"/>
               <w:spacing w:before="90" w:line="219" w:lineRule="auto"/>
               <w:ind w:left="0" w:leftChars="0" w:right="0" w:rightChars="0" w:firstLine="0" w:firstLineChars="0"/>
               <w:jc w:val="center"/>
@@ -8609,6 +10654,14 @@
           </w:tcPr>
           <w:p>
             <w:pPr>
+              <w:keepNext w:val="0"/>
+              <w:keepLines w:val="0"/>
+              <w:pageBreakBefore w:val="0"/>
+              <w:widowControl w:val="0"/>
+              <w:wordWrap/>
+              <w:overflowPunct/>
+              <w:topLinePunct w:val="0"/>
+              <w:bidi w:val="0"/>
               <w:spacing w:before="90" w:line="219" w:lineRule="auto"/>
               <w:ind w:left="0" w:leftChars="0" w:right="0" w:rightChars="0" w:firstLine="0" w:firstLineChars="0"/>
               <w:jc w:val="center"/>
@@ -8658,10 +10711,18 @@
           </w:tcPr>
           <w:p>
             <w:pPr>
+              <w:keepNext w:val="0"/>
+              <w:keepLines w:val="0"/>
+              <w:pageBreakBefore w:val="0"/>
+              <w:widowControl w:val="0"/>
               <w:numPr>
                 <w:ilvl w:val="0"/>
                 <w:numId w:val="16"/>
               </w:numPr>
+              <w:wordWrap/>
+              <w:overflowPunct/>
+              <w:topLinePunct w:val="0"/>
+              <w:bidi w:val="0"/>
               <w:spacing w:before="90" w:line="242" w:lineRule="auto"/>
               <w:ind w:left="425" w:leftChars="0" w:hanging="425" w:firstLineChars="0"/>
               <w:jc w:val="center"/>
@@ -8679,6 +10740,14 @@
           </w:tcPr>
           <w:p>
             <w:pPr>
+              <w:keepNext w:val="0"/>
+              <w:keepLines w:val="0"/>
+              <w:pageBreakBefore w:val="0"/>
+              <w:widowControl w:val="0"/>
+              <w:wordWrap/>
+              <w:overflowPunct/>
+              <w:topLinePunct w:val="0"/>
+              <w:bidi w:val="0"/>
               <w:spacing w:before="91" w:line="220" w:lineRule="auto"/>
               <w:ind w:left="0" w:leftChars="0" w:right="0" w:rightChars="0" w:firstLine="0" w:firstLineChars="0"/>
               <w:jc w:val="center"/>
@@ -8706,6 +10775,14 @@
           </w:tcPr>
           <w:p>
             <w:pPr>
+              <w:keepNext w:val="0"/>
+              <w:keepLines w:val="0"/>
+              <w:pageBreakBefore w:val="0"/>
+              <w:widowControl w:val="0"/>
+              <w:wordWrap/>
+              <w:overflowPunct/>
+              <w:topLinePunct w:val="0"/>
+              <w:bidi w:val="0"/>
               <w:spacing w:before="91" w:line="219" w:lineRule="auto"/>
               <w:ind w:left="0" w:leftChars="0" w:right="0" w:rightChars="0" w:firstLine="0" w:firstLineChars="0"/>
               <w:jc w:val="center"/>
@@ -8732,6 +10809,14 @@
           </w:tcPr>
           <w:p>
             <w:pPr>
+              <w:keepNext w:val="0"/>
+              <w:keepLines w:val="0"/>
+              <w:pageBreakBefore w:val="0"/>
+              <w:widowControl w:val="0"/>
+              <w:wordWrap/>
+              <w:overflowPunct/>
+              <w:topLinePunct w:val="0"/>
+              <w:bidi w:val="0"/>
               <w:spacing w:before="91" w:line="219" w:lineRule="auto"/>
               <w:ind w:left="0" w:leftChars="0" w:right="0" w:rightChars="0" w:firstLine="0" w:firstLineChars="0"/>
               <w:jc w:val="center"/>
@@ -8781,10 +10866,18 @@
           </w:tcPr>
           <w:p>
             <w:pPr>
+              <w:keepNext w:val="0"/>
+              <w:keepLines w:val="0"/>
+              <w:pageBreakBefore w:val="0"/>
+              <w:widowControl w:val="0"/>
               <w:numPr>
                 <w:ilvl w:val="0"/>
                 <w:numId w:val="16"/>
               </w:numPr>
+              <w:wordWrap/>
+              <w:overflowPunct/>
+              <w:topLinePunct w:val="0"/>
+              <w:bidi w:val="0"/>
               <w:spacing w:before="99"/>
               <w:ind w:left="425" w:leftChars="0" w:hanging="425" w:firstLineChars="0"/>
               <w:jc w:val="center"/>
@@ -8802,6 +10895,14 @@
           </w:tcPr>
           <w:p>
             <w:pPr>
+              <w:keepNext w:val="0"/>
+              <w:keepLines w:val="0"/>
+              <w:pageBreakBefore w:val="0"/>
+              <w:widowControl w:val="0"/>
+              <w:wordWrap/>
+              <w:overflowPunct/>
+              <w:topLinePunct w:val="0"/>
+              <w:bidi w:val="0"/>
               <w:spacing w:before="100" w:line="219" w:lineRule="auto"/>
               <w:ind w:left="0" w:leftChars="0" w:right="0" w:rightChars="0" w:firstLine="0" w:firstLineChars="0"/>
               <w:jc w:val="center"/>
@@ -8829,6 +10930,14 @@
           </w:tcPr>
           <w:p>
             <w:pPr>
+              <w:keepNext w:val="0"/>
+              <w:keepLines w:val="0"/>
+              <w:pageBreakBefore w:val="0"/>
+              <w:widowControl w:val="0"/>
+              <w:wordWrap/>
+              <w:overflowPunct/>
+              <w:topLinePunct w:val="0"/>
+              <w:bidi w:val="0"/>
               <w:spacing w:before="100" w:line="219" w:lineRule="auto"/>
               <w:ind w:left="0" w:leftChars="0" w:right="0" w:rightChars="0" w:firstLine="0" w:firstLineChars="0"/>
               <w:jc w:val="center"/>
@@ -8855,6 +10964,14 @@
           </w:tcPr>
           <w:p>
             <w:pPr>
+              <w:keepNext w:val="0"/>
+              <w:keepLines w:val="0"/>
+              <w:pageBreakBefore w:val="0"/>
+              <w:widowControl w:val="0"/>
+              <w:wordWrap/>
+              <w:overflowPunct/>
+              <w:topLinePunct w:val="0"/>
+              <w:bidi w:val="0"/>
               <w:spacing w:before="100" w:line="219" w:lineRule="auto"/>
               <w:ind w:left="0" w:leftChars="0" w:right="0" w:rightChars="0" w:firstLine="0" w:firstLineChars="0"/>
               <w:jc w:val="center"/>
@@ -8880,6 +10997,14 @@
     </w:tbl>
     <w:p>
       <w:pPr>
+        <w:keepNext w:val="0"/>
+        <w:keepLines w:val="0"/>
+        <w:pageBreakBefore w:val="0"/>
+        <w:widowControl w:val="0"/>
+        <w:wordWrap/>
+        <w:overflowPunct/>
+        <w:topLinePunct w:val="0"/>
+        <w:bidi w:val="0"/>
         <w:spacing w:before="106"/>
         <w:jc w:val="center"/>
         <w:rPr>
@@ -8891,9 +11016,16 @@
     <w:p>
       <w:pPr>
         <w:pStyle w:val="29"/>
+        <w:keepNext w:val="0"/>
+        <w:keepLines w:val="0"/>
+        <w:pageBreakBefore w:val="0"/>
+        <w:widowControl w:val="0"/>
         <w:tabs>
           <w:tab w:val="left" w:pos="5565"/>
         </w:tabs>
+        <w:wordWrap/>
+        <w:overflowPunct/>
+        <w:topLinePunct w:val="0"/>
         <w:bidi w:val="0"/>
         <w:rPr>
           <w:rFonts w:hint="eastAsia"/>
@@ -8904,13 +11036,20 @@
     <w:p>
       <w:pPr>
         <w:pStyle w:val="30"/>
+        <w:keepNext w:val="0"/>
+        <w:keepLines w:val="0"/>
+        <w:pageBreakBefore w:val="0"/>
+        <w:widowControl w:val="0"/>
+        <w:wordWrap/>
+        <w:overflowPunct/>
+        <w:topLinePunct w:val="0"/>
         <w:bidi w:val="0"/>
         <w:rPr>
           <w:rFonts w:hint="eastAsia"/>
           <w:lang w:val="en-US" w:eastAsia="zh-CN"/>
         </w:rPr>
       </w:pPr>
-      <w:bookmarkStart w:id="10" w:name="_Toc11294"/>
+      <w:bookmarkStart w:id="16" w:name="_Toc26486"/>
       <w:r>
         <w:rPr>
           <w:rFonts w:hint="eastAsia"/>
@@ -8918,11 +11057,18 @@
         </w:rPr>
         <w:t>研发成果</w:t>
       </w:r>
-      <w:bookmarkEnd w:id="10"/>
+      <w:bookmarkEnd w:id="16"/>
     </w:p>
     <w:p>
       <w:pPr>
         <w:pStyle w:val="29"/>
+        <w:keepNext w:val="0"/>
+        <w:keepLines w:val="0"/>
+        <w:pageBreakBefore w:val="0"/>
+        <w:widowControl w:val="0"/>
+        <w:wordWrap/>
+        <w:overflowPunct/>
+        <w:topLinePunct w:val="0"/>
         <w:bidi w:val="0"/>
         <w:rPr>
           <w:rFonts w:hint="eastAsia"/>
@@ -8940,6 +11086,13 @@
     <w:p>
       <w:pPr>
         <w:pStyle w:val="29"/>
+        <w:keepNext w:val="0"/>
+        <w:keepLines w:val="0"/>
+        <w:pageBreakBefore w:val="0"/>
+        <w:widowControl w:val="0"/>
+        <w:wordWrap/>
+        <w:overflowPunct/>
+        <w:topLinePunct w:val="0"/>
         <w:bidi w:val="0"/>
         <w:ind w:left="0" w:leftChars="0" w:right="0" w:rightChars="0" w:firstLine="0" w:firstLineChars="0"/>
         <w:jc w:val="center"/>
@@ -9043,6 +11196,13 @@
     <w:p>
       <w:pPr>
         <w:pStyle w:val="29"/>
+        <w:keepNext w:val="0"/>
+        <w:keepLines w:val="0"/>
+        <w:pageBreakBefore w:val="0"/>
+        <w:widowControl w:val="0"/>
+        <w:wordWrap/>
+        <w:overflowPunct/>
+        <w:topLinePunct w:val="0"/>
         <w:bidi w:val="0"/>
       </w:pPr>
       <w:r>
@@ -9064,7 +11224,7 @@
                     </pic:cNvPicPr>
                   </pic:nvPicPr>
                   <pic:blipFill>
-                    <a:blip r:embed="rId13"/>
+                    <a:blip r:embed="rId12"/>
                     <a:stretch>
                       <a:fillRect/>
                     </a:stretch>
@@ -9092,13 +11252,20 @@
     <w:p>
       <w:pPr>
         <w:pStyle w:val="30"/>
+        <w:keepNext w:val="0"/>
+        <w:keepLines w:val="0"/>
+        <w:pageBreakBefore w:val="0"/>
+        <w:widowControl w:val="0"/>
+        <w:wordWrap/>
+        <w:overflowPunct/>
+        <w:topLinePunct w:val="0"/>
         <w:bidi w:val="0"/>
         <w:rPr>
           <w:rFonts w:hint="default"/>
           <w:lang w:val="en-US" w:eastAsia="zh-CN"/>
         </w:rPr>
       </w:pPr>
-      <w:bookmarkStart w:id="11" w:name="_Toc27548"/>
+      <w:bookmarkStart w:id="17" w:name="_Toc31704"/>
       <w:r>
         <w:rPr>
           <w:rFonts w:hint="eastAsia"/>
@@ -9106,11 +11273,19 @@
         </w:rPr>
         <w:t>研发现状</w:t>
       </w:r>
-      <w:bookmarkEnd w:id="11"/>
+      <w:bookmarkEnd w:id="17"/>
     </w:p>
     <w:p>
       <w:pPr>
         <w:pStyle w:val="29"/>
+        <w:keepNext w:val="0"/>
+        <w:keepLines w:val="0"/>
+        <w:pageBreakBefore w:val="0"/>
+        <w:widowControl w:val="0"/>
+        <w:wordWrap/>
+        <w:overflowPunct/>
+        <w:topLinePunct w:val="0"/>
+        <w:bidi w:val="0"/>
         <w:rPr>
           <w:rFonts w:hint="default"/>
           <w:lang w:val="en-US" w:eastAsia="zh-CN"/>
@@ -9127,13 +11302,20 @@
     <w:p>
       <w:pPr>
         <w:pStyle w:val="28"/>
+        <w:keepNext w:val="0"/>
+        <w:keepLines w:val="0"/>
+        <w:pageBreakBefore w:val="0"/>
+        <w:widowControl w:val="0"/>
+        <w:wordWrap/>
+        <w:overflowPunct/>
+        <w:topLinePunct w:val="0"/>
         <w:bidi w:val="0"/>
         <w:rPr>
           <w:rFonts w:hint="eastAsia"/>
           <w:lang w:val="en-US" w:eastAsia="zh-CN"/>
         </w:rPr>
       </w:pPr>
-      <w:bookmarkStart w:id="12" w:name="_Toc10221"/>
+      <w:bookmarkStart w:id="18" w:name="_Toc12478"/>
       <w:r>
         <w:rPr>
           <w:rFonts w:hint="eastAsia"/>
@@ -9141,11 +11323,19 @@
         </w:rPr>
         <w:t>研发经费使用情况</w:t>
       </w:r>
-      <w:bookmarkEnd w:id="12"/>
+      <w:bookmarkEnd w:id="18"/>
     </w:p>
     <w:p>
       <w:pPr>
         <w:pStyle w:val="29"/>
+        <w:keepNext w:val="0"/>
+        <w:keepLines w:val="0"/>
+        <w:pageBreakBefore w:val="0"/>
+        <w:widowControl w:val="0"/>
+        <w:wordWrap/>
+        <w:overflowPunct/>
+        <w:topLinePunct w:val="0"/>
+        <w:bidi w:val="0"/>
         <w:rPr>
           <w:rFonts w:hint="eastAsia"/>
           <w:lang w:val="en-US" w:eastAsia="zh-CN"/>
@@ -9161,6 +11351,14 @@
     </w:p>
     <w:p>
       <w:pPr>
+        <w:keepNext w:val="0"/>
+        <w:keepLines w:val="0"/>
+        <w:pageBreakBefore w:val="0"/>
+        <w:widowControl w:val="0"/>
+        <w:wordWrap/>
+        <w:overflowPunct/>
+        <w:topLinePunct w:val="0"/>
+        <w:bidi w:val="0"/>
         <w:spacing w:before="106"/>
         <w:jc w:val="center"/>
         <w:rPr>
@@ -9315,6 +11513,14 @@
           </w:tcPr>
           <w:p>
             <w:pPr>
+              <w:keepNext w:val="0"/>
+              <w:keepLines w:val="0"/>
+              <w:pageBreakBefore w:val="0"/>
+              <w:widowControl w:val="0"/>
+              <w:wordWrap/>
+              <w:overflowPunct/>
+              <w:topLinePunct w:val="0"/>
+              <w:bidi w:val="0"/>
               <w:spacing w:before="90" w:line="222" w:lineRule="auto"/>
               <w:ind w:left="192"/>
               <w:rPr>
@@ -9342,6 +11548,14 @@
           </w:tcPr>
           <w:p>
             <w:pPr>
+              <w:keepNext w:val="0"/>
+              <w:keepLines w:val="0"/>
+              <w:pageBreakBefore w:val="0"/>
+              <w:widowControl w:val="0"/>
+              <w:wordWrap/>
+              <w:overflowPunct/>
+              <w:topLinePunct w:val="0"/>
+              <w:bidi w:val="0"/>
               <w:spacing w:before="90" w:line="222" w:lineRule="auto"/>
               <w:ind w:left="552"/>
               <w:rPr>
@@ -9370,6 +11584,14 @@
           </w:tcPr>
           <w:p>
             <w:pPr>
+              <w:keepNext w:val="0"/>
+              <w:keepLines w:val="0"/>
+              <w:pageBreakBefore w:val="0"/>
+              <w:widowControl w:val="0"/>
+              <w:wordWrap/>
+              <w:overflowPunct/>
+              <w:topLinePunct w:val="0"/>
+              <w:bidi w:val="0"/>
               <w:spacing w:before="90" w:line="220" w:lineRule="auto"/>
               <w:ind w:left="251"/>
               <w:rPr>
@@ -9397,6 +11619,14 @@
           </w:tcPr>
           <w:p>
             <w:pPr>
+              <w:keepNext w:val="0"/>
+              <w:keepLines w:val="0"/>
+              <w:pageBreakBefore w:val="0"/>
+              <w:widowControl w:val="0"/>
+              <w:wordWrap/>
+              <w:overflowPunct/>
+              <w:topLinePunct w:val="0"/>
+              <w:bidi w:val="0"/>
               <w:spacing w:before="90" w:line="220" w:lineRule="auto"/>
               <w:ind w:left="251"/>
               <w:rPr>
@@ -9445,10 +11675,18 @@
           </w:tcPr>
           <w:p>
             <w:pPr>
+              <w:keepNext w:val="0"/>
+              <w:keepLines w:val="0"/>
+              <w:pageBreakBefore w:val="0"/>
+              <w:widowControl w:val="0"/>
               <w:numPr>
                 <w:ilvl w:val="0"/>
                 <w:numId w:val="17"/>
               </w:numPr>
+              <w:wordWrap/>
+              <w:overflowPunct/>
+              <w:topLinePunct w:val="0"/>
+              <w:bidi w:val="0"/>
               <w:spacing w:before="89" w:line="242" w:lineRule="auto"/>
               <w:ind w:left="425" w:leftChars="0" w:hanging="425" w:firstLineChars="0"/>
               <w:jc w:val="center"/>
@@ -9466,6 +11704,14 @@
           </w:tcPr>
           <w:p>
             <w:pPr>
+              <w:keepNext w:val="0"/>
+              <w:keepLines w:val="0"/>
+              <w:pageBreakBefore w:val="0"/>
+              <w:widowControl w:val="0"/>
+              <w:wordWrap/>
+              <w:overflowPunct/>
+              <w:topLinePunct w:val="0"/>
+              <w:bidi w:val="0"/>
               <w:spacing w:before="89" w:line="220" w:lineRule="auto"/>
               <w:ind w:left="111"/>
               <w:rPr>
@@ -9493,6 +11739,14 @@
           </w:tcPr>
           <w:p>
             <w:pPr>
+              <w:keepNext w:val="0"/>
+              <w:keepLines w:val="0"/>
+              <w:pageBreakBefore w:val="0"/>
+              <w:widowControl w:val="0"/>
+              <w:wordWrap/>
+              <w:overflowPunct/>
+              <w:topLinePunct w:val="0"/>
+              <w:bidi w:val="0"/>
               <w:spacing w:before="90" w:line="219" w:lineRule="auto"/>
               <w:ind w:left="113"/>
               <w:rPr>
@@ -9519,6 +11773,14 @@
           </w:tcPr>
           <w:p>
             <w:pPr>
+              <w:keepNext w:val="0"/>
+              <w:keepLines w:val="0"/>
+              <w:pageBreakBefore w:val="0"/>
+              <w:widowControl w:val="0"/>
+              <w:wordWrap/>
+              <w:overflowPunct/>
+              <w:topLinePunct w:val="0"/>
+              <w:bidi w:val="0"/>
               <w:spacing w:before="90" w:line="219" w:lineRule="auto"/>
               <w:ind w:left="113"/>
               <w:rPr>
@@ -9567,10 +11829,18 @@
           </w:tcPr>
           <w:p>
             <w:pPr>
+              <w:keepNext w:val="0"/>
+              <w:keepLines w:val="0"/>
+              <w:pageBreakBefore w:val="0"/>
+              <w:widowControl w:val="0"/>
               <w:numPr>
                 <w:ilvl w:val="0"/>
                 <w:numId w:val="17"/>
               </w:numPr>
+              <w:wordWrap/>
+              <w:overflowPunct/>
+              <w:topLinePunct w:val="0"/>
+              <w:bidi w:val="0"/>
               <w:spacing w:before="90" w:line="242" w:lineRule="auto"/>
               <w:ind w:left="425" w:leftChars="0" w:hanging="425" w:firstLineChars="0"/>
               <w:jc w:val="center"/>
@@ -9588,6 +11858,14 @@
           </w:tcPr>
           <w:p>
             <w:pPr>
+              <w:keepNext w:val="0"/>
+              <w:keepLines w:val="0"/>
+              <w:pageBreakBefore w:val="0"/>
+              <w:widowControl w:val="0"/>
+              <w:wordWrap/>
+              <w:overflowPunct/>
+              <w:topLinePunct w:val="0"/>
+              <w:bidi w:val="0"/>
               <w:spacing w:before="91" w:line="220" w:lineRule="auto"/>
               <w:ind w:left="110"/>
               <w:rPr>
@@ -9614,6 +11892,14 @@
           </w:tcPr>
           <w:p>
             <w:pPr>
+              <w:keepNext w:val="0"/>
+              <w:keepLines w:val="0"/>
+              <w:pageBreakBefore w:val="0"/>
+              <w:widowControl w:val="0"/>
+              <w:wordWrap/>
+              <w:overflowPunct/>
+              <w:topLinePunct w:val="0"/>
+              <w:bidi w:val="0"/>
               <w:spacing w:before="91" w:line="219" w:lineRule="auto"/>
               <w:ind w:left="113"/>
               <w:rPr>
@@ -9640,6 +11926,14 @@
           </w:tcPr>
           <w:p>
             <w:pPr>
+              <w:keepNext w:val="0"/>
+              <w:keepLines w:val="0"/>
+              <w:pageBreakBefore w:val="0"/>
+              <w:widowControl w:val="0"/>
+              <w:wordWrap/>
+              <w:overflowPunct/>
+              <w:topLinePunct w:val="0"/>
+              <w:bidi w:val="0"/>
               <w:spacing w:before="91" w:line="219" w:lineRule="auto"/>
               <w:ind w:left="113"/>
               <w:rPr>
@@ -9688,10 +11982,18 @@
           </w:tcPr>
           <w:p>
             <w:pPr>
+              <w:keepNext w:val="0"/>
+              <w:keepLines w:val="0"/>
+              <w:pageBreakBefore w:val="0"/>
+              <w:widowControl w:val="0"/>
               <w:numPr>
                 <w:ilvl w:val="0"/>
                 <w:numId w:val="17"/>
               </w:numPr>
+              <w:wordWrap/>
+              <w:overflowPunct/>
+              <w:topLinePunct w:val="0"/>
+              <w:bidi w:val="0"/>
               <w:spacing w:before="99"/>
               <w:ind w:left="425" w:leftChars="0" w:hanging="425" w:firstLineChars="0"/>
               <w:jc w:val="center"/>
@@ -9709,6 +12011,14 @@
           </w:tcPr>
           <w:p>
             <w:pPr>
+              <w:keepNext w:val="0"/>
+              <w:keepLines w:val="0"/>
+              <w:pageBreakBefore w:val="0"/>
+              <w:widowControl w:val="0"/>
+              <w:wordWrap/>
+              <w:overflowPunct/>
+              <w:topLinePunct w:val="0"/>
+              <w:bidi w:val="0"/>
               <w:spacing w:before="100" w:line="219" w:lineRule="auto"/>
               <w:ind w:left="111"/>
               <w:rPr>
@@ -9735,6 +12045,14 @@
           </w:tcPr>
           <w:p>
             <w:pPr>
+              <w:keepNext w:val="0"/>
+              <w:keepLines w:val="0"/>
+              <w:pageBreakBefore w:val="0"/>
+              <w:widowControl w:val="0"/>
+              <w:wordWrap/>
+              <w:overflowPunct/>
+              <w:topLinePunct w:val="0"/>
+              <w:bidi w:val="0"/>
               <w:spacing w:before="100" w:line="219" w:lineRule="auto"/>
               <w:ind w:left="113"/>
               <w:rPr>
@@ -9761,6 +12079,14 @@
           </w:tcPr>
           <w:p>
             <w:pPr>
+              <w:keepNext w:val="0"/>
+              <w:keepLines w:val="0"/>
+              <w:pageBreakBefore w:val="0"/>
+              <w:widowControl w:val="0"/>
+              <w:wordWrap/>
+              <w:overflowPunct/>
+              <w:topLinePunct w:val="0"/>
+              <w:bidi w:val="0"/>
               <w:spacing w:before="100" w:line="219" w:lineRule="auto"/>
               <w:ind w:left="113"/>
               <w:rPr>
@@ -9786,6 +12112,13 @@
     <w:p>
       <w:pPr>
         <w:pStyle w:val="29"/>
+        <w:keepNext w:val="0"/>
+        <w:keepLines w:val="0"/>
+        <w:pageBreakBefore w:val="0"/>
+        <w:widowControl w:val="0"/>
+        <w:wordWrap/>
+        <w:overflowPunct/>
+        <w:topLinePunct w:val="0"/>
         <w:bidi w:val="0"/>
         <w:rPr>
           <w:rFonts w:hint="eastAsia"/>
@@ -9803,13 +12136,20 @@
     <w:p>
       <w:pPr>
         <w:pStyle w:val="28"/>
+        <w:keepNext w:val="0"/>
+        <w:keepLines w:val="0"/>
+        <w:pageBreakBefore w:val="0"/>
+        <w:widowControl w:val="0"/>
+        <w:wordWrap/>
+        <w:overflowPunct/>
+        <w:topLinePunct w:val="0"/>
         <w:bidi w:val="0"/>
         <w:rPr>
           <w:rFonts w:hint="default"/>
           <w:lang w:val="en-US" w:eastAsia="zh-CN"/>
         </w:rPr>
       </w:pPr>
-      <w:bookmarkStart w:id="13" w:name="_Toc32328"/>
+      <w:bookmarkStart w:id="19" w:name="_Toc30297"/>
       <w:r>
         <w:rPr>
           <w:rFonts w:hint="eastAsia"/>
@@ -9817,11 +12157,18 @@
         </w:rPr>
         <w:t>新技术展望</w:t>
       </w:r>
-      <w:bookmarkEnd w:id="13"/>
+      <w:bookmarkEnd w:id="19"/>
     </w:p>
     <w:p>
       <w:pPr>
         <w:pStyle w:val="29"/>
+        <w:keepNext w:val="0"/>
+        <w:keepLines w:val="0"/>
+        <w:pageBreakBefore w:val="0"/>
+        <w:widowControl w:val="0"/>
+        <w:wordWrap/>
+        <w:overflowPunct/>
+        <w:topLinePunct w:val="0"/>
         <w:bidi w:val="0"/>
         <w:rPr>
           <w:rFonts w:hint="default"/>
@@ -11693,7 +14040,7 @@
 <s:customData xmlns="http://www.wps.cn/officeDocument/2013/wpsCustomData" xmlns:s="http://www.wps.cn/officeDocument/2013/wpsCustomData">
   <customSectProps/>
   <customShpExts>
-    <customShpInfo spid="_x0000_s1026" textRotate="1"/>
+    <customShpInfo spid="_x0000_s1026"/>
   </customShpExts>
 </s:customData>
 </file>

--- a/7-技术管理/运行记录类文件/070202-运维研发报告(截止2025年10月).docx
+++ b/7-技术管理/运行记录类文件/070202-运维研发报告(截止2025年10月).docx
@@ -140,7 +140,7 @@
         <w:topLinePunct w:val="0"/>
         <w:bidi w:val="0"/>
       </w:pPr>
-      <w:bookmarkStart w:id="0" w:name="_Toc4097"/>
+      <w:bookmarkStart w:id="0" w:name="_Toc5311"/>
       <w:r>
         <w:rPr>
           <w:rFonts w:hint="eastAsia"/>
@@ -166,7 +166,7 @@
           <w:lang w:val="en-US"/>
         </w:rPr>
       </w:pPr>
-      <w:bookmarkStart w:id="1" w:name="_Toc18185"/>
+      <w:bookmarkStart w:id="1" w:name="_Toc3153"/>
       <w:r>
         <w:rPr>
           <w:rFonts w:hint="eastAsia"/>
@@ -1882,17 +1882,9 @@
         <w:p>
           <w:pPr>
             <w:pStyle w:val="16"/>
-            <w:keepNext w:val="0"/>
-            <w:keepLines w:val="0"/>
-            <w:pageBreakBefore w:val="0"/>
-            <w:widowControl w:val="0"/>
             <w:tabs>
               <w:tab w:val="right" w:leader="dot" w:pos="8306"/>
             </w:tabs>
-            <w:wordWrap/>
-            <w:overflowPunct/>
-            <w:topLinePunct w:val="0"/>
-            <w:bidi w:val="0"/>
           </w:pPr>
           <w:r>
             <w:rPr>
@@ -1930,7 +1922,7 @@
               <w:rFonts w:hint="eastAsia" w:ascii="宋体" w:hAnsi="宋体" w:eastAsia="宋体" w:cs="宋体"/>
               <w:szCs w:val="24"/>
             </w:rPr>
-            <w:instrText xml:space="preserve"> HYPERLINK \l _Toc4097 </w:instrText>
+            <w:instrText xml:space="preserve"> HYPERLINK \l _Toc5311 </w:instrText>
           </w:r>
           <w:r>
             <w:rPr>
@@ -1953,7 +1945,7 @@
             <w:fldChar w:fldCharType="begin"/>
           </w:r>
           <w:r>
-            <w:instrText xml:space="preserve"> PAGEREF _Toc4097 \h </w:instrText>
+            <w:instrText xml:space="preserve"> PAGEREF _Toc5311 \h </w:instrText>
           </w:r>
           <w:r>
             <w:fldChar w:fldCharType="separate"/>
@@ -1975,17 +1967,9 @@
         <w:p>
           <w:pPr>
             <w:pStyle w:val="16"/>
-            <w:keepNext w:val="0"/>
-            <w:keepLines w:val="0"/>
-            <w:pageBreakBefore w:val="0"/>
-            <w:widowControl w:val="0"/>
             <w:tabs>
               <w:tab w:val="right" w:leader="dot" w:pos="8306"/>
             </w:tabs>
-            <w:wordWrap/>
-            <w:overflowPunct/>
-            <w:topLinePunct w:val="0"/>
-            <w:bidi w:val="0"/>
           </w:pPr>
           <w:r>
             <w:rPr>
@@ -1999,7 +1983,7 @@
               <w:rFonts w:hint="eastAsia" w:ascii="宋体" w:hAnsi="宋体" w:eastAsia="宋体" w:cs="宋体"/>
               <w:szCs w:val="24"/>
             </w:rPr>
-            <w:instrText xml:space="preserve"> HYPERLINK \l _Toc18185 </w:instrText>
+            <w:instrText xml:space="preserve"> HYPERLINK \l _Toc3153 </w:instrText>
           </w:r>
           <w:r>
             <w:rPr>
@@ -2022,7 +2006,7 @@
             <w:fldChar w:fldCharType="begin"/>
           </w:r>
           <w:r>
-            <w:instrText xml:space="preserve"> PAGEREF _Toc18185 \h </w:instrText>
+            <w:instrText xml:space="preserve"> PAGEREF _Toc3153 \h </w:instrText>
           </w:r>
           <w:r>
             <w:fldChar w:fldCharType="separate"/>
@@ -2044,17 +2028,9 @@
         <w:p>
           <w:pPr>
             <w:pStyle w:val="16"/>
-            <w:keepNext w:val="0"/>
-            <w:keepLines w:val="0"/>
-            <w:pageBreakBefore w:val="0"/>
-            <w:widowControl w:val="0"/>
             <w:tabs>
               <w:tab w:val="right" w:leader="dot" w:pos="8306"/>
             </w:tabs>
-            <w:wordWrap/>
-            <w:overflowPunct/>
-            <w:topLinePunct w:val="0"/>
-            <w:bidi w:val="0"/>
           </w:pPr>
           <w:r>
             <w:rPr>
@@ -2068,7 +2044,7 @@
               <w:rFonts w:hint="eastAsia" w:ascii="宋体" w:hAnsi="宋体" w:eastAsia="宋体" w:cs="宋体"/>
               <w:szCs w:val="24"/>
             </w:rPr>
-            <w:instrText xml:space="preserve"> HYPERLINK \l _Toc31278 </w:instrText>
+            <w:instrText xml:space="preserve"> HYPERLINK \l _Toc12986 </w:instrText>
           </w:r>
           <w:r>
             <w:rPr>
@@ -2098,7 +2074,7 @@
             <w:fldChar w:fldCharType="begin"/>
           </w:r>
           <w:r>
-            <w:instrText xml:space="preserve"> PAGEREF _Toc31278 \h </w:instrText>
+            <w:instrText xml:space="preserve"> PAGEREF _Toc12986 \h </w:instrText>
           </w:r>
           <w:r>
             <w:fldChar w:fldCharType="separate"/>
@@ -2120,17 +2096,9 @@
         <w:p>
           <w:pPr>
             <w:pStyle w:val="17"/>
-            <w:keepNext w:val="0"/>
-            <w:keepLines w:val="0"/>
-            <w:pageBreakBefore w:val="0"/>
-            <w:widowControl w:val="0"/>
             <w:tabs>
               <w:tab w:val="right" w:leader="dot" w:pos="8306"/>
             </w:tabs>
-            <w:wordWrap/>
-            <w:overflowPunct/>
-            <w:topLinePunct w:val="0"/>
-            <w:bidi w:val="0"/>
           </w:pPr>
           <w:r>
             <w:rPr>
@@ -2144,7 +2112,7 @@
               <w:rFonts w:hint="eastAsia" w:ascii="宋体" w:hAnsi="宋体" w:eastAsia="宋体" w:cs="宋体"/>
               <w:szCs w:val="24"/>
             </w:rPr>
-            <w:instrText xml:space="preserve"> HYPERLINK \l _Toc27831 </w:instrText>
+            <w:instrText xml:space="preserve"> HYPERLINK \l _Toc24853 </w:instrText>
           </w:r>
           <w:r>
             <w:rPr>
@@ -2174,7 +2142,7 @@
             <w:fldChar w:fldCharType="begin"/>
           </w:r>
           <w:r>
-            <w:instrText xml:space="preserve"> PAGEREF _Toc27831 \h </w:instrText>
+            <w:instrText xml:space="preserve"> PAGEREF _Toc24853 \h </w:instrText>
           </w:r>
           <w:r>
             <w:fldChar w:fldCharType="separate"/>
@@ -2196,17 +2164,9 @@
         <w:p>
           <w:pPr>
             <w:pStyle w:val="17"/>
-            <w:keepNext w:val="0"/>
-            <w:keepLines w:val="0"/>
-            <w:pageBreakBefore w:val="0"/>
-            <w:widowControl w:val="0"/>
             <w:tabs>
               <w:tab w:val="right" w:leader="dot" w:pos="8306"/>
             </w:tabs>
-            <w:wordWrap/>
-            <w:overflowPunct/>
-            <w:topLinePunct w:val="0"/>
-            <w:bidi w:val="0"/>
           </w:pPr>
           <w:r>
             <w:rPr>
@@ -2220,7 +2180,7 @@
               <w:rFonts w:hint="eastAsia" w:ascii="宋体" w:hAnsi="宋体" w:eastAsia="宋体" w:cs="宋体"/>
               <w:szCs w:val="24"/>
             </w:rPr>
-            <w:instrText xml:space="preserve"> HYPERLINK \l _Toc29475 </w:instrText>
+            <w:instrText xml:space="preserve"> HYPERLINK \l _Toc22126 </w:instrText>
           </w:r>
           <w:r>
             <w:rPr>
@@ -2250,7 +2210,7 @@
             <w:fldChar w:fldCharType="begin"/>
           </w:r>
           <w:r>
-            <w:instrText xml:space="preserve"> PAGEREF _Toc29475 \h </w:instrText>
+            <w:instrText xml:space="preserve"> PAGEREF _Toc22126 \h </w:instrText>
           </w:r>
           <w:r>
             <w:fldChar w:fldCharType="separate"/>
@@ -2272,17 +2232,9 @@
         <w:p>
           <w:pPr>
             <w:pStyle w:val="13"/>
-            <w:keepNext w:val="0"/>
-            <w:keepLines w:val="0"/>
-            <w:pageBreakBefore w:val="0"/>
-            <w:widowControl w:val="0"/>
             <w:tabs>
               <w:tab w:val="right" w:leader="dot" w:pos="8306"/>
             </w:tabs>
-            <w:wordWrap/>
-            <w:overflowPunct/>
-            <w:topLinePunct w:val="0"/>
-            <w:bidi w:val="0"/>
           </w:pPr>
           <w:r>
             <w:rPr>
@@ -2296,7 +2248,7 @@
               <w:rFonts w:hint="eastAsia" w:ascii="宋体" w:hAnsi="宋体" w:eastAsia="宋体" w:cs="宋体"/>
               <w:szCs w:val="24"/>
             </w:rPr>
-            <w:instrText xml:space="preserve"> HYPERLINK \l _Toc32756 </w:instrText>
+            <w:instrText xml:space="preserve"> HYPERLINK \l _Toc1432 </w:instrText>
           </w:r>
           <w:r>
             <w:rPr>
@@ -2326,7 +2278,7 @@
             <w:fldChar w:fldCharType="begin"/>
           </w:r>
           <w:r>
-            <w:instrText xml:space="preserve"> PAGEREF _Toc32756 \h </w:instrText>
+            <w:instrText xml:space="preserve"> PAGEREF _Toc1432 \h </w:instrText>
           </w:r>
           <w:r>
             <w:fldChar w:fldCharType="separate"/>
@@ -2348,17 +2300,9 @@
         <w:p>
           <w:pPr>
             <w:pStyle w:val="13"/>
-            <w:keepNext w:val="0"/>
-            <w:keepLines w:val="0"/>
-            <w:pageBreakBefore w:val="0"/>
-            <w:widowControl w:val="0"/>
             <w:tabs>
               <w:tab w:val="right" w:leader="dot" w:pos="8306"/>
             </w:tabs>
-            <w:wordWrap/>
-            <w:overflowPunct/>
-            <w:topLinePunct w:val="0"/>
-            <w:bidi w:val="0"/>
           </w:pPr>
           <w:r>
             <w:rPr>
@@ -2372,7 +2316,7 @@
               <w:rFonts w:hint="eastAsia" w:ascii="宋体" w:hAnsi="宋体" w:eastAsia="宋体" w:cs="宋体"/>
               <w:szCs w:val="24"/>
             </w:rPr>
-            <w:instrText xml:space="preserve"> HYPERLINK \l _Toc2738 </w:instrText>
+            <w:instrText xml:space="preserve"> HYPERLINK \l _Toc22829 </w:instrText>
           </w:r>
           <w:r>
             <w:rPr>
@@ -2402,7 +2346,7 @@
             <w:fldChar w:fldCharType="begin"/>
           </w:r>
           <w:r>
-            <w:instrText xml:space="preserve"> PAGEREF _Toc2738 \h </w:instrText>
+            <w:instrText xml:space="preserve"> PAGEREF _Toc22829 \h </w:instrText>
           </w:r>
           <w:r>
             <w:fldChar w:fldCharType="separate"/>
@@ -2424,17 +2368,9 @@
         <w:p>
           <w:pPr>
             <w:pStyle w:val="13"/>
-            <w:keepNext w:val="0"/>
-            <w:keepLines w:val="0"/>
-            <w:pageBreakBefore w:val="0"/>
-            <w:widowControl w:val="0"/>
             <w:tabs>
               <w:tab w:val="right" w:leader="dot" w:pos="8306"/>
             </w:tabs>
-            <w:wordWrap/>
-            <w:overflowPunct/>
-            <w:topLinePunct w:val="0"/>
-            <w:bidi w:val="0"/>
           </w:pPr>
           <w:r>
             <w:rPr>
@@ -2448,7 +2384,7 @@
               <w:rFonts w:hint="eastAsia" w:ascii="宋体" w:hAnsi="宋体" w:eastAsia="宋体" w:cs="宋体"/>
               <w:szCs w:val="24"/>
             </w:rPr>
-            <w:instrText xml:space="preserve"> HYPERLINK \l _Toc25242 </w:instrText>
+            <w:instrText xml:space="preserve"> HYPERLINK \l _Toc20257 </w:instrText>
           </w:r>
           <w:r>
             <w:rPr>
@@ -2478,7 +2414,7 @@
             <w:fldChar w:fldCharType="begin"/>
           </w:r>
           <w:r>
-            <w:instrText xml:space="preserve"> PAGEREF _Toc25242 \h </w:instrText>
+            <w:instrText xml:space="preserve"> PAGEREF _Toc20257 \h </w:instrText>
           </w:r>
           <w:r>
             <w:fldChar w:fldCharType="separate"/>
@@ -2500,17 +2436,9 @@
         <w:p>
           <w:pPr>
             <w:pStyle w:val="17"/>
-            <w:keepNext w:val="0"/>
-            <w:keepLines w:val="0"/>
-            <w:pageBreakBefore w:val="0"/>
-            <w:widowControl w:val="0"/>
             <w:tabs>
               <w:tab w:val="right" w:leader="dot" w:pos="8306"/>
             </w:tabs>
-            <w:wordWrap/>
-            <w:overflowPunct/>
-            <w:topLinePunct w:val="0"/>
-            <w:bidi w:val="0"/>
           </w:pPr>
           <w:r>
             <w:rPr>
@@ -2524,7 +2452,7 @@
               <w:rFonts w:hint="eastAsia" w:ascii="宋体" w:hAnsi="宋体" w:eastAsia="宋体" w:cs="宋体"/>
               <w:szCs w:val="24"/>
             </w:rPr>
-            <w:instrText xml:space="preserve"> HYPERLINK \l _Toc3947 </w:instrText>
+            <w:instrText xml:space="preserve"> HYPERLINK \l _Toc8027 </w:instrText>
           </w:r>
           <w:r>
             <w:rPr>
@@ -2554,7 +2482,7 @@
             <w:fldChar w:fldCharType="begin"/>
           </w:r>
           <w:r>
-            <w:instrText xml:space="preserve"> PAGEREF _Toc3947 \h </w:instrText>
+            <w:instrText xml:space="preserve"> PAGEREF _Toc8027 \h </w:instrText>
           </w:r>
           <w:r>
             <w:fldChar w:fldCharType="separate"/>
@@ -2576,17 +2504,9 @@
         <w:p>
           <w:pPr>
             <w:pStyle w:val="13"/>
-            <w:keepNext w:val="0"/>
-            <w:keepLines w:val="0"/>
-            <w:pageBreakBefore w:val="0"/>
-            <w:widowControl w:val="0"/>
             <w:tabs>
               <w:tab w:val="right" w:leader="dot" w:pos="8306"/>
             </w:tabs>
-            <w:wordWrap/>
-            <w:overflowPunct/>
-            <w:topLinePunct w:val="0"/>
-            <w:bidi w:val="0"/>
           </w:pPr>
           <w:r>
             <w:rPr>
@@ -2600,7 +2520,7 @@
               <w:rFonts w:hint="eastAsia" w:ascii="宋体" w:hAnsi="宋体" w:eastAsia="宋体" w:cs="宋体"/>
               <w:szCs w:val="24"/>
             </w:rPr>
-            <w:instrText xml:space="preserve"> HYPERLINK \l _Toc21644 </w:instrText>
+            <w:instrText xml:space="preserve"> HYPERLINK \l _Toc19418 </w:instrText>
           </w:r>
           <w:r>
             <w:rPr>
@@ -2630,7 +2550,7 @@
             <w:fldChar w:fldCharType="begin"/>
           </w:r>
           <w:r>
-            <w:instrText xml:space="preserve"> PAGEREF _Toc21644 \h </w:instrText>
+            <w:instrText xml:space="preserve"> PAGEREF _Toc19418 \h </w:instrText>
           </w:r>
           <w:r>
             <w:fldChar w:fldCharType="separate"/>
@@ -2652,17 +2572,9 @@
         <w:p>
           <w:pPr>
             <w:pStyle w:val="13"/>
-            <w:keepNext w:val="0"/>
-            <w:keepLines w:val="0"/>
-            <w:pageBreakBefore w:val="0"/>
-            <w:widowControl w:val="0"/>
             <w:tabs>
               <w:tab w:val="right" w:leader="dot" w:pos="8306"/>
             </w:tabs>
-            <w:wordWrap/>
-            <w:overflowPunct/>
-            <w:topLinePunct w:val="0"/>
-            <w:bidi w:val="0"/>
           </w:pPr>
           <w:r>
             <w:rPr>
@@ -2676,7 +2588,7 @@
               <w:rFonts w:hint="eastAsia" w:ascii="宋体" w:hAnsi="宋体" w:eastAsia="宋体" w:cs="宋体"/>
               <w:szCs w:val="24"/>
             </w:rPr>
-            <w:instrText xml:space="preserve"> HYPERLINK \l _Toc9943 </w:instrText>
+            <w:instrText xml:space="preserve"> HYPERLINK \l _Toc5252 </w:instrText>
           </w:r>
           <w:r>
             <w:rPr>
@@ -2706,13 +2618,13 @@
             <w:fldChar w:fldCharType="begin"/>
           </w:r>
           <w:r>
-            <w:instrText xml:space="preserve"> PAGEREF _Toc9943 \h </w:instrText>
+            <w:instrText xml:space="preserve"> PAGEREF _Toc5252 \h </w:instrText>
           </w:r>
           <w:r>
             <w:fldChar w:fldCharType="separate"/>
           </w:r>
           <w:r>
-            <w:t>10</w:t>
+            <w:t>9</w:t>
           </w:r>
           <w:r>
             <w:fldChar w:fldCharType="end"/>
@@ -2728,17 +2640,9 @@
         <w:p>
           <w:pPr>
             <w:pStyle w:val="13"/>
-            <w:keepNext w:val="0"/>
-            <w:keepLines w:val="0"/>
-            <w:pageBreakBefore w:val="0"/>
-            <w:widowControl w:val="0"/>
             <w:tabs>
               <w:tab w:val="right" w:leader="dot" w:pos="8306"/>
             </w:tabs>
-            <w:wordWrap/>
-            <w:overflowPunct/>
-            <w:topLinePunct w:val="0"/>
-            <w:bidi w:val="0"/>
           </w:pPr>
           <w:r>
             <w:rPr>
@@ -2752,7 +2656,7 @@
               <w:rFonts w:hint="eastAsia" w:ascii="宋体" w:hAnsi="宋体" w:eastAsia="宋体" w:cs="宋体"/>
               <w:szCs w:val="24"/>
             </w:rPr>
-            <w:instrText xml:space="preserve"> HYPERLINK \l _Toc32160 </w:instrText>
+            <w:instrText xml:space="preserve"> HYPERLINK \l _Toc7937 </w:instrText>
           </w:r>
           <w:r>
             <w:rPr>
@@ -2782,13 +2686,13 @@
             <w:fldChar w:fldCharType="begin"/>
           </w:r>
           <w:r>
-            <w:instrText xml:space="preserve"> PAGEREF _Toc32160 \h </w:instrText>
+            <w:instrText xml:space="preserve"> PAGEREF _Toc7937 \h </w:instrText>
           </w:r>
           <w:r>
             <w:fldChar w:fldCharType="separate"/>
           </w:r>
           <w:r>
-            <w:t>13</w:t>
+            <w:t>10</w:t>
           </w:r>
           <w:r>
             <w:fldChar w:fldCharType="end"/>
@@ -2804,17 +2708,9 @@
         <w:p>
           <w:pPr>
             <w:pStyle w:val="17"/>
-            <w:keepNext w:val="0"/>
-            <w:keepLines w:val="0"/>
-            <w:pageBreakBefore w:val="0"/>
-            <w:widowControl w:val="0"/>
             <w:tabs>
               <w:tab w:val="right" w:leader="dot" w:pos="8306"/>
             </w:tabs>
-            <w:wordWrap/>
-            <w:overflowPunct/>
-            <w:topLinePunct w:val="0"/>
-            <w:bidi w:val="0"/>
           </w:pPr>
           <w:r>
             <w:rPr>
@@ -2828,7 +2724,7 @@
               <w:rFonts w:hint="eastAsia" w:ascii="宋体" w:hAnsi="宋体" w:eastAsia="宋体" w:cs="宋体"/>
               <w:szCs w:val="24"/>
             </w:rPr>
-            <w:instrText xml:space="preserve"> HYPERLINK \l _Toc14392 </w:instrText>
+            <w:instrText xml:space="preserve"> HYPERLINK \l _Toc9544 </w:instrText>
           </w:r>
           <w:r>
             <w:rPr>
@@ -2858,13 +2754,13 @@
             <w:fldChar w:fldCharType="begin"/>
           </w:r>
           <w:r>
-            <w:instrText xml:space="preserve"> PAGEREF _Toc14392 \h </w:instrText>
+            <w:instrText xml:space="preserve"> PAGEREF _Toc9544 \h </w:instrText>
           </w:r>
           <w:r>
             <w:fldChar w:fldCharType="separate"/>
           </w:r>
           <w:r>
-            <w:t>13</w:t>
+            <w:t>11</w:t>
           </w:r>
           <w:r>
             <w:fldChar w:fldCharType="end"/>
@@ -2880,17 +2776,9 @@
         <w:p>
           <w:pPr>
             <w:pStyle w:val="16"/>
-            <w:keepNext w:val="0"/>
-            <w:keepLines w:val="0"/>
-            <w:pageBreakBefore w:val="0"/>
-            <w:widowControl w:val="0"/>
             <w:tabs>
               <w:tab w:val="right" w:leader="dot" w:pos="8306"/>
             </w:tabs>
-            <w:wordWrap/>
-            <w:overflowPunct/>
-            <w:topLinePunct w:val="0"/>
-            <w:bidi w:val="0"/>
           </w:pPr>
           <w:r>
             <w:rPr>
@@ -2904,7 +2792,7 @@
               <w:rFonts w:hint="eastAsia" w:ascii="宋体" w:hAnsi="宋体" w:eastAsia="宋体" w:cs="宋体"/>
               <w:szCs w:val="24"/>
             </w:rPr>
-            <w:instrText xml:space="preserve"> HYPERLINK \l _Toc5061 </w:instrText>
+            <w:instrText xml:space="preserve"> HYPERLINK \l _Toc26535 </w:instrText>
           </w:r>
           <w:r>
             <w:rPr>
@@ -2934,13 +2822,13 @@
             <w:fldChar w:fldCharType="begin"/>
           </w:r>
           <w:r>
-            <w:instrText xml:space="preserve"> PAGEREF _Toc5061 \h </w:instrText>
+            <w:instrText xml:space="preserve"> PAGEREF _Toc26535 \h </w:instrText>
           </w:r>
           <w:r>
             <w:fldChar w:fldCharType="separate"/>
           </w:r>
           <w:r>
-            <w:t>14</w:t>
+            <w:t>11</w:t>
           </w:r>
           <w:r>
             <w:fldChar w:fldCharType="end"/>
@@ -2956,17 +2844,9 @@
         <w:p>
           <w:pPr>
             <w:pStyle w:val="17"/>
-            <w:keepNext w:val="0"/>
-            <w:keepLines w:val="0"/>
-            <w:pageBreakBefore w:val="0"/>
-            <w:widowControl w:val="0"/>
             <w:tabs>
               <w:tab w:val="right" w:leader="dot" w:pos="8306"/>
             </w:tabs>
-            <w:wordWrap/>
-            <w:overflowPunct/>
-            <w:topLinePunct w:val="0"/>
-            <w:bidi w:val="0"/>
           </w:pPr>
           <w:r>
             <w:rPr>
@@ -2980,7 +2860,7 @@
               <w:rFonts w:hint="eastAsia" w:ascii="宋体" w:hAnsi="宋体" w:eastAsia="宋体" w:cs="宋体"/>
               <w:szCs w:val="24"/>
             </w:rPr>
-            <w:instrText xml:space="preserve"> HYPERLINK \l _Toc18067 </w:instrText>
+            <w:instrText xml:space="preserve"> HYPERLINK \l _Toc3489 </w:instrText>
           </w:r>
           <w:r>
             <w:rPr>
@@ -3010,13 +2890,13 @@
             <w:fldChar w:fldCharType="begin"/>
           </w:r>
           <w:r>
-            <w:instrText xml:space="preserve"> PAGEREF _Toc18067 \h </w:instrText>
+            <w:instrText xml:space="preserve"> PAGEREF _Toc3489 \h </w:instrText>
           </w:r>
           <w:r>
             <w:fldChar w:fldCharType="separate"/>
           </w:r>
           <w:r>
-            <w:t>14</w:t>
+            <w:t>11</w:t>
           </w:r>
           <w:r>
             <w:fldChar w:fldCharType="end"/>
@@ -3032,17 +2912,9 @@
         <w:p>
           <w:pPr>
             <w:pStyle w:val="17"/>
-            <w:keepNext w:val="0"/>
-            <w:keepLines w:val="0"/>
-            <w:pageBreakBefore w:val="0"/>
-            <w:widowControl w:val="0"/>
             <w:tabs>
               <w:tab w:val="right" w:leader="dot" w:pos="8306"/>
             </w:tabs>
-            <w:wordWrap/>
-            <w:overflowPunct/>
-            <w:topLinePunct w:val="0"/>
-            <w:bidi w:val="0"/>
           </w:pPr>
           <w:r>
             <w:rPr>
@@ -3056,7 +2928,7 @@
               <w:rFonts w:hint="eastAsia" w:ascii="宋体" w:hAnsi="宋体" w:eastAsia="宋体" w:cs="宋体"/>
               <w:szCs w:val="24"/>
             </w:rPr>
-            <w:instrText xml:space="preserve"> HYPERLINK \l _Toc26486 </w:instrText>
+            <w:instrText xml:space="preserve"> HYPERLINK \l _Toc20065 </w:instrText>
           </w:r>
           <w:r>
             <w:rPr>
@@ -3086,13 +2958,13 @@
             <w:fldChar w:fldCharType="begin"/>
           </w:r>
           <w:r>
-            <w:instrText xml:space="preserve"> PAGEREF _Toc26486 \h </w:instrText>
+            <w:instrText xml:space="preserve"> PAGEREF _Toc20065 \h </w:instrText>
           </w:r>
           <w:r>
             <w:fldChar w:fldCharType="separate"/>
           </w:r>
           <w:r>
-            <w:t>14</w:t>
+            <w:t>11</w:t>
           </w:r>
           <w:r>
             <w:fldChar w:fldCharType="end"/>
@@ -3108,17 +2980,9 @@
         <w:p>
           <w:pPr>
             <w:pStyle w:val="17"/>
-            <w:keepNext w:val="0"/>
-            <w:keepLines w:val="0"/>
-            <w:pageBreakBefore w:val="0"/>
-            <w:widowControl w:val="0"/>
             <w:tabs>
               <w:tab w:val="right" w:leader="dot" w:pos="8306"/>
             </w:tabs>
-            <w:wordWrap/>
-            <w:overflowPunct/>
-            <w:topLinePunct w:val="0"/>
-            <w:bidi w:val="0"/>
           </w:pPr>
           <w:r>
             <w:rPr>
@@ -3132,7 +2996,7 @@
               <w:rFonts w:hint="eastAsia" w:ascii="宋体" w:hAnsi="宋体" w:eastAsia="宋体" w:cs="宋体"/>
               <w:szCs w:val="24"/>
             </w:rPr>
-            <w:instrText xml:space="preserve"> HYPERLINK \l _Toc31704 </w:instrText>
+            <w:instrText xml:space="preserve"> HYPERLINK \l _Toc17990 </w:instrText>
           </w:r>
           <w:r>
             <w:rPr>
@@ -3162,13 +3026,13 @@
             <w:fldChar w:fldCharType="begin"/>
           </w:r>
           <w:r>
-            <w:instrText xml:space="preserve"> PAGEREF _Toc31704 \h </w:instrText>
+            <w:instrText xml:space="preserve"> PAGEREF _Toc17990 \h </w:instrText>
           </w:r>
           <w:r>
             <w:fldChar w:fldCharType="separate"/>
           </w:r>
           <w:r>
-            <w:t>14</w:t>
+            <w:t>11</w:t>
           </w:r>
           <w:r>
             <w:fldChar w:fldCharType="end"/>
@@ -3184,17 +3048,9 @@
         <w:p>
           <w:pPr>
             <w:pStyle w:val="16"/>
-            <w:keepNext w:val="0"/>
-            <w:keepLines w:val="0"/>
-            <w:pageBreakBefore w:val="0"/>
-            <w:widowControl w:val="0"/>
             <w:tabs>
               <w:tab w:val="right" w:leader="dot" w:pos="8306"/>
             </w:tabs>
-            <w:wordWrap/>
-            <w:overflowPunct/>
-            <w:topLinePunct w:val="0"/>
-            <w:bidi w:val="0"/>
           </w:pPr>
           <w:r>
             <w:rPr>
@@ -3208,7 +3064,7 @@
               <w:rFonts w:hint="eastAsia" w:ascii="宋体" w:hAnsi="宋体" w:eastAsia="宋体" w:cs="宋体"/>
               <w:szCs w:val="24"/>
             </w:rPr>
-            <w:instrText xml:space="preserve"> HYPERLINK \l _Toc12478 </w:instrText>
+            <w:instrText xml:space="preserve"> HYPERLINK \l _Toc31133 </w:instrText>
           </w:r>
           <w:r>
             <w:rPr>
@@ -3238,13 +3094,13 @@
             <w:fldChar w:fldCharType="begin"/>
           </w:r>
           <w:r>
-            <w:instrText xml:space="preserve"> PAGEREF _Toc12478 \h </w:instrText>
+            <w:instrText xml:space="preserve"> PAGEREF _Toc31133 \h </w:instrText>
           </w:r>
           <w:r>
             <w:fldChar w:fldCharType="separate"/>
           </w:r>
           <w:r>
-            <w:t>14</w:t>
+            <w:t>11</w:t>
           </w:r>
           <w:r>
             <w:fldChar w:fldCharType="end"/>
@@ -3260,17 +3116,9 @@
         <w:p>
           <w:pPr>
             <w:pStyle w:val="16"/>
-            <w:keepNext w:val="0"/>
-            <w:keepLines w:val="0"/>
-            <w:pageBreakBefore w:val="0"/>
-            <w:widowControl w:val="0"/>
             <w:tabs>
               <w:tab w:val="right" w:leader="dot" w:pos="8306"/>
             </w:tabs>
-            <w:wordWrap/>
-            <w:overflowPunct/>
-            <w:topLinePunct w:val="0"/>
-            <w:bidi w:val="0"/>
           </w:pPr>
           <w:r>
             <w:rPr>
@@ -3284,7 +3132,7 @@
               <w:rFonts w:hint="eastAsia" w:ascii="宋体" w:hAnsi="宋体" w:eastAsia="宋体" w:cs="宋体"/>
               <w:szCs w:val="24"/>
             </w:rPr>
-            <w:instrText xml:space="preserve"> HYPERLINK \l _Toc30297 </w:instrText>
+            <w:instrText xml:space="preserve"> HYPERLINK \l _Toc29241 </w:instrText>
           </w:r>
           <w:r>
             <w:rPr>
@@ -3314,13 +3162,13 @@
             <w:fldChar w:fldCharType="begin"/>
           </w:r>
           <w:r>
-            <w:instrText xml:space="preserve"> PAGEREF _Toc30297 \h </w:instrText>
+            <w:instrText xml:space="preserve"> PAGEREF _Toc29241 \h </w:instrText>
           </w:r>
           <w:r>
             <w:fldChar w:fldCharType="separate"/>
           </w:r>
           <w:r>
-            <w:t>15</w:t>
+            <w:t>12</w:t>
           </w:r>
           <w:r>
             <w:fldChar w:fldCharType="end"/>
@@ -3412,8 +3260,8 @@
           <w:lang w:val="en-US" w:eastAsia="zh-CN"/>
         </w:rPr>
       </w:pPr>
-      <w:bookmarkStart w:id="2" w:name="_Toc31278"/>
-      <w:bookmarkStart w:id="3" w:name="_Toc15408"/>
+      <w:bookmarkStart w:id="2" w:name="_Toc15408"/>
+      <w:bookmarkStart w:id="3" w:name="_Toc12986"/>
       <w:r>
         <w:rPr>
           <w:rFonts w:hint="eastAsia"/>
@@ -3440,7 +3288,7 @@
           <w:lang w:val="en-US" w:eastAsia="zh-CN"/>
         </w:rPr>
       </w:pPr>
-      <w:bookmarkStart w:id="4" w:name="_Toc27831"/>
+      <w:bookmarkStart w:id="4" w:name="_Toc24853"/>
       <w:r>
         <w:rPr>
           <w:rFonts w:hint="eastAsia"/>
@@ -5779,7 +5627,7 @@
           <w:lang w:val="en-US" w:eastAsia="zh-CN"/>
         </w:rPr>
       </w:pPr>
-      <w:bookmarkStart w:id="5" w:name="_Toc29475"/>
+      <w:bookmarkStart w:id="5" w:name="_Toc22126"/>
       <w:r>
         <w:rPr>
           <w:rFonts w:hint="eastAsia"/>
@@ -5805,7 +5653,7 @@
           <w:lang w:val="en-US" w:eastAsia="zh-CN"/>
         </w:rPr>
       </w:pPr>
-      <w:bookmarkStart w:id="6" w:name="_Toc32756"/>
+      <w:bookmarkStart w:id="6" w:name="_Toc1432"/>
       <w:r>
         <w:rPr>
           <w:rFonts w:hint="eastAsia"/>
@@ -5902,7 +5750,7 @@
           <w:lang w:val="en-US" w:eastAsia="zh-CN"/>
         </w:rPr>
       </w:pPr>
-      <w:bookmarkStart w:id="7" w:name="_Toc2738"/>
+      <w:bookmarkStart w:id="7" w:name="_Toc22829"/>
       <w:r>
         <w:rPr>
           <w:rFonts w:hint="eastAsia"/>
@@ -5968,7 +5816,7 @@
           <w:lang w:val="en-US" w:eastAsia="zh-CN"/>
         </w:rPr>
       </w:pPr>
-      <w:bookmarkStart w:id="8" w:name="_Toc25242"/>
+      <w:bookmarkStart w:id="8" w:name="_Toc20257"/>
       <w:r>
         <w:rPr>
           <w:rFonts w:hint="eastAsia"/>
@@ -8421,7 +8269,7 @@
           <w:lang w:val="en-US" w:eastAsia="zh-CN"/>
         </w:rPr>
       </w:pPr>
-      <w:bookmarkStart w:id="9" w:name="_Toc3947"/>
+      <w:bookmarkStart w:id="9" w:name="_Toc8027"/>
       <w:r>
         <w:rPr>
           <w:rFonts w:hint="eastAsia"/>
@@ -8447,7 +8295,7 @@
           <w:lang w:val="en-US" w:eastAsia="zh-CN"/>
         </w:rPr>
       </w:pPr>
-      <w:bookmarkStart w:id="10" w:name="_Toc21644"/>
+      <w:bookmarkStart w:id="10" w:name="_Toc19418"/>
       <w:r>
         <w:rPr>
           <w:rFonts w:hint="eastAsia"/>
@@ -8456,6 +8304,118 @@
         <w:t>邮件告警实现</w:t>
       </w:r>
       <w:bookmarkEnd w:id="10"/>
+    </w:p>
+    <w:p>
+      <w:pPr>
+        <w:pStyle w:val="29"/>
+        <w:bidi w:val="0"/>
+        <w:rPr>
+          <w:rFonts w:hint="eastAsia"/>
+        </w:rPr>
+      </w:pPr>
+      <w:r>
+        <w:rPr>
+          <w:rFonts w:hint="eastAsia"/>
+        </w:rPr>
+        <w:t>须要安装 Alertmanager，这里由于邮件发送比较简单，因此这里我就直接贴配置了，其中带有 xxx 字符的参数是须要根据状况进行更改的。下面的企业微信告警同理。</w:t>
+      </w:r>
+    </w:p>
+    <w:p>
+      <w:pPr>
+        <w:pStyle w:val="29"/>
+        <w:bidi w:val="0"/>
+        <w:rPr>
+          <w:rFonts w:hint="default" w:eastAsia="宋体"/>
+          <w:lang w:val="en-US" w:eastAsia="zh-CN"/>
+        </w:rPr>
+      </w:pPr>
+      <w:r>
+        <w:rPr>
+          <w:rFonts w:hint="eastAsia"/>
+          <w:lang w:val="en-US" w:eastAsia="zh-CN"/>
+        </w:rPr>
+        <w:t>Yml文件配置规则如下：</w:t>
+      </w:r>
+    </w:p>
+    <w:p>
+      <w:pPr>
+        <w:pStyle w:val="29"/>
+        <w:numPr>
+          <w:ilvl w:val="0"/>
+          <w:numId w:val="15"/>
+        </w:numPr>
+        <w:bidi w:val="0"/>
+        <w:ind w:left="425" w:leftChars="0" w:hanging="425" w:firstLineChars="0"/>
+        <w:rPr>
+          <w:rFonts w:hint="eastAsia"/>
+        </w:rPr>
+      </w:pPr>
+      <w:r>
+        <w:rPr>
+          <w:rFonts w:hint="eastAsia"/>
+        </w:rPr>
+        <w:t>global: 全局配置，包括报警解决后的超时时间、SMTP 相关配置、各种渠道通知的 API 地址等等。</w:t>
+      </w:r>
+    </w:p>
+    <w:p>
+      <w:pPr>
+        <w:pStyle w:val="29"/>
+        <w:numPr>
+          <w:ilvl w:val="0"/>
+          <w:numId w:val="15"/>
+        </w:numPr>
+        <w:bidi w:val="0"/>
+        <w:ind w:left="425" w:leftChars="0" w:hanging="425" w:firstLineChars="0"/>
+        <w:rPr>
+          <w:rFonts w:hint="eastAsia"/>
+        </w:rPr>
+      </w:pPr>
+      <w:r>
+        <w:rPr>
+          <w:rFonts w:hint="eastAsia"/>
+        </w:rPr>
+        <w:t>route: 用来设置报警的分发策略，它是一个树状结构，按照深度优先从左向右的顺序进行匹配。</w:t>
+      </w:r>
+    </w:p>
+    <w:p>
+      <w:pPr>
+        <w:pStyle w:val="29"/>
+        <w:numPr>
+          <w:ilvl w:val="0"/>
+          <w:numId w:val="15"/>
+        </w:numPr>
+        <w:bidi w:val="0"/>
+        <w:ind w:left="425" w:leftChars="0" w:hanging="425" w:firstLineChars="0"/>
+        <w:rPr>
+          <w:rFonts w:hint="eastAsia"/>
+        </w:rPr>
+      </w:pPr>
+      <w:r>
+        <w:rPr>
+          <w:rFonts w:hint="eastAsia"/>
+        </w:rPr>
+        <w:t>receivers: 配置告警消息接受者信息，例如常用的 email、wechat、slack、webhook 等消息通知方式。</w:t>
+      </w:r>
+    </w:p>
+    <w:p>
+      <w:pPr>
+        <w:pStyle w:val="29"/>
+        <w:numPr>
+          <w:ilvl w:val="0"/>
+          <w:numId w:val="15"/>
+        </w:numPr>
+        <w:bidi w:val="0"/>
+        <w:ind w:left="425" w:leftChars="0" w:hanging="425" w:firstLineChars="0"/>
+        <w:rPr>
+          <w:rFonts w:hint="eastAsia"/>
+        </w:rPr>
+      </w:pPr>
+      <w:r>
+        <w:rPr>
+          <w:rFonts w:hint="eastAsia"/>
+        </w:rPr>
+        <w:t>inhibit_rules: 抑制规则配置，当存在与另一组匹配的警报（源）时，抑制规则将禁用与一组匹配的警报（目标）。</w:t>
+      </w:r>
     </w:p>
     <w:p>
       <w:pPr>
@@ -8482,34 +8442,6 @@
           <w:sz w:val="24"/>
           <w:szCs w:val="24"/>
         </w:rPr>
-        <w:t>须要安装 Alertmanager，这里由于邮件发送比较简单，因此这里我就直接贴配置了，其中带有 xxx 字符的参数是须要根据状况进行更改的。下面的企业微信告警同理。</w:t>
-      </w:r>
-    </w:p>
-    <w:p>
-      <w:pPr>
-        <w:keepNext w:val="0"/>
-        <w:keepLines w:val="0"/>
-        <w:pageBreakBefore w:val="0"/>
-        <w:widowControl w:val="0"/>
-        <w:wordWrap/>
-        <w:overflowPunct/>
-        <w:topLinePunct w:val="0"/>
-        <w:bidi w:val="0"/>
-        <w:spacing w:line="360" w:lineRule="auto"/>
-        <w:ind w:firstLine="480" w:firstLineChars="200"/>
-        <w:jc w:val="both"/>
-        <w:rPr>
-          <w:rFonts w:hint="eastAsia" w:ascii="宋体" w:hAnsi="宋体" w:cs="宋体"/>
-          <w:sz w:val="24"/>
-          <w:szCs w:val="24"/>
-        </w:rPr>
-      </w:pPr>
-      <w:r>
-        <w:rPr>
-          <w:rFonts w:hint="eastAsia" w:ascii="宋体" w:hAnsi="宋体" w:cs="宋体"/>
-          <w:sz w:val="24"/>
-          <w:szCs w:val="24"/>
-        </w:rPr>
         <w:t>Alertmanagers 服务的 alertmanager.yml 的配置以下:</w:t>
       </w:r>
     </w:p>
@@ -8541,8 +8473,8 @@
           <mc:Choice Requires="wps">
             <w:drawing>
               <wp:inline distT="0" distB="0" distL="114300" distR="114300">
-                <wp:extent cx="5397500" cy="3729355"/>
-                <wp:effectExtent l="4445" t="5080" r="8255" b="14605"/>
+                <wp:extent cx="5397500" cy="8209915"/>
+                <wp:effectExtent l="4445" t="4445" r="8255" b="15240"/>
                 <wp:docPr id="2" name="文本框 2"/>
                 <wp:cNvGraphicFramePr/>
                 <a:graphic xmlns:a="http://schemas.openxmlformats.org/drawingml/2006/main">
@@ -8552,7 +8484,7 @@
                       <wps:spPr>
                         <a:xfrm>
                           <a:off x="0" y="0"/>
-                          <a:ext cx="5397500" cy="3729355"/>
+                          <a:ext cx="5397500" cy="8209915"/>
                         </a:xfrm>
                         <a:prstGeom prst="rect">
                           <a:avLst/>
@@ -8616,6 +8548,9 @@
                               <w:pStyle w:val="12"/>
                               <w:spacing w:line="540" w:lineRule="atLeast"/>
                               <w:ind w:left="319" w:right="5491"/>
+                              <w:rPr>
+                                <w:color w:val="333333"/>
+                              </w:rPr>
                             </w:pPr>
                             <w:r>
                               <w:rPr>
@@ -8624,145 +8559,6 @@
                               <w:t>group_by: ['alertname'] group_wait: 5s</w:t>
                             </w:r>
                           </w:p>
-                        </w:txbxContent>
-                      </wps:txbx>
-                      <wps:bodyPr lIns="0" tIns="0" rIns="0" bIns="0" upright="1"/>
-                    </wps:wsp>
-                  </a:graphicData>
-                </a:graphic>
-              </wp:inline>
-            </w:drawing>
-          </mc:Choice>
-          <mc:Fallback>
-            <w:pict>
-              <v:shape id="_x0000_s1026" o:spid="_x0000_s1026" o:spt="202" type="#_x0000_t202" style="height:293.65pt;width:425pt;" fillcolor="#F5F5F5" filled="t" stroked="t" coordsize="21600,21600" o:gfxdata="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">
-                <v:fill on="t" focussize="0,0"/>
-                <v:stroke weight="0.72pt" color="#CCCCCC" joinstyle="miter"/>
-                <v:imagedata o:title=""/>
-                <o:lock v:ext="edit" aspectratio="f"/>
-                <v:textbox inset="0mm,0mm,0mm,0mm">
-                  <w:txbxContent>
-                    <w:p>
-                      <w:pPr>
-                        <w:pStyle w:val="12"/>
-                        <w:spacing w:before="174" w:line="528" w:lineRule="auto"/>
-                        <w:ind w:left="319" w:right="5952" w:hanging="231"/>
-                      </w:pPr>
-                      <w:r>
-                        <w:rPr>
-                          <w:color w:val="333333"/>
-                        </w:rPr>
-                        <w:t>global: resolve_timeout: 5m</w:t>
-                      </w:r>
-                    </w:p>
-                    <w:p>
-                      <w:pPr>
-                        <w:pStyle w:val="12"/>
-                        <w:spacing w:line="528" w:lineRule="auto"/>
-                        <w:ind w:left="319" w:right="4336"/>
-                      </w:pPr>
-                      <w:r>
-                        <w:rPr>
-                          <w:color w:val="333333"/>
-                        </w:rPr>
-                        <w:t>smtp_from: 'xxx@qq.com' smtp_smarthost: 'smtp.qq.com:465' smtp_auth_username: 'xxx@qq.com' smtp_auth_password: 'xxx' smtp_require_tls: false smtp_hello: 'qq.com'</w:t>
-                      </w:r>
-                    </w:p>
-                    <w:p>
-                      <w:pPr>
-                        <w:pStyle w:val="12"/>
-                        <w:spacing w:line="241" w:lineRule="exact"/>
-                        <w:ind w:left="88"/>
-                      </w:pPr>
-                      <w:r>
-                        <w:rPr>
-                          <w:color w:val="333333"/>
-                        </w:rPr>
-                        <w:t>route:</w:t>
-                      </w:r>
-                    </w:p>
-                    <w:p>
-                      <w:pPr>
-                        <w:pStyle w:val="12"/>
-                        <w:spacing w:line="540" w:lineRule="atLeast"/>
-                        <w:ind w:left="319" w:right="5491"/>
-                      </w:pPr>
-                      <w:r>
-                        <w:rPr>
-                          <w:color w:val="333333"/>
-                        </w:rPr>
-                        <w:t>group_by: ['alertname'] group_wait: 5s</w:t>
-                      </w:r>
-                    </w:p>
-                  </w:txbxContent>
-                </v:textbox>
-                <w10:wrap type="none"/>
-                <w10:anchorlock/>
-              </v:shape>
-            </w:pict>
-          </mc:Fallback>
-        </mc:AlternateContent>
-      </w:r>
-    </w:p>
-    <w:p>
-      <w:pPr>
-        <w:pStyle w:val="43"/>
-        <w:keepNext w:val="0"/>
-        <w:keepLines w:val="0"/>
-        <w:pageBreakBefore w:val="0"/>
-        <w:widowControl w:val="0"/>
-        <w:wordWrap/>
-        <w:overflowPunct/>
-        <w:topLinePunct w:val="0"/>
-        <w:bidi w:val="0"/>
-        <w:spacing w:line="360" w:lineRule="auto"/>
-        <w:rPr>
-          <w:rFonts w:ascii="Times New Roman"/>
-          <w:position w:val="0"/>
-          <w:sz w:val="20"/>
-        </w:rPr>
-      </w:pPr>
-      <w:r>
-        <w:rPr>
-          <w:rFonts w:ascii="Times New Roman"/>
-          <w:position w:val="0"/>
-          <w:sz w:val="20"/>
-        </w:rPr>
-        <mc:AlternateContent>
-          <mc:Choice Requires="wps">
-            <w:drawing>
-              <wp:inline distT="0" distB="0" distL="114300" distR="114300">
-                <wp:extent cx="5397500" cy="4926330"/>
-                <wp:effectExtent l="4445" t="4445" r="8255" b="6985"/>
-                <wp:docPr id="3" name="文本框 3"/>
-                <wp:cNvGraphicFramePr/>
-                <a:graphic xmlns:a="http://schemas.openxmlformats.org/drawingml/2006/main">
-                  <a:graphicData uri="http://schemas.microsoft.com/office/word/2010/wordprocessingShape">
-                    <wps:wsp>
-                      <wps:cNvSpPr txBox="1"/>
-                      <wps:spPr>
-                        <a:xfrm>
-                          <a:off x="0" y="0"/>
-                          <a:ext cx="5397500" cy="4926330"/>
-                        </a:xfrm>
-                        <a:prstGeom prst="rect">
-                          <a:avLst/>
-                        </a:prstGeom>
-                        <a:solidFill>
-                          <a:srgbClr val="F5F5F5"/>
-                        </a:solidFill>
-                        <a:ln w="9144" cap="flat" cmpd="sng">
-                          <a:solidFill>
-                            <a:srgbClr val="CCCCCC"/>
-                          </a:solidFill>
-                          <a:prstDash val="solid"/>
-                          <a:miter/>
-                          <a:headEnd type="none" w="med" len="med"/>
-                          <a:tailEnd type="none" w="med" len="med"/>
-                        </a:ln>
-                      </wps:spPr>
-                      <wps:txbx>
-                        <w:txbxContent>
                           <w:p>
                             <w:pPr>
                               <w:pStyle w:val="12"/>
@@ -8773,7 +8569,7 @@
                               <w:rPr>
                                 <w:color w:val="333333"/>
                               </w:rPr>
-                              <w:t>group_interval: 5s repeat_interval: 5m receiver: 'email'</w:t>
+                              <w:t>repeat_interval: 5m receiver: 'email'</w:t>
                             </w:r>
                           </w:p>
                           <w:p>
@@ -8804,7 +8600,7 @@
                               <w:pStyle w:val="12"/>
                               <w:numPr>
                                 <w:ilvl w:val="0"/>
-                                <w:numId w:val="15"/>
+                                <w:numId w:val="16"/>
                               </w:numPr>
                               <w:tabs>
                                 <w:tab w:val="left" w:pos="320"/>
@@ -8832,7 +8628,7 @@
                               <w:pStyle w:val="12"/>
                               <w:numPr>
                                 <w:ilvl w:val="1"/>
-                                <w:numId w:val="15"/>
+                                <w:numId w:val="16"/>
                               </w:numPr>
                               <w:tabs>
                                 <w:tab w:val="left" w:pos="550"/>
@@ -8890,7 +8686,7 @@
                               <w:pStyle w:val="12"/>
                               <w:numPr>
                                 <w:ilvl w:val="1"/>
-                                <w:numId w:val="15"/>
+                                <w:numId w:val="16"/>
                               </w:numPr>
                               <w:tabs>
                                 <w:tab w:val="left" w:pos="550"/>
@@ -8945,6 +8741,16 @@
                               <w:t>equal: ['alertname', 'dev', 'instance']</w:t>
                             </w:r>
                           </w:p>
+                          <w:p>
+                            <w:pPr>
+                              <w:pStyle w:val="12"/>
+                              <w:spacing w:line="540" w:lineRule="atLeast"/>
+                              <w:ind w:left="319" w:right="5491"/>
+                              <w:rPr>
+                                <w:color w:val="333333"/>
+                              </w:rPr>
+                            </w:pPr>
+                          </w:p>
                         </w:txbxContent>
                       </wps:txbx>
                       <wps:bodyPr lIns="0" tIns="0" rIns="0" bIns="0" upright="1"/>
@@ -8956,7 +8762,7 @@
           </mc:Choice>
           <mc:Fallback>
             <w:pict>
-              <v:shape id="_x0000_s1026" o:spid="_x0000_s1026" o:spt="202" type="#_x0000_t202" style="height:387.9pt;width:425pt;" fillcolor="#F5F5F5" filled="t" stroked="t" coordsize="21600,21600" o:gfxdata="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">
+              <v:shape id="_x0000_s1026" o:spid="_x0000_s1026" o:spt="202" type="#_x0000_t202" style="height:646.45pt;width:425pt;" fillcolor="#F5F5F5" filled="t" stroked="t" coordsize="21600,21600" o:gfxdata="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">
                 <v:fill on="t" focussize="0,0"/>
                 <v:stroke weight="0.72pt" color="#CCCCCC" joinstyle="miter"/>
                 <v:imagedata o:title=""/>
@@ -8967,13 +8773,68 @@
                       <w:pPr>
                         <w:pStyle w:val="12"/>
                         <w:spacing w:before="174" w:line="528" w:lineRule="auto"/>
+                        <w:ind w:left="319" w:right="5952" w:hanging="231"/>
+                      </w:pPr>
+                      <w:r>
+                        <w:rPr>
+                          <w:color w:val="333333"/>
+                        </w:rPr>
+                        <w:t>global: resolve_timeout: 5m</w:t>
+                      </w:r>
+                    </w:p>
+                    <w:p>
+                      <w:pPr>
+                        <w:pStyle w:val="12"/>
+                        <w:spacing w:line="528" w:lineRule="auto"/>
+                        <w:ind w:left="319" w:right="4336"/>
+                      </w:pPr>
+                      <w:r>
+                        <w:rPr>
+                          <w:color w:val="333333"/>
+                        </w:rPr>
+                        <w:t>smtp_from: 'xxx@qq.com' smtp_smarthost: 'smtp.qq.com:465' smtp_auth_username: 'xxx@qq.com' smtp_auth_password: 'xxx' smtp_require_tls: false smtp_hello: 'qq.com'</w:t>
+                      </w:r>
+                    </w:p>
+                    <w:p>
+                      <w:pPr>
+                        <w:pStyle w:val="12"/>
+                        <w:spacing w:line="241" w:lineRule="exact"/>
+                        <w:ind w:left="88"/>
+                      </w:pPr>
+                      <w:r>
+                        <w:rPr>
+                          <w:color w:val="333333"/>
+                        </w:rPr>
+                        <w:t>route:</w:t>
+                      </w:r>
+                    </w:p>
+                    <w:p>
+                      <w:pPr>
+                        <w:pStyle w:val="12"/>
+                        <w:spacing w:line="540" w:lineRule="atLeast"/>
+                        <w:ind w:left="319" w:right="5491"/>
+                        <w:rPr>
+                          <w:color w:val="333333"/>
+                        </w:rPr>
+                      </w:pPr>
+                      <w:r>
+                        <w:rPr>
+                          <w:color w:val="333333"/>
+                        </w:rPr>
+                        <w:t>group_by: ['alertname'] group_wait: 5s</w:t>
+                      </w:r>
+                    </w:p>
+                    <w:p>
+                      <w:pPr>
+                        <w:pStyle w:val="12"/>
+                        <w:spacing w:before="174" w:line="528" w:lineRule="auto"/>
                         <w:ind w:left="319" w:right="5952"/>
                       </w:pPr>
                       <w:r>
                         <w:rPr>
                           <w:color w:val="333333"/>
                         </w:rPr>
-                        <w:t>group_interval: 5s repeat_interval: 5m receiver: 'email'</w:t>
+                        <w:t>repeat_interval: 5m receiver: 'email'</w:t>
                       </w:r>
                     </w:p>
                     <w:p>
@@ -9004,7 +8865,7 @@
                         <w:pStyle w:val="12"/>
                         <w:numPr>
                           <w:ilvl w:val="0"/>
-                          <w:numId w:val="15"/>
+                          <w:numId w:val="16"/>
                         </w:numPr>
                         <w:tabs>
                           <w:tab w:val="left" w:pos="320"/>
@@ -9032,7 +8893,7 @@
                         <w:pStyle w:val="12"/>
                         <w:numPr>
                           <w:ilvl w:val="1"/>
-                          <w:numId w:val="15"/>
+                          <w:numId w:val="16"/>
                         </w:numPr>
                         <w:tabs>
                           <w:tab w:val="left" w:pos="550"/>
@@ -9090,7 +8951,7 @@
                         <w:pStyle w:val="12"/>
                         <w:numPr>
                           <w:ilvl w:val="1"/>
-                          <w:numId w:val="15"/>
+                          <w:numId w:val="16"/>
                         </w:numPr>
                         <w:tabs>
                           <w:tab w:val="left" w:pos="550"/>
@@ -9145,6 +9006,16 @@
                         <w:t>equal: ['alertname', 'dev', 'instance']</w:t>
                       </w:r>
                     </w:p>
+                    <w:p>
+                      <w:pPr>
+                        <w:pStyle w:val="12"/>
+                        <w:spacing w:line="540" w:lineRule="atLeast"/>
+                        <w:ind w:left="319" w:right="5491"/>
+                        <w:rPr>
+                          <w:color w:val="333333"/>
+                        </w:rPr>
+                      </w:pPr>
+                    </w:p>
                   </w:txbxContent>
                 </v:textbox>
                 <w10:wrap type="none"/>
@@ -9169,11 +9040,19 @@
         <w:spacing w:line="360" w:lineRule="auto"/>
         <w:ind w:firstLine="480"/>
         <w:rPr>
-          <w:rFonts w:ascii="Times New Roman"/>
-          <w:position w:val="0"/>
-          <w:sz w:val="20"/>
+          <w:rFonts w:hint="eastAsia" w:ascii="宋体" w:hAnsi="宋体" w:cs="宋体"/>
+          <w:sz w:val="24"/>
+          <w:szCs w:val="24"/>
         </w:rPr>
       </w:pPr>
+      <w:r>
+        <w:rPr>
+          <w:rFonts w:hint="eastAsia" w:ascii="宋体" w:hAnsi="宋体" w:cs="宋体"/>
+          <w:sz w:val="24"/>
+          <w:szCs w:val="24"/>
+        </w:rPr>
+        <w:t>配置了 Prometheus.yml 以后，还须要配置告警的规则，也就是触发条件，达到条件以后就进行触发。新建一个 first_rules.yml，用于检测服务器挂掉的时候进行发送消息</w:t>
+      </w:r>
     </w:p>
     <w:p>
       <w:pPr>
@@ -9200,7 +9079,7 @@
           <w:sz w:val="24"/>
           <w:szCs w:val="24"/>
         </w:rPr>
-        <w:t>配置了 Prometheus.yml 以后，还须要配置告警的规则，也就是触发条件，达到条件以后就进行触发。新建一个 first_rules.yml，用于检测服务器挂掉的时候进行发送消息</w:t>
+        <w:t>first_rules.yml 告警配置</w:t>
       </w:r>
     </w:p>
     <w:p>
@@ -9228,7 +9107,7 @@
           <w:sz w:val="24"/>
           <w:szCs w:val="24"/>
         </w:rPr>
-        <w:t>first_rules.yml 告警配置</w:t>
+        <w:t>注:job 等于的服务名称填写 Prometheus.yml 配置对应的名称，好比这里设置的 server</w:t>
       </w:r>
     </w:p>
     <w:p>
@@ -9256,34 +9135,6 @@
           <w:sz w:val="24"/>
           <w:szCs w:val="24"/>
         </w:rPr>
-        <w:t>注:job 等于的服务名称填写 Prometheus.yml 配置对应的名称，好比这里设置的 server</w:t>
-      </w:r>
-    </w:p>
-    <w:p>
-      <w:pPr>
-        <w:pStyle w:val="43"/>
-        <w:keepNext w:val="0"/>
-        <w:keepLines w:val="0"/>
-        <w:pageBreakBefore w:val="0"/>
-        <w:widowControl w:val="0"/>
-        <w:wordWrap/>
-        <w:overflowPunct/>
-        <w:topLinePunct w:val="0"/>
-        <w:bidi w:val="0"/>
-        <w:spacing w:line="360" w:lineRule="auto"/>
-        <w:ind w:firstLine="480"/>
-        <w:rPr>
-          <w:rFonts w:hint="eastAsia" w:ascii="宋体" w:hAnsi="宋体" w:cs="宋体"/>
-          <w:sz w:val="24"/>
-          <w:szCs w:val="24"/>
-        </w:rPr>
-      </w:pPr>
-      <w:r>
-        <w:rPr>
-          <w:rFonts w:hint="eastAsia" w:ascii="宋体" w:hAnsi="宋体" w:cs="宋体"/>
-          <w:sz w:val="24"/>
-          <w:szCs w:val="24"/>
-        </w:rPr>
         <w:t>对应 Prometheus.yml 配置的 server。</w:t>
       </w:r>
     </w:p>
@@ -9315,7 +9166,7 @@
           <mc:Choice Requires="wps">
             <w:drawing>
               <wp:inline distT="0" distB="0" distL="114300" distR="114300">
-                <wp:extent cx="5397500" cy="3059430"/>
+                <wp:extent cx="5397500" cy="3303270"/>
                 <wp:effectExtent l="4445" t="4445" r="8255" b="14605"/>
                 <wp:docPr id="4" name="文本框 4"/>
                 <wp:cNvGraphicFramePr/>
@@ -9326,7 +9177,7 @@
                       <wps:spPr>
                         <a:xfrm>
                           <a:off x="0" y="0"/>
-                          <a:ext cx="5397500" cy="3059430"/>
+                          <a:ext cx="5397500" cy="3303270"/>
                         </a:xfrm>
                         <a:prstGeom prst="rect">
                           <a:avLst/>
@@ -9462,8 +9313,9 @@
                               <w:rPr>
                                 <w:rFonts w:hint="eastAsia" w:ascii="宋体" w:eastAsia="宋体"/>
                                 <w:color w:val="333333"/>
+                                <w:lang w:val="en-US" w:eastAsia="zh-CN"/>
                               </w:rPr>
-                              <w:t>挂了</w:t>
+                              <w:t>停止运行超过15s</w:t>
                             </w:r>
                             <w:r>
                               <w:rPr>
@@ -9509,7 +9361,7 @@
           </mc:Choice>
           <mc:Fallback>
             <w:pict>
-              <v:shape id="_x0000_s1026" o:spid="_x0000_s1026" o:spt="202" type="#_x0000_t202" style="height:240.9pt;width:425pt;" fillcolor="#F5F5F5" filled="t" stroked="t" coordsize="21600,21600" o:gfxdata="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">
+              <v:shape id="_x0000_s1026" o:spid="_x0000_s1026" o:spt="202" type="#_x0000_t202" style="height:260.1pt;width:425pt;" fillcolor="#F5F5F5" filled="t" stroked="t" coordsize="21600,21600" o:gfxdata="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">
                 <v:fill on="t" focussize="0,0"/>
                 <v:stroke weight="0.72pt" color="#CCCCCC" joinstyle="miter"/>
                 <v:imagedata o:title=""/>
@@ -9632,8 +9484,9 @@
                         <w:rPr>
                           <w:rFonts w:hint="eastAsia" w:ascii="宋体" w:eastAsia="宋体"/>
                           <w:color w:val="333333"/>
+                          <w:lang w:val="en-US" w:eastAsia="zh-CN"/>
                         </w:rPr>
-                        <w:t>挂了</w:t>
+                        <w:t>停止运行超过15s</w:t>
                       </w:r>
                       <w:r>
                         <w:rPr>
@@ -9697,11 +9550,37 @@
         </w:rPr>
       </w:pPr>
       <w:r>
+        <w:rPr>
+          <w:rFonts w:hint="eastAsia" w:ascii="宋体" w:hAnsi="宋体" w:cs="宋体"/>
+          <w:sz w:val="24"/>
+          <w:szCs w:val="24"/>
+        </w:rPr>
+        <w:t>依次启动 prometheus、altermanagers、node_server 服务，查看告警，而后中止 node_export 服务，等待一段时间在查看。</w:t>
+      </w:r>
+    </w:p>
+    <w:p>
+      <w:pPr>
+        <w:pStyle w:val="29"/>
+        <w:keepNext w:val="0"/>
+        <w:keepLines w:val="0"/>
+        <w:pageBreakBefore w:val="0"/>
+        <w:widowControl w:val="0"/>
+        <w:wordWrap/>
+        <w:overflowPunct/>
+        <w:topLinePunct w:val="0"/>
+        <w:bidi w:val="0"/>
+        <w:ind w:left="0" w:leftChars="0" w:firstLine="0" w:firstLineChars="0"/>
+        <w:rPr>
+          <w:rFonts w:hint="eastAsia"/>
+          <w:lang w:val="en-US" w:eastAsia="zh-CN"/>
+        </w:rPr>
+      </w:pPr>
+      <w:r>
         <w:drawing>
           <wp:inline distT="0" distB="0" distL="114300" distR="114300">
-            <wp:extent cx="5427980" cy="1822450"/>
-            <wp:effectExtent l="0" t="0" r="12700" b="6350"/>
-            <wp:docPr id="5" name="图片 1"/>
+            <wp:extent cx="5267960" cy="2961005"/>
+            <wp:effectExtent l="0" t="0" r="5080" b="10795"/>
+            <wp:docPr id="3" name="图片 1"/>
             <wp:cNvGraphicFramePr>
               <a:graphicFrameLocks xmlns:a="http://schemas.openxmlformats.org/drawingml/2006/main" noChangeAspect="1"/>
             </wp:cNvGraphicFramePr>
@@ -9709,7 +9588,7 @@
               <a:graphicData uri="http://schemas.openxmlformats.org/drawingml/2006/picture">
                 <pic:pic xmlns:pic="http://schemas.openxmlformats.org/drawingml/2006/picture">
                   <pic:nvPicPr>
-                    <pic:cNvPr id="5" name="图片 1"/>
+                    <pic:cNvPr id="3" name="图片 1"/>
                     <pic:cNvPicPr>
                       <a:picLocks noChangeAspect="1"/>
                     </pic:cNvPicPr>
@@ -9723,7 +9602,7 @@
                   <pic:spPr>
                     <a:xfrm>
                       <a:off x="0" y="0"/>
-                      <a:ext cx="5427980" cy="1822450"/>
+                      <a:ext cx="5267960" cy="2961005"/>
                     </a:xfrm>
                     <a:prstGeom prst="rect">
                       <a:avLst/>
@@ -9740,39 +9619,11 @@
         </w:drawing>
       </w:r>
       <w:r>
-        <w:rPr>
-          <w:rFonts w:hint="eastAsia" w:ascii="宋体" w:hAnsi="宋体" w:cs="宋体"/>
-          <w:sz w:val="24"/>
-          <w:szCs w:val="24"/>
-        </w:rPr>
-        <w:t>依次启动 prometheus、altermanagers、node_server 服务，查看告警，而后中止 node_export 服务，等待一段时间在查看。</w:t>
-      </w:r>
-    </w:p>
-    <w:p>
-      <w:pPr>
-        <w:pStyle w:val="29"/>
-        <w:keepNext w:val="0"/>
-        <w:keepLines w:val="0"/>
-        <w:pageBreakBefore w:val="0"/>
-        <w:widowControl w:val="0"/>
-        <w:wordWrap/>
-        <w:overflowPunct/>
-        <w:topLinePunct w:val="0"/>
-        <w:bidi w:val="0"/>
-        <w:ind w:left="0" w:leftChars="0" w:firstLine="0" w:firstLineChars="0"/>
-        <w:rPr>
-          <w:rFonts w:hint="eastAsia"/>
-          <w:lang w:val="en-US" w:eastAsia="zh-CN"/>
-        </w:rPr>
-      </w:pPr>
-      <w:bookmarkStart w:id="20" w:name="_GoBack"/>
-      <w:bookmarkEnd w:id="20"/>
-      <w:r>
         <w:drawing>
           <wp:inline distT="0" distB="0" distL="114300" distR="114300">
-            <wp:extent cx="5269230" cy="2008505"/>
-            <wp:effectExtent l="0" t="0" r="3810" b="3175"/>
-            <wp:docPr id="8" name="图片 1"/>
+            <wp:extent cx="4867275" cy="3667125"/>
+            <wp:effectExtent l="0" t="0" r="9525" b="5715"/>
+            <wp:docPr id="5" name="图片 2"/>
             <wp:cNvGraphicFramePr>
               <a:graphicFrameLocks xmlns:a="http://schemas.openxmlformats.org/drawingml/2006/main" noChangeAspect="1"/>
             </wp:cNvGraphicFramePr>
@@ -9780,7 +9631,7 @@
               <a:graphicData uri="http://schemas.openxmlformats.org/drawingml/2006/picture">
                 <pic:pic xmlns:pic="http://schemas.openxmlformats.org/drawingml/2006/picture">
                   <pic:nvPicPr>
-                    <pic:cNvPr id="8" name="图片 1"/>
+                    <pic:cNvPr id="5" name="图片 2"/>
                     <pic:cNvPicPr>
                       <a:picLocks noChangeAspect="1"/>
                     </pic:cNvPicPr>
@@ -9794,7 +9645,7 @@
                   <pic:spPr>
                     <a:xfrm>
                       <a:off x="0" y="0"/>
-                      <a:ext cx="5269230" cy="2008505"/>
+                      <a:ext cx="4867275" cy="3667125"/>
                     </a:xfrm>
                     <a:prstGeom prst="rect">
                       <a:avLst/>
@@ -9827,7 +9678,7 @@
           <w:lang w:val="en-US" w:eastAsia="zh-CN"/>
         </w:rPr>
       </w:pPr>
-      <w:bookmarkStart w:id="11" w:name="_Toc9943"/>
+      <w:bookmarkStart w:id="11" w:name="_Toc5252"/>
       <w:r>
         <w:rPr>
           <w:rFonts w:hint="eastAsia"/>
@@ -9915,10 +9766,10 @@
       </w:pPr>
       <w:r>
         <w:drawing>
-          <wp:inline distT="0" distB="0" distL="0" distR="0">
-            <wp:extent cx="5276215" cy="2197100"/>
-            <wp:effectExtent l="0" t="0" r="12065" b="12700"/>
-            <wp:docPr id="63" name="image32.jpeg"/>
+          <wp:inline distT="0" distB="0" distL="114300" distR="114300">
+            <wp:extent cx="5274310" cy="2954655"/>
+            <wp:effectExtent l="0" t="0" r="13970" b="1905"/>
+            <wp:docPr id="13" name="图片 3"/>
             <wp:cNvGraphicFramePr>
               <a:graphicFrameLocks xmlns:a="http://schemas.openxmlformats.org/drawingml/2006/main" noChangeAspect="1"/>
             </wp:cNvGraphicFramePr>
@@ -9926,14 +9777,13 @@
               <a:graphicData uri="http://schemas.openxmlformats.org/drawingml/2006/picture">
                 <pic:pic xmlns:pic="http://schemas.openxmlformats.org/drawingml/2006/picture">
                   <pic:nvPicPr>
-                    <pic:cNvPr id="63" name="image32.jpeg"/>
+                    <pic:cNvPr id="13" name="图片 3"/>
                     <pic:cNvPicPr>
                       <a:picLocks noChangeAspect="1"/>
                     </pic:cNvPicPr>
                   </pic:nvPicPr>
                   <pic:blipFill>
-                    <a:blip r:embed="rId9" cstate="print"/>
-                    <a:srcRect b="12313"/>
+                    <a:blip r:embed="rId9"/>
                     <a:stretch>
                       <a:fillRect/>
                     </a:stretch>
@@ -9941,49 +9791,7 @@
                   <pic:spPr>
                     <a:xfrm>
                       <a:off x="0" y="0"/>
-                      <a:ext cx="5276849" cy="2197100"/>
-                    </a:xfrm>
-                    <a:prstGeom prst="rect">
-                      <a:avLst/>
-                    </a:prstGeom>
-                  </pic:spPr>
-                </pic:pic>
-              </a:graphicData>
-            </a:graphic>
-          </wp:inline>
-        </w:drawing>
-      </w:r>
-      <w:r>
-        <w:rPr>
-          <w:sz w:val="20"/>
-        </w:rPr>
-        <w:drawing>
-          <wp:inline distT="0" distB="0" distL="114300" distR="114300">
-            <wp:extent cx="5267325" cy="3028950"/>
-            <wp:effectExtent l="0" t="0" r="5715" b="3810"/>
-            <wp:docPr id="6" name="图片 7" descr="C:\Users\asus\Desktop\图片16.png图片16"/>
-            <wp:cNvGraphicFramePr>
-              <a:graphicFrameLocks xmlns:a="http://schemas.openxmlformats.org/drawingml/2006/main" noChangeAspect="1"/>
-            </wp:cNvGraphicFramePr>
-            <a:graphic xmlns:a="http://schemas.openxmlformats.org/drawingml/2006/main">
-              <a:graphicData uri="http://schemas.openxmlformats.org/drawingml/2006/picture">
-                <pic:pic xmlns:pic="http://schemas.openxmlformats.org/drawingml/2006/picture">
-                  <pic:nvPicPr>
-                    <pic:cNvPr id="6" name="图片 7" descr="C:\Users\asus\Desktop\图片16.png图片16"/>
-                    <pic:cNvPicPr>
-                      <a:picLocks noChangeAspect="1"/>
-                    </pic:cNvPicPr>
-                  </pic:nvPicPr>
-                  <pic:blipFill>
-                    <a:blip r:embed="rId10"/>
-                    <a:stretch>
-                      <a:fillRect/>
-                    </a:stretch>
-                  </pic:blipFill>
-                  <pic:spPr>
-                    <a:xfrm>
-                      <a:off x="1143000" y="4770755"/>
-                      <a:ext cx="5267325" cy="3028950"/>
+                      <a:ext cx="5274310" cy="2954655"/>
                     </a:xfrm>
                     <a:prstGeom prst="rect">
                       <a:avLst/>
@@ -9999,6 +9807,49 @@
           </wp:inline>
         </w:drawing>
       </w:r>
+      <w:r>
+        <w:rPr>
+          <w:rFonts w:hint="eastAsia" w:eastAsia="宋体"/>
+          <w:lang w:eastAsia="zh-CN"/>
+        </w:rPr>
+        <w:drawing>
+          <wp:inline distT="0" distB="0" distL="114300" distR="114300">
+            <wp:extent cx="2568575" cy="4210685"/>
+            <wp:effectExtent l="0" t="0" r="6985" b="10795"/>
+            <wp:docPr id="17" name="图片 17" descr="p"/>
+            <wp:cNvGraphicFramePr>
+              <a:graphicFrameLocks xmlns:a="http://schemas.openxmlformats.org/drawingml/2006/main" noChangeAspect="1"/>
+            </wp:cNvGraphicFramePr>
+            <a:graphic xmlns:a="http://schemas.openxmlformats.org/drawingml/2006/main">
+              <a:graphicData uri="http://schemas.openxmlformats.org/drawingml/2006/picture">
+                <pic:pic xmlns:pic="http://schemas.openxmlformats.org/drawingml/2006/picture">
+                  <pic:nvPicPr>
+                    <pic:cNvPr id="17" name="图片 17" descr="p"/>
+                    <pic:cNvPicPr>
+                      <a:picLocks noChangeAspect="1"/>
+                    </pic:cNvPicPr>
+                  </pic:nvPicPr>
+                  <pic:blipFill>
+                    <a:blip r:embed="rId10"/>
+                    <a:stretch>
+                      <a:fillRect/>
+                    </a:stretch>
+                  </pic:blipFill>
+                  <pic:spPr>
+                    <a:xfrm>
+                      <a:off x="0" y="0"/>
+                      <a:ext cx="2568575" cy="4210685"/>
+                    </a:xfrm>
+                    <a:prstGeom prst="rect">
+                      <a:avLst/>
+                    </a:prstGeom>
+                  </pic:spPr>
+                </pic:pic>
+              </a:graphicData>
+            </a:graphic>
+          </wp:inline>
+        </w:drawing>
+      </w:r>
     </w:p>
     <w:p>
       <w:pPr>
@@ -10016,7 +9867,7 @@
           <w:lang w:val="en-US" w:eastAsia="zh-CN"/>
         </w:rPr>
       </w:pPr>
-      <w:bookmarkStart w:id="12" w:name="_Toc32160"/>
+      <w:bookmarkStart w:id="12" w:name="_Toc7937"/>
       <w:r>
         <w:rPr>
           <w:rFonts w:hint="eastAsia"/>
@@ -10037,6 +9888,8 @@
         <w:overflowPunct/>
         <w:topLinePunct w:val="0"/>
         <w:bidi w:val="0"/>
+        <w:ind w:left="0" w:leftChars="0" w:right="0" w:rightChars="0" w:firstLine="0" w:firstLineChars="0"/>
+        <w:jc w:val="center"/>
         <w:rPr>
           <w:rFonts w:hint="default"/>
           <w:lang w:val="en-US" w:eastAsia="zh-CN"/>
@@ -10045,8 +9898,8 @@
       <w:r>
         <w:drawing>
           <wp:inline distT="0" distB="0" distL="114300" distR="114300">
-            <wp:extent cx="4705350" cy="6814185"/>
-            <wp:effectExtent l="0" t="0" r="3810" b="13335"/>
+            <wp:extent cx="2679700" cy="3882390"/>
+            <wp:effectExtent l="0" t="0" r="2540" b="3810"/>
             <wp:docPr id="9" name="图片 2"/>
             <wp:cNvGraphicFramePr>
               <a:graphicFrameLocks xmlns:a="http://schemas.openxmlformats.org/drawingml/2006/main" noChangeAspect="1"/>
@@ -10069,7 +9922,7 @@
                   <pic:spPr>
                     <a:xfrm>
                       <a:off x="0" y="0"/>
-                      <a:ext cx="4705350" cy="6814185"/>
+                      <a:ext cx="2679700" cy="3882390"/>
                     </a:xfrm>
                     <a:prstGeom prst="rect">
                       <a:avLst/>
@@ -10085,6 +9938,8 @@
           </wp:inline>
         </w:drawing>
       </w:r>
+      <w:bookmarkStart w:id="20" w:name="_GoBack"/>
+      <w:bookmarkEnd w:id="20"/>
     </w:p>
     <w:p>
       <w:pPr>
@@ -10102,7 +9957,7 @@
           <w:lang w:val="en-US" w:eastAsia="zh-CN"/>
         </w:rPr>
       </w:pPr>
-      <w:bookmarkStart w:id="13" w:name="_Toc14392"/>
+      <w:bookmarkStart w:id="13" w:name="_Toc9544"/>
       <w:r>
         <w:rPr>
           <w:rFonts w:hint="eastAsia"/>
@@ -10152,7 +10007,7 @@
           <w:lang w:val="en-US" w:eastAsia="zh-CN"/>
         </w:rPr>
       </w:pPr>
-      <w:bookmarkStart w:id="14" w:name="_Toc5061"/>
+      <w:bookmarkStart w:id="14" w:name="_Toc26535"/>
       <w:r>
         <w:rPr>
           <w:rFonts w:hint="eastAsia"/>
@@ -10178,7 +10033,7 @@
           <w:lang w:val="en-US" w:eastAsia="zh-CN"/>
         </w:rPr>
       </w:pPr>
-      <w:bookmarkStart w:id="15" w:name="_Toc18067"/>
+      <w:bookmarkStart w:id="15" w:name="_Toc3489"/>
       <w:r>
         <w:rPr>
           <w:rFonts w:hint="eastAsia"/>
@@ -10560,7 +10415,7 @@
               <w:widowControl w:val="0"/>
               <w:numPr>
                 <w:ilvl w:val="0"/>
-                <w:numId w:val="16"/>
+                <w:numId w:val="17"/>
               </w:numPr>
               <w:wordWrap/>
               <w:overflowPunct/>
@@ -10717,7 +10572,7 @@
               <w:widowControl w:val="0"/>
               <w:numPr>
                 <w:ilvl w:val="0"/>
-                <w:numId w:val="16"/>
+                <w:numId w:val="17"/>
               </w:numPr>
               <w:wordWrap/>
               <w:overflowPunct/>
@@ -10872,7 +10727,7 @@
               <w:widowControl w:val="0"/>
               <w:numPr>
                 <w:ilvl w:val="0"/>
-                <w:numId w:val="16"/>
+                <w:numId w:val="17"/>
               </w:numPr>
               <w:wordWrap/>
               <w:overflowPunct/>
@@ -11049,7 +10904,7 @@
           <w:lang w:val="en-US" w:eastAsia="zh-CN"/>
         </w:rPr>
       </w:pPr>
-      <w:bookmarkStart w:id="16" w:name="_Toc26486"/>
+      <w:bookmarkStart w:id="16" w:name="_Toc20065"/>
       <w:r>
         <w:rPr>
           <w:rFonts w:hint="eastAsia"/>
@@ -11265,7 +11120,7 @@
           <w:lang w:val="en-US" w:eastAsia="zh-CN"/>
         </w:rPr>
       </w:pPr>
-      <w:bookmarkStart w:id="17" w:name="_Toc31704"/>
+      <w:bookmarkStart w:id="17" w:name="_Toc17990"/>
       <w:r>
         <w:rPr>
           <w:rFonts w:hint="eastAsia"/>
@@ -11315,7 +11170,7 @@
           <w:lang w:val="en-US" w:eastAsia="zh-CN"/>
         </w:rPr>
       </w:pPr>
-      <w:bookmarkStart w:id="18" w:name="_Toc12478"/>
+      <w:bookmarkStart w:id="18" w:name="_Toc31133"/>
       <w:r>
         <w:rPr>
           <w:rFonts w:hint="eastAsia"/>
@@ -11681,7 +11536,7 @@
               <w:widowControl w:val="0"/>
               <w:numPr>
                 <w:ilvl w:val="0"/>
-                <w:numId w:val="17"/>
+                <w:numId w:val="18"/>
               </w:numPr>
               <w:wordWrap/>
               <w:overflowPunct/>
@@ -11835,7 +11690,7 @@
               <w:widowControl w:val="0"/>
               <w:numPr>
                 <w:ilvl w:val="0"/>
-                <w:numId w:val="17"/>
+                <w:numId w:val="18"/>
               </w:numPr>
               <w:wordWrap/>
               <w:overflowPunct/>
@@ -11988,7 +11843,7 @@
               <w:widowControl w:val="0"/>
               <w:numPr>
                 <w:ilvl w:val="0"/>
-                <w:numId w:val="17"/>
+                <w:numId w:val="18"/>
               </w:numPr>
               <w:wordWrap/>
               <w:overflowPunct/>
@@ -12149,7 +12004,7 @@
           <w:lang w:val="en-US" w:eastAsia="zh-CN"/>
         </w:rPr>
       </w:pPr>
-      <w:bookmarkStart w:id="19" w:name="_Toc30297"/>
+      <w:bookmarkStart w:id="19" w:name="_Toc29241"/>
       <w:r>
         <w:rPr>
           <w:rFonts w:hint="eastAsia"/>
@@ -12741,6 +12596,23 @@
     </w:lvl>
   </w:abstractNum>
   <w:abstractNum w:abstractNumId="15">
+    <w:nsid w:val="3BE27924"/>
+    <w:multiLevelType w:val="singleLevel"/>
+    <w:tmpl w:val="3BE27924"/>
+    <w:lvl w:ilvl="0" w:tentative="0">
+      <w:start w:val="1"/>
+      <w:numFmt w:val="decimal"/>
+      <w:lvlText w:val="%1."/>
+      <w:lvlJc w:val="left"/>
+      <w:pPr>
+        <w:ind w:left="425" w:hanging="425"/>
+      </w:pPr>
+      <w:rPr>
+        <w:rFonts w:hint="default"/>
+      </w:rPr>
+    </w:lvl>
+  </w:abstractNum>
+  <w:abstractNum w:abstractNumId="16">
     <w:nsid w:val="4E7994DE"/>
     <w:multiLevelType w:val="singleLevel"/>
     <w:tmpl w:val="4E7994DE"/>
@@ -12757,7 +12629,7 @@
       </w:rPr>
     </w:lvl>
   </w:abstractNum>
-  <w:abstractNum w:abstractNumId="16">
+  <w:abstractNum w:abstractNumId="17">
     <w:nsid w:val="6A28AFB9"/>
     <w:multiLevelType w:val="singleLevel"/>
     <w:tmpl w:val="6A28AFB9"/>
@@ -12817,13 +12689,16 @@
     <w:abstractNumId w:val="3"/>
   </w:num>
   <w:num w:numId="15">
+    <w:abstractNumId w:val="15"/>
+  </w:num>
+  <w:num w:numId="16">
     <w:abstractNumId w:val="5"/>
   </w:num>
-  <w:num w:numId="16">
+  <w:num w:numId="17">
+    <w:abstractNumId w:val="17"/>
+  </w:num>
+  <w:num w:numId="18">
     <w:abstractNumId w:val="16"/>
-  </w:num>
-  <w:num w:numId="17">
-    <w:abstractNumId w:val="15"/>
   </w:num>
 </w:numbering>
 </file>
